--- a/Практическая работа 3/ПР_3_Канат_П-24-67б.docx
+++ b/Практическая работа 3/ПР_3_Канат_П-24-67б.docx
@@ -454,14 +454,6 @@
         </w:rPr>
       </w:pPr>
     </w:p>
-    <w:p>
-      <w:pPr>
-        <w:spacing w:before="600" w:after="100" w:line="240" w:lineRule="auto"/>
-        <w:rPr>
-          <w:lang w:val="ru-RU"/>
-        </w:rPr>
-      </w:pPr>
-    </w:p>
     <w:p/>
     <w:p>
       <w:pPr>
@@ -506,45 +498,60 @@
       <w:r>
         <w:tab/>
       </w:r>
-      <w:r>
-        <w:tab/>
+    </w:p>
+    <w:p>
+      <w:r>
+        <w:br w:type="page"/>
       </w:r>
     </w:p>
     <w:p>
       <w:pPr>
-        <w:spacing w:before="0" w:beforeLines="0" w:after="0" w:afterLines="0" w:line="240" w:lineRule="auto"/>
-        <w:ind w:left="0" w:leftChars="0" w:right="0" w:rightChars="0" w:firstLine="0" w:firstLineChars="0"/>
-        <w:jc w:val="center"/>
-        <w:rPr>
-          <w:rFonts w:ascii="SimSun" w:hAnsi="SimSun" w:eastAsia="SimSun" w:cs="Times New Roman"/>
-          <w:sz w:val="21"/>
+        <w:tabs>
+          <w:tab w:val="left" w:pos="720"/>
+          <w:tab w:val="left" w:pos="1440"/>
+          <w:tab w:val="left" w:pos="2160"/>
+          <w:tab w:val="left" w:pos="2880"/>
+          <w:tab w:val="left" w:pos="3600"/>
+          <w:tab w:val="left" w:pos="4320"/>
+          <w:tab w:val="center" w:pos="4677"/>
+          <w:tab w:val="left" w:pos="5040"/>
+          <w:tab w:val="left" w:pos="5760"/>
+          <w:tab w:val="left" w:pos="7020"/>
+        </w:tabs>
+        <w:spacing w:line="240" w:lineRule="auto"/>
+        <w:rPr>
+          <w:rFonts w:hint="default" w:ascii="Times New Roman" w:hAnsi="Times New Roman" w:cs="Times New Roman"/>
+          <w:sz w:val="24"/>
           <w:szCs w:val="24"/>
-          <w:lang w:val="zh-CN" w:eastAsia="zh-CN" w:bidi="ar-SA"/>
-        </w:rPr>
-        <w:sectPr>
-          <w:pgSz w:w="11906" w:h="16838"/>
-          <w:pgMar w:top="1134" w:right="850" w:bottom="1134" w:left="1701" w:header="708" w:footer="708" w:gutter="0"/>
-          <w:pgNumType w:fmt="decimal"/>
-          <w:cols w:space="720" w:num="1"/>
-          <w:docGrid w:linePitch="360" w:charSpace="0"/>
-        </w:sectPr>
+        </w:rPr>
       </w:pPr>
+      <w:r>
+        <w:tab/>
+      </w:r>
     </w:p>
     <w:sdt>
       <w:sdtPr>
         <w:rPr>
-          <w:rFonts w:ascii="SimSun" w:hAnsi="SimSun" w:eastAsia="SimSun" w:cs="Times New Roman"/>
-          <w:sz w:val="21"/>
+          <w:rFonts w:hint="default" w:ascii="Times New Roman" w:hAnsi="Times New Roman" w:eastAsia="SimSun" w:cs="Times New Roman"/>
+          <w:sz w:val="24"/>
           <w:szCs w:val="24"/>
           <w:lang w:val="zh-CN" w:eastAsia="zh-CN" w:bidi="ar-SA"/>
         </w:rPr>
-        <w:id w:val="147451397"/>
+        <w:id w:val="147469939"/>
         <w15:color w:val="DBDBDB"/>
         <w:docPartObj>
           <w:docPartGallery w:val="Table of Contents"/>
           <w:docPartUnique/>
         </w:docPartObj>
       </w:sdtPr>
+      <w:sdtEndPr>
+        <w:rPr>
+          <w:rFonts w:hint="default" w:ascii="Times New Roman" w:hAnsi="Times New Roman" w:eastAsia="Times New Roman" w:cs="Times New Roman"/>
+          <w:sz w:val="24"/>
+          <w:szCs w:val="24"/>
+          <w:lang w:val="zh-CN" w:eastAsia="zh-CN" w:bidi="ar-SA"/>
+        </w:rPr>
+      </w:sdtEndPr>
       <w:sdtContent>
         <w:p>
           <w:pPr>
@@ -568,450 +575,818 @@
         </w:p>
         <w:p>
           <w:pPr>
-            <w:bidi w:val="0"/>
+            <w:pStyle w:val="27"/>
+            <w:tabs>
+              <w:tab w:val="right" w:leader="dot" w:pos="9355"/>
+            </w:tabs>
+            <w:rPr>
+              <w:rFonts w:hint="default" w:ascii="Times New Roman" w:hAnsi="Times New Roman" w:cs="Times New Roman"/>
+              <w:sz w:val="24"/>
+              <w:szCs w:val="24"/>
+            </w:rPr>
           </w:pPr>
           <w:r>
+            <w:rPr>
+              <w:rFonts w:hint="default" w:ascii="Times New Roman" w:hAnsi="Times New Roman" w:cs="Times New Roman"/>
+              <w:sz w:val="24"/>
+              <w:szCs w:val="24"/>
+              <w:lang w:val="zh-CN" w:eastAsia="zh-CN"/>
+            </w:rPr>
             <w:fldChar w:fldCharType="begin"/>
           </w:r>
           <w:r>
+            <w:rPr>
+              <w:rFonts w:hint="default" w:ascii="Times New Roman" w:hAnsi="Times New Roman" w:cs="Times New Roman"/>
+              <w:sz w:val="24"/>
+              <w:szCs w:val="24"/>
+              <w:lang w:val="zh-CN" w:eastAsia="zh-CN"/>
+            </w:rPr>
             <w:instrText xml:space="preserve">TOC \o "1-1" \h \u </w:instrText>
           </w:r>
           <w:r>
-            <w:fldChar w:fldCharType="separate"/>
-          </w:r>
-          <w:r>
-            <w:fldChar w:fldCharType="begin"/>
-          </w:r>
-          <w:r>
-            <w:instrText xml:space="preserve"> HYPERLINK \l _Toc23101 </w:instrText>
-          </w:r>
-          <w:r>
+            <w:rPr>
+              <w:rFonts w:hint="default" w:ascii="Times New Roman" w:hAnsi="Times New Roman" w:cs="Times New Roman"/>
+              <w:sz w:val="24"/>
+              <w:szCs w:val="24"/>
+              <w:lang w:val="zh-CN" w:eastAsia="zh-CN"/>
+            </w:rPr>
             <w:fldChar w:fldCharType="separate"/>
           </w:r>
           <w:r>
             <w:rPr>
-              <w:rFonts w:hint="default"/>
+              <w:rFonts w:hint="default" w:ascii="Times New Roman" w:hAnsi="Times New Roman" w:cs="Times New Roman"/>
+              <w:sz w:val="24"/>
+              <w:szCs w:val="24"/>
+              <w:lang w:val="zh-CN" w:eastAsia="zh-CN"/>
+            </w:rPr>
+            <w:fldChar w:fldCharType="begin"/>
+          </w:r>
+          <w:r>
+            <w:rPr>
+              <w:rFonts w:hint="default" w:ascii="Times New Roman" w:hAnsi="Times New Roman" w:cs="Times New Roman"/>
+              <w:sz w:val="24"/>
+              <w:szCs w:val="24"/>
+              <w:lang w:val="zh-CN" w:eastAsia="zh-CN"/>
+            </w:rPr>
+            <w:instrText xml:space="preserve"> HYPERLINK \l _Toc21699 </w:instrText>
+          </w:r>
+          <w:r>
+            <w:rPr>
+              <w:rFonts w:hint="default" w:ascii="Times New Roman" w:hAnsi="Times New Roman" w:cs="Times New Roman"/>
+              <w:sz w:val="24"/>
+              <w:szCs w:val="24"/>
+              <w:lang w:val="zh-CN" w:eastAsia="zh-CN"/>
+            </w:rPr>
+            <w:fldChar w:fldCharType="separate"/>
+          </w:r>
+          <w:r>
+            <w:rPr>
+              <w:rFonts w:hint="default" w:ascii="Times New Roman" w:hAnsi="Times New Roman" w:cs="Times New Roman"/>
+              <w:sz w:val="24"/>
+              <w:szCs w:val="24"/>
               <w:lang w:val="ru-RU"/>
             </w:rPr>
             <w:t>1. Цель работы</w:t>
           </w:r>
           <w:r>
+            <w:rPr>
+              <w:rFonts w:hint="default" w:ascii="Times New Roman" w:hAnsi="Times New Roman" w:cs="Times New Roman"/>
+              <w:sz w:val="24"/>
+              <w:szCs w:val="24"/>
+            </w:rPr>
             <w:tab/>
           </w:r>
           <w:r>
             <w:rPr>
-              <w:rFonts w:hint="default"/>
-              <w:lang w:val="en-US"/>
+              <w:rFonts w:hint="default" w:ascii="Times New Roman" w:hAnsi="Times New Roman" w:cs="Times New Roman"/>
+              <w:sz w:val="24"/>
+              <w:szCs w:val="24"/>
             </w:rPr>
-            <w:tab/>
-            <w:t/>
+            <w:fldChar w:fldCharType="begin"/>
           </w:r>
           <w:r>
             <w:rPr>
-              <w:rFonts w:hint="default"/>
-              <w:lang w:val="en-US"/>
+              <w:rFonts w:hint="default" w:ascii="Times New Roman" w:hAnsi="Times New Roman" w:cs="Times New Roman"/>
+              <w:sz w:val="24"/>
+              <w:szCs w:val="24"/>
             </w:rPr>
-            <w:tab/>
-            <w:t/>
+            <w:instrText xml:space="preserve"> PAGEREF _Toc21699 \h </w:instrText>
           </w:r>
           <w:r>
             <w:rPr>
-              <w:rFonts w:hint="default"/>
-              <w:lang w:val="en-US"/>
+              <w:rFonts w:hint="default" w:ascii="Times New Roman" w:hAnsi="Times New Roman" w:cs="Times New Roman"/>
+              <w:sz w:val="24"/>
+              <w:szCs w:val="24"/>
             </w:rPr>
-            <w:tab/>
-          </w:r>
-          <w:r>
-            <w:fldChar w:fldCharType="begin"/>
-          </w:r>
-          <w:r>
-            <w:instrText xml:space="preserve"> PAGEREF _Toc23101 \h </w:instrText>
-          </w:r>
-          <w:r>
             <w:fldChar w:fldCharType="separate"/>
           </w:r>
           <w:r>
+            <w:rPr>
+              <w:rFonts w:hint="default" w:ascii="Times New Roman" w:hAnsi="Times New Roman" w:cs="Times New Roman"/>
+              <w:sz w:val="24"/>
+              <w:szCs w:val="24"/>
+            </w:rPr>
             <w:t>3</w:t>
           </w:r>
           <w:r>
+            <w:rPr>
+              <w:rFonts w:hint="default" w:ascii="Times New Roman" w:hAnsi="Times New Roman" w:cs="Times New Roman"/>
+              <w:sz w:val="24"/>
+              <w:szCs w:val="24"/>
+            </w:rPr>
             <w:fldChar w:fldCharType="end"/>
           </w:r>
           <w:r>
+            <w:rPr>
+              <w:rFonts w:hint="default" w:ascii="Times New Roman" w:hAnsi="Times New Roman" w:cs="Times New Roman"/>
+              <w:sz w:val="24"/>
+              <w:szCs w:val="24"/>
+              <w:lang w:val="zh-CN" w:eastAsia="zh-CN"/>
+            </w:rPr>
             <w:fldChar w:fldCharType="end"/>
           </w:r>
         </w:p>
         <w:p>
           <w:pPr>
-            <w:bidi w:val="0"/>
+            <w:pStyle w:val="27"/>
+            <w:tabs>
+              <w:tab w:val="right" w:leader="dot" w:pos="9355"/>
+            </w:tabs>
+            <w:rPr>
+              <w:rFonts w:hint="default" w:ascii="Times New Roman" w:hAnsi="Times New Roman" w:cs="Times New Roman"/>
+              <w:sz w:val="24"/>
+              <w:szCs w:val="24"/>
+            </w:rPr>
           </w:pPr>
           <w:r>
+            <w:rPr>
+              <w:rFonts w:hint="default" w:ascii="Times New Roman" w:hAnsi="Times New Roman" w:cs="Times New Roman"/>
+              <w:sz w:val="24"/>
+              <w:szCs w:val="24"/>
+              <w:lang w:val="zh-CN" w:eastAsia="zh-CN"/>
+            </w:rPr>
             <w:fldChar w:fldCharType="begin"/>
           </w:r>
           <w:r>
-            <w:instrText xml:space="preserve"> HYPERLINK \l _Toc16684 </w:instrText>
+            <w:rPr>
+              <w:rFonts w:hint="default" w:ascii="Times New Roman" w:hAnsi="Times New Roman" w:cs="Times New Roman"/>
+              <w:sz w:val="24"/>
+              <w:szCs w:val="24"/>
+              <w:lang w:val="zh-CN" w:eastAsia="zh-CN"/>
+            </w:rPr>
+            <w:instrText xml:space="preserve"> HYPERLINK \l _Toc18308 </w:instrText>
           </w:r>
           <w:r>
+            <w:rPr>
+              <w:rFonts w:hint="default" w:ascii="Times New Roman" w:hAnsi="Times New Roman" w:cs="Times New Roman"/>
+              <w:sz w:val="24"/>
+              <w:szCs w:val="24"/>
+              <w:lang w:val="zh-CN" w:eastAsia="zh-CN"/>
+            </w:rPr>
             <w:fldChar w:fldCharType="separate"/>
           </w:r>
           <w:r>
             <w:rPr>
-              <w:rFonts w:hint="default"/>
+              <w:rFonts w:hint="default" w:ascii="Times New Roman" w:hAnsi="Times New Roman" w:cs="Times New Roman"/>
+              <w:sz w:val="24"/>
+              <w:szCs w:val="24"/>
               <w:lang w:val="ru-RU"/>
             </w:rPr>
             <w:t>2. Описание проекта и функций</w:t>
           </w:r>
           <w:r>
+            <w:rPr>
+              <w:rFonts w:hint="default" w:ascii="Times New Roman" w:hAnsi="Times New Roman" w:cs="Times New Roman"/>
+              <w:sz w:val="24"/>
+              <w:szCs w:val="24"/>
+            </w:rPr>
             <w:tab/>
           </w:r>
           <w:r>
             <w:rPr>
-              <w:rFonts w:hint="default"/>
-              <w:lang w:val="en-US"/>
+              <w:rFonts w:hint="default" w:ascii="Times New Roman" w:hAnsi="Times New Roman" w:cs="Times New Roman"/>
+              <w:sz w:val="24"/>
+              <w:szCs w:val="24"/>
             </w:rPr>
-            <w:tab/>
-          </w:r>
-          <w:r>
             <w:fldChar w:fldCharType="begin"/>
           </w:r>
           <w:r>
-            <w:instrText xml:space="preserve"> PAGEREF _Toc16684 \h </w:instrText>
+            <w:rPr>
+              <w:rFonts w:hint="default" w:ascii="Times New Roman" w:hAnsi="Times New Roman" w:cs="Times New Roman"/>
+              <w:sz w:val="24"/>
+              <w:szCs w:val="24"/>
+            </w:rPr>
+            <w:instrText xml:space="preserve"> PAGEREF _Toc18308 \h </w:instrText>
           </w:r>
           <w:r>
+            <w:rPr>
+              <w:rFonts w:hint="default" w:ascii="Times New Roman" w:hAnsi="Times New Roman" w:cs="Times New Roman"/>
+              <w:sz w:val="24"/>
+              <w:szCs w:val="24"/>
+            </w:rPr>
             <w:fldChar w:fldCharType="separate"/>
           </w:r>
           <w:r>
+            <w:rPr>
+              <w:rFonts w:hint="default" w:ascii="Times New Roman" w:hAnsi="Times New Roman" w:cs="Times New Roman"/>
+              <w:sz w:val="24"/>
+              <w:szCs w:val="24"/>
+            </w:rPr>
             <w:t>3</w:t>
           </w:r>
           <w:r>
+            <w:rPr>
+              <w:rFonts w:hint="default" w:ascii="Times New Roman" w:hAnsi="Times New Roman" w:cs="Times New Roman"/>
+              <w:sz w:val="24"/>
+              <w:szCs w:val="24"/>
+            </w:rPr>
             <w:fldChar w:fldCharType="end"/>
           </w:r>
           <w:r>
+            <w:rPr>
+              <w:rFonts w:hint="default" w:ascii="Times New Roman" w:hAnsi="Times New Roman" w:cs="Times New Roman"/>
+              <w:sz w:val="24"/>
+              <w:szCs w:val="24"/>
+              <w:lang w:val="zh-CN" w:eastAsia="zh-CN"/>
+            </w:rPr>
             <w:fldChar w:fldCharType="end"/>
           </w:r>
         </w:p>
         <w:p>
           <w:pPr>
-            <w:bidi w:val="0"/>
+            <w:pStyle w:val="27"/>
+            <w:tabs>
+              <w:tab w:val="right" w:leader="dot" w:pos="9355"/>
+            </w:tabs>
+            <w:rPr>
+              <w:rFonts w:hint="default" w:ascii="Times New Roman" w:hAnsi="Times New Roman" w:cs="Times New Roman"/>
+              <w:sz w:val="24"/>
+              <w:szCs w:val="24"/>
+            </w:rPr>
           </w:pPr>
           <w:r>
+            <w:rPr>
+              <w:rFonts w:hint="default" w:ascii="Times New Roman" w:hAnsi="Times New Roman" w:cs="Times New Roman"/>
+              <w:sz w:val="24"/>
+              <w:szCs w:val="24"/>
+              <w:lang w:val="zh-CN" w:eastAsia="zh-CN"/>
+            </w:rPr>
             <w:fldChar w:fldCharType="begin"/>
           </w:r>
           <w:r>
-            <w:instrText xml:space="preserve"> HYPERLINK \l _Toc4183 </w:instrText>
+            <w:rPr>
+              <w:rFonts w:hint="default" w:ascii="Times New Roman" w:hAnsi="Times New Roman" w:cs="Times New Roman"/>
+              <w:sz w:val="24"/>
+              <w:szCs w:val="24"/>
+              <w:lang w:val="zh-CN" w:eastAsia="zh-CN"/>
+            </w:rPr>
+            <w:instrText xml:space="preserve"> HYPERLINK \l _Toc7239 </w:instrText>
           </w:r>
           <w:r>
+            <w:rPr>
+              <w:rFonts w:hint="default" w:ascii="Times New Roman" w:hAnsi="Times New Roman" w:cs="Times New Roman"/>
+              <w:sz w:val="24"/>
+              <w:szCs w:val="24"/>
+              <w:lang w:val="zh-CN" w:eastAsia="zh-CN"/>
+            </w:rPr>
             <w:fldChar w:fldCharType="separate"/>
           </w:r>
           <w:r>
             <w:rPr>
-              <w:rFonts w:hint="default"/>
+              <w:rFonts w:hint="default" w:ascii="Times New Roman" w:hAnsi="Times New Roman" w:cs="Times New Roman"/>
+              <w:sz w:val="24"/>
+              <w:szCs w:val="24"/>
               <w:lang w:val="ru-RU"/>
             </w:rPr>
             <w:t>3. Задание</w:t>
           </w:r>
           <w:r>
+            <w:rPr>
+              <w:rFonts w:hint="default" w:ascii="Times New Roman" w:hAnsi="Times New Roman" w:cs="Times New Roman"/>
+              <w:sz w:val="24"/>
+              <w:szCs w:val="24"/>
+            </w:rPr>
             <w:tab/>
           </w:r>
           <w:r>
             <w:rPr>
-              <w:rFonts w:hint="default"/>
-              <w:lang w:val="en-US"/>
+              <w:rFonts w:hint="default" w:ascii="Times New Roman" w:hAnsi="Times New Roman" w:cs="Times New Roman"/>
+              <w:sz w:val="24"/>
+              <w:szCs w:val="24"/>
             </w:rPr>
-            <w:tab/>
-            <w:t/>
+            <w:fldChar w:fldCharType="begin"/>
           </w:r>
           <w:r>
             <w:rPr>
-              <w:rFonts w:hint="default"/>
-              <w:lang w:val="en-US"/>
+              <w:rFonts w:hint="default" w:ascii="Times New Roman" w:hAnsi="Times New Roman" w:cs="Times New Roman"/>
+              <w:sz w:val="24"/>
+              <w:szCs w:val="24"/>
             </w:rPr>
-            <w:tab/>
-            <w:t/>
+            <w:instrText xml:space="preserve"> PAGEREF _Toc7239 \h </w:instrText>
           </w:r>
           <w:r>
             <w:rPr>
-              <w:rFonts w:hint="default"/>
-              <w:lang w:val="en-US"/>
+              <w:rFonts w:hint="default" w:ascii="Times New Roman" w:hAnsi="Times New Roman" w:cs="Times New Roman"/>
+              <w:sz w:val="24"/>
+              <w:szCs w:val="24"/>
             </w:rPr>
-            <w:tab/>
-            <w:t/>
+            <w:fldChar w:fldCharType="separate"/>
           </w:r>
           <w:r>
             <w:rPr>
-              <w:rFonts w:hint="default"/>
-              <w:lang w:val="en-US"/>
+              <w:rFonts w:hint="default" w:ascii="Times New Roman" w:hAnsi="Times New Roman" w:cs="Times New Roman"/>
+              <w:sz w:val="24"/>
+              <w:szCs w:val="24"/>
             </w:rPr>
-            <w:tab/>
-          </w:r>
-          <w:r>
-            <w:fldChar w:fldCharType="begin"/>
-          </w:r>
-          <w:r>
-            <w:instrText xml:space="preserve"> PAGEREF _Toc4183 \h </w:instrText>
-          </w:r>
-          <w:r>
-            <w:fldChar w:fldCharType="separate"/>
-          </w:r>
-          <w:r>
             <w:t>3</w:t>
           </w:r>
           <w:r>
+            <w:rPr>
+              <w:rFonts w:hint="default" w:ascii="Times New Roman" w:hAnsi="Times New Roman" w:cs="Times New Roman"/>
+              <w:sz w:val="24"/>
+              <w:szCs w:val="24"/>
+            </w:rPr>
             <w:fldChar w:fldCharType="end"/>
           </w:r>
           <w:r>
+            <w:rPr>
+              <w:rFonts w:hint="default" w:ascii="Times New Roman" w:hAnsi="Times New Roman" w:cs="Times New Roman"/>
+              <w:sz w:val="24"/>
+              <w:szCs w:val="24"/>
+              <w:lang w:val="zh-CN" w:eastAsia="zh-CN"/>
+            </w:rPr>
             <w:fldChar w:fldCharType="end"/>
           </w:r>
         </w:p>
         <w:p>
           <w:pPr>
-            <w:bidi w:val="0"/>
+            <w:pStyle w:val="27"/>
+            <w:tabs>
+              <w:tab w:val="right" w:leader="dot" w:pos="9355"/>
+            </w:tabs>
+            <w:rPr>
+              <w:rFonts w:hint="default" w:ascii="Times New Roman" w:hAnsi="Times New Roman" w:cs="Times New Roman"/>
+              <w:sz w:val="24"/>
+              <w:szCs w:val="24"/>
+            </w:rPr>
           </w:pPr>
           <w:r>
+            <w:rPr>
+              <w:rFonts w:hint="default" w:ascii="Times New Roman" w:hAnsi="Times New Roman" w:cs="Times New Roman"/>
+              <w:sz w:val="24"/>
+              <w:szCs w:val="24"/>
+              <w:lang w:val="zh-CN" w:eastAsia="zh-CN"/>
+            </w:rPr>
             <w:fldChar w:fldCharType="begin"/>
           </w:r>
           <w:r>
-            <w:instrText xml:space="preserve"> HYPERLINK \l _Toc28446 </w:instrText>
+            <w:rPr>
+              <w:rFonts w:hint="default" w:ascii="Times New Roman" w:hAnsi="Times New Roman" w:cs="Times New Roman"/>
+              <w:sz w:val="24"/>
+              <w:szCs w:val="24"/>
+              <w:lang w:val="zh-CN" w:eastAsia="zh-CN"/>
+            </w:rPr>
+            <w:instrText xml:space="preserve"> HYPERLINK \l _Toc11353 </w:instrText>
           </w:r>
           <w:r>
+            <w:rPr>
+              <w:rFonts w:hint="default" w:ascii="Times New Roman" w:hAnsi="Times New Roman" w:cs="Times New Roman"/>
+              <w:sz w:val="24"/>
+              <w:szCs w:val="24"/>
+              <w:lang w:val="zh-CN" w:eastAsia="zh-CN"/>
+            </w:rPr>
             <w:fldChar w:fldCharType="separate"/>
           </w:r>
           <w:r>
             <w:rPr>
-              <w:rFonts w:hint="default"/>
+              <w:rFonts w:hint="default" w:ascii="Times New Roman" w:hAnsi="Times New Roman" w:cs="Times New Roman"/>
+              <w:sz w:val="24"/>
+              <w:szCs w:val="24"/>
               <w:lang w:val="ru-RU"/>
             </w:rPr>
             <w:t>4. Теоретическая часть</w:t>
           </w:r>
           <w:r>
+            <w:rPr>
+              <w:rFonts w:hint="default" w:ascii="Times New Roman" w:hAnsi="Times New Roman" w:cs="Times New Roman"/>
+              <w:sz w:val="24"/>
+              <w:szCs w:val="24"/>
+            </w:rPr>
             <w:tab/>
           </w:r>
           <w:r>
             <w:rPr>
-              <w:rFonts w:hint="default"/>
-              <w:lang w:val="en-US"/>
+              <w:rFonts w:hint="default" w:ascii="Times New Roman" w:hAnsi="Times New Roman" w:cs="Times New Roman"/>
+              <w:sz w:val="24"/>
+              <w:szCs w:val="24"/>
             </w:rPr>
-            <w:tab/>
-            <w:t/>
+            <w:fldChar w:fldCharType="begin"/>
           </w:r>
           <w:r>
             <w:rPr>
-              <w:rFonts w:hint="default"/>
-              <w:lang w:val="en-US"/>
+              <w:rFonts w:hint="default" w:ascii="Times New Roman" w:hAnsi="Times New Roman" w:cs="Times New Roman"/>
+              <w:sz w:val="24"/>
+              <w:szCs w:val="24"/>
             </w:rPr>
-            <w:tab/>
+            <w:instrText xml:space="preserve"> PAGEREF _Toc11353 \h </w:instrText>
           </w:r>
           <w:r>
-            <w:fldChar w:fldCharType="begin"/>
-          </w:r>
-          <w:r>
-            <w:instrText xml:space="preserve"> PAGEREF _Toc28446 \h </w:instrText>
-          </w:r>
-          <w:r>
+            <w:rPr>
+              <w:rFonts w:hint="default" w:ascii="Times New Roman" w:hAnsi="Times New Roman" w:cs="Times New Roman"/>
+              <w:sz w:val="24"/>
+              <w:szCs w:val="24"/>
+            </w:rPr>
             <w:fldChar w:fldCharType="separate"/>
           </w:r>
           <w:r>
+            <w:rPr>
+              <w:rFonts w:hint="default" w:ascii="Times New Roman" w:hAnsi="Times New Roman" w:cs="Times New Roman"/>
+              <w:sz w:val="24"/>
+              <w:szCs w:val="24"/>
+            </w:rPr>
             <w:t>3</w:t>
           </w:r>
           <w:r>
+            <w:rPr>
+              <w:rFonts w:hint="default" w:ascii="Times New Roman" w:hAnsi="Times New Roman" w:cs="Times New Roman"/>
+              <w:sz w:val="24"/>
+              <w:szCs w:val="24"/>
+            </w:rPr>
             <w:fldChar w:fldCharType="end"/>
           </w:r>
           <w:r>
+            <w:rPr>
+              <w:rFonts w:hint="default" w:ascii="Times New Roman" w:hAnsi="Times New Roman" w:cs="Times New Roman"/>
+              <w:sz w:val="24"/>
+              <w:szCs w:val="24"/>
+              <w:lang w:val="zh-CN" w:eastAsia="zh-CN"/>
+            </w:rPr>
             <w:fldChar w:fldCharType="end"/>
           </w:r>
         </w:p>
         <w:p>
           <w:pPr>
-            <w:bidi w:val="0"/>
+            <w:pStyle w:val="27"/>
+            <w:tabs>
+              <w:tab w:val="right" w:leader="dot" w:pos="9355"/>
+            </w:tabs>
+            <w:rPr>
+              <w:rFonts w:hint="default" w:ascii="Times New Roman" w:hAnsi="Times New Roman" w:cs="Times New Roman"/>
+              <w:sz w:val="24"/>
+              <w:szCs w:val="24"/>
+            </w:rPr>
           </w:pPr>
           <w:r>
+            <w:rPr>
+              <w:rFonts w:hint="default" w:ascii="Times New Roman" w:hAnsi="Times New Roman" w:cs="Times New Roman"/>
+              <w:sz w:val="24"/>
+              <w:szCs w:val="24"/>
+              <w:lang w:val="zh-CN" w:eastAsia="zh-CN"/>
+            </w:rPr>
             <w:fldChar w:fldCharType="begin"/>
           </w:r>
           <w:r>
-            <w:instrText xml:space="preserve"> HYPERLINK \l _Toc9572 </w:instrText>
+            <w:rPr>
+              <w:rFonts w:hint="default" w:ascii="Times New Roman" w:hAnsi="Times New Roman" w:cs="Times New Roman"/>
+              <w:sz w:val="24"/>
+              <w:szCs w:val="24"/>
+              <w:lang w:val="zh-CN" w:eastAsia="zh-CN"/>
+            </w:rPr>
+            <w:instrText xml:space="preserve"> HYPERLINK \l _Toc20673 </w:instrText>
           </w:r>
           <w:r>
+            <w:rPr>
+              <w:rFonts w:hint="default" w:ascii="Times New Roman" w:hAnsi="Times New Roman" w:cs="Times New Roman"/>
+              <w:sz w:val="24"/>
+              <w:szCs w:val="24"/>
+              <w:lang w:val="zh-CN" w:eastAsia="zh-CN"/>
+            </w:rPr>
             <w:fldChar w:fldCharType="separate"/>
           </w:r>
           <w:r>
             <w:rPr>
-              <w:rFonts w:hint="default"/>
+              <w:rFonts w:hint="default" w:ascii="Times New Roman" w:hAnsi="Times New Roman" w:cs="Times New Roman"/>
+              <w:sz w:val="24"/>
+              <w:szCs w:val="24"/>
               <w:lang w:val="ru-RU"/>
             </w:rPr>
             <w:t>5. Ход выполнения работы</w:t>
           </w:r>
           <w:r>
             <w:rPr>
-              <w:rFonts w:hint="default"/>
-              <w:lang w:val="en-US"/>
-            </w:rPr>
-            <w:tab/>
-            <w:t/>
-          </w:r>
-          <w:r>
-            <w:rPr>
-              <w:rFonts w:hint="default"/>
-              <w:lang w:val="en-US"/>
+              <w:rFonts w:hint="default" w:ascii="Times New Roman" w:hAnsi="Times New Roman" w:cs="Times New Roman"/>
+              <w:sz w:val="24"/>
+              <w:szCs w:val="24"/>
             </w:rPr>
             <w:tab/>
           </w:r>
           <w:r>
-            <w:tab/>
-          </w:r>
-          <w:r>
+            <w:rPr>
+              <w:rFonts w:hint="default" w:ascii="Times New Roman" w:hAnsi="Times New Roman" w:cs="Times New Roman"/>
+              <w:sz w:val="24"/>
+              <w:szCs w:val="24"/>
+            </w:rPr>
             <w:fldChar w:fldCharType="begin"/>
           </w:r>
           <w:r>
-            <w:instrText xml:space="preserve"> PAGEREF _Toc9572 \h </w:instrText>
+            <w:rPr>
+              <w:rFonts w:hint="default" w:ascii="Times New Roman" w:hAnsi="Times New Roman" w:cs="Times New Roman"/>
+              <w:sz w:val="24"/>
+              <w:szCs w:val="24"/>
+            </w:rPr>
+            <w:instrText xml:space="preserve"> PAGEREF _Toc20673 \h </w:instrText>
           </w:r>
           <w:r>
+            <w:rPr>
+              <w:rFonts w:hint="default" w:ascii="Times New Roman" w:hAnsi="Times New Roman" w:cs="Times New Roman"/>
+              <w:sz w:val="24"/>
+              <w:szCs w:val="24"/>
+            </w:rPr>
             <w:fldChar w:fldCharType="separate"/>
           </w:r>
           <w:r>
+            <w:rPr>
+              <w:rFonts w:hint="default" w:ascii="Times New Roman" w:hAnsi="Times New Roman" w:cs="Times New Roman"/>
+              <w:sz w:val="24"/>
+              <w:szCs w:val="24"/>
+            </w:rPr>
             <w:t>4</w:t>
           </w:r>
           <w:r>
+            <w:rPr>
+              <w:rFonts w:hint="default" w:ascii="Times New Roman" w:hAnsi="Times New Roman" w:cs="Times New Roman"/>
+              <w:sz w:val="24"/>
+              <w:szCs w:val="24"/>
+            </w:rPr>
             <w:fldChar w:fldCharType="end"/>
           </w:r>
           <w:r>
+            <w:rPr>
+              <w:rFonts w:hint="default" w:ascii="Times New Roman" w:hAnsi="Times New Roman" w:cs="Times New Roman"/>
+              <w:sz w:val="24"/>
+              <w:szCs w:val="24"/>
+              <w:lang w:val="zh-CN" w:eastAsia="zh-CN"/>
+            </w:rPr>
             <w:fldChar w:fldCharType="end"/>
           </w:r>
         </w:p>
         <w:p>
           <w:pPr>
-            <w:bidi w:val="0"/>
+            <w:pStyle w:val="27"/>
+            <w:tabs>
+              <w:tab w:val="right" w:leader="dot" w:pos="9355"/>
+            </w:tabs>
+            <w:rPr>
+              <w:rFonts w:hint="default" w:ascii="Times New Roman" w:hAnsi="Times New Roman" w:cs="Times New Roman"/>
+              <w:sz w:val="24"/>
+              <w:szCs w:val="24"/>
+            </w:rPr>
           </w:pPr>
           <w:r>
+            <w:rPr>
+              <w:rFonts w:hint="default" w:ascii="Times New Roman" w:hAnsi="Times New Roman" w:cs="Times New Roman"/>
+              <w:sz w:val="24"/>
+              <w:szCs w:val="24"/>
+              <w:lang w:val="zh-CN" w:eastAsia="zh-CN"/>
+            </w:rPr>
             <w:fldChar w:fldCharType="begin"/>
           </w:r>
           <w:r>
-            <w:instrText xml:space="preserve"> HYPERLINK \l _Toc9329 </w:instrText>
+            <w:rPr>
+              <w:rFonts w:hint="default" w:ascii="Times New Roman" w:hAnsi="Times New Roman" w:cs="Times New Roman"/>
+              <w:sz w:val="24"/>
+              <w:szCs w:val="24"/>
+              <w:lang w:val="zh-CN" w:eastAsia="zh-CN"/>
+            </w:rPr>
+            <w:instrText xml:space="preserve"> HYPERLINK \l _Toc9894 </w:instrText>
           </w:r>
           <w:r>
+            <w:rPr>
+              <w:rFonts w:hint="default" w:ascii="Times New Roman" w:hAnsi="Times New Roman" w:cs="Times New Roman"/>
+              <w:sz w:val="24"/>
+              <w:szCs w:val="24"/>
+              <w:lang w:val="zh-CN" w:eastAsia="zh-CN"/>
+            </w:rPr>
             <w:fldChar w:fldCharType="separate"/>
           </w:r>
           <w:r>
+            <w:rPr>
+              <w:rFonts w:hint="default" w:ascii="Times New Roman" w:hAnsi="Times New Roman" w:cs="Times New Roman"/>
+              <w:sz w:val="24"/>
+              <w:szCs w:val="24"/>
+            </w:rPr>
             <w:t>6. Результат и вывод</w:t>
           </w:r>
           <w:r>
             <w:rPr>
-              <w:rFonts w:hint="default"/>
-              <w:lang w:val="en-US"/>
-            </w:rPr>
-            <w:tab/>
-            <w:t/>
-          </w:r>
-          <w:r>
-            <w:rPr>
-              <w:rFonts w:hint="default"/>
-              <w:lang w:val="en-US"/>
-            </w:rPr>
-            <w:tab/>
-            <w:t/>
-          </w:r>
-          <w:r>
-            <w:rPr>
-              <w:rFonts w:hint="default"/>
-              <w:lang w:val="en-US"/>
+              <w:rFonts w:hint="default" w:ascii="Times New Roman" w:hAnsi="Times New Roman" w:cs="Times New Roman"/>
+              <w:sz w:val="24"/>
+              <w:szCs w:val="24"/>
             </w:rPr>
             <w:tab/>
           </w:r>
           <w:r>
-            <w:tab/>
-          </w:r>
-          <w:r>
+            <w:rPr>
+              <w:rFonts w:hint="default" w:ascii="Times New Roman" w:hAnsi="Times New Roman" w:cs="Times New Roman"/>
+              <w:sz w:val="24"/>
+              <w:szCs w:val="24"/>
+            </w:rPr>
             <w:fldChar w:fldCharType="begin"/>
           </w:r>
           <w:r>
-            <w:instrText xml:space="preserve"> PAGEREF _Toc9329 \h </w:instrText>
+            <w:rPr>
+              <w:rFonts w:hint="default" w:ascii="Times New Roman" w:hAnsi="Times New Roman" w:cs="Times New Roman"/>
+              <w:sz w:val="24"/>
+              <w:szCs w:val="24"/>
+            </w:rPr>
+            <w:instrText xml:space="preserve"> PAGEREF _Toc9894 \h </w:instrText>
           </w:r>
           <w:r>
+            <w:rPr>
+              <w:rFonts w:hint="default" w:ascii="Times New Roman" w:hAnsi="Times New Roman" w:cs="Times New Roman"/>
+              <w:sz w:val="24"/>
+              <w:szCs w:val="24"/>
+            </w:rPr>
             <w:fldChar w:fldCharType="separate"/>
           </w:r>
           <w:r>
-            <w:t>8</w:t>
+            <w:rPr>
+              <w:rFonts w:hint="default" w:ascii="Times New Roman" w:hAnsi="Times New Roman" w:cs="Times New Roman"/>
+              <w:sz w:val="24"/>
+              <w:szCs w:val="24"/>
+            </w:rPr>
+            <w:t>9</w:t>
           </w:r>
           <w:r>
+            <w:rPr>
+              <w:rFonts w:hint="default" w:ascii="Times New Roman" w:hAnsi="Times New Roman" w:cs="Times New Roman"/>
+              <w:sz w:val="24"/>
+              <w:szCs w:val="24"/>
+            </w:rPr>
             <w:fldChar w:fldCharType="end"/>
           </w:r>
           <w:r>
+            <w:rPr>
+              <w:rFonts w:hint="default" w:ascii="Times New Roman" w:hAnsi="Times New Roman" w:cs="Times New Roman"/>
+              <w:sz w:val="24"/>
+              <w:szCs w:val="24"/>
+              <w:lang w:val="zh-CN" w:eastAsia="zh-CN"/>
+            </w:rPr>
             <w:fldChar w:fldCharType="end"/>
           </w:r>
         </w:p>
         <w:p>
           <w:pPr>
-            <w:bidi w:val="0"/>
+            <w:pStyle w:val="27"/>
+            <w:tabs>
+              <w:tab w:val="right" w:leader="dot" w:pos="9355"/>
+            </w:tabs>
+            <w:rPr>
+              <w:rFonts w:hint="default" w:ascii="Times New Roman" w:hAnsi="Times New Roman" w:cs="Times New Roman"/>
+              <w:sz w:val="24"/>
+              <w:szCs w:val="24"/>
+            </w:rPr>
           </w:pPr>
           <w:r>
+            <w:rPr>
+              <w:rFonts w:hint="default" w:ascii="Times New Roman" w:hAnsi="Times New Roman" w:cs="Times New Roman"/>
+              <w:sz w:val="24"/>
+              <w:szCs w:val="24"/>
+              <w:lang w:val="zh-CN" w:eastAsia="zh-CN"/>
+            </w:rPr>
             <w:fldChar w:fldCharType="begin"/>
           </w:r>
           <w:r>
-            <w:instrText xml:space="preserve"> HYPERLINK \l _Toc13468 </w:instrText>
+            <w:rPr>
+              <w:rFonts w:hint="default" w:ascii="Times New Roman" w:hAnsi="Times New Roman" w:cs="Times New Roman"/>
+              <w:sz w:val="24"/>
+              <w:szCs w:val="24"/>
+              <w:lang w:val="zh-CN" w:eastAsia="zh-CN"/>
+            </w:rPr>
+            <w:instrText xml:space="preserve"> HYPERLINK \l _Toc22734 </w:instrText>
           </w:r>
           <w:r>
+            <w:rPr>
+              <w:rFonts w:hint="default" w:ascii="Times New Roman" w:hAnsi="Times New Roman" w:cs="Times New Roman"/>
+              <w:sz w:val="24"/>
+              <w:szCs w:val="24"/>
+              <w:lang w:val="zh-CN" w:eastAsia="zh-CN"/>
+            </w:rPr>
             <w:fldChar w:fldCharType="separate"/>
           </w:r>
           <w:r>
+            <w:rPr>
+              <w:rFonts w:hint="default" w:ascii="Times New Roman" w:hAnsi="Times New Roman" w:cs="Times New Roman"/>
+              <w:sz w:val="24"/>
+              <w:szCs w:val="24"/>
+            </w:rPr>
             <w:t>7. Ответы на контрольные вопросы</w:t>
           </w:r>
           <w:r>
+            <w:rPr>
+              <w:rFonts w:hint="default" w:ascii="Times New Roman" w:hAnsi="Times New Roman" w:cs="Times New Roman"/>
+              <w:sz w:val="24"/>
+              <w:szCs w:val="24"/>
+            </w:rPr>
             <w:tab/>
           </w:r>
           <w:r>
+            <w:rPr>
+              <w:rFonts w:hint="default" w:ascii="Times New Roman" w:hAnsi="Times New Roman" w:cs="Times New Roman"/>
+              <w:sz w:val="24"/>
+              <w:szCs w:val="24"/>
+            </w:rPr>
             <w:fldChar w:fldCharType="begin"/>
           </w:r>
           <w:r>
-            <w:instrText xml:space="preserve"> PAGEREF _Toc13468 \h </w:instrText>
+            <w:rPr>
+              <w:rFonts w:hint="default" w:ascii="Times New Roman" w:hAnsi="Times New Roman" w:cs="Times New Roman"/>
+              <w:sz w:val="24"/>
+              <w:szCs w:val="24"/>
+            </w:rPr>
+            <w:instrText xml:space="preserve"> PAGEREF _Toc22734 \h </w:instrText>
           </w:r>
           <w:r>
+            <w:rPr>
+              <w:rFonts w:hint="default" w:ascii="Times New Roman" w:hAnsi="Times New Roman" w:cs="Times New Roman"/>
+              <w:sz w:val="24"/>
+              <w:szCs w:val="24"/>
+            </w:rPr>
             <w:fldChar w:fldCharType="separate"/>
           </w:r>
           <w:r>
-            <w:t>8</w:t>
+            <w:rPr>
+              <w:rFonts w:hint="default" w:ascii="Times New Roman" w:hAnsi="Times New Roman" w:cs="Times New Roman"/>
+              <w:sz w:val="24"/>
+              <w:szCs w:val="24"/>
+            </w:rPr>
+            <w:t>9</w:t>
           </w:r>
           <w:r>
+            <w:rPr>
+              <w:rFonts w:hint="default" w:ascii="Times New Roman" w:hAnsi="Times New Roman" w:cs="Times New Roman"/>
+              <w:sz w:val="24"/>
+              <w:szCs w:val="24"/>
+            </w:rPr>
             <w:fldChar w:fldCharType="end"/>
           </w:r>
           <w:r>
+            <w:rPr>
+              <w:rFonts w:hint="default" w:ascii="Times New Roman" w:hAnsi="Times New Roman" w:cs="Times New Roman"/>
+              <w:sz w:val="24"/>
+              <w:szCs w:val="24"/>
+              <w:lang w:val="zh-CN" w:eastAsia="zh-CN"/>
+            </w:rPr>
             <w:fldChar w:fldCharType="end"/>
           </w:r>
         </w:p>
         <w:p>
           <w:pPr>
+            <w:tabs>
+              <w:tab w:val="left" w:pos="720"/>
+              <w:tab w:val="left" w:pos="1440"/>
+              <w:tab w:val="left" w:pos="2160"/>
+              <w:tab w:val="left" w:pos="2880"/>
+              <w:tab w:val="left" w:pos="3600"/>
+              <w:tab w:val="left" w:pos="4320"/>
+              <w:tab w:val="center" w:pos="4677"/>
+              <w:tab w:val="left" w:pos="5040"/>
+              <w:tab w:val="left" w:pos="5760"/>
+              <w:tab w:val="left" w:pos="7020"/>
+            </w:tabs>
+            <w:spacing w:line="240" w:lineRule="auto"/>
+            <w:rPr>
+              <w:rFonts w:hint="default" w:ascii="Times New Roman" w:hAnsi="Times New Roman" w:eastAsia="Times New Roman" w:cs="Times New Roman"/>
+              <w:sz w:val="24"/>
+              <w:szCs w:val="24"/>
+              <w:lang w:val="zh-CN" w:eastAsia="zh-CN" w:bidi="ar-SA"/>
+            </w:rPr>
             <w:sectPr>
-              <w:footerReference r:id="rId5" w:type="default"/>
               <w:pgSz w:w="11906" w:h="16838"/>
               <w:pgMar w:top="1134" w:right="850" w:bottom="1134" w:left="1701" w:header="708" w:footer="708" w:gutter="0"/>
-              <w:pgNumType w:fmt="decimal" w:start="2"/>
+              <w:pgBorders>
+                <w:top w:val="none" w:sz="0" w:space="0"/>
+                <w:left w:val="none" w:sz="0" w:space="0"/>
+                <w:bottom w:val="none" w:sz="0" w:space="0"/>
+                <w:right w:val="none" w:sz="0" w:space="0"/>
+              </w:pgBorders>
+              <w:pgNumType w:fmt="decimal"/>
               <w:cols w:space="720" w:num="1"/>
               <w:docGrid w:linePitch="360" w:charSpace="0"/>
             </w:sectPr>
           </w:pPr>
           <w:r>
+            <w:rPr>
+              <w:rFonts w:hint="default" w:ascii="Times New Roman" w:hAnsi="Times New Roman" w:cs="Times New Roman"/>
+              <w:sz w:val="24"/>
+              <w:szCs w:val="24"/>
+              <w:lang w:val="zh-CN" w:eastAsia="zh-CN"/>
+            </w:rPr>
             <w:fldChar w:fldCharType="end"/>
           </w:r>
-          <w:bookmarkStart w:id="7" w:name="_GoBack"/>
-          <w:bookmarkEnd w:id="7"/>
         </w:p>
       </w:sdtContent>
     </w:sdt>
-    <w:p>
-      <w:pPr>
-        <w:tabs>
-          <w:tab w:val="left" w:pos="720"/>
-          <w:tab w:val="left" w:pos="1440"/>
-          <w:tab w:val="left" w:pos="2160"/>
-          <w:tab w:val="left" w:pos="2880"/>
-          <w:tab w:val="left" w:pos="3600"/>
-          <w:tab w:val="left" w:pos="4320"/>
-          <w:tab w:val="center" w:pos="4677"/>
-          <w:tab w:val="left" w:pos="5040"/>
-          <w:tab w:val="left" w:pos="5760"/>
-          <w:tab w:val="left" w:pos="7020"/>
-        </w:tabs>
-        <w:spacing w:line="240" w:lineRule="auto"/>
-        <w:jc w:val="both"/>
-      </w:pPr>
-    </w:p>
     <w:p>
       <w:pPr>
         <w:pStyle w:val="2"/>
@@ -1027,6 +1402,10 @@
         </w:rPr>
       </w:pPr>
       <w:bookmarkStart w:id="0" w:name="_Toc23101"/>
+      <w:bookmarkStart w:id="1" w:name="_Toc32004"/>
+      <w:bookmarkStart w:id="2" w:name="_Toc21699"/>
+      <w:bookmarkStart w:id="21" w:name="_GoBack"/>
+      <w:bookmarkEnd w:id="21"/>
       <w:r>
         <w:rPr>
           <w:rFonts w:hint="default"/>
@@ -1035,6 +1414,8 @@
         <w:t>Цель работы</w:t>
       </w:r>
       <w:bookmarkEnd w:id="0"/>
+      <w:bookmarkEnd w:id="1"/>
+      <w:bookmarkEnd w:id="2"/>
     </w:p>
     <w:p>
       <w:pPr>
@@ -1064,7 +1445,9 @@
           <w:lang w:val="ru-RU"/>
         </w:rPr>
       </w:pPr>
-      <w:bookmarkStart w:id="1" w:name="_Toc16684"/>
+      <w:bookmarkStart w:id="3" w:name="_Toc25227"/>
+      <w:bookmarkStart w:id="4" w:name="_Toc16684"/>
+      <w:bookmarkStart w:id="5" w:name="_Toc18308"/>
       <w:r>
         <w:rPr>
           <w:rFonts w:hint="default"/>
@@ -1072,7 +1455,9 @@
         </w:rPr>
         <w:t>Описание проекта и функций</w:t>
       </w:r>
-      <w:bookmarkEnd w:id="1"/>
+      <w:bookmarkEnd w:id="3"/>
+      <w:bookmarkEnd w:id="4"/>
+      <w:bookmarkEnd w:id="5"/>
     </w:p>
     <w:p>
       <w:pPr>
@@ -1161,7 +1546,9 @@
           <w:lang w:val="ru-RU"/>
         </w:rPr>
       </w:pPr>
-      <w:bookmarkStart w:id="2" w:name="_Toc4183"/>
+      <w:bookmarkStart w:id="6" w:name="_Toc27696"/>
+      <w:bookmarkStart w:id="7" w:name="_Toc4183"/>
+      <w:bookmarkStart w:id="8" w:name="_Toc7239"/>
       <w:r>
         <w:rPr>
           <w:rFonts w:hint="default"/>
@@ -1169,7 +1556,9 @@
         </w:rPr>
         <w:t>Задание</w:t>
       </w:r>
-      <w:bookmarkEnd w:id="2"/>
+      <w:bookmarkEnd w:id="6"/>
+      <w:bookmarkEnd w:id="7"/>
+      <w:bookmarkEnd w:id="8"/>
     </w:p>
     <w:p>
       <w:pPr>
@@ -1561,7 +1950,9 @@
           <w:lang w:val="ru-RU"/>
         </w:rPr>
       </w:pPr>
-      <w:bookmarkStart w:id="3" w:name="_Toc28446"/>
+      <w:bookmarkStart w:id="9" w:name="_Toc17544"/>
+      <w:bookmarkStart w:id="10" w:name="_Toc28446"/>
+      <w:bookmarkStart w:id="11" w:name="_Toc11353"/>
       <w:r>
         <w:rPr>
           <w:rFonts w:hint="default"/>
@@ -1569,7 +1960,9 @@
         </w:rPr>
         <w:t>Теоретическая часть</w:t>
       </w:r>
-      <w:bookmarkEnd w:id="3"/>
+      <w:bookmarkEnd w:id="9"/>
+      <w:bookmarkEnd w:id="10"/>
+      <w:bookmarkEnd w:id="11"/>
     </w:p>
     <w:p>
       <w:pPr>
@@ -1632,13 +2025,7 @@
         <w:rPr>
           <w:lang w:val="ru-RU"/>
         </w:rPr>
-        <w:t>т</w:t>
-      </w:r>
-      <w:r>
-        <w:rPr>
-          <w:lang w:val="ru-RU"/>
-        </w:rPr>
-        <w:t>еста</w:t>
+        <w:t>теста</w:t>
       </w:r>
       <w:r>
         <w:rPr>
@@ -1654,13 +2041,7 @@
         <w:rPr>
           <w:lang w:val="ru-RU"/>
         </w:rPr>
-        <w:t>к</w:t>
-      </w:r>
-      <w:r>
-        <w:rPr>
-          <w:lang w:val="ru-RU"/>
-        </w:rPr>
-        <w:t>онкретной</w:t>
+        <w:t>конкретной</w:t>
       </w:r>
       <w:r>
         <w:rPr>
@@ -1866,7 +2247,9 @@
           <w:lang w:val="ru-RU"/>
         </w:rPr>
       </w:pPr>
-      <w:bookmarkStart w:id="4" w:name="_Toc9572"/>
+      <w:bookmarkStart w:id="12" w:name="_Toc9572"/>
+      <w:bookmarkStart w:id="13" w:name="_Toc12251"/>
+      <w:bookmarkStart w:id="14" w:name="_Toc20673"/>
       <w:r>
         <w:rPr>
           <w:rFonts w:hint="default"/>
@@ -1874,7 +2257,9 @@
         </w:rPr>
         <w:t>Ход выполнения работы</w:t>
       </w:r>
-      <w:bookmarkEnd w:id="4"/>
+      <w:bookmarkEnd w:id="12"/>
+      <w:bookmarkEnd w:id="13"/>
+      <w:bookmarkEnd w:id="14"/>
     </w:p>
     <w:p>
       <w:pPr>
@@ -1916,11 +2301,11 @@
         </w:tblCellMar>
       </w:tblPr>
       <w:tblGrid>
-        <w:gridCol w:w="1882"/>
-        <w:gridCol w:w="1926"/>
-        <w:gridCol w:w="1928"/>
-        <w:gridCol w:w="1911"/>
-        <w:gridCol w:w="1924"/>
+        <w:gridCol w:w="1850"/>
+        <w:gridCol w:w="1946"/>
+        <w:gridCol w:w="2003"/>
+        <w:gridCol w:w="1879"/>
+        <w:gridCol w:w="1893"/>
       </w:tblGrid>
       <w:tr>
         <w:tblPrEx>
@@ -1951,12 +2336,17 @@
             <w:pPr>
               <w:spacing w:after="0" w:line="240" w:lineRule="auto"/>
               <w:jc w:val="center"/>
+              <w:rPr>
+                <w:sz w:val="24"/>
+                <w:szCs w:val="24"/>
+              </w:rPr>
             </w:pPr>
             <w:r>
               <w:rPr>
                 <w:rFonts w:ascii="Times New Roman" w:hAnsi="Times New Roman"/>
                 <w:b/>
-                <w:sz w:val="22"/>
+                <w:sz w:val="24"/>
+                <w:szCs w:val="24"/>
               </w:rPr>
               <w:t>ID</w:t>
             </w:r>
@@ -1971,12 +2361,17 @@
             <w:pPr>
               <w:spacing w:after="0" w:line="240" w:lineRule="auto"/>
               <w:jc w:val="center"/>
+              <w:rPr>
+                <w:sz w:val="24"/>
+                <w:szCs w:val="24"/>
+              </w:rPr>
             </w:pPr>
             <w:r>
               <w:rPr>
                 <w:rFonts w:ascii="Times New Roman" w:hAnsi="Times New Roman"/>
                 <w:b/>
-                <w:sz w:val="22"/>
+                <w:sz w:val="24"/>
+                <w:szCs w:val="24"/>
               </w:rPr>
               <w:t>Входные данные</w:t>
             </w:r>
@@ -1991,12 +2386,17 @@
             <w:pPr>
               <w:spacing w:after="0" w:line="240" w:lineRule="auto"/>
               <w:jc w:val="center"/>
+              <w:rPr>
+                <w:sz w:val="24"/>
+                <w:szCs w:val="24"/>
+              </w:rPr>
             </w:pPr>
             <w:r>
               <w:rPr>
                 <w:rFonts w:ascii="Times New Roman" w:hAnsi="Times New Roman"/>
                 <w:b/>
-                <w:sz w:val="22"/>
+                <w:sz w:val="24"/>
+                <w:szCs w:val="24"/>
               </w:rPr>
               <w:t>Ожидаемый результат</w:t>
             </w:r>
@@ -2011,12 +2411,17 @@
             <w:pPr>
               <w:spacing w:after="0" w:line="240" w:lineRule="auto"/>
               <w:jc w:val="center"/>
+              <w:rPr>
+                <w:sz w:val="24"/>
+                <w:szCs w:val="24"/>
+              </w:rPr>
             </w:pPr>
             <w:r>
               <w:rPr>
                 <w:rFonts w:ascii="Times New Roman" w:hAnsi="Times New Roman"/>
                 <w:b/>
-                <w:sz w:val="22"/>
+                <w:sz w:val="24"/>
+                <w:szCs w:val="24"/>
               </w:rPr>
               <w:t>Тип теста</w:t>
             </w:r>
@@ -2031,12 +2436,17 @@
             <w:pPr>
               <w:spacing w:after="0" w:line="240" w:lineRule="auto"/>
               <w:jc w:val="center"/>
+              <w:rPr>
+                <w:sz w:val="24"/>
+                <w:szCs w:val="24"/>
+              </w:rPr>
             </w:pPr>
             <w:r>
               <w:rPr>
                 <w:rFonts w:ascii="Times New Roman" w:hAnsi="Times New Roman"/>
                 <w:b/>
-                <w:sz w:val="22"/>
+                <w:sz w:val="24"/>
+                <w:szCs w:val="24"/>
               </w:rPr>
               <w:t>Обоснование</w:t>
             </w:r>
@@ -2072,11 +2482,16 @@
             <w:pPr>
               <w:spacing w:after="0" w:line="240" w:lineRule="auto"/>
               <w:jc w:val="center"/>
+              <w:rPr>
+                <w:sz w:val="24"/>
+                <w:szCs w:val="24"/>
+              </w:rPr>
             </w:pPr>
             <w:r>
               <w:rPr>
                 <w:rFonts w:ascii="Times New Roman" w:hAnsi="Times New Roman"/>
-                <w:sz w:val="20"/>
+                <w:sz w:val="24"/>
+                <w:szCs w:val="24"/>
               </w:rPr>
               <w:t>TC-01</w:t>
             </w:r>
@@ -2091,11 +2506,16 @@
             <w:pPr>
               <w:spacing w:after="0" w:line="240" w:lineRule="auto"/>
               <w:jc w:val="center"/>
+              <w:rPr>
+                <w:sz w:val="24"/>
+                <w:szCs w:val="24"/>
+              </w:rPr>
             </w:pPr>
             <w:r>
               <w:rPr>
                 <w:rFonts w:ascii="Times New Roman" w:hAnsi="Times New Roman"/>
-                <w:sz w:val="20"/>
+                <w:sz w:val="24"/>
+                <w:szCs w:val="24"/>
               </w:rPr>
               <w:t>"Password1"</w:t>
             </w:r>
@@ -2110,11 +2530,16 @@
             <w:pPr>
               <w:spacing w:after="0" w:line="240" w:lineRule="auto"/>
               <w:jc w:val="center"/>
+              <w:rPr>
+                <w:sz w:val="24"/>
+                <w:szCs w:val="24"/>
+              </w:rPr>
             </w:pPr>
             <w:r>
               <w:rPr>
                 <w:rFonts w:ascii="Times New Roman" w:hAnsi="Times New Roman"/>
-                <w:sz w:val="20"/>
+                <w:sz w:val="24"/>
+                <w:szCs w:val="24"/>
               </w:rPr>
               <w:t>True</w:t>
             </w:r>
@@ -2129,11 +2554,16 @@
             <w:pPr>
               <w:spacing w:after="0" w:line="240" w:lineRule="auto"/>
               <w:jc w:val="center"/>
+              <w:rPr>
+                <w:sz w:val="24"/>
+                <w:szCs w:val="24"/>
+              </w:rPr>
             </w:pPr>
             <w:r>
               <w:rPr>
                 <w:rFonts w:ascii="Times New Roman" w:hAnsi="Times New Roman"/>
-                <w:sz w:val="20"/>
+                <w:sz w:val="24"/>
+                <w:szCs w:val="24"/>
               </w:rPr>
               <w:t>позитивный</w:t>
             </w:r>
@@ -2148,11 +2578,16 @@
             <w:pPr>
               <w:spacing w:after="0" w:line="240" w:lineRule="auto"/>
               <w:jc w:val="center"/>
+              <w:rPr>
+                <w:sz w:val="24"/>
+                <w:szCs w:val="24"/>
+              </w:rPr>
             </w:pPr>
             <w:r>
               <w:rPr>
                 <w:rFonts w:ascii="Times New Roman" w:hAnsi="Times New Roman"/>
-                <w:sz w:val="20"/>
+                <w:sz w:val="24"/>
+                <w:szCs w:val="24"/>
               </w:rPr>
               <w:t>Проверка типового корректного пароля</w:t>
             </w:r>
@@ -2188,11 +2623,16 @@
             <w:pPr>
               <w:spacing w:after="0" w:line="240" w:lineRule="auto"/>
               <w:jc w:val="center"/>
+              <w:rPr>
+                <w:sz w:val="24"/>
+                <w:szCs w:val="24"/>
+              </w:rPr>
             </w:pPr>
             <w:r>
               <w:rPr>
                 <w:rFonts w:ascii="Times New Roman" w:hAnsi="Times New Roman"/>
-                <w:sz w:val="20"/>
+                <w:sz w:val="24"/>
+                <w:szCs w:val="24"/>
               </w:rPr>
               <w:t>TC-02</w:t>
             </w:r>
@@ -2207,11 +2647,16 @@
             <w:pPr>
               <w:spacing w:after="0" w:line="240" w:lineRule="auto"/>
               <w:jc w:val="center"/>
+              <w:rPr>
+                <w:sz w:val="24"/>
+                <w:szCs w:val="24"/>
+              </w:rPr>
             </w:pPr>
             <w:r>
               <w:rPr>
                 <w:rFonts w:ascii="Times New Roman" w:hAnsi="Times New Roman"/>
-                <w:sz w:val="20"/>
+                <w:sz w:val="24"/>
+                <w:szCs w:val="24"/>
               </w:rPr>
               <w:t>"MySecure2Pass"</w:t>
             </w:r>
@@ -2226,11 +2671,16 @@
             <w:pPr>
               <w:spacing w:after="0" w:line="240" w:lineRule="auto"/>
               <w:jc w:val="center"/>
+              <w:rPr>
+                <w:sz w:val="24"/>
+                <w:szCs w:val="24"/>
+              </w:rPr>
             </w:pPr>
             <w:r>
               <w:rPr>
                 <w:rFonts w:ascii="Times New Roman" w:hAnsi="Times New Roman"/>
-                <w:sz w:val="20"/>
+                <w:sz w:val="24"/>
+                <w:szCs w:val="24"/>
               </w:rPr>
               <w:t>True</w:t>
             </w:r>
@@ -2245,11 +2695,16 @@
             <w:pPr>
               <w:spacing w:after="0" w:line="240" w:lineRule="auto"/>
               <w:jc w:val="center"/>
+              <w:rPr>
+                <w:sz w:val="24"/>
+                <w:szCs w:val="24"/>
+              </w:rPr>
             </w:pPr>
             <w:r>
               <w:rPr>
                 <w:rFonts w:ascii="Times New Roman" w:hAnsi="Times New Roman"/>
-                <w:sz w:val="20"/>
+                <w:sz w:val="24"/>
+                <w:szCs w:val="24"/>
               </w:rPr>
               <w:t>позитивный</w:t>
             </w:r>
@@ -2264,11 +2719,16 @@
             <w:pPr>
               <w:spacing w:after="0" w:line="240" w:lineRule="auto"/>
               <w:jc w:val="center"/>
+              <w:rPr>
+                <w:sz w:val="24"/>
+                <w:szCs w:val="24"/>
+              </w:rPr>
             </w:pPr>
             <w:r>
               <w:rPr>
                 <w:rFonts w:ascii="Times New Roman" w:hAnsi="Times New Roman"/>
-                <w:sz w:val="20"/>
+                <w:sz w:val="24"/>
+                <w:szCs w:val="24"/>
               </w:rPr>
               <w:t>Длинный пароль, все требования выполнены</w:t>
             </w:r>
@@ -2304,11 +2764,16 @@
             <w:pPr>
               <w:spacing w:after="0" w:line="240" w:lineRule="auto"/>
               <w:jc w:val="center"/>
+              <w:rPr>
+                <w:sz w:val="24"/>
+                <w:szCs w:val="24"/>
+              </w:rPr>
             </w:pPr>
             <w:r>
               <w:rPr>
                 <w:rFonts w:ascii="Times New Roman" w:hAnsi="Times New Roman"/>
-                <w:sz w:val="20"/>
+                <w:sz w:val="24"/>
+                <w:szCs w:val="24"/>
               </w:rPr>
               <w:t>TC-03</w:t>
             </w:r>
@@ -2323,11 +2788,16 @@
             <w:pPr>
               <w:spacing w:after="0" w:line="240" w:lineRule="auto"/>
               <w:jc w:val="center"/>
+              <w:rPr>
+                <w:sz w:val="24"/>
+                <w:szCs w:val="24"/>
+              </w:rPr>
             </w:pPr>
             <w:r>
               <w:rPr>
                 <w:rFonts w:ascii="Times New Roman" w:hAnsi="Times New Roman"/>
-                <w:sz w:val="20"/>
+                <w:sz w:val="24"/>
+                <w:szCs w:val="24"/>
               </w:rPr>
               <w:t>"Short1"</w:t>
             </w:r>
@@ -2342,11 +2812,16 @@
             <w:pPr>
               <w:spacing w:after="0" w:line="240" w:lineRule="auto"/>
               <w:jc w:val="center"/>
+              <w:rPr>
+                <w:sz w:val="24"/>
+                <w:szCs w:val="24"/>
+              </w:rPr>
             </w:pPr>
             <w:r>
               <w:rPr>
                 <w:rFonts w:ascii="Times New Roman" w:hAnsi="Times New Roman"/>
-                <w:sz w:val="20"/>
+                <w:sz w:val="24"/>
+                <w:szCs w:val="24"/>
               </w:rPr>
               <w:t>False</w:t>
             </w:r>
@@ -2361,11 +2836,16 @@
             <w:pPr>
               <w:spacing w:after="0" w:line="240" w:lineRule="auto"/>
               <w:jc w:val="center"/>
+              <w:rPr>
+                <w:sz w:val="24"/>
+                <w:szCs w:val="24"/>
+              </w:rPr>
             </w:pPr>
             <w:r>
               <w:rPr>
                 <w:rFonts w:ascii="Times New Roman" w:hAnsi="Times New Roman"/>
-                <w:sz w:val="20"/>
+                <w:sz w:val="24"/>
+                <w:szCs w:val="24"/>
               </w:rPr>
               <w:t>негативный</w:t>
             </w:r>
@@ -2380,11 +2860,16 @@
             <w:pPr>
               <w:spacing w:after="0" w:line="240" w:lineRule="auto"/>
               <w:jc w:val="center"/>
+              <w:rPr>
+                <w:sz w:val="24"/>
+                <w:szCs w:val="24"/>
+              </w:rPr>
             </w:pPr>
             <w:r>
               <w:rPr>
                 <w:rFonts w:ascii="Times New Roman" w:hAnsi="Times New Roman"/>
-                <w:sz w:val="20"/>
+                <w:sz w:val="24"/>
+                <w:szCs w:val="24"/>
               </w:rPr>
               <w:t>Длина меньше 8 символов</w:t>
             </w:r>
@@ -2420,11 +2905,16 @@
             <w:pPr>
               <w:spacing w:after="0" w:line="240" w:lineRule="auto"/>
               <w:jc w:val="center"/>
+              <w:rPr>
+                <w:sz w:val="24"/>
+                <w:szCs w:val="24"/>
+              </w:rPr>
             </w:pPr>
             <w:r>
               <w:rPr>
                 <w:rFonts w:ascii="Times New Roman" w:hAnsi="Times New Roman"/>
-                <w:sz w:val="20"/>
+                <w:sz w:val="24"/>
+                <w:szCs w:val="24"/>
               </w:rPr>
               <w:t>TC-04</w:t>
             </w:r>
@@ -2439,11 +2929,16 @@
             <w:pPr>
               <w:spacing w:after="0" w:line="240" w:lineRule="auto"/>
               <w:jc w:val="center"/>
+              <w:rPr>
+                <w:sz w:val="24"/>
+                <w:szCs w:val="24"/>
+              </w:rPr>
             </w:pPr>
             <w:r>
               <w:rPr>
                 <w:rFonts w:ascii="Times New Roman" w:hAnsi="Times New Roman"/>
-                <w:sz w:val="20"/>
+                <w:sz w:val="24"/>
+                <w:szCs w:val="24"/>
               </w:rPr>
               <w:t>"abcdefgh"</w:t>
             </w:r>
@@ -2458,11 +2953,16 @@
             <w:pPr>
               <w:spacing w:after="0" w:line="240" w:lineRule="auto"/>
               <w:jc w:val="center"/>
+              <w:rPr>
+                <w:sz w:val="24"/>
+                <w:szCs w:val="24"/>
+              </w:rPr>
             </w:pPr>
             <w:r>
               <w:rPr>
                 <w:rFonts w:ascii="Times New Roman" w:hAnsi="Times New Roman"/>
-                <w:sz w:val="20"/>
+                <w:sz w:val="24"/>
+                <w:szCs w:val="24"/>
               </w:rPr>
               <w:t>False</w:t>
             </w:r>
@@ -2477,11 +2977,16 @@
             <w:pPr>
               <w:spacing w:after="0" w:line="240" w:lineRule="auto"/>
               <w:jc w:val="center"/>
+              <w:rPr>
+                <w:sz w:val="24"/>
+                <w:szCs w:val="24"/>
+              </w:rPr>
             </w:pPr>
             <w:r>
               <w:rPr>
                 <w:rFonts w:ascii="Times New Roman" w:hAnsi="Times New Roman"/>
-                <w:sz w:val="20"/>
+                <w:sz w:val="24"/>
+                <w:szCs w:val="24"/>
               </w:rPr>
               <w:t>негативный</w:t>
             </w:r>
@@ -2496,11 +3001,16 @@
             <w:pPr>
               <w:spacing w:after="0" w:line="240" w:lineRule="auto"/>
               <w:jc w:val="center"/>
+              <w:rPr>
+                <w:sz w:val="24"/>
+                <w:szCs w:val="24"/>
+              </w:rPr>
             </w:pPr>
             <w:r>
               <w:rPr>
                 <w:rFonts w:ascii="Times New Roman" w:hAnsi="Times New Roman"/>
-                <w:sz w:val="20"/>
+                <w:sz w:val="24"/>
+                <w:szCs w:val="24"/>
               </w:rPr>
               <w:t>Отсутствует цифра</w:t>
             </w:r>
@@ -2536,11 +3046,16 @@
             <w:pPr>
               <w:spacing w:after="0" w:line="240" w:lineRule="auto"/>
               <w:jc w:val="center"/>
+              <w:rPr>
+                <w:sz w:val="24"/>
+                <w:szCs w:val="24"/>
+              </w:rPr>
             </w:pPr>
             <w:r>
               <w:rPr>
                 <w:rFonts w:ascii="Times New Roman" w:hAnsi="Times New Roman"/>
-                <w:sz w:val="20"/>
+                <w:sz w:val="24"/>
+                <w:szCs w:val="24"/>
               </w:rPr>
               <w:t>TC-05</w:t>
             </w:r>
@@ -2555,11 +3070,16 @@
             <w:pPr>
               <w:spacing w:after="0" w:line="240" w:lineRule="auto"/>
               <w:jc w:val="center"/>
+              <w:rPr>
+                <w:sz w:val="24"/>
+                <w:szCs w:val="24"/>
+              </w:rPr>
             </w:pPr>
             <w:r>
               <w:rPr>
                 <w:rFonts w:ascii="Times New Roman" w:hAnsi="Times New Roman"/>
-                <w:sz w:val="20"/>
+                <w:sz w:val="24"/>
+                <w:szCs w:val="24"/>
               </w:rPr>
               <w:t>"12345678"</w:t>
             </w:r>
@@ -2574,11 +3094,16 @@
             <w:pPr>
               <w:spacing w:after="0" w:line="240" w:lineRule="auto"/>
               <w:jc w:val="center"/>
+              <w:rPr>
+                <w:sz w:val="24"/>
+                <w:szCs w:val="24"/>
+              </w:rPr>
             </w:pPr>
             <w:r>
               <w:rPr>
                 <w:rFonts w:ascii="Times New Roman" w:hAnsi="Times New Roman"/>
-                <w:sz w:val="20"/>
+                <w:sz w:val="24"/>
+                <w:szCs w:val="24"/>
               </w:rPr>
               <w:t>False</w:t>
             </w:r>
@@ -2593,11 +3118,16 @@
             <w:pPr>
               <w:spacing w:after="0" w:line="240" w:lineRule="auto"/>
               <w:jc w:val="center"/>
+              <w:rPr>
+                <w:sz w:val="24"/>
+                <w:szCs w:val="24"/>
+              </w:rPr>
             </w:pPr>
             <w:r>
               <w:rPr>
                 <w:rFonts w:ascii="Times New Roman" w:hAnsi="Times New Roman"/>
-                <w:sz w:val="20"/>
+                <w:sz w:val="24"/>
+                <w:szCs w:val="24"/>
               </w:rPr>
               <w:t>негативный</w:t>
             </w:r>
@@ -2612,11 +3142,16 @@
             <w:pPr>
               <w:spacing w:after="0" w:line="240" w:lineRule="auto"/>
               <w:jc w:val="center"/>
+              <w:rPr>
+                <w:sz w:val="24"/>
+                <w:szCs w:val="24"/>
+              </w:rPr>
             </w:pPr>
             <w:r>
               <w:rPr>
                 <w:rFonts w:ascii="Times New Roman" w:hAnsi="Times New Roman"/>
-                <w:sz w:val="20"/>
+                <w:sz w:val="24"/>
+                <w:szCs w:val="24"/>
               </w:rPr>
               <w:t>Отсутствует буква</w:t>
             </w:r>
@@ -2652,11 +3187,16 @@
             <w:pPr>
               <w:spacing w:after="0" w:line="240" w:lineRule="auto"/>
               <w:jc w:val="center"/>
+              <w:rPr>
+                <w:sz w:val="24"/>
+                <w:szCs w:val="24"/>
+              </w:rPr>
             </w:pPr>
             <w:r>
               <w:rPr>
                 <w:rFonts w:ascii="Times New Roman" w:hAnsi="Times New Roman"/>
-                <w:sz w:val="20"/>
+                <w:sz w:val="24"/>
+                <w:szCs w:val="24"/>
               </w:rPr>
               <w:t>TC-06</w:t>
             </w:r>
@@ -2671,11 +3211,16 @@
             <w:pPr>
               <w:spacing w:after="0" w:line="240" w:lineRule="auto"/>
               <w:jc w:val="center"/>
+              <w:rPr>
+                <w:sz w:val="24"/>
+                <w:szCs w:val="24"/>
+              </w:rPr>
             </w:pPr>
             <w:r>
               <w:rPr>
                 <w:rFonts w:ascii="Times New Roman" w:hAnsi="Times New Roman"/>
-                <w:sz w:val="20"/>
+                <w:sz w:val="24"/>
+                <w:szCs w:val="24"/>
               </w:rPr>
               <w:t>"Pass word1"</w:t>
             </w:r>
@@ -2690,11 +3235,16 @@
             <w:pPr>
               <w:spacing w:after="0" w:line="240" w:lineRule="auto"/>
               <w:jc w:val="center"/>
+              <w:rPr>
+                <w:sz w:val="24"/>
+                <w:szCs w:val="24"/>
+              </w:rPr>
             </w:pPr>
             <w:r>
               <w:rPr>
                 <w:rFonts w:ascii="Times New Roman" w:hAnsi="Times New Roman"/>
-                <w:sz w:val="20"/>
+                <w:sz w:val="24"/>
+                <w:szCs w:val="24"/>
               </w:rPr>
               <w:t>False</w:t>
             </w:r>
@@ -2709,11 +3259,16 @@
             <w:pPr>
               <w:spacing w:after="0" w:line="240" w:lineRule="auto"/>
               <w:jc w:val="center"/>
+              <w:rPr>
+                <w:sz w:val="24"/>
+                <w:szCs w:val="24"/>
+              </w:rPr>
             </w:pPr>
             <w:r>
               <w:rPr>
                 <w:rFonts w:ascii="Times New Roman" w:hAnsi="Times New Roman"/>
-                <w:sz w:val="20"/>
+                <w:sz w:val="24"/>
+                <w:szCs w:val="24"/>
               </w:rPr>
               <w:t>негативный</w:t>
             </w:r>
@@ -2728,11 +3283,16 @@
             <w:pPr>
               <w:spacing w:after="0" w:line="240" w:lineRule="auto"/>
               <w:jc w:val="center"/>
+              <w:rPr>
+                <w:sz w:val="24"/>
+                <w:szCs w:val="24"/>
+              </w:rPr>
             </w:pPr>
             <w:r>
               <w:rPr>
                 <w:rFonts w:ascii="Times New Roman" w:hAnsi="Times New Roman"/>
-                <w:sz w:val="20"/>
+                <w:sz w:val="24"/>
+                <w:szCs w:val="24"/>
               </w:rPr>
               <w:t>Пароль содержит пробел</w:t>
             </w:r>
@@ -2768,11 +3328,16 @@
             <w:pPr>
               <w:spacing w:after="0" w:line="240" w:lineRule="auto"/>
               <w:jc w:val="center"/>
+              <w:rPr>
+                <w:sz w:val="24"/>
+                <w:szCs w:val="24"/>
+              </w:rPr>
             </w:pPr>
             <w:r>
               <w:rPr>
                 <w:rFonts w:ascii="Times New Roman" w:hAnsi="Times New Roman"/>
-                <w:sz w:val="20"/>
+                <w:sz w:val="24"/>
+                <w:szCs w:val="24"/>
               </w:rPr>
               <w:t>TC-07</w:t>
             </w:r>
@@ -2787,11 +3352,16 @@
             <w:pPr>
               <w:spacing w:after="0" w:line="240" w:lineRule="auto"/>
               <w:jc w:val="center"/>
+              <w:rPr>
+                <w:sz w:val="24"/>
+                <w:szCs w:val="24"/>
+              </w:rPr>
             </w:pPr>
             <w:r>
               <w:rPr>
                 <w:rFonts w:ascii="Times New Roman" w:hAnsi="Times New Roman"/>
-                <w:sz w:val="20"/>
+                <w:sz w:val="24"/>
+                <w:szCs w:val="24"/>
               </w:rPr>
               <w:t>"Pass1234"</w:t>
             </w:r>
@@ -2806,11 +3376,16 @@
             <w:pPr>
               <w:spacing w:after="0" w:line="240" w:lineRule="auto"/>
               <w:jc w:val="center"/>
+              <w:rPr>
+                <w:sz w:val="24"/>
+                <w:szCs w:val="24"/>
+              </w:rPr>
             </w:pPr>
             <w:r>
               <w:rPr>
                 <w:rFonts w:ascii="Times New Roman" w:hAnsi="Times New Roman"/>
-                <w:sz w:val="20"/>
+                <w:sz w:val="24"/>
+                <w:szCs w:val="24"/>
               </w:rPr>
               <w:t>True</w:t>
             </w:r>
@@ -2825,11 +3400,16 @@
             <w:pPr>
               <w:spacing w:after="0" w:line="240" w:lineRule="auto"/>
               <w:jc w:val="center"/>
+              <w:rPr>
+                <w:sz w:val="24"/>
+                <w:szCs w:val="24"/>
+              </w:rPr>
             </w:pPr>
             <w:r>
               <w:rPr>
                 <w:rFonts w:ascii="Times New Roman" w:hAnsi="Times New Roman"/>
-                <w:sz w:val="20"/>
+                <w:sz w:val="24"/>
+                <w:szCs w:val="24"/>
               </w:rPr>
               <w:t>граничный</w:t>
             </w:r>
@@ -2846,20 +3426,24 @@
               <w:jc w:val="center"/>
               <w:rPr>
                 <w:rFonts w:hint="default"/>
+                <w:sz w:val="24"/>
+                <w:szCs w:val="24"/>
                 <w:lang w:val="en-US"/>
               </w:rPr>
             </w:pPr>
             <w:r>
               <w:rPr>
                 <w:rFonts w:ascii="Times New Roman" w:hAnsi="Times New Roman"/>
-                <w:sz w:val="20"/>
+                <w:sz w:val="24"/>
+                <w:szCs w:val="24"/>
               </w:rPr>
               <w:t>Ровно 8 символов</w:t>
             </w:r>
             <w:r>
               <w:rPr>
                 <w:rFonts w:hint="default" w:ascii="Times New Roman" w:hAnsi="Times New Roman"/>
-                <w:sz w:val="20"/>
+                <w:sz w:val="24"/>
+                <w:szCs w:val="24"/>
                 <w:lang w:val="en-US"/>
               </w:rPr>
               <w:t xml:space="preserve"> (</w:t>
@@ -2867,14 +3451,16 @@
             <w:r>
               <w:rPr>
                 <w:rFonts w:ascii="Times New Roman" w:hAnsi="Times New Roman"/>
-                <w:sz w:val="20"/>
+                <w:sz w:val="24"/>
+                <w:szCs w:val="24"/>
               </w:rPr>
               <w:t>нижняя граница длины</w:t>
             </w:r>
             <w:r>
               <w:rPr>
                 <w:rFonts w:hint="default" w:ascii="Times New Roman" w:hAnsi="Times New Roman"/>
-                <w:sz w:val="20"/>
+                <w:sz w:val="24"/>
+                <w:szCs w:val="24"/>
                 <w:lang w:val="en-US"/>
               </w:rPr>
               <w:t>)</w:t>
@@ -2911,11 +3497,16 @@
             <w:pPr>
               <w:spacing w:after="0" w:line="240" w:lineRule="auto"/>
               <w:jc w:val="center"/>
+              <w:rPr>
+                <w:sz w:val="24"/>
+                <w:szCs w:val="24"/>
+              </w:rPr>
             </w:pPr>
             <w:r>
               <w:rPr>
                 <w:rFonts w:ascii="Times New Roman" w:hAnsi="Times New Roman"/>
-                <w:sz w:val="20"/>
+                <w:sz w:val="24"/>
+                <w:szCs w:val="24"/>
               </w:rPr>
               <w:t>TC-08</w:t>
             </w:r>
@@ -2930,11 +3521,16 @@
             <w:pPr>
               <w:spacing w:after="0" w:line="240" w:lineRule="auto"/>
               <w:jc w:val="center"/>
+              <w:rPr>
+                <w:sz w:val="24"/>
+                <w:szCs w:val="24"/>
+              </w:rPr>
             </w:pPr>
             <w:r>
               <w:rPr>
                 <w:rFonts w:ascii="Times New Roman" w:hAnsi="Times New Roman"/>
-                <w:sz w:val="20"/>
+                <w:sz w:val="24"/>
+                <w:szCs w:val="24"/>
               </w:rPr>
               <w:t>"Pass123"</w:t>
             </w:r>
@@ -2949,11 +3545,16 @@
             <w:pPr>
               <w:spacing w:after="0" w:line="240" w:lineRule="auto"/>
               <w:jc w:val="center"/>
+              <w:rPr>
+                <w:sz w:val="24"/>
+                <w:szCs w:val="24"/>
+              </w:rPr>
             </w:pPr>
             <w:r>
               <w:rPr>
                 <w:rFonts w:ascii="Times New Roman" w:hAnsi="Times New Roman"/>
-                <w:sz w:val="20"/>
+                <w:sz w:val="24"/>
+                <w:szCs w:val="24"/>
               </w:rPr>
               <w:t>False</w:t>
             </w:r>
@@ -2968,11 +3569,16 @@
             <w:pPr>
               <w:spacing w:after="0" w:line="240" w:lineRule="auto"/>
               <w:jc w:val="center"/>
+              <w:rPr>
+                <w:sz w:val="24"/>
+                <w:szCs w:val="24"/>
+              </w:rPr>
             </w:pPr>
             <w:r>
               <w:rPr>
                 <w:rFonts w:ascii="Times New Roman" w:hAnsi="Times New Roman"/>
-                <w:sz w:val="20"/>
+                <w:sz w:val="24"/>
+                <w:szCs w:val="24"/>
               </w:rPr>
               <w:t>граничный</w:t>
             </w:r>
@@ -2989,20 +3595,24 @@
               <w:jc w:val="center"/>
               <w:rPr>
                 <w:rFonts w:hint="default"/>
+                <w:sz w:val="24"/>
+                <w:szCs w:val="24"/>
                 <w:lang w:val="en-US"/>
               </w:rPr>
             </w:pPr>
             <w:r>
               <w:rPr>
                 <w:rFonts w:ascii="Times New Roman" w:hAnsi="Times New Roman"/>
-                <w:sz w:val="20"/>
+                <w:sz w:val="24"/>
+                <w:szCs w:val="24"/>
               </w:rPr>
               <w:t xml:space="preserve">7 символов </w:t>
             </w:r>
             <w:r>
               <w:rPr>
                 <w:rFonts w:hint="default" w:ascii="Times New Roman" w:hAnsi="Times New Roman"/>
-                <w:sz w:val="20"/>
+                <w:sz w:val="24"/>
+                <w:szCs w:val="24"/>
                 <w:lang w:val="en-US"/>
               </w:rPr>
               <w:t>(</w:t>
@@ -3010,14 +3620,16 @@
             <w:r>
               <w:rPr>
                 <w:rFonts w:ascii="Times New Roman" w:hAnsi="Times New Roman"/>
-                <w:sz w:val="20"/>
+                <w:sz w:val="24"/>
+                <w:szCs w:val="24"/>
               </w:rPr>
               <w:t>на 1 меньше минимума</w:t>
             </w:r>
             <w:r>
               <w:rPr>
                 <w:rFonts w:hint="default" w:ascii="Times New Roman" w:hAnsi="Times New Roman"/>
-                <w:sz w:val="20"/>
+                <w:sz w:val="24"/>
+                <w:szCs w:val="24"/>
                 <w:lang w:val="en-US"/>
               </w:rPr>
               <w:t>)</w:t>
@@ -3054,11 +3666,16 @@
             <w:pPr>
               <w:spacing w:after="0" w:line="240" w:lineRule="auto"/>
               <w:jc w:val="center"/>
+              <w:rPr>
+                <w:sz w:val="24"/>
+                <w:szCs w:val="24"/>
+              </w:rPr>
             </w:pPr>
             <w:r>
               <w:rPr>
                 <w:rFonts w:ascii="Times New Roman" w:hAnsi="Times New Roman"/>
-                <w:sz w:val="20"/>
+                <w:sz w:val="24"/>
+                <w:szCs w:val="24"/>
               </w:rPr>
               <w:t>TC-09</w:t>
             </w:r>
@@ -3073,11 +3690,16 @@
             <w:pPr>
               <w:spacing w:after="0" w:line="240" w:lineRule="auto"/>
               <w:jc w:val="center"/>
+              <w:rPr>
+                <w:sz w:val="24"/>
+                <w:szCs w:val="24"/>
+              </w:rPr>
             </w:pPr>
             <w:r>
               <w:rPr>
                 <w:rFonts w:ascii="Times New Roman" w:hAnsi="Times New Roman"/>
-                <w:sz w:val="20"/>
+                <w:sz w:val="24"/>
+                <w:szCs w:val="24"/>
               </w:rPr>
               <w:t>""</w:t>
             </w:r>
@@ -3092,11 +3714,16 @@
             <w:pPr>
               <w:spacing w:after="0" w:line="240" w:lineRule="auto"/>
               <w:jc w:val="center"/>
+              <w:rPr>
+                <w:sz w:val="24"/>
+                <w:szCs w:val="24"/>
+              </w:rPr>
             </w:pPr>
             <w:r>
               <w:rPr>
                 <w:rFonts w:ascii="Times New Roman" w:hAnsi="Times New Roman"/>
-                <w:sz w:val="20"/>
+                <w:sz w:val="24"/>
+                <w:szCs w:val="24"/>
               </w:rPr>
               <w:t>False</w:t>
             </w:r>
@@ -3111,11 +3738,16 @@
             <w:pPr>
               <w:spacing w:after="0" w:line="240" w:lineRule="auto"/>
               <w:jc w:val="center"/>
+              <w:rPr>
+                <w:sz w:val="24"/>
+                <w:szCs w:val="24"/>
+              </w:rPr>
             </w:pPr>
             <w:r>
               <w:rPr>
                 <w:rFonts w:ascii="Times New Roman" w:hAnsi="Times New Roman"/>
-                <w:sz w:val="20"/>
+                <w:sz w:val="24"/>
+                <w:szCs w:val="24"/>
               </w:rPr>
               <w:t>граничный</w:t>
             </w:r>
@@ -3130,11 +3762,16 @@
             <w:pPr>
               <w:spacing w:after="0" w:line="240" w:lineRule="auto"/>
               <w:jc w:val="center"/>
+              <w:rPr>
+                <w:sz w:val="24"/>
+                <w:szCs w:val="24"/>
+              </w:rPr>
             </w:pPr>
             <w:r>
               <w:rPr>
                 <w:rFonts w:ascii="Times New Roman" w:hAnsi="Times New Roman"/>
-                <w:sz w:val="20"/>
+                <w:sz w:val="24"/>
+                <w:szCs w:val="24"/>
               </w:rPr>
               <w:t>Пустая строка</w:t>
             </w:r>
@@ -3170,11 +3807,16 @@
             <w:pPr>
               <w:spacing w:after="0" w:line="240" w:lineRule="auto"/>
               <w:jc w:val="center"/>
+              <w:rPr>
+                <w:sz w:val="24"/>
+                <w:szCs w:val="24"/>
+              </w:rPr>
             </w:pPr>
             <w:r>
               <w:rPr>
                 <w:rFonts w:ascii="Times New Roman" w:hAnsi="Times New Roman"/>
-                <w:sz w:val="20"/>
+                <w:sz w:val="24"/>
+                <w:szCs w:val="24"/>
               </w:rPr>
               <w:t>TC-10</w:t>
             </w:r>
@@ -3189,11 +3831,16 @@
             <w:pPr>
               <w:spacing w:after="0" w:line="240" w:lineRule="auto"/>
               <w:jc w:val="center"/>
+              <w:rPr>
+                <w:sz w:val="24"/>
+                <w:szCs w:val="24"/>
+              </w:rPr>
             </w:pPr>
             <w:r>
               <w:rPr>
                 <w:rFonts w:ascii="Times New Roman" w:hAnsi="Times New Roman"/>
-                <w:sz w:val="20"/>
+                <w:sz w:val="24"/>
+                <w:szCs w:val="24"/>
               </w:rPr>
               <w:t>"        "</w:t>
             </w:r>
@@ -3208,11 +3855,16 @@
             <w:pPr>
               <w:spacing w:after="0" w:line="240" w:lineRule="auto"/>
               <w:jc w:val="center"/>
+              <w:rPr>
+                <w:sz w:val="24"/>
+                <w:szCs w:val="24"/>
+              </w:rPr>
             </w:pPr>
             <w:r>
               <w:rPr>
                 <w:rFonts w:ascii="Times New Roman" w:hAnsi="Times New Roman"/>
-                <w:sz w:val="20"/>
+                <w:sz w:val="24"/>
+                <w:szCs w:val="24"/>
               </w:rPr>
               <w:t>False</w:t>
             </w:r>
@@ -3227,11 +3879,16 @@
             <w:pPr>
               <w:spacing w:after="0" w:line="240" w:lineRule="auto"/>
               <w:jc w:val="center"/>
+              <w:rPr>
+                <w:sz w:val="24"/>
+                <w:szCs w:val="24"/>
+              </w:rPr>
             </w:pPr>
             <w:r>
               <w:rPr>
                 <w:rFonts w:ascii="Times New Roman" w:hAnsi="Times New Roman"/>
-                <w:sz w:val="20"/>
+                <w:sz w:val="24"/>
+                <w:szCs w:val="24"/>
               </w:rPr>
               <w:t>ошибочные данные</w:t>
             </w:r>
@@ -3246,11 +3903,16 @@
             <w:pPr>
               <w:spacing w:after="0" w:line="240" w:lineRule="auto"/>
               <w:jc w:val="center"/>
+              <w:rPr>
+                <w:sz w:val="24"/>
+                <w:szCs w:val="24"/>
+              </w:rPr>
             </w:pPr>
             <w:r>
               <w:rPr>
                 <w:rFonts w:ascii="Times New Roman" w:hAnsi="Times New Roman"/>
-                <w:sz w:val="20"/>
+                <w:sz w:val="24"/>
+                <w:szCs w:val="24"/>
               </w:rPr>
               <w:t>Строка только из пробелов</w:t>
             </w:r>
@@ -3286,11 +3948,16 @@
             <w:pPr>
               <w:spacing w:after="0" w:line="240" w:lineRule="auto"/>
               <w:jc w:val="center"/>
+              <w:rPr>
+                <w:sz w:val="24"/>
+                <w:szCs w:val="24"/>
+              </w:rPr>
             </w:pPr>
             <w:r>
               <w:rPr>
                 <w:rFonts w:ascii="Times New Roman" w:hAnsi="Times New Roman"/>
-                <w:sz w:val="20"/>
+                <w:sz w:val="24"/>
+                <w:szCs w:val="24"/>
               </w:rPr>
               <w:t>TC-11</w:t>
             </w:r>
@@ -3305,11 +3972,16 @@
             <w:pPr>
               <w:spacing w:after="0" w:line="240" w:lineRule="auto"/>
               <w:jc w:val="center"/>
+              <w:rPr>
+                <w:sz w:val="24"/>
+                <w:szCs w:val="24"/>
+              </w:rPr>
             </w:pPr>
             <w:r>
               <w:rPr>
                 <w:rFonts w:ascii="Times New Roman" w:hAnsi="Times New Roman"/>
-                <w:sz w:val="20"/>
+                <w:sz w:val="24"/>
+                <w:szCs w:val="24"/>
               </w:rPr>
               <w:t>набор паролей (parametrize)</w:t>
             </w:r>
@@ -3324,11 +3996,16 @@
             <w:pPr>
               <w:spacing w:after="0" w:line="240" w:lineRule="auto"/>
               <w:jc w:val="center"/>
+              <w:rPr>
+                <w:sz w:val="24"/>
+                <w:szCs w:val="24"/>
+              </w:rPr>
             </w:pPr>
             <w:r>
               <w:rPr>
                 <w:rFonts w:ascii="Times New Roman" w:hAnsi="Times New Roman"/>
-                <w:sz w:val="20"/>
+                <w:sz w:val="24"/>
+                <w:szCs w:val="24"/>
               </w:rPr>
               <w:t>True/False</w:t>
             </w:r>
@@ -3343,11 +4020,16 @@
             <w:pPr>
               <w:spacing w:after="0" w:line="240" w:lineRule="auto"/>
               <w:jc w:val="center"/>
+              <w:rPr>
+                <w:sz w:val="24"/>
+                <w:szCs w:val="24"/>
+              </w:rPr>
             </w:pPr>
             <w:r>
               <w:rPr>
                 <w:rFonts w:ascii="Times New Roman" w:hAnsi="Times New Roman"/>
-                <w:sz w:val="20"/>
+                <w:sz w:val="24"/>
+                <w:szCs w:val="24"/>
               </w:rPr>
               <w:t>граничный</w:t>
             </w:r>
@@ -3362,11 +4044,16 @@
             <w:pPr>
               <w:spacing w:after="0" w:line="240" w:lineRule="auto"/>
               <w:jc w:val="center"/>
+              <w:rPr>
+                <w:sz w:val="24"/>
+                <w:szCs w:val="24"/>
+              </w:rPr>
             </w:pPr>
             <w:r>
               <w:rPr>
                 <w:rFonts w:ascii="Times New Roman" w:hAnsi="Times New Roman"/>
-                <w:sz w:val="20"/>
+                <w:sz w:val="24"/>
+                <w:szCs w:val="24"/>
               </w:rPr>
               <w:t>Параметризованная проверка типовых случаев</w:t>
             </w:r>
@@ -3402,11 +4089,16 @@
             <w:pPr>
               <w:spacing w:after="0" w:line="240" w:lineRule="auto"/>
               <w:jc w:val="center"/>
+              <w:rPr>
+                <w:sz w:val="24"/>
+                <w:szCs w:val="24"/>
+              </w:rPr>
             </w:pPr>
             <w:r>
               <w:rPr>
                 <w:rFonts w:ascii="Times New Roman" w:hAnsi="Times New Roman"/>
-                <w:sz w:val="20"/>
+                <w:sz w:val="24"/>
+                <w:szCs w:val="24"/>
               </w:rPr>
               <w:t>TC-12</w:t>
             </w:r>
@@ -3421,13 +4113,21 @@
             <w:pPr>
               <w:spacing w:after="0" w:line="240" w:lineRule="auto"/>
               <w:jc w:val="center"/>
-            </w:pPr>
-            <w:r>
-              <w:rPr>
-                <w:rFonts w:ascii="Times New Roman" w:hAnsi="Times New Roman"/>
-                <w:sz w:val="20"/>
-              </w:rPr>
-              <w:t>divide(10, 2)</w:t>
+              <w:rPr>
+                <w:rFonts w:hint="default"/>
+                <w:sz w:val="24"/>
+                <w:szCs w:val="24"/>
+                <w:lang w:val="en-US"/>
+              </w:rPr>
+            </w:pPr>
+            <w:r>
+              <w:rPr>
+                <w:rFonts w:hint="default"/>
+                <w:sz w:val="24"/>
+                <w:szCs w:val="24"/>
+                <w:lang w:val="en-US"/>
+              </w:rPr>
+              <w:t>a=10, b=2</w:t>
             </w:r>
           </w:p>
         </w:tc>
@@ -3440,11 +4140,16 @@
             <w:pPr>
               <w:spacing w:after="0" w:line="240" w:lineRule="auto"/>
               <w:jc w:val="center"/>
+              <w:rPr>
+                <w:sz w:val="24"/>
+                <w:szCs w:val="24"/>
+              </w:rPr>
             </w:pPr>
             <w:r>
               <w:rPr>
                 <w:rFonts w:ascii="Times New Roman" w:hAnsi="Times New Roman"/>
-                <w:sz w:val="20"/>
+                <w:sz w:val="24"/>
+                <w:szCs w:val="24"/>
               </w:rPr>
               <w:t>5.0</w:t>
             </w:r>
@@ -3459,11 +4164,16 @@
             <w:pPr>
               <w:spacing w:after="0" w:line="240" w:lineRule="auto"/>
               <w:jc w:val="center"/>
+              <w:rPr>
+                <w:sz w:val="24"/>
+                <w:szCs w:val="24"/>
+              </w:rPr>
             </w:pPr>
             <w:r>
               <w:rPr>
                 <w:rFonts w:ascii="Times New Roman" w:hAnsi="Times New Roman"/>
-                <w:sz w:val="20"/>
+                <w:sz w:val="24"/>
+                <w:szCs w:val="24"/>
               </w:rPr>
               <w:t>позитивный</w:t>
             </w:r>
@@ -3478,11 +4188,16 @@
             <w:pPr>
               <w:spacing w:after="0" w:line="240" w:lineRule="auto"/>
               <w:jc w:val="center"/>
+              <w:rPr>
+                <w:sz w:val="24"/>
+                <w:szCs w:val="24"/>
+              </w:rPr>
             </w:pPr>
             <w:r>
               <w:rPr>
                 <w:rFonts w:ascii="Times New Roman" w:hAnsi="Times New Roman"/>
-                <w:sz w:val="20"/>
+                <w:sz w:val="24"/>
+                <w:szCs w:val="24"/>
               </w:rPr>
               <w:t>Деление целых чисел без остатка</w:t>
             </w:r>
@@ -3518,11 +4233,16 @@
             <w:pPr>
               <w:spacing w:after="0" w:line="240" w:lineRule="auto"/>
               <w:jc w:val="center"/>
+              <w:rPr>
+                <w:sz w:val="24"/>
+                <w:szCs w:val="24"/>
+              </w:rPr>
             </w:pPr>
             <w:r>
               <w:rPr>
                 <w:rFonts w:ascii="Times New Roman" w:hAnsi="Times New Roman"/>
-                <w:sz w:val="20"/>
+                <w:sz w:val="24"/>
+                <w:szCs w:val="24"/>
               </w:rPr>
               <w:t>TC-13</w:t>
             </w:r>
@@ -3537,13 +4257,21 @@
             <w:pPr>
               <w:spacing w:after="0" w:line="240" w:lineRule="auto"/>
               <w:jc w:val="center"/>
-            </w:pPr>
-            <w:r>
-              <w:rPr>
-                <w:rFonts w:ascii="Times New Roman" w:hAnsi="Times New Roman"/>
-                <w:sz w:val="20"/>
-              </w:rPr>
-              <w:t>divide(7, 3)</w:t>
+              <w:rPr>
+                <w:rFonts w:hint="default"/>
+                <w:sz w:val="24"/>
+                <w:szCs w:val="24"/>
+                <w:lang w:val="en-US"/>
+              </w:rPr>
+            </w:pPr>
+            <w:r>
+              <w:rPr>
+                <w:rFonts w:hint="default"/>
+                <w:sz w:val="24"/>
+                <w:szCs w:val="24"/>
+                <w:lang w:val="en-US"/>
+              </w:rPr>
+              <w:t>a=7, b=3</w:t>
             </w:r>
           </w:p>
         </w:tc>
@@ -3556,11 +4284,16 @@
             <w:pPr>
               <w:spacing w:after="0" w:line="240" w:lineRule="auto"/>
               <w:jc w:val="center"/>
+              <w:rPr>
+                <w:sz w:val="24"/>
+                <w:szCs w:val="24"/>
+              </w:rPr>
             </w:pPr>
             <w:r>
               <w:rPr>
                 <w:rFonts w:ascii="Times New Roman" w:hAnsi="Times New Roman"/>
-                <w:sz w:val="20"/>
+                <w:sz w:val="24"/>
+                <w:szCs w:val="24"/>
               </w:rPr>
               <w:t>≈2.333</w:t>
             </w:r>
@@ -3575,11 +4308,16 @@
             <w:pPr>
               <w:spacing w:after="0" w:line="240" w:lineRule="auto"/>
               <w:jc w:val="center"/>
+              <w:rPr>
+                <w:sz w:val="24"/>
+                <w:szCs w:val="24"/>
+              </w:rPr>
             </w:pPr>
             <w:r>
               <w:rPr>
                 <w:rFonts w:ascii="Times New Roman" w:hAnsi="Times New Roman"/>
-                <w:sz w:val="20"/>
+                <w:sz w:val="24"/>
+                <w:szCs w:val="24"/>
               </w:rPr>
               <w:t>позитивный</w:t>
             </w:r>
@@ -3594,11 +4332,16 @@
             <w:pPr>
               <w:spacing w:after="0" w:line="240" w:lineRule="auto"/>
               <w:jc w:val="center"/>
+              <w:rPr>
+                <w:sz w:val="24"/>
+                <w:szCs w:val="24"/>
+              </w:rPr>
             </w:pPr>
             <w:r>
               <w:rPr>
                 <w:rFonts w:ascii="Times New Roman" w:hAnsi="Times New Roman"/>
-                <w:sz w:val="20"/>
+                <w:sz w:val="24"/>
+                <w:szCs w:val="24"/>
               </w:rPr>
               <w:t>Дробный результат</w:t>
             </w:r>
@@ -3634,11 +4377,16 @@
             <w:pPr>
               <w:spacing w:after="0" w:line="240" w:lineRule="auto"/>
               <w:jc w:val="center"/>
+              <w:rPr>
+                <w:sz w:val="24"/>
+                <w:szCs w:val="24"/>
+              </w:rPr>
             </w:pPr>
             <w:r>
               <w:rPr>
                 <w:rFonts w:ascii="Times New Roman" w:hAnsi="Times New Roman"/>
-                <w:sz w:val="20"/>
+                <w:sz w:val="24"/>
+                <w:szCs w:val="24"/>
               </w:rPr>
               <w:t>TC-14</w:t>
             </w:r>
@@ -3653,13 +4401,44 @@
             <w:pPr>
               <w:spacing w:after="0" w:line="240" w:lineRule="auto"/>
               <w:jc w:val="center"/>
-            </w:pPr>
+              <w:rPr>
+                <w:sz w:val="24"/>
+                <w:szCs w:val="24"/>
+              </w:rPr>
+            </w:pPr>
+            <w:r>
+              <w:rPr>
+                <w:rFonts w:hint="default"/>
+                <w:sz w:val="24"/>
+                <w:szCs w:val="24"/>
+                <w:lang w:val="en-US"/>
+              </w:rPr>
+              <w:t>a=</w:t>
+            </w:r>
             <w:r>
               <w:rPr>
                 <w:rFonts w:ascii="Times New Roman" w:hAnsi="Times New Roman"/>
-                <w:sz w:val="20"/>
-              </w:rPr>
-              <w:t>divide(5.5, 2)</w:t>
+                <w:sz w:val="24"/>
+                <w:szCs w:val="24"/>
+              </w:rPr>
+              <w:t xml:space="preserve">5.5, </w:t>
+            </w:r>
+            <w:r>
+              <w:rPr>
+                <w:rFonts w:hint="default"/>
+                <w:sz w:val="24"/>
+                <w:szCs w:val="24"/>
+                <w:lang w:val="en-US"/>
+              </w:rPr>
+              <w:t>b=</w:t>
+            </w:r>
+            <w:r>
+              <w:rPr>
+                <w:rFonts w:ascii="Times New Roman" w:hAnsi="Times New Roman"/>
+                <w:sz w:val="24"/>
+                <w:szCs w:val="24"/>
+              </w:rPr>
+              <w:t>2</w:t>
             </w:r>
           </w:p>
         </w:tc>
@@ -3672,11 +4451,16 @@
             <w:pPr>
               <w:spacing w:after="0" w:line="240" w:lineRule="auto"/>
               <w:jc w:val="center"/>
+              <w:rPr>
+                <w:sz w:val="24"/>
+                <w:szCs w:val="24"/>
+              </w:rPr>
             </w:pPr>
             <w:r>
               <w:rPr>
                 <w:rFonts w:ascii="Times New Roman" w:hAnsi="Times New Roman"/>
-                <w:sz w:val="20"/>
+                <w:sz w:val="24"/>
+                <w:szCs w:val="24"/>
               </w:rPr>
               <w:t>2.75</w:t>
             </w:r>
@@ -3691,11 +4475,16 @@
             <w:pPr>
               <w:spacing w:after="0" w:line="240" w:lineRule="auto"/>
               <w:jc w:val="center"/>
+              <w:rPr>
+                <w:sz w:val="24"/>
+                <w:szCs w:val="24"/>
+              </w:rPr>
             </w:pPr>
             <w:r>
               <w:rPr>
                 <w:rFonts w:ascii="Times New Roman" w:hAnsi="Times New Roman"/>
-                <w:sz w:val="20"/>
+                <w:sz w:val="24"/>
+                <w:szCs w:val="24"/>
               </w:rPr>
               <w:t>позитивный</w:t>
             </w:r>
@@ -3710,11 +4499,16 @@
             <w:pPr>
               <w:spacing w:after="0" w:line="240" w:lineRule="auto"/>
               <w:jc w:val="center"/>
+              <w:rPr>
+                <w:sz w:val="24"/>
+                <w:szCs w:val="24"/>
+              </w:rPr>
             </w:pPr>
             <w:r>
               <w:rPr>
                 <w:rFonts w:ascii="Times New Roman" w:hAnsi="Times New Roman"/>
-                <w:sz w:val="20"/>
+                <w:sz w:val="24"/>
+                <w:szCs w:val="24"/>
               </w:rPr>
               <w:t>Операнды типа float</w:t>
             </w:r>
@@ -3750,11 +4544,16 @@
             <w:pPr>
               <w:spacing w:after="0" w:line="240" w:lineRule="auto"/>
               <w:jc w:val="center"/>
+              <w:rPr>
+                <w:sz w:val="24"/>
+                <w:szCs w:val="24"/>
+              </w:rPr>
             </w:pPr>
             <w:r>
               <w:rPr>
                 <w:rFonts w:ascii="Times New Roman" w:hAnsi="Times New Roman"/>
-                <w:sz w:val="20"/>
+                <w:sz w:val="24"/>
+                <w:szCs w:val="24"/>
               </w:rPr>
               <w:t>TC-15</w:t>
             </w:r>
@@ -3769,13 +4568,44 @@
             <w:pPr>
               <w:spacing w:after="0" w:line="240" w:lineRule="auto"/>
               <w:jc w:val="center"/>
-            </w:pPr>
+              <w:rPr>
+                <w:sz w:val="24"/>
+                <w:szCs w:val="24"/>
+              </w:rPr>
+            </w:pPr>
+            <w:r>
+              <w:rPr>
+                <w:rFonts w:hint="default"/>
+                <w:sz w:val="24"/>
+                <w:szCs w:val="24"/>
+                <w:lang w:val="en-US"/>
+              </w:rPr>
+              <w:t>a=</w:t>
+            </w:r>
             <w:r>
               <w:rPr>
                 <w:rFonts w:ascii="Times New Roman" w:hAnsi="Times New Roman"/>
-                <w:sz w:val="20"/>
-              </w:rPr>
-              <w:t>divide(-10, 2)</w:t>
+                <w:sz w:val="24"/>
+                <w:szCs w:val="24"/>
+              </w:rPr>
+              <w:t>-10</w:t>
+            </w:r>
+            <w:r>
+              <w:rPr>
+                <w:rFonts w:hint="default"/>
+                <w:sz w:val="24"/>
+                <w:szCs w:val="24"/>
+                <w:lang w:val="en-US"/>
+              </w:rPr>
+              <w:t>, b=</w:t>
+            </w:r>
+            <w:r>
+              <w:rPr>
+                <w:rFonts w:ascii="Times New Roman" w:hAnsi="Times New Roman"/>
+                <w:sz w:val="24"/>
+                <w:szCs w:val="24"/>
+              </w:rPr>
+              <w:t>2</w:t>
             </w:r>
           </w:p>
         </w:tc>
@@ -3788,11 +4618,16 @@
             <w:pPr>
               <w:spacing w:after="0" w:line="240" w:lineRule="auto"/>
               <w:jc w:val="center"/>
+              <w:rPr>
+                <w:sz w:val="24"/>
+                <w:szCs w:val="24"/>
+              </w:rPr>
             </w:pPr>
             <w:r>
               <w:rPr>
                 <w:rFonts w:ascii="Times New Roman" w:hAnsi="Times New Roman"/>
-                <w:sz w:val="20"/>
+                <w:sz w:val="24"/>
+                <w:szCs w:val="24"/>
               </w:rPr>
               <w:t>-5.0</w:t>
             </w:r>
@@ -3807,11 +4642,16 @@
             <w:pPr>
               <w:spacing w:after="0" w:line="240" w:lineRule="auto"/>
               <w:jc w:val="center"/>
+              <w:rPr>
+                <w:sz w:val="24"/>
+                <w:szCs w:val="24"/>
+              </w:rPr>
             </w:pPr>
             <w:r>
               <w:rPr>
                 <w:rFonts w:ascii="Times New Roman" w:hAnsi="Times New Roman"/>
-                <w:sz w:val="20"/>
+                <w:sz w:val="24"/>
+                <w:szCs w:val="24"/>
               </w:rPr>
               <w:t>позитивный</w:t>
             </w:r>
@@ -3826,11 +4666,16 @@
             <w:pPr>
               <w:spacing w:after="0" w:line="240" w:lineRule="auto"/>
               <w:jc w:val="center"/>
+              <w:rPr>
+                <w:sz w:val="24"/>
+                <w:szCs w:val="24"/>
+              </w:rPr>
             </w:pPr>
             <w:r>
               <w:rPr>
                 <w:rFonts w:ascii="Times New Roman" w:hAnsi="Times New Roman"/>
-                <w:sz w:val="20"/>
+                <w:sz w:val="24"/>
+                <w:szCs w:val="24"/>
               </w:rPr>
               <w:t>Отрицательное делимое</w:t>
             </w:r>
@@ -3866,11 +4711,16 @@
             <w:pPr>
               <w:spacing w:after="0" w:line="240" w:lineRule="auto"/>
               <w:jc w:val="center"/>
+              <w:rPr>
+                <w:sz w:val="24"/>
+                <w:szCs w:val="24"/>
+              </w:rPr>
             </w:pPr>
             <w:r>
               <w:rPr>
                 <w:rFonts w:ascii="Times New Roman" w:hAnsi="Times New Roman"/>
-                <w:sz w:val="20"/>
+                <w:sz w:val="24"/>
+                <w:szCs w:val="24"/>
               </w:rPr>
               <w:t>TC-16</w:t>
             </w:r>
@@ -3885,13 +4735,44 @@
             <w:pPr>
               <w:spacing w:after="0" w:line="240" w:lineRule="auto"/>
               <w:jc w:val="center"/>
-            </w:pPr>
+              <w:rPr>
+                <w:sz w:val="24"/>
+                <w:szCs w:val="24"/>
+              </w:rPr>
+            </w:pPr>
+            <w:r>
+              <w:rPr>
+                <w:rFonts w:hint="default"/>
+                <w:sz w:val="24"/>
+                <w:szCs w:val="24"/>
+                <w:lang w:val="en-US"/>
+              </w:rPr>
+              <w:t>a=</w:t>
+            </w:r>
             <w:r>
               <w:rPr>
                 <w:rFonts w:ascii="Times New Roman" w:hAnsi="Times New Roman"/>
-                <w:sz w:val="20"/>
-              </w:rPr>
-              <w:t>divide(10, 0)</w:t>
+                <w:sz w:val="24"/>
+                <w:szCs w:val="24"/>
+              </w:rPr>
+              <w:t xml:space="preserve">10, </w:t>
+            </w:r>
+            <w:r>
+              <w:rPr>
+                <w:rFonts w:hint="default"/>
+                <w:sz w:val="24"/>
+                <w:szCs w:val="24"/>
+                <w:lang w:val="en-US"/>
+              </w:rPr>
+              <w:t>b=</w:t>
+            </w:r>
+            <w:r>
+              <w:rPr>
+                <w:rFonts w:ascii="Times New Roman" w:hAnsi="Times New Roman"/>
+                <w:sz w:val="24"/>
+                <w:szCs w:val="24"/>
+              </w:rPr>
+              <w:t>0</w:t>
             </w:r>
           </w:p>
         </w:tc>
@@ -3904,11 +4785,16 @@
             <w:pPr>
               <w:spacing w:after="0" w:line="240" w:lineRule="auto"/>
               <w:jc w:val="center"/>
+              <w:rPr>
+                <w:sz w:val="24"/>
+                <w:szCs w:val="24"/>
+              </w:rPr>
             </w:pPr>
             <w:r>
               <w:rPr>
                 <w:rFonts w:ascii="Times New Roman" w:hAnsi="Times New Roman"/>
-                <w:sz w:val="20"/>
+                <w:sz w:val="24"/>
+                <w:szCs w:val="24"/>
               </w:rPr>
               <w:t>ZeroDivisionError</w:t>
             </w:r>
@@ -3923,11 +4809,16 @@
             <w:pPr>
               <w:spacing w:after="0" w:line="240" w:lineRule="auto"/>
               <w:jc w:val="center"/>
+              <w:rPr>
+                <w:sz w:val="24"/>
+                <w:szCs w:val="24"/>
+              </w:rPr>
             </w:pPr>
             <w:r>
               <w:rPr>
                 <w:rFonts w:ascii="Times New Roman" w:hAnsi="Times New Roman"/>
-                <w:sz w:val="20"/>
+                <w:sz w:val="24"/>
+                <w:szCs w:val="24"/>
               </w:rPr>
               <w:t>негативный</w:t>
             </w:r>
@@ -3942,11 +4833,16 @@
             <w:pPr>
               <w:spacing w:after="0" w:line="240" w:lineRule="auto"/>
               <w:jc w:val="center"/>
+              <w:rPr>
+                <w:sz w:val="24"/>
+                <w:szCs w:val="24"/>
+              </w:rPr>
             </w:pPr>
             <w:r>
               <w:rPr>
                 <w:rFonts w:ascii="Times New Roman" w:hAnsi="Times New Roman"/>
-                <w:sz w:val="20"/>
+                <w:sz w:val="24"/>
+                <w:szCs w:val="24"/>
               </w:rPr>
               <w:t>Деление на ноль</w:t>
             </w:r>
@@ -3982,11 +4878,16 @@
             <w:pPr>
               <w:spacing w:after="0" w:line="240" w:lineRule="auto"/>
               <w:jc w:val="center"/>
+              <w:rPr>
+                <w:sz w:val="24"/>
+                <w:szCs w:val="24"/>
+              </w:rPr>
             </w:pPr>
             <w:r>
               <w:rPr>
                 <w:rFonts w:ascii="Times New Roman" w:hAnsi="Times New Roman"/>
-                <w:sz w:val="20"/>
+                <w:sz w:val="24"/>
+                <w:szCs w:val="24"/>
               </w:rPr>
               <w:t>TC-17</w:t>
             </w:r>
@@ -4001,13 +4902,63 @@
             <w:pPr>
               <w:spacing w:after="0" w:line="240" w:lineRule="auto"/>
               <w:jc w:val="center"/>
-            </w:pPr>
+              <w:rPr>
+                <w:rFonts w:hint="default"/>
+                <w:sz w:val="24"/>
+                <w:szCs w:val="24"/>
+                <w:lang w:val="en-US"/>
+              </w:rPr>
+            </w:pPr>
+            <w:r>
+              <w:rPr>
+                <w:rFonts w:hint="default"/>
+                <w:sz w:val="24"/>
+                <w:szCs w:val="24"/>
+                <w:lang w:val="en-US"/>
+              </w:rPr>
+              <w:t>a=</w:t>
+            </w:r>
             <w:r>
               <w:rPr>
                 <w:rFonts w:ascii="Times New Roman" w:hAnsi="Times New Roman"/>
-                <w:sz w:val="20"/>
-              </w:rPr>
-              <w:t>divide("10", 2)</w:t>
+                <w:sz w:val="24"/>
+                <w:szCs w:val="24"/>
+              </w:rPr>
+              <w:t>"10</w:t>
+            </w:r>
+            <w:r>
+              <w:rPr>
+                <w:rFonts w:hint="default"/>
+                <w:sz w:val="24"/>
+                <w:szCs w:val="24"/>
+                <w:lang w:val="en-US"/>
+              </w:rPr>
+              <w:t>”</w:t>
+            </w:r>
+            <w:r>
+              <w:rPr>
+                <w:rFonts w:ascii="Times New Roman" w:hAnsi="Times New Roman"/>
+                <w:sz w:val="24"/>
+                <w:szCs w:val="24"/>
+              </w:rPr>
+              <w:t xml:space="preserve">, </w:t>
+            </w:r>
+            <w:r>
+              <w:rPr>
+                <w:rFonts w:hint="default"/>
+                <w:sz w:val="24"/>
+                <w:szCs w:val="24"/>
+                <w:lang w:val="en-US"/>
+              </w:rPr>
+              <w:t>b=</w:t>
+            </w:r>
+            <w:r>
+              <w:rPr>
+                <w:rFonts w:ascii="Times New Roman" w:hAnsi="Times New Roman"/>
+                <w:sz w:val="24"/>
+                <w:szCs w:val="24"/>
+              </w:rPr>
+              <w:t>2</w:t>
             </w:r>
           </w:p>
         </w:tc>
@@ -4020,11 +4971,16 @@
             <w:pPr>
               <w:spacing w:after="0" w:line="240" w:lineRule="auto"/>
               <w:jc w:val="center"/>
+              <w:rPr>
+                <w:sz w:val="24"/>
+                <w:szCs w:val="24"/>
+              </w:rPr>
             </w:pPr>
             <w:r>
               <w:rPr>
                 <w:rFonts w:ascii="Times New Roman" w:hAnsi="Times New Roman"/>
-                <w:sz w:val="20"/>
+                <w:sz w:val="24"/>
+                <w:szCs w:val="24"/>
               </w:rPr>
               <w:t>TypeError</w:t>
             </w:r>
@@ -4039,11 +4995,16 @@
             <w:pPr>
               <w:spacing w:after="0" w:line="240" w:lineRule="auto"/>
               <w:jc w:val="center"/>
+              <w:rPr>
+                <w:sz w:val="24"/>
+                <w:szCs w:val="24"/>
+              </w:rPr>
             </w:pPr>
             <w:r>
               <w:rPr>
                 <w:rFonts w:ascii="Times New Roman" w:hAnsi="Times New Roman"/>
-                <w:sz w:val="20"/>
+                <w:sz w:val="24"/>
+                <w:szCs w:val="24"/>
               </w:rPr>
               <w:t>ошибочные данные</w:t>
             </w:r>
@@ -4058,11 +5019,16 @@
             <w:pPr>
               <w:spacing w:after="0" w:line="240" w:lineRule="auto"/>
               <w:jc w:val="center"/>
+              <w:rPr>
+                <w:sz w:val="24"/>
+                <w:szCs w:val="24"/>
+              </w:rPr>
             </w:pPr>
             <w:r>
               <w:rPr>
                 <w:rFonts w:ascii="Times New Roman" w:hAnsi="Times New Roman"/>
-                <w:sz w:val="20"/>
+                <w:sz w:val="24"/>
+                <w:szCs w:val="24"/>
               </w:rPr>
               <w:t>Некорректный тип аргумента</w:t>
             </w:r>
@@ -4098,11 +5064,16 @@
             <w:pPr>
               <w:spacing w:after="0" w:line="240" w:lineRule="auto"/>
               <w:jc w:val="center"/>
+              <w:rPr>
+                <w:sz w:val="24"/>
+                <w:szCs w:val="24"/>
+              </w:rPr>
             </w:pPr>
             <w:r>
               <w:rPr>
                 <w:rFonts w:ascii="Times New Roman" w:hAnsi="Times New Roman"/>
-                <w:sz w:val="20"/>
+                <w:sz w:val="24"/>
+                <w:szCs w:val="24"/>
               </w:rPr>
               <w:t>TC-18</w:t>
             </w:r>
@@ -4117,13 +5088,44 @@
             <w:pPr>
               <w:spacing w:after="0" w:line="240" w:lineRule="auto"/>
               <w:jc w:val="center"/>
-            </w:pPr>
+              <w:rPr>
+                <w:sz w:val="24"/>
+                <w:szCs w:val="24"/>
+              </w:rPr>
+            </w:pPr>
+            <w:r>
+              <w:rPr>
+                <w:rFonts w:hint="default"/>
+                <w:sz w:val="24"/>
+                <w:szCs w:val="24"/>
+                <w:lang w:val="en-US"/>
+              </w:rPr>
+              <w:t>a=</w:t>
+            </w:r>
             <w:r>
               <w:rPr>
                 <w:rFonts w:ascii="Times New Roman" w:hAnsi="Times New Roman"/>
-                <w:sz w:val="20"/>
-              </w:rPr>
-              <w:t>divide(0, 5)</w:t>
+                <w:sz w:val="24"/>
+                <w:szCs w:val="24"/>
+              </w:rPr>
+              <w:t xml:space="preserve">0, </w:t>
+            </w:r>
+            <w:r>
+              <w:rPr>
+                <w:rFonts w:hint="default"/>
+                <w:sz w:val="24"/>
+                <w:szCs w:val="24"/>
+                <w:lang w:val="en-US"/>
+              </w:rPr>
+              <w:t>b=</w:t>
+            </w:r>
+            <w:r>
+              <w:rPr>
+                <w:rFonts w:ascii="Times New Roman" w:hAnsi="Times New Roman"/>
+                <w:sz w:val="24"/>
+                <w:szCs w:val="24"/>
+              </w:rPr>
+              <w:t>5</w:t>
             </w:r>
           </w:p>
         </w:tc>
@@ -4136,11 +5138,16 @@
             <w:pPr>
               <w:spacing w:after="0" w:line="240" w:lineRule="auto"/>
               <w:jc w:val="center"/>
+              <w:rPr>
+                <w:sz w:val="24"/>
+                <w:szCs w:val="24"/>
+              </w:rPr>
             </w:pPr>
             <w:r>
               <w:rPr>
                 <w:rFonts w:ascii="Times New Roman" w:hAnsi="Times New Roman"/>
-                <w:sz w:val="20"/>
+                <w:sz w:val="24"/>
+                <w:szCs w:val="24"/>
               </w:rPr>
               <w:t>0.0</w:t>
             </w:r>
@@ -4155,11 +5162,16 @@
             <w:pPr>
               <w:spacing w:after="0" w:line="240" w:lineRule="auto"/>
               <w:jc w:val="center"/>
+              <w:rPr>
+                <w:sz w:val="24"/>
+                <w:szCs w:val="24"/>
+              </w:rPr>
             </w:pPr>
             <w:r>
               <w:rPr>
                 <w:rFonts w:ascii="Times New Roman" w:hAnsi="Times New Roman"/>
-                <w:sz w:val="20"/>
+                <w:sz w:val="24"/>
+                <w:szCs w:val="24"/>
               </w:rPr>
               <w:t>граничный</w:t>
             </w:r>
@@ -4174,11 +5186,16 @@
             <w:pPr>
               <w:spacing w:after="0" w:line="240" w:lineRule="auto"/>
               <w:jc w:val="center"/>
+              <w:rPr>
+                <w:sz w:val="24"/>
+                <w:szCs w:val="24"/>
+              </w:rPr>
             </w:pPr>
             <w:r>
               <w:rPr>
                 <w:rFonts w:ascii="Times New Roman" w:hAnsi="Times New Roman"/>
-                <w:sz w:val="20"/>
+                <w:sz w:val="24"/>
+                <w:szCs w:val="24"/>
               </w:rPr>
               <w:t>Ноль в качестве делимого</w:t>
             </w:r>
@@ -4218,570 +5235,794 @@
         <w:t>Листинг 1 — Реализация функций validate_password и divide</w:t>
       </w:r>
     </w:p>
+    <w:tbl>
+      <w:tblPr>
+        <w:tblStyle w:val="22"/>
+        <w:tblW w:w="0" w:type="auto"/>
+        <w:tblInd w:w="0" w:type="dxa"/>
+        <w:tblBorders>
+          <w:top w:val="single" w:color="auto" w:sz="4" w:space="0"/>
+          <w:left w:val="single" w:color="auto" w:sz="4" w:space="0"/>
+          <w:bottom w:val="single" w:color="auto" w:sz="4" w:space="0"/>
+          <w:right w:val="single" w:color="auto" w:sz="4" w:space="0"/>
+          <w:insideH w:val="single" w:color="auto" w:sz="4" w:space="0"/>
+          <w:insideV w:val="single" w:color="auto" w:sz="4" w:space="0"/>
+        </w:tblBorders>
+        <w:tblLayout w:type="autofit"/>
+        <w:tblCellMar>
+          <w:top w:w="0" w:type="dxa"/>
+          <w:left w:w="108" w:type="dxa"/>
+          <w:bottom w:w="0" w:type="dxa"/>
+          <w:right w:w="108" w:type="dxa"/>
+        </w:tblCellMar>
+      </w:tblPr>
+      <w:tblGrid>
+        <w:gridCol w:w="9571"/>
+      </w:tblGrid>
+      <w:tr>
+        <w:tblPrEx>
+          <w:tblBorders>
+            <w:top w:val="single" w:color="auto" w:sz="4" w:space="0"/>
+            <w:left w:val="single" w:color="auto" w:sz="4" w:space="0"/>
+            <w:bottom w:val="single" w:color="auto" w:sz="4" w:space="0"/>
+            <w:right w:val="single" w:color="auto" w:sz="4" w:space="0"/>
+            <w:insideH w:val="single" w:color="auto" w:sz="4" w:space="0"/>
+            <w:insideV w:val="single" w:color="auto" w:sz="4" w:space="0"/>
+          </w:tblBorders>
+          <w:tblCellMar>
+            <w:top w:w="0" w:type="dxa"/>
+            <w:left w:w="108" w:type="dxa"/>
+            <w:bottom w:w="0" w:type="dxa"/>
+            <w:right w:w="108" w:type="dxa"/>
+          </w:tblCellMar>
+        </w:tblPrEx>
+        <w:trPr>
+          <w:trHeight w:val="7662" w:hRule="atLeast"/>
+        </w:trPr>
+        <w:tc>
+          <w:tcPr>
+            <w:tcW w:w="9571" w:type="dxa"/>
+            <w:tcBorders>
+              <w:top w:val="nil"/>
+              <w:left w:val="nil"/>
+              <w:bottom w:val="nil"/>
+              <w:right w:val="nil"/>
+            </w:tcBorders>
+            <w:shd w:val="clear" w:color="auto" w:fill="E8E8E8" w:themeFill="background2"/>
+          </w:tcPr>
+          <w:p>
+            <w:pPr>
+              <w:bidi w:val="0"/>
+              <w:spacing w:after="0"/>
+              <w:rPr>
+                <w:rFonts w:hint="default" w:ascii="Courier New" w:hAnsi="Courier New" w:eastAsia="Courier New"/>
+                <w:color w:val="000000" w:themeColor="text1"/>
+                <w:sz w:val="24"/>
+                <w:szCs w:val="24"/>
+                <w:highlight w:val="none"/>
+                <w:shd w:val="clear" w:color="auto"/>
+                <w14:textFill>
+                  <w14:solidFill>
+                    <w14:schemeClr w14:val="tx1"/>
+                  </w14:solidFill>
+                </w14:textFill>
+              </w:rPr>
+            </w:pPr>
+            <w:r>
+              <w:rPr>
+                <w:rFonts w:hint="default" w:ascii="Courier New" w:hAnsi="Courier New" w:eastAsia="Courier New"/>
+                <w:color w:val="000000" w:themeColor="text1"/>
+                <w:sz w:val="24"/>
+                <w:szCs w:val="24"/>
+                <w:highlight w:val="none"/>
+                <w:shd w:val="clear" w:color="auto"/>
+                <w14:textFill>
+                  <w14:solidFill>
+                    <w14:schemeClr w14:val="tx1"/>
+                  </w14:solidFill>
+                </w14:textFill>
+              </w:rPr>
+              <w:t>def validate_password(password: str) -&gt; bool:</w:t>
+            </w:r>
+          </w:p>
+          <w:p>
+            <w:pPr>
+              <w:bidi w:val="0"/>
+              <w:spacing w:after="0"/>
+              <w:rPr>
+                <w:rFonts w:hint="default" w:ascii="Courier New" w:hAnsi="Courier New" w:eastAsia="Courier New"/>
+                <w:color w:val="000000" w:themeColor="text1"/>
+                <w:sz w:val="24"/>
+                <w:szCs w:val="24"/>
+                <w:highlight w:val="none"/>
+                <w:shd w:val="clear" w:color="auto"/>
+                <w14:textFill>
+                  <w14:solidFill>
+                    <w14:schemeClr w14:val="tx1"/>
+                  </w14:solidFill>
+                </w14:textFill>
+              </w:rPr>
+            </w:pPr>
+            <w:r>
+              <w:rPr>
+                <w:rFonts w:hint="default" w:ascii="Courier New" w:hAnsi="Courier New" w:eastAsia="Courier New"/>
+                <w:color w:val="000000" w:themeColor="text1"/>
+                <w:sz w:val="24"/>
+                <w:szCs w:val="24"/>
+                <w:highlight w:val="none"/>
+                <w:shd w:val="clear" w:color="auto"/>
+                <w14:textFill>
+                  <w14:solidFill>
+                    <w14:schemeClr w14:val="tx1"/>
+                  </w14:solidFill>
+                </w14:textFill>
+              </w:rPr>
+              <w:t xml:space="preserve">    if not isinstance(password, str):</w:t>
+            </w:r>
+          </w:p>
+          <w:p>
+            <w:pPr>
+              <w:bidi w:val="0"/>
+              <w:spacing w:after="0"/>
+              <w:rPr>
+                <w:rFonts w:hint="default" w:ascii="Courier New" w:hAnsi="Courier New" w:eastAsia="Courier New"/>
+                <w:color w:val="000000" w:themeColor="text1"/>
+                <w:sz w:val="24"/>
+                <w:szCs w:val="24"/>
+                <w:highlight w:val="none"/>
+                <w:shd w:val="clear" w:color="auto"/>
+                <w14:textFill>
+                  <w14:solidFill>
+                    <w14:schemeClr w14:val="tx1"/>
+                  </w14:solidFill>
+                </w14:textFill>
+              </w:rPr>
+            </w:pPr>
+            <w:r>
+              <w:rPr>
+                <w:rFonts w:hint="default" w:ascii="Courier New" w:hAnsi="Courier New" w:eastAsia="Courier New"/>
+                <w:color w:val="000000" w:themeColor="text1"/>
+                <w:sz w:val="24"/>
+                <w:szCs w:val="24"/>
+                <w:highlight w:val="none"/>
+                <w:shd w:val="clear" w:color="auto"/>
+                <w14:textFill>
+                  <w14:solidFill>
+                    <w14:schemeClr w14:val="tx1"/>
+                  </w14:solidFill>
+                </w14:textFill>
+              </w:rPr>
+              <w:t xml:space="preserve">        return False</w:t>
+            </w:r>
+          </w:p>
+          <w:p>
+            <w:pPr>
+              <w:bidi w:val="0"/>
+              <w:spacing w:after="0"/>
+              <w:rPr>
+                <w:rFonts w:hint="default" w:ascii="Courier New" w:hAnsi="Courier New" w:eastAsia="Courier New"/>
+                <w:color w:val="000000" w:themeColor="text1"/>
+                <w:sz w:val="24"/>
+                <w:szCs w:val="24"/>
+                <w:highlight w:val="none"/>
+                <w:shd w:val="clear" w:color="auto"/>
+                <w14:textFill>
+                  <w14:solidFill>
+                    <w14:schemeClr w14:val="tx1"/>
+                  </w14:solidFill>
+                </w14:textFill>
+              </w:rPr>
+            </w:pPr>
+          </w:p>
+          <w:p>
+            <w:pPr>
+              <w:bidi w:val="0"/>
+              <w:spacing w:after="0"/>
+              <w:rPr>
+                <w:rFonts w:hint="default" w:ascii="Courier New" w:hAnsi="Courier New" w:eastAsia="Courier New"/>
+                <w:color w:val="000000" w:themeColor="text1"/>
+                <w:sz w:val="24"/>
+                <w:szCs w:val="24"/>
+                <w:highlight w:val="none"/>
+                <w:shd w:val="clear" w:color="auto"/>
+                <w14:textFill>
+                  <w14:solidFill>
+                    <w14:schemeClr w14:val="tx1"/>
+                  </w14:solidFill>
+                </w14:textFill>
+              </w:rPr>
+            </w:pPr>
+            <w:r>
+              <w:rPr>
+                <w:rFonts w:hint="default" w:ascii="Courier New" w:hAnsi="Courier New" w:eastAsia="Courier New"/>
+                <w:color w:val="000000" w:themeColor="text1"/>
+                <w:sz w:val="24"/>
+                <w:szCs w:val="24"/>
+                <w:highlight w:val="none"/>
+                <w:shd w:val="clear" w:color="auto"/>
+                <w14:textFill>
+                  <w14:solidFill>
+                    <w14:schemeClr w14:val="tx1"/>
+                  </w14:solidFill>
+                </w14:textFill>
+              </w:rPr>
+              <w:t xml:space="preserve">    if len(password) &lt; 8:</w:t>
+            </w:r>
+          </w:p>
+          <w:p>
+            <w:pPr>
+              <w:bidi w:val="0"/>
+              <w:spacing w:after="0"/>
+              <w:rPr>
+                <w:rFonts w:hint="default" w:ascii="Courier New" w:hAnsi="Courier New" w:eastAsia="Courier New"/>
+                <w:color w:val="000000" w:themeColor="text1"/>
+                <w:sz w:val="24"/>
+                <w:szCs w:val="24"/>
+                <w:highlight w:val="none"/>
+                <w:shd w:val="clear" w:color="auto"/>
+                <w14:textFill>
+                  <w14:solidFill>
+                    <w14:schemeClr w14:val="tx1"/>
+                  </w14:solidFill>
+                </w14:textFill>
+              </w:rPr>
+            </w:pPr>
+            <w:r>
+              <w:rPr>
+                <w:rFonts w:hint="default" w:ascii="Courier New" w:hAnsi="Courier New" w:eastAsia="Courier New"/>
+                <w:color w:val="000000" w:themeColor="text1"/>
+                <w:sz w:val="24"/>
+                <w:szCs w:val="24"/>
+                <w:highlight w:val="none"/>
+                <w:shd w:val="clear" w:color="auto"/>
+                <w14:textFill>
+                  <w14:solidFill>
+                    <w14:schemeClr w14:val="tx1"/>
+                  </w14:solidFill>
+                </w14:textFill>
+              </w:rPr>
+              <w:t xml:space="preserve">        return False</w:t>
+            </w:r>
+          </w:p>
+          <w:p>
+            <w:pPr>
+              <w:bidi w:val="0"/>
+              <w:spacing w:after="0"/>
+              <w:rPr>
+                <w:rFonts w:hint="default" w:ascii="Courier New" w:hAnsi="Courier New" w:eastAsia="Courier New"/>
+                <w:color w:val="000000" w:themeColor="text1"/>
+                <w:sz w:val="24"/>
+                <w:szCs w:val="24"/>
+                <w:highlight w:val="none"/>
+                <w:shd w:val="clear" w:color="auto"/>
+                <w14:textFill>
+                  <w14:solidFill>
+                    <w14:schemeClr w14:val="tx1"/>
+                  </w14:solidFill>
+                </w14:textFill>
+              </w:rPr>
+            </w:pPr>
+          </w:p>
+          <w:p>
+            <w:pPr>
+              <w:bidi w:val="0"/>
+              <w:spacing w:after="0"/>
+              <w:rPr>
+                <w:rFonts w:hint="default" w:ascii="Courier New" w:hAnsi="Courier New" w:eastAsia="Courier New"/>
+                <w:color w:val="000000" w:themeColor="text1"/>
+                <w:sz w:val="24"/>
+                <w:szCs w:val="24"/>
+                <w:highlight w:val="none"/>
+                <w:shd w:val="clear" w:color="auto"/>
+                <w14:textFill>
+                  <w14:solidFill>
+                    <w14:schemeClr w14:val="tx1"/>
+                  </w14:solidFill>
+                </w14:textFill>
+              </w:rPr>
+            </w:pPr>
+            <w:r>
+              <w:rPr>
+                <w:rFonts w:hint="default" w:ascii="Courier New" w:hAnsi="Courier New" w:eastAsia="Courier New"/>
+                <w:color w:val="000000" w:themeColor="text1"/>
+                <w:sz w:val="24"/>
+                <w:szCs w:val="24"/>
+                <w:highlight w:val="none"/>
+                <w:shd w:val="clear" w:color="auto"/>
+                <w14:textFill>
+                  <w14:solidFill>
+                    <w14:schemeClr w14:val="tx1"/>
+                  </w14:solidFill>
+                </w14:textFill>
+              </w:rPr>
+              <w:t xml:space="preserve">    if " " in password:</w:t>
+            </w:r>
+          </w:p>
+          <w:p>
+            <w:pPr>
+              <w:bidi w:val="0"/>
+              <w:spacing w:after="0"/>
+              <w:rPr>
+                <w:rFonts w:hint="default" w:ascii="Courier New" w:hAnsi="Courier New" w:eastAsia="Courier New"/>
+                <w:color w:val="000000" w:themeColor="text1"/>
+                <w:sz w:val="24"/>
+                <w:szCs w:val="24"/>
+                <w:highlight w:val="none"/>
+                <w:shd w:val="clear" w:color="auto"/>
+                <w14:textFill>
+                  <w14:solidFill>
+                    <w14:schemeClr w14:val="tx1"/>
+                  </w14:solidFill>
+                </w14:textFill>
+              </w:rPr>
+            </w:pPr>
+            <w:r>
+              <w:rPr>
+                <w:rFonts w:hint="default" w:ascii="Courier New" w:hAnsi="Courier New" w:eastAsia="Courier New"/>
+                <w:color w:val="000000" w:themeColor="text1"/>
+                <w:sz w:val="24"/>
+                <w:szCs w:val="24"/>
+                <w:highlight w:val="none"/>
+                <w:shd w:val="clear" w:color="auto"/>
+                <w14:textFill>
+                  <w14:solidFill>
+                    <w14:schemeClr w14:val="tx1"/>
+                  </w14:solidFill>
+                </w14:textFill>
+              </w:rPr>
+              <w:t xml:space="preserve">        return False</w:t>
+            </w:r>
+          </w:p>
+          <w:p>
+            <w:pPr>
+              <w:bidi w:val="0"/>
+              <w:spacing w:after="0"/>
+              <w:rPr>
+                <w:rFonts w:hint="default" w:ascii="Courier New" w:hAnsi="Courier New" w:eastAsia="Courier New"/>
+                <w:color w:val="000000" w:themeColor="text1"/>
+                <w:sz w:val="24"/>
+                <w:szCs w:val="24"/>
+                <w:highlight w:val="none"/>
+                <w:shd w:val="clear" w:color="auto"/>
+                <w14:textFill>
+                  <w14:solidFill>
+                    <w14:schemeClr w14:val="tx1"/>
+                  </w14:solidFill>
+                </w14:textFill>
+              </w:rPr>
+            </w:pPr>
+          </w:p>
+          <w:p>
+            <w:pPr>
+              <w:bidi w:val="0"/>
+              <w:spacing w:after="0"/>
+              <w:rPr>
+                <w:rFonts w:hint="default" w:ascii="Courier New" w:hAnsi="Courier New" w:eastAsia="Courier New"/>
+                <w:color w:val="000000" w:themeColor="text1"/>
+                <w:sz w:val="24"/>
+                <w:szCs w:val="24"/>
+                <w:highlight w:val="none"/>
+                <w:shd w:val="clear" w:color="auto"/>
+                <w14:textFill>
+                  <w14:solidFill>
+                    <w14:schemeClr w14:val="tx1"/>
+                  </w14:solidFill>
+                </w14:textFill>
+              </w:rPr>
+            </w:pPr>
+            <w:r>
+              <w:rPr>
+                <w:rFonts w:hint="default" w:ascii="Courier New" w:hAnsi="Courier New" w:eastAsia="Courier New"/>
+                <w:color w:val="000000" w:themeColor="text1"/>
+                <w:sz w:val="24"/>
+                <w:szCs w:val="24"/>
+                <w:highlight w:val="none"/>
+                <w:shd w:val="clear" w:color="auto"/>
+                <w14:textFill>
+                  <w14:solidFill>
+                    <w14:schemeClr w14:val="tx1"/>
+                  </w14:solidFill>
+                </w14:textFill>
+              </w:rPr>
+              <w:t xml:space="preserve">    has_letter = any(char.isalpha() for char in password)</w:t>
+            </w:r>
+          </w:p>
+          <w:p>
+            <w:pPr>
+              <w:bidi w:val="0"/>
+              <w:spacing w:after="0"/>
+              <w:rPr>
+                <w:rFonts w:hint="default" w:ascii="Courier New" w:hAnsi="Courier New" w:eastAsia="Courier New"/>
+                <w:color w:val="000000" w:themeColor="text1"/>
+                <w:sz w:val="24"/>
+                <w:szCs w:val="24"/>
+                <w:highlight w:val="none"/>
+                <w:shd w:val="clear" w:color="auto"/>
+                <w14:textFill>
+                  <w14:solidFill>
+                    <w14:schemeClr w14:val="tx1"/>
+                  </w14:solidFill>
+                </w14:textFill>
+              </w:rPr>
+            </w:pPr>
+            <w:r>
+              <w:rPr>
+                <w:rFonts w:hint="default" w:ascii="Courier New" w:hAnsi="Courier New" w:eastAsia="Courier New"/>
+                <w:color w:val="000000" w:themeColor="text1"/>
+                <w:sz w:val="24"/>
+                <w:szCs w:val="24"/>
+                <w:highlight w:val="none"/>
+                <w:shd w:val="clear" w:color="auto"/>
+                <w14:textFill>
+                  <w14:solidFill>
+                    <w14:schemeClr w14:val="tx1"/>
+                  </w14:solidFill>
+                </w14:textFill>
+              </w:rPr>
+              <w:t xml:space="preserve">    has_digit = any(char.isdigit() for char in password)</w:t>
+            </w:r>
+          </w:p>
+          <w:p>
+            <w:pPr>
+              <w:bidi w:val="0"/>
+              <w:spacing w:after="0"/>
+              <w:rPr>
+                <w:rFonts w:hint="default" w:ascii="Courier New" w:hAnsi="Courier New" w:eastAsia="Courier New"/>
+                <w:color w:val="000000" w:themeColor="text1"/>
+                <w:sz w:val="24"/>
+                <w:szCs w:val="24"/>
+                <w:highlight w:val="none"/>
+                <w:shd w:val="clear" w:color="auto"/>
+                <w14:textFill>
+                  <w14:solidFill>
+                    <w14:schemeClr w14:val="tx1"/>
+                  </w14:solidFill>
+                </w14:textFill>
+              </w:rPr>
+            </w:pPr>
+          </w:p>
+          <w:p>
+            <w:pPr>
+              <w:bidi w:val="0"/>
+              <w:spacing w:after="0"/>
+              <w:rPr>
+                <w:rFonts w:hint="default" w:ascii="Courier New" w:hAnsi="Courier New" w:eastAsia="Courier New"/>
+                <w:color w:val="000000" w:themeColor="text1"/>
+                <w:sz w:val="24"/>
+                <w:szCs w:val="24"/>
+                <w:highlight w:val="none"/>
+                <w:shd w:val="clear" w:color="auto"/>
+                <w14:textFill>
+                  <w14:solidFill>
+                    <w14:schemeClr w14:val="tx1"/>
+                  </w14:solidFill>
+                </w14:textFill>
+              </w:rPr>
+            </w:pPr>
+            <w:r>
+              <w:rPr>
+                <w:rFonts w:hint="default" w:ascii="Courier New" w:hAnsi="Courier New" w:eastAsia="Courier New"/>
+                <w:color w:val="000000" w:themeColor="text1"/>
+                <w:sz w:val="24"/>
+                <w:szCs w:val="24"/>
+                <w:highlight w:val="none"/>
+                <w:shd w:val="clear" w:color="auto"/>
+                <w14:textFill>
+                  <w14:solidFill>
+                    <w14:schemeClr w14:val="tx1"/>
+                  </w14:solidFill>
+                </w14:textFill>
+              </w:rPr>
+              <w:t xml:space="preserve">    return has_letter and has_digit</w:t>
+            </w:r>
+          </w:p>
+          <w:p>
+            <w:pPr>
+              <w:bidi w:val="0"/>
+              <w:spacing w:after="0"/>
+              <w:rPr>
+                <w:rFonts w:hint="default" w:ascii="Courier New" w:hAnsi="Courier New" w:eastAsia="Courier New"/>
+                <w:color w:val="000000" w:themeColor="text1"/>
+                <w:sz w:val="24"/>
+                <w:szCs w:val="24"/>
+                <w:highlight w:val="none"/>
+                <w:shd w:val="clear" w:color="auto"/>
+                <w14:textFill>
+                  <w14:solidFill>
+                    <w14:schemeClr w14:val="tx1"/>
+                  </w14:solidFill>
+                </w14:textFill>
+              </w:rPr>
+            </w:pPr>
+          </w:p>
+          <w:p>
+            <w:pPr>
+              <w:bidi w:val="0"/>
+              <w:spacing w:after="0"/>
+              <w:rPr>
+                <w:rFonts w:hint="default" w:ascii="Courier New" w:hAnsi="Courier New" w:eastAsia="Courier New"/>
+                <w:color w:val="000000" w:themeColor="text1"/>
+                <w:sz w:val="24"/>
+                <w:szCs w:val="24"/>
+                <w:highlight w:val="none"/>
+                <w:shd w:val="clear" w:color="auto"/>
+                <w14:textFill>
+                  <w14:solidFill>
+                    <w14:schemeClr w14:val="tx1"/>
+                  </w14:solidFill>
+                </w14:textFill>
+              </w:rPr>
+            </w:pPr>
+          </w:p>
+          <w:p>
+            <w:pPr>
+              <w:bidi w:val="0"/>
+              <w:spacing w:after="0"/>
+              <w:rPr>
+                <w:rFonts w:hint="default" w:ascii="Courier New" w:hAnsi="Courier New" w:eastAsia="Courier New"/>
+                <w:color w:val="000000" w:themeColor="text1"/>
+                <w:sz w:val="24"/>
+                <w:szCs w:val="24"/>
+                <w:highlight w:val="none"/>
+                <w:shd w:val="clear" w:color="auto"/>
+                <w14:textFill>
+                  <w14:solidFill>
+                    <w14:schemeClr w14:val="tx1"/>
+                  </w14:solidFill>
+                </w14:textFill>
+              </w:rPr>
+            </w:pPr>
+            <w:r>
+              <w:rPr>
+                <w:rFonts w:hint="default" w:ascii="Courier New" w:hAnsi="Courier New" w:eastAsia="Courier New"/>
+                <w:color w:val="000000" w:themeColor="text1"/>
+                <w:sz w:val="24"/>
+                <w:szCs w:val="24"/>
+                <w:highlight w:val="none"/>
+                <w:shd w:val="clear" w:color="auto"/>
+                <w14:textFill>
+                  <w14:solidFill>
+                    <w14:schemeClr w14:val="tx1"/>
+                  </w14:solidFill>
+                </w14:textFill>
+              </w:rPr>
+              <w:t>def divide(a, b):</w:t>
+            </w:r>
+          </w:p>
+          <w:p>
+            <w:pPr>
+              <w:bidi w:val="0"/>
+              <w:spacing w:after="0"/>
+              <w:rPr>
+                <w:rFonts w:hint="default" w:ascii="Courier New" w:hAnsi="Courier New" w:eastAsia="Courier New"/>
+                <w:color w:val="000000" w:themeColor="text1"/>
+                <w:sz w:val="24"/>
+                <w:szCs w:val="24"/>
+                <w:highlight w:val="none"/>
+                <w:shd w:val="clear" w:color="auto"/>
+                <w14:textFill>
+                  <w14:solidFill>
+                    <w14:schemeClr w14:val="tx1"/>
+                  </w14:solidFill>
+                </w14:textFill>
+              </w:rPr>
+            </w:pPr>
+            <w:r>
+              <w:rPr>
+                <w:rFonts w:hint="default" w:ascii="Courier New" w:hAnsi="Courier New" w:eastAsia="Courier New"/>
+                <w:color w:val="000000" w:themeColor="text1"/>
+                <w:sz w:val="24"/>
+                <w:szCs w:val="24"/>
+                <w:highlight w:val="none"/>
+                <w:shd w:val="clear" w:color="auto"/>
+                <w14:textFill>
+                  <w14:solidFill>
+                    <w14:schemeClr w14:val="tx1"/>
+                  </w14:solidFill>
+                </w14:textFill>
+              </w:rPr>
+              <w:t xml:space="preserve">    if not isinstance(a, (int, float)) or not isinstance(b, (int, float)):</w:t>
+            </w:r>
+          </w:p>
+          <w:p>
+            <w:pPr>
+              <w:bidi w:val="0"/>
+              <w:spacing w:after="0"/>
+              <w:rPr>
+                <w:rFonts w:hint="default" w:ascii="Courier New" w:hAnsi="Courier New" w:eastAsia="Courier New"/>
+                <w:color w:val="000000" w:themeColor="text1"/>
+                <w:sz w:val="24"/>
+                <w:szCs w:val="24"/>
+                <w:highlight w:val="none"/>
+                <w:shd w:val="clear" w:color="auto"/>
+                <w14:textFill>
+                  <w14:solidFill>
+                    <w14:schemeClr w14:val="tx1"/>
+                  </w14:solidFill>
+                </w14:textFill>
+              </w:rPr>
+            </w:pPr>
+            <w:r>
+              <w:rPr>
+                <w:rFonts w:hint="default" w:ascii="Courier New" w:hAnsi="Courier New" w:eastAsia="Courier New"/>
+                <w:color w:val="000000" w:themeColor="text1"/>
+                <w:sz w:val="24"/>
+                <w:szCs w:val="24"/>
+                <w:highlight w:val="none"/>
+                <w:shd w:val="clear" w:color="auto"/>
+                <w14:textFill>
+                  <w14:solidFill>
+                    <w14:schemeClr w14:val="tx1"/>
+                  </w14:solidFill>
+                </w14:textFill>
+              </w:rPr>
+              <w:t xml:space="preserve">        raise TypeError("Аргументы должны быть числами (int или float)")</w:t>
+            </w:r>
+          </w:p>
+          <w:p>
+            <w:pPr>
+              <w:bidi w:val="0"/>
+              <w:spacing w:after="0"/>
+              <w:rPr>
+                <w:rFonts w:hint="default" w:ascii="Courier New" w:hAnsi="Courier New" w:eastAsia="Courier New"/>
+                <w:color w:val="000000" w:themeColor="text1"/>
+                <w:sz w:val="24"/>
+                <w:szCs w:val="24"/>
+                <w:highlight w:val="none"/>
+                <w:shd w:val="clear" w:color="auto"/>
+                <w14:textFill>
+                  <w14:solidFill>
+                    <w14:schemeClr w14:val="tx1"/>
+                  </w14:solidFill>
+                </w14:textFill>
+              </w:rPr>
+            </w:pPr>
+          </w:p>
+          <w:p>
+            <w:pPr>
+              <w:bidi w:val="0"/>
+              <w:spacing w:after="0"/>
+              <w:rPr>
+                <w:rFonts w:hint="default" w:ascii="Courier New" w:hAnsi="Courier New" w:eastAsia="Courier New"/>
+                <w:color w:val="000000" w:themeColor="text1"/>
+                <w:sz w:val="24"/>
+                <w:szCs w:val="24"/>
+                <w:highlight w:val="none"/>
+                <w:shd w:val="clear" w:color="auto"/>
+                <w14:textFill>
+                  <w14:solidFill>
+                    <w14:schemeClr w14:val="tx1"/>
+                  </w14:solidFill>
+                </w14:textFill>
+              </w:rPr>
+            </w:pPr>
+            <w:r>
+              <w:rPr>
+                <w:rFonts w:hint="default" w:ascii="Courier New" w:hAnsi="Courier New" w:eastAsia="Courier New"/>
+                <w:color w:val="000000" w:themeColor="text1"/>
+                <w:sz w:val="24"/>
+                <w:szCs w:val="24"/>
+                <w:highlight w:val="none"/>
+                <w:shd w:val="clear" w:color="auto"/>
+                <w14:textFill>
+                  <w14:solidFill>
+                    <w14:schemeClr w14:val="tx1"/>
+                  </w14:solidFill>
+                </w14:textFill>
+              </w:rPr>
+              <w:t xml:space="preserve">    if b == 0:</w:t>
+            </w:r>
+          </w:p>
+          <w:p>
+            <w:pPr>
+              <w:bidi w:val="0"/>
+              <w:spacing w:after="0"/>
+              <w:rPr>
+                <w:rFonts w:hint="default" w:ascii="Courier New" w:hAnsi="Courier New" w:eastAsia="Courier New"/>
+                <w:color w:val="000000" w:themeColor="text1"/>
+                <w:sz w:val="24"/>
+                <w:szCs w:val="24"/>
+                <w:highlight w:val="none"/>
+                <w:shd w:val="clear" w:color="auto"/>
+                <w14:textFill>
+                  <w14:solidFill>
+                    <w14:schemeClr w14:val="tx1"/>
+                  </w14:solidFill>
+                </w14:textFill>
+              </w:rPr>
+            </w:pPr>
+            <w:r>
+              <w:rPr>
+                <w:rFonts w:hint="default" w:ascii="Courier New" w:hAnsi="Courier New" w:eastAsia="Courier New"/>
+                <w:color w:val="000000" w:themeColor="text1"/>
+                <w:sz w:val="24"/>
+                <w:szCs w:val="24"/>
+                <w:highlight w:val="none"/>
+                <w:shd w:val="clear" w:color="auto"/>
+                <w14:textFill>
+                  <w14:solidFill>
+                    <w14:schemeClr w14:val="tx1"/>
+                  </w14:solidFill>
+                </w14:textFill>
+              </w:rPr>
+              <w:t xml:space="preserve">        raise ZeroDivisionError("Деление на ноль невозможно")</w:t>
+            </w:r>
+          </w:p>
+          <w:p>
+            <w:pPr>
+              <w:bidi w:val="0"/>
+              <w:spacing w:after="0"/>
+              <w:rPr>
+                <w:rFonts w:hint="default" w:ascii="Courier New" w:hAnsi="Courier New" w:eastAsia="Courier New"/>
+                <w:color w:val="000000" w:themeColor="text1"/>
+                <w:sz w:val="24"/>
+                <w:szCs w:val="24"/>
+                <w:highlight w:val="none"/>
+                <w:shd w:val="clear" w:color="auto"/>
+                <w14:textFill>
+                  <w14:solidFill>
+                    <w14:schemeClr w14:val="tx1"/>
+                  </w14:solidFill>
+                </w14:textFill>
+              </w:rPr>
+            </w:pPr>
+          </w:p>
+          <w:p>
+            <w:pPr>
+              <w:bidi w:val="0"/>
+              <w:spacing w:after="0"/>
+              <w:rPr>
+                <w:rFonts w:ascii="Courier New" w:hAnsi="Courier New" w:eastAsia="Courier New"/>
+                <w:color w:val="000000" w:themeColor="text1"/>
+                <w:sz w:val="24"/>
+                <w:szCs w:val="24"/>
+                <w:highlight w:val="none"/>
+                <w:shd w:val="clear" w:color="auto" w:fill="auto"/>
+                <w:vertAlign w:val="baseline"/>
+                <w14:textFill>
+                  <w14:solidFill>
+                    <w14:schemeClr w14:val="tx1"/>
+                  </w14:solidFill>
+                </w14:textFill>
+              </w:rPr>
+            </w:pPr>
+            <w:r>
+              <w:rPr>
+                <w:rFonts w:hint="default" w:ascii="Courier New" w:hAnsi="Courier New" w:eastAsia="Courier New"/>
+                <w:color w:val="000000" w:themeColor="text1"/>
+                <w:sz w:val="24"/>
+                <w:szCs w:val="24"/>
+                <w:highlight w:val="none"/>
+                <w:shd w:val="clear" w:color="auto"/>
+                <w14:textFill>
+                  <w14:solidFill>
+                    <w14:schemeClr w14:val="tx1"/>
+                  </w14:solidFill>
+                </w14:textFill>
+              </w:rPr>
+              <w:t xml:space="preserve">    return a / b</w:t>
+            </w:r>
+          </w:p>
+        </w:tc>
+      </w:tr>
+    </w:tbl>
     <w:p>
       <w:pPr>
         <w:bidi w:val="0"/>
-        <w:rPr>
-          <w:rFonts w:ascii="Courier New" w:hAnsi="Courier New" w:eastAsia="Courier New"/>
-          <w:sz w:val="24"/>
-          <w:szCs w:val="24"/>
-          <w:highlight w:val="lightGray"/>
-        </w:rPr>
-      </w:pPr>
-      <w:r>
         <w:rPr>
           <w:rFonts w:ascii="Courier New" w:hAnsi="Courier New" w:eastAsia="Courier New"/>
           <w:color w:val="000000" w:themeColor="text1"/>
           <w:sz w:val="24"/>
           <w:szCs w:val="24"/>
-          <w:highlight w:val="lightGray"/>
-          <w:shd w:val="clear" w:fill="E8E8E8" w:themeFill="background2"/>
+          <w:highlight w:val="none"/>
+          <w:shd w:val="clear" w:color="auto" w:fill="auto"/>
           <w14:textFill>
             <w14:solidFill>
               <w14:schemeClr w14:val="tx1"/>
             </w14:solidFill>
           </w14:textFill>
         </w:rPr>
-        <w:t>def validate_password(password: str) -&gt; bool:</w:t>
-      </w:r>
-      <w:r>
-        <w:rPr>
-          <w:rFonts w:ascii="Courier New" w:hAnsi="Courier New" w:eastAsia="Courier New"/>
-          <w:color w:val="000000" w:themeColor="text1"/>
-          <w:sz w:val="24"/>
-          <w:szCs w:val="24"/>
-          <w:highlight w:val="lightGray"/>
-          <w:shd w:val="clear" w:fill="E8E8E8" w:themeFill="background2"/>
-          <w14:textFill>
-            <w14:solidFill>
-              <w14:schemeClr w14:val="tx1"/>
-            </w14:solidFill>
-          </w14:textFill>
-        </w:rPr>
-        <w:br w:type="textWrapping"/>
-      </w:r>
-      <w:r>
-        <w:rPr>
-          <w:rFonts w:ascii="Courier New" w:hAnsi="Courier New" w:eastAsia="Courier New"/>
-          <w:color w:val="000000" w:themeColor="text1"/>
-          <w:sz w:val="24"/>
-          <w:szCs w:val="24"/>
-          <w:highlight w:val="lightGray"/>
-          <w:shd w:val="clear" w:fill="E8E8E8" w:themeFill="background2"/>
-          <w14:textFill>
-            <w14:solidFill>
-              <w14:schemeClr w14:val="tx1"/>
-            </w14:solidFill>
-          </w14:textFill>
-        </w:rPr>
-        <w:t xml:space="preserve">    if not isinstance(password, str):</w:t>
-      </w:r>
-      <w:r>
-        <w:rPr>
-          <w:rFonts w:ascii="Courier New" w:hAnsi="Courier New" w:eastAsia="Courier New"/>
-          <w:color w:val="000000" w:themeColor="text1"/>
-          <w:sz w:val="24"/>
-          <w:szCs w:val="24"/>
-          <w:highlight w:val="lightGray"/>
-          <w:shd w:val="clear" w:fill="E8E8E8" w:themeFill="background2"/>
-          <w14:textFill>
-            <w14:solidFill>
-              <w14:schemeClr w14:val="tx1"/>
-            </w14:solidFill>
-          </w14:textFill>
-        </w:rPr>
-        <w:br w:type="textWrapping"/>
-      </w:r>
-      <w:r>
-        <w:rPr>
-          <w:rFonts w:ascii="Courier New" w:hAnsi="Courier New" w:eastAsia="Courier New"/>
-          <w:color w:val="000000" w:themeColor="text1"/>
-          <w:sz w:val="24"/>
-          <w:szCs w:val="24"/>
-          <w:highlight w:val="lightGray"/>
-          <w:shd w:val="clear" w:fill="E8E8E8" w:themeFill="background2"/>
-          <w14:textFill>
-            <w14:solidFill>
-              <w14:schemeClr w14:val="tx1"/>
-            </w14:solidFill>
-          </w14:textFill>
-        </w:rPr>
-        <w:t xml:space="preserve">        return False</w:t>
-      </w:r>
-      <w:r>
-        <w:rPr>
-          <w:rFonts w:ascii="Courier New" w:hAnsi="Courier New" w:eastAsia="Courier New"/>
-          <w:color w:val="000000" w:themeColor="text1"/>
-          <w:sz w:val="24"/>
-          <w:szCs w:val="24"/>
-          <w:highlight w:val="lightGray"/>
-          <w:shd w:val="clear" w:fill="E8E8E8" w:themeFill="background2"/>
-          <w14:textFill>
-            <w14:solidFill>
-              <w14:schemeClr w14:val="tx1"/>
-            </w14:solidFill>
-          </w14:textFill>
-        </w:rPr>
-        <w:br w:type="textWrapping"/>
-      </w:r>
-      <w:r>
-        <w:rPr>
-          <w:rFonts w:ascii="Courier New" w:hAnsi="Courier New" w:eastAsia="Courier New"/>
-          <w:color w:val="000000" w:themeColor="text1"/>
-          <w:sz w:val="24"/>
-          <w:szCs w:val="24"/>
-          <w:highlight w:val="lightGray"/>
-          <w:shd w:val="clear" w:fill="E8E8E8" w:themeFill="background2"/>
-          <w14:textFill>
-            <w14:solidFill>
-              <w14:schemeClr w14:val="tx1"/>
-            </w14:solidFill>
-          </w14:textFill>
-        </w:rPr>
-        <w:t xml:space="preserve">    if len(password) &lt; 8:</w:t>
-      </w:r>
-      <w:r>
-        <w:rPr>
-          <w:rFonts w:ascii="Courier New" w:hAnsi="Courier New" w:eastAsia="Courier New"/>
-          <w:color w:val="000000" w:themeColor="text1"/>
-          <w:sz w:val="24"/>
-          <w:szCs w:val="24"/>
-          <w:highlight w:val="lightGray"/>
-          <w:shd w:val="clear" w:fill="E8E8E8" w:themeFill="background2"/>
-          <w14:textFill>
-            <w14:solidFill>
-              <w14:schemeClr w14:val="tx1"/>
-            </w14:solidFill>
-          </w14:textFill>
-        </w:rPr>
-        <w:br w:type="textWrapping"/>
-      </w:r>
-      <w:r>
-        <w:rPr>
-          <w:rFonts w:ascii="Courier New" w:hAnsi="Courier New" w:eastAsia="Courier New"/>
-          <w:color w:val="000000" w:themeColor="text1"/>
-          <w:sz w:val="24"/>
-          <w:szCs w:val="24"/>
-          <w:highlight w:val="lightGray"/>
-          <w:shd w:val="clear" w:fill="E8E8E8" w:themeFill="background2"/>
-          <w14:textFill>
-            <w14:solidFill>
-              <w14:schemeClr w14:val="tx1"/>
-            </w14:solidFill>
-          </w14:textFill>
-        </w:rPr>
-        <w:t xml:space="preserve">        return False</w:t>
-      </w:r>
-      <w:r>
-        <w:rPr>
-          <w:rFonts w:ascii="Courier New" w:hAnsi="Courier New" w:eastAsia="Courier New"/>
-          <w:color w:val="000000" w:themeColor="text1"/>
-          <w:sz w:val="24"/>
-          <w:szCs w:val="24"/>
-          <w:highlight w:val="lightGray"/>
-          <w:shd w:val="clear" w:fill="E8E8E8" w:themeFill="background2"/>
-          <w14:textFill>
-            <w14:solidFill>
-              <w14:schemeClr w14:val="tx1"/>
-            </w14:solidFill>
-          </w14:textFill>
-        </w:rPr>
-        <w:br w:type="textWrapping"/>
-      </w:r>
-      <w:r>
-        <w:rPr>
-          <w:rFonts w:ascii="Courier New" w:hAnsi="Courier New" w:eastAsia="Courier New"/>
-          <w:color w:val="000000" w:themeColor="text1"/>
-          <w:sz w:val="24"/>
-          <w:szCs w:val="24"/>
-          <w:highlight w:val="lightGray"/>
-          <w:shd w:val="clear" w:fill="E8E8E8" w:themeFill="background2"/>
-          <w14:textFill>
-            <w14:solidFill>
-              <w14:schemeClr w14:val="tx1"/>
-            </w14:solidFill>
-          </w14:textFill>
-        </w:rPr>
-        <w:t xml:space="preserve">    if " " in password:</w:t>
-      </w:r>
-      <w:r>
-        <w:rPr>
-          <w:rFonts w:ascii="Courier New" w:hAnsi="Courier New" w:eastAsia="Courier New"/>
-          <w:color w:val="000000" w:themeColor="text1"/>
-          <w:sz w:val="24"/>
-          <w:szCs w:val="24"/>
-          <w:highlight w:val="lightGray"/>
-          <w:shd w:val="clear" w:fill="E8E8E8" w:themeFill="background2"/>
-          <w14:textFill>
-            <w14:solidFill>
-              <w14:schemeClr w14:val="tx1"/>
-            </w14:solidFill>
-          </w14:textFill>
-        </w:rPr>
-        <w:br w:type="textWrapping"/>
-      </w:r>
-      <w:r>
-        <w:rPr>
-          <w:rFonts w:ascii="Courier New" w:hAnsi="Courier New" w:eastAsia="Courier New"/>
-          <w:color w:val="000000" w:themeColor="text1"/>
-          <w:sz w:val="24"/>
-          <w:szCs w:val="24"/>
-          <w:highlight w:val="lightGray"/>
-          <w:shd w:val="clear" w:fill="E8E8E8" w:themeFill="background2"/>
-          <w14:textFill>
-            <w14:solidFill>
-              <w14:schemeClr w14:val="tx1"/>
-            </w14:solidFill>
-          </w14:textFill>
-        </w:rPr>
-        <w:t xml:space="preserve">        return False</w:t>
-      </w:r>
-      <w:r>
-        <w:rPr>
-          <w:rFonts w:ascii="Courier New" w:hAnsi="Courier New" w:eastAsia="Courier New"/>
-          <w:color w:val="000000" w:themeColor="text1"/>
-          <w:sz w:val="24"/>
-          <w:szCs w:val="24"/>
-          <w:highlight w:val="lightGray"/>
-          <w:shd w:val="clear" w:fill="E8E8E8" w:themeFill="background2"/>
-          <w14:textFill>
-            <w14:solidFill>
-              <w14:schemeClr w14:val="tx1"/>
-            </w14:solidFill>
-          </w14:textFill>
-        </w:rPr>
-        <w:br w:type="textWrapping"/>
-      </w:r>
-      <w:r>
-        <w:rPr>
-          <w:rFonts w:ascii="Courier New" w:hAnsi="Courier New" w:eastAsia="Courier New"/>
-          <w:color w:val="000000" w:themeColor="text1"/>
-          <w:sz w:val="24"/>
-          <w:szCs w:val="24"/>
-          <w:highlight w:val="lightGray"/>
-          <w:shd w:val="clear" w:fill="E8E8E8" w:themeFill="background2"/>
-          <w14:textFill>
-            <w14:solidFill>
-              <w14:schemeClr w14:val="tx1"/>
-            </w14:solidFill>
-          </w14:textFill>
-        </w:rPr>
-        <w:t xml:space="preserve">    has_letter = any(char.isalpha() for char in password)</w:t>
-      </w:r>
-      <w:r>
-        <w:rPr>
-          <w:rFonts w:ascii="Courier New" w:hAnsi="Courier New" w:eastAsia="Courier New"/>
-          <w:color w:val="000000" w:themeColor="text1"/>
-          <w:sz w:val="24"/>
-          <w:szCs w:val="24"/>
-          <w:highlight w:val="lightGray"/>
-          <w:shd w:val="clear" w:fill="E8E8E8" w:themeFill="background2"/>
-          <w14:textFill>
-            <w14:solidFill>
-              <w14:schemeClr w14:val="tx1"/>
-            </w14:solidFill>
-          </w14:textFill>
-        </w:rPr>
-        <w:br w:type="textWrapping"/>
-      </w:r>
-      <w:r>
-        <w:rPr>
-          <w:rFonts w:ascii="Courier New" w:hAnsi="Courier New" w:eastAsia="Courier New"/>
-          <w:color w:val="000000" w:themeColor="text1"/>
-          <w:sz w:val="24"/>
-          <w:szCs w:val="24"/>
-          <w:highlight w:val="lightGray"/>
-          <w:shd w:val="clear" w:fill="E8E8E8" w:themeFill="background2"/>
-          <w14:textFill>
-            <w14:solidFill>
-              <w14:schemeClr w14:val="tx1"/>
-            </w14:solidFill>
-          </w14:textFill>
-        </w:rPr>
-        <w:t xml:space="preserve">    has_digit = any(char.isdigit() for char in password)</w:t>
-      </w:r>
-      <w:r>
-        <w:rPr>
-          <w:rFonts w:ascii="Courier New" w:hAnsi="Courier New" w:eastAsia="Courier New"/>
-          <w:color w:val="000000" w:themeColor="text1"/>
-          <w:sz w:val="24"/>
-          <w:szCs w:val="24"/>
-          <w:highlight w:val="lightGray"/>
-          <w:shd w:val="clear" w:fill="E8E8E8" w:themeFill="background2"/>
-          <w14:textFill>
-            <w14:solidFill>
-              <w14:schemeClr w14:val="tx1"/>
-            </w14:solidFill>
-          </w14:textFill>
-        </w:rPr>
-        <w:br w:type="textWrapping"/>
-      </w:r>
-      <w:r>
-        <w:rPr>
-          <w:rFonts w:ascii="Courier New" w:hAnsi="Courier New" w:eastAsia="Courier New"/>
-          <w:color w:val="000000" w:themeColor="text1"/>
-          <w:sz w:val="24"/>
-          <w:szCs w:val="24"/>
-          <w:highlight w:val="lightGray"/>
-          <w:shd w:val="clear" w:fill="E8E8E8" w:themeFill="background2"/>
-          <w14:textFill>
-            <w14:solidFill>
-              <w14:schemeClr w14:val="tx1"/>
-            </w14:solidFill>
-          </w14:textFill>
-        </w:rPr>
-        <w:t xml:space="preserve">    return has_letter and has_digit</w:t>
-      </w:r>
-      <w:r>
-        <w:rPr>
-          <w:rFonts w:ascii="Courier New" w:hAnsi="Courier New" w:eastAsia="Courier New"/>
-          <w:color w:val="000000" w:themeColor="text1"/>
-          <w:sz w:val="24"/>
-          <w:szCs w:val="24"/>
-          <w:highlight w:val="lightGray"/>
-          <w:shd w:val="clear" w:fill="E8E8E8" w:themeFill="background2"/>
-          <w14:textFill>
-            <w14:solidFill>
-              <w14:schemeClr w14:val="tx1"/>
-            </w14:solidFill>
-          </w14:textFill>
-        </w:rPr>
-        <w:br w:type="textWrapping"/>
-      </w:r>
-      <w:r>
-        <w:rPr>
-          <w:rFonts w:ascii="Courier New" w:hAnsi="Courier New" w:eastAsia="Courier New"/>
-          <w:color w:val="000000" w:themeColor="text1"/>
-          <w:sz w:val="24"/>
-          <w:szCs w:val="24"/>
-          <w:highlight w:val="lightGray"/>
-          <w:shd w:val="clear" w:fill="E8E8E8" w:themeFill="background2"/>
-          <w14:textFill>
-            <w14:solidFill>
-              <w14:schemeClr w14:val="tx1"/>
-            </w14:solidFill>
-          </w14:textFill>
-        </w:rPr>
-        <w:br w:type="textWrapping"/>
-      </w:r>
-      <w:r>
-        <w:rPr>
-          <w:rFonts w:ascii="Courier New" w:hAnsi="Courier New" w:eastAsia="Courier New"/>
-          <w:color w:val="000000" w:themeColor="text1"/>
-          <w:sz w:val="24"/>
-          <w:szCs w:val="24"/>
-          <w:highlight w:val="lightGray"/>
-          <w:shd w:val="clear" w:fill="E8E8E8" w:themeFill="background2"/>
-          <w14:textFill>
-            <w14:solidFill>
-              <w14:schemeClr w14:val="tx1"/>
-            </w14:solidFill>
-          </w14:textFill>
-        </w:rPr>
-        <w:t>def divide(a, b):</w:t>
-      </w:r>
-      <w:r>
-        <w:rPr>
-          <w:rFonts w:ascii="Courier New" w:hAnsi="Courier New" w:eastAsia="Courier New"/>
-          <w:color w:val="000000" w:themeColor="text1"/>
-          <w:sz w:val="24"/>
-          <w:szCs w:val="24"/>
-          <w:highlight w:val="lightGray"/>
-          <w:shd w:val="clear" w:fill="E8E8E8" w:themeFill="background2"/>
-          <w14:textFill>
-            <w14:solidFill>
-              <w14:schemeClr w14:val="tx1"/>
-            </w14:solidFill>
-          </w14:textFill>
-        </w:rPr>
-        <w:br w:type="textWrapping"/>
-      </w:r>
-      <w:r>
-        <w:rPr>
-          <w:rFonts w:ascii="Courier New" w:hAnsi="Courier New" w:eastAsia="Courier New"/>
-          <w:color w:val="000000" w:themeColor="text1"/>
-          <w:sz w:val="24"/>
-          <w:szCs w:val="24"/>
-          <w:highlight w:val="lightGray"/>
-          <w:shd w:val="clear" w:fill="E8E8E8" w:themeFill="background2"/>
-          <w14:textFill>
-            <w14:solidFill>
-              <w14:schemeClr w14:val="tx1"/>
-            </w14:solidFill>
-          </w14:textFill>
-        </w:rPr>
-        <w:t xml:space="preserve">    if not isinstance(a, (int, float)) or not isinstance(b, (int, float)):</w:t>
-      </w:r>
-      <w:r>
-        <w:rPr>
-          <w:rFonts w:ascii="Courier New" w:hAnsi="Courier New" w:eastAsia="Courier New"/>
-          <w:color w:val="000000" w:themeColor="text1"/>
-          <w:sz w:val="24"/>
-          <w:szCs w:val="24"/>
-          <w:highlight w:val="lightGray"/>
-          <w:shd w:val="clear" w:fill="E8E8E8" w:themeFill="background2"/>
-          <w14:textFill>
-            <w14:solidFill>
-              <w14:schemeClr w14:val="tx1"/>
-            </w14:solidFill>
-          </w14:textFill>
-        </w:rPr>
-        <w:br w:type="textWrapping"/>
-      </w:r>
-      <w:r>
-        <w:rPr>
-          <w:rFonts w:ascii="Courier New" w:hAnsi="Courier New" w:eastAsia="Courier New"/>
-          <w:color w:val="000000" w:themeColor="text1"/>
-          <w:sz w:val="24"/>
-          <w:szCs w:val="24"/>
-          <w:highlight w:val="lightGray"/>
-          <w:shd w:val="clear" w:fill="E8E8E8" w:themeFill="background2"/>
-          <w14:textFill>
-            <w14:solidFill>
-              <w14:schemeClr w14:val="tx1"/>
-            </w14:solidFill>
-          </w14:textFill>
-        </w:rPr>
-        <w:t xml:space="preserve">        raise TypeError("Аргументы должны быть числами (int</w:t>
-      </w:r>
-      <w:r>
-        <w:rPr>
-          <w:rFonts w:hint="default" w:ascii="Courier New" w:hAnsi="Courier New" w:eastAsia="Courier New"/>
-          <w:color w:val="000000" w:themeColor="text1"/>
-          <w:sz w:val="24"/>
-          <w:szCs w:val="24"/>
-          <w:highlight w:val="lightGray"/>
-          <w:shd w:val="clear" w:fill="E8E8E8" w:themeFill="background2"/>
-          <w:lang w:val="en-US"/>
-          <w14:textFill>
-            <w14:solidFill>
-              <w14:schemeClr w14:val="tx1"/>
-            </w14:solidFill>
-          </w14:textFill>
-        </w:rPr>
-        <w:t>/</w:t>
-      </w:r>
-      <w:r>
-        <w:rPr>
-          <w:rFonts w:ascii="Courier New" w:hAnsi="Courier New" w:eastAsia="Courier New"/>
-          <w:color w:val="000000" w:themeColor="text1"/>
-          <w:sz w:val="24"/>
-          <w:szCs w:val="24"/>
-          <w:highlight w:val="lightGray"/>
-          <w:shd w:val="clear" w:fill="E8E8E8" w:themeFill="background2"/>
-          <w14:textFill>
-            <w14:solidFill>
-              <w14:schemeClr w14:val="tx1"/>
-            </w14:solidFill>
-          </w14:textFill>
-        </w:rPr>
-        <w:t>float)")</w:t>
-      </w:r>
-      <w:r>
-        <w:rPr>
-          <w:rFonts w:ascii="Courier New" w:hAnsi="Courier New" w:eastAsia="Courier New"/>
-          <w:color w:val="000000" w:themeColor="text1"/>
-          <w:sz w:val="24"/>
-          <w:szCs w:val="24"/>
-          <w:highlight w:val="lightGray"/>
-          <w:shd w:val="clear" w:fill="E8E8E8" w:themeFill="background2"/>
-          <w14:textFill>
-            <w14:solidFill>
-              <w14:schemeClr w14:val="tx1"/>
-            </w14:solidFill>
-          </w14:textFill>
-        </w:rPr>
-        <w:br w:type="textWrapping"/>
-      </w:r>
-      <w:r>
-        <w:rPr>
-          <w:rFonts w:ascii="Courier New" w:hAnsi="Courier New" w:eastAsia="Courier New"/>
-          <w:color w:val="000000" w:themeColor="text1"/>
-          <w:sz w:val="24"/>
-          <w:szCs w:val="24"/>
-          <w:highlight w:val="lightGray"/>
-          <w:shd w:val="clear" w:fill="E8E8E8" w:themeFill="background2"/>
-          <w14:textFill>
-            <w14:solidFill>
-              <w14:schemeClr w14:val="tx1"/>
-            </w14:solidFill>
-          </w14:textFill>
-        </w:rPr>
-        <w:t xml:space="preserve">    if b == 0:</w:t>
-      </w:r>
-      <w:r>
-        <w:rPr>
-          <w:rFonts w:ascii="Courier New" w:hAnsi="Courier New" w:eastAsia="Courier New"/>
-          <w:color w:val="000000" w:themeColor="text1"/>
-          <w:sz w:val="24"/>
-          <w:szCs w:val="24"/>
-          <w:highlight w:val="lightGray"/>
-          <w:shd w:val="clear" w:fill="E8E8E8" w:themeFill="background2"/>
-          <w14:textFill>
-            <w14:solidFill>
-              <w14:schemeClr w14:val="tx1"/>
-            </w14:solidFill>
-          </w14:textFill>
-        </w:rPr>
-        <w:br w:type="textWrapping"/>
-      </w:r>
-      <w:r>
-        <w:rPr>
-          <w:rFonts w:ascii="Courier New" w:hAnsi="Courier New" w:eastAsia="Courier New"/>
-          <w:color w:val="000000" w:themeColor="text1"/>
-          <w:sz w:val="24"/>
-          <w:szCs w:val="24"/>
-          <w:highlight w:val="lightGray"/>
-          <w:shd w:val="clear" w:fill="E8E8E8" w:themeFill="background2"/>
-          <w14:textFill>
-            <w14:solidFill>
-              <w14:schemeClr w14:val="tx1"/>
-            </w14:solidFill>
-          </w14:textFill>
-        </w:rPr>
-        <w:t xml:space="preserve">        raise ZeroDivisionError("Деление на ноль невозможно")</w:t>
-      </w:r>
-      <w:r>
-        <w:rPr>
-          <w:rFonts w:ascii="Courier New" w:hAnsi="Courier New" w:eastAsia="Courier New"/>
-          <w:color w:val="000000" w:themeColor="text1"/>
-          <w:sz w:val="24"/>
-          <w:szCs w:val="24"/>
-          <w:highlight w:val="lightGray"/>
-          <w:shd w:val="clear" w:fill="E8E8E8" w:themeFill="background2"/>
-          <w14:textFill>
-            <w14:solidFill>
-              <w14:schemeClr w14:val="tx1"/>
-            </w14:solidFill>
-          </w14:textFill>
-        </w:rPr>
-        <w:br w:type="textWrapping"/>
-      </w:r>
-      <w:r>
-        <w:rPr>
-          <w:rFonts w:ascii="Courier New" w:hAnsi="Courier New" w:eastAsia="Courier New"/>
-          <w:color w:val="000000" w:themeColor="text1"/>
-          <w:sz w:val="24"/>
-          <w:szCs w:val="24"/>
-          <w:highlight w:val="lightGray"/>
-          <w:shd w:val="clear" w:fill="E8E8E8" w:themeFill="background2"/>
-          <w14:textFill>
-            <w14:solidFill>
-              <w14:schemeClr w14:val="tx1"/>
-            </w14:solidFill>
-          </w14:textFill>
-        </w:rPr>
-        <w:t xml:space="preserve">    return a / b</w:t>
-      </w:r>
-      <w:r>
-        <w:rPr>
-          <w:rFonts w:ascii="Courier New" w:hAnsi="Courier New" w:eastAsia="Courier New"/>
-          <w:sz w:val="24"/>
-          <w:szCs w:val="24"/>
-          <w:highlight w:val="lightGray"/>
-        </w:rPr>
-        <w:br w:type="textWrapping"/>
-      </w:r>
+      </w:pPr>
     </w:p>
     <w:p>
       <w:pPr>
@@ -4813,2042 +6054,2067 @@
         <w:t>Листинг 2 — Фрагмент unit-тестов на pytest</w:t>
       </w:r>
     </w:p>
-    <w:p>
-      <w:pPr>
-        <w:pStyle w:val="21"/>
-        <w:keepNext w:val="0"/>
-        <w:keepLines w:val="0"/>
-        <w:widowControl/>
-        <w:suppressLineNumbers w:val="0"/>
-        <w:shd w:val="clear"/>
-        <w:rPr>
-          <w:rFonts w:hint="default" w:ascii="Courier New" w:hAnsi="Courier New" w:eastAsia="JetBrains Mono" w:cs="Courier New"/>
-          <w:color w:val="000000" w:themeColor="text1"/>
-          <w:highlight w:val="lightGray"/>
-          <w14:textFill>
-            <w14:solidFill>
-              <w14:schemeClr w14:val="tx1"/>
-            </w14:solidFill>
-          </w14:textFill>
-        </w:rPr>
-      </w:pPr>
-      <w:r>
-        <w:rPr>
-          <w:rFonts w:hint="default" w:ascii="Courier New" w:hAnsi="Courier New" w:eastAsia="JetBrains Mono" w:cs="Courier New"/>
-          <w:color w:val="000000" w:themeColor="text1"/>
-          <w:highlight w:val="lightGray"/>
-          <w:shd w:val="clear" w:fill="191A1C"/>
-          <w14:textFill>
-            <w14:solidFill>
-              <w14:schemeClr w14:val="tx1"/>
-            </w14:solidFill>
-          </w14:textFill>
-        </w:rPr>
-        <w:t>import pytest</w:t>
-      </w:r>
-      <w:r>
-        <w:rPr>
-          <w:rFonts w:hint="default" w:ascii="Courier New" w:hAnsi="Courier New" w:eastAsia="JetBrains Mono" w:cs="Courier New"/>
-          <w:color w:val="000000" w:themeColor="text1"/>
-          <w:highlight w:val="lightGray"/>
-          <w:shd w:val="clear" w:fill="191A1C"/>
-          <w14:textFill>
-            <w14:solidFill>
-              <w14:schemeClr w14:val="tx1"/>
-            </w14:solidFill>
-          </w14:textFill>
-        </w:rPr>
-        <w:br w:type="textWrapping"/>
-      </w:r>
-      <w:r>
-        <w:rPr>
-          <w:rFonts w:hint="default" w:ascii="Courier New" w:hAnsi="Courier New" w:eastAsia="JetBrains Mono" w:cs="Courier New"/>
-          <w:color w:val="000000" w:themeColor="text1"/>
-          <w:highlight w:val="lightGray"/>
-          <w:shd w:val="clear" w:fill="191A1C"/>
-          <w14:textFill>
-            <w14:solidFill>
-              <w14:schemeClr w14:val="tx1"/>
-            </w14:solidFill>
-          </w14:textFill>
-        </w:rPr>
-        <w:br w:type="textWrapping"/>
-      </w:r>
-      <w:r>
-        <w:rPr>
-          <w:rFonts w:hint="default" w:ascii="Courier New" w:hAnsi="Courier New" w:eastAsia="JetBrains Mono" w:cs="Courier New"/>
-          <w:color w:val="000000" w:themeColor="text1"/>
-          <w:highlight w:val="lightGray"/>
-          <w:shd w:val="clear" w:fill="191A1C"/>
-          <w14:textFill>
-            <w14:solidFill>
-              <w14:schemeClr w14:val="tx1"/>
-            </w14:solidFill>
-          </w14:textFill>
-        </w:rPr>
-        <w:t>from functions import divide, validate_password</w:t>
-      </w:r>
-      <w:r>
-        <w:rPr>
-          <w:rFonts w:hint="default" w:ascii="Courier New" w:hAnsi="Courier New" w:eastAsia="JetBrains Mono" w:cs="Courier New"/>
-          <w:color w:val="000000" w:themeColor="text1"/>
-          <w:highlight w:val="lightGray"/>
-          <w:shd w:val="clear" w:fill="191A1C"/>
-          <w14:textFill>
-            <w14:solidFill>
-              <w14:schemeClr w14:val="tx1"/>
-            </w14:solidFill>
-          </w14:textFill>
-        </w:rPr>
-        <w:br w:type="textWrapping"/>
-      </w:r>
-      <w:r>
-        <w:rPr>
-          <w:rFonts w:hint="default" w:ascii="Courier New" w:hAnsi="Courier New" w:eastAsia="JetBrains Mono" w:cs="Courier New"/>
-          <w:color w:val="000000" w:themeColor="text1"/>
-          <w:highlight w:val="lightGray"/>
-          <w:shd w:val="clear" w:fill="191A1C"/>
-          <w14:textFill>
-            <w14:solidFill>
-              <w14:schemeClr w14:val="tx1"/>
-            </w14:solidFill>
-          </w14:textFill>
-        </w:rPr>
-        <w:br w:type="textWrapping"/>
-      </w:r>
-      <w:r>
-        <w:rPr>
-          <w:rFonts w:hint="default" w:ascii="Courier New" w:hAnsi="Courier New" w:eastAsia="JetBrains Mono" w:cs="Courier New"/>
-          <w:color w:val="000000" w:themeColor="text1"/>
-          <w:highlight w:val="lightGray"/>
-          <w:shd w:val="clear" w:fill="191A1C"/>
-          <w14:textFill>
-            <w14:solidFill>
-              <w14:schemeClr w14:val="tx1"/>
-            </w14:solidFill>
-          </w14:textFill>
-        </w:rPr>
-        <w:t># Вариант A: validate_password</w:t>
-      </w:r>
-      <w:r>
-        <w:rPr>
-          <w:rFonts w:hint="default" w:ascii="Courier New" w:hAnsi="Courier New" w:eastAsia="JetBrains Mono" w:cs="Courier New"/>
-          <w:color w:val="000000" w:themeColor="text1"/>
-          <w:highlight w:val="lightGray"/>
-          <w:shd w:val="clear" w:fill="191A1C"/>
-          <w14:textFill>
-            <w14:solidFill>
-              <w14:schemeClr w14:val="tx1"/>
-            </w14:solidFill>
-          </w14:textFill>
-        </w:rPr>
-        <w:br w:type="textWrapping"/>
-      </w:r>
-      <w:r>
-        <w:rPr>
-          <w:rFonts w:hint="default" w:ascii="Courier New" w:hAnsi="Courier New" w:eastAsia="JetBrains Mono" w:cs="Courier New"/>
-          <w:color w:val="000000" w:themeColor="text1"/>
-          <w:highlight w:val="lightGray"/>
-          <w:shd w:val="clear" w:fill="191A1C"/>
-          <w14:textFill>
-            <w14:solidFill>
-              <w14:schemeClr w14:val="tx1"/>
-            </w14:solidFill>
-          </w14:textFill>
-        </w:rPr>
-        <w:t>class TestValidatePassword:</w:t>
-      </w:r>
-      <w:r>
-        <w:rPr>
-          <w:rFonts w:hint="default" w:ascii="Courier New" w:hAnsi="Courier New" w:eastAsia="JetBrains Mono" w:cs="Courier New"/>
-          <w:color w:val="000000" w:themeColor="text1"/>
-          <w:highlight w:val="lightGray"/>
-          <w:shd w:val="clear" w:fill="191A1C"/>
-          <w14:textFill>
-            <w14:solidFill>
-              <w14:schemeClr w14:val="tx1"/>
-            </w14:solidFill>
-          </w14:textFill>
-        </w:rPr>
-        <w:br w:type="textWrapping"/>
-      </w:r>
-      <w:r>
-        <w:rPr>
-          <w:rFonts w:hint="default" w:ascii="Courier New" w:hAnsi="Courier New" w:eastAsia="JetBrains Mono" w:cs="Courier New"/>
-          <w:color w:val="000000" w:themeColor="text1"/>
-          <w:highlight w:val="lightGray"/>
-          <w:shd w:val="clear" w:fill="191A1C"/>
-          <w14:textFill>
-            <w14:solidFill>
-              <w14:schemeClr w14:val="tx1"/>
-            </w14:solidFill>
-          </w14:textFill>
-        </w:rPr>
-        <w:t xml:space="preserve">    def test_tc01(self):</w:t>
-      </w:r>
-      <w:r>
-        <w:rPr>
-          <w:rFonts w:hint="default" w:ascii="Courier New" w:hAnsi="Courier New" w:eastAsia="JetBrains Mono" w:cs="Courier New"/>
-          <w:color w:val="000000" w:themeColor="text1"/>
-          <w:highlight w:val="lightGray"/>
-          <w:shd w:val="clear" w:fill="191A1C"/>
-          <w14:textFill>
-            <w14:solidFill>
-              <w14:schemeClr w14:val="tx1"/>
-            </w14:solidFill>
-          </w14:textFill>
-        </w:rPr>
-        <w:br w:type="textWrapping"/>
-      </w:r>
-      <w:r>
-        <w:rPr>
-          <w:rFonts w:hint="default" w:ascii="Courier New" w:hAnsi="Courier New" w:eastAsia="JetBrains Mono" w:cs="Courier New"/>
-          <w:color w:val="000000" w:themeColor="text1"/>
-          <w:highlight w:val="lightGray"/>
-          <w:shd w:val="clear" w:fill="191A1C"/>
-          <w14:textFill>
-            <w14:solidFill>
-              <w14:schemeClr w14:val="tx1"/>
-            </w14:solidFill>
-          </w14:textFill>
-        </w:rPr>
-        <w:t xml:space="preserve">        assert validate_password("Password1") is True</w:t>
-      </w:r>
-      <w:r>
-        <w:rPr>
-          <w:rFonts w:hint="default" w:ascii="Courier New" w:hAnsi="Courier New" w:eastAsia="JetBrains Mono" w:cs="Courier New"/>
-          <w:color w:val="000000" w:themeColor="text1"/>
-          <w:highlight w:val="lightGray"/>
-          <w:shd w:val="clear" w:fill="191A1C"/>
-          <w14:textFill>
-            <w14:solidFill>
-              <w14:schemeClr w14:val="tx1"/>
-            </w14:solidFill>
-          </w14:textFill>
-        </w:rPr>
-        <w:br w:type="textWrapping"/>
-      </w:r>
-      <w:r>
-        <w:rPr>
-          <w:rFonts w:hint="default" w:ascii="Courier New" w:hAnsi="Courier New" w:eastAsia="JetBrains Mono" w:cs="Courier New"/>
-          <w:color w:val="000000" w:themeColor="text1"/>
-          <w:highlight w:val="lightGray"/>
-          <w:shd w:val="clear" w:fill="191A1C"/>
-          <w14:textFill>
-            <w14:solidFill>
-              <w14:schemeClr w14:val="tx1"/>
-            </w14:solidFill>
-          </w14:textFill>
-        </w:rPr>
-        <w:br w:type="textWrapping"/>
-      </w:r>
-      <w:r>
-        <w:rPr>
-          <w:rFonts w:hint="default" w:ascii="Courier New" w:hAnsi="Courier New" w:eastAsia="JetBrains Mono" w:cs="Courier New"/>
-          <w:color w:val="000000" w:themeColor="text1"/>
-          <w:highlight w:val="lightGray"/>
-          <w:shd w:val="clear" w:fill="191A1C"/>
-          <w14:textFill>
-            <w14:solidFill>
-              <w14:schemeClr w14:val="tx1"/>
-            </w14:solidFill>
-          </w14:textFill>
-        </w:rPr>
-        <w:t xml:space="preserve">    def test_tc02(self):</w:t>
-      </w:r>
-      <w:r>
-        <w:rPr>
-          <w:rFonts w:hint="default" w:ascii="Courier New" w:hAnsi="Courier New" w:eastAsia="JetBrains Mono" w:cs="Courier New"/>
-          <w:color w:val="000000" w:themeColor="text1"/>
-          <w:highlight w:val="lightGray"/>
-          <w:shd w:val="clear" w:fill="191A1C"/>
-          <w14:textFill>
-            <w14:solidFill>
-              <w14:schemeClr w14:val="tx1"/>
-            </w14:solidFill>
-          </w14:textFill>
-        </w:rPr>
-        <w:br w:type="textWrapping"/>
-      </w:r>
-      <w:r>
-        <w:rPr>
-          <w:rFonts w:hint="default" w:ascii="Courier New" w:hAnsi="Courier New" w:eastAsia="JetBrains Mono" w:cs="Courier New"/>
-          <w:color w:val="000000" w:themeColor="text1"/>
-          <w:highlight w:val="lightGray"/>
-          <w:shd w:val="clear" w:fill="191A1C"/>
-          <w14:textFill>
-            <w14:solidFill>
-              <w14:schemeClr w14:val="tx1"/>
-            </w14:solidFill>
-          </w14:textFill>
-        </w:rPr>
-        <w:t xml:space="preserve">        assert validate_password("MySecure2Pass") is True</w:t>
-      </w:r>
-      <w:r>
-        <w:rPr>
-          <w:rFonts w:hint="default" w:ascii="Courier New" w:hAnsi="Courier New" w:eastAsia="JetBrains Mono" w:cs="Courier New"/>
-          <w:color w:val="000000" w:themeColor="text1"/>
-          <w:highlight w:val="lightGray"/>
-          <w:shd w:val="clear" w:fill="191A1C"/>
-          <w14:textFill>
-            <w14:solidFill>
-              <w14:schemeClr w14:val="tx1"/>
-            </w14:solidFill>
-          </w14:textFill>
-        </w:rPr>
-        <w:br w:type="textWrapping"/>
-      </w:r>
-      <w:r>
-        <w:rPr>
-          <w:rFonts w:hint="default" w:ascii="Courier New" w:hAnsi="Courier New" w:eastAsia="JetBrains Mono" w:cs="Courier New"/>
-          <w:color w:val="000000" w:themeColor="text1"/>
-          <w:highlight w:val="lightGray"/>
-          <w:shd w:val="clear" w:fill="191A1C"/>
-          <w14:textFill>
-            <w14:solidFill>
-              <w14:schemeClr w14:val="tx1"/>
-            </w14:solidFill>
-          </w14:textFill>
-        </w:rPr>
-        <w:br w:type="textWrapping"/>
-      </w:r>
-      <w:r>
-        <w:rPr>
-          <w:rFonts w:hint="default" w:ascii="Courier New" w:hAnsi="Courier New" w:eastAsia="JetBrains Mono" w:cs="Courier New"/>
-          <w:color w:val="000000" w:themeColor="text1"/>
-          <w:highlight w:val="lightGray"/>
-          <w:shd w:val="clear" w:fill="191A1C"/>
-          <w14:textFill>
-            <w14:solidFill>
-              <w14:schemeClr w14:val="tx1"/>
-            </w14:solidFill>
-          </w14:textFill>
-        </w:rPr>
-        <w:t xml:space="preserve">    def test_tc03(self):</w:t>
-      </w:r>
-      <w:r>
-        <w:rPr>
-          <w:rFonts w:hint="default" w:ascii="Courier New" w:hAnsi="Courier New" w:eastAsia="JetBrains Mono" w:cs="Courier New"/>
-          <w:color w:val="000000" w:themeColor="text1"/>
-          <w:highlight w:val="lightGray"/>
-          <w:shd w:val="clear" w:fill="191A1C"/>
-          <w14:textFill>
-            <w14:solidFill>
-              <w14:schemeClr w14:val="tx1"/>
-            </w14:solidFill>
-          </w14:textFill>
-        </w:rPr>
-        <w:br w:type="textWrapping"/>
-      </w:r>
-      <w:r>
-        <w:rPr>
-          <w:rFonts w:hint="default" w:ascii="Courier New" w:hAnsi="Courier New" w:eastAsia="JetBrains Mono" w:cs="Courier New"/>
-          <w:color w:val="000000" w:themeColor="text1"/>
-          <w:highlight w:val="lightGray"/>
-          <w:shd w:val="clear" w:fill="191A1C"/>
-          <w14:textFill>
-            <w14:solidFill>
-              <w14:schemeClr w14:val="tx1"/>
-            </w14:solidFill>
-          </w14:textFill>
-        </w:rPr>
-        <w:t xml:space="preserve">        assert validate_password("Short1") is False</w:t>
-      </w:r>
-      <w:r>
-        <w:rPr>
-          <w:rFonts w:hint="default" w:ascii="Courier New" w:hAnsi="Courier New" w:eastAsia="JetBrains Mono" w:cs="Courier New"/>
-          <w:color w:val="000000" w:themeColor="text1"/>
-          <w:highlight w:val="lightGray"/>
-          <w:shd w:val="clear" w:fill="191A1C"/>
-          <w14:textFill>
-            <w14:solidFill>
-              <w14:schemeClr w14:val="tx1"/>
-            </w14:solidFill>
-          </w14:textFill>
-        </w:rPr>
-        <w:br w:type="textWrapping"/>
-      </w:r>
-      <w:r>
-        <w:rPr>
-          <w:rFonts w:hint="default" w:ascii="Courier New" w:hAnsi="Courier New" w:eastAsia="JetBrains Mono" w:cs="Courier New"/>
-          <w:color w:val="000000" w:themeColor="text1"/>
-          <w:highlight w:val="lightGray"/>
-          <w:shd w:val="clear" w:fill="191A1C"/>
-          <w14:textFill>
-            <w14:solidFill>
-              <w14:schemeClr w14:val="tx1"/>
-            </w14:solidFill>
-          </w14:textFill>
-        </w:rPr>
-        <w:br w:type="textWrapping"/>
-      </w:r>
-      <w:r>
-        <w:rPr>
-          <w:rFonts w:hint="default" w:ascii="Courier New" w:hAnsi="Courier New" w:eastAsia="JetBrains Mono" w:cs="Courier New"/>
-          <w:color w:val="000000" w:themeColor="text1"/>
-          <w:highlight w:val="lightGray"/>
-          <w:shd w:val="clear" w:fill="191A1C"/>
-          <w14:textFill>
-            <w14:solidFill>
-              <w14:schemeClr w14:val="tx1"/>
-            </w14:solidFill>
-          </w14:textFill>
-        </w:rPr>
-        <w:t xml:space="preserve">    def test_tc04(self):</w:t>
-      </w:r>
-      <w:r>
-        <w:rPr>
-          <w:rFonts w:hint="default" w:ascii="Courier New" w:hAnsi="Courier New" w:eastAsia="JetBrains Mono" w:cs="Courier New"/>
-          <w:color w:val="000000" w:themeColor="text1"/>
-          <w:highlight w:val="lightGray"/>
-          <w:shd w:val="clear" w:fill="191A1C"/>
-          <w14:textFill>
-            <w14:solidFill>
-              <w14:schemeClr w14:val="tx1"/>
-            </w14:solidFill>
-          </w14:textFill>
-        </w:rPr>
-        <w:br w:type="textWrapping"/>
-      </w:r>
-      <w:r>
-        <w:rPr>
-          <w:rFonts w:hint="default" w:ascii="Courier New" w:hAnsi="Courier New" w:eastAsia="JetBrains Mono" w:cs="Courier New"/>
-          <w:color w:val="000000" w:themeColor="text1"/>
-          <w:highlight w:val="lightGray"/>
-          <w:shd w:val="clear" w:fill="191A1C"/>
-          <w14:textFill>
-            <w14:solidFill>
-              <w14:schemeClr w14:val="tx1"/>
-            </w14:solidFill>
-          </w14:textFill>
-        </w:rPr>
-        <w:t xml:space="preserve">        assert validate_password("abcdefgh") is False</w:t>
-      </w:r>
-      <w:r>
-        <w:rPr>
-          <w:rFonts w:hint="default" w:ascii="Courier New" w:hAnsi="Courier New" w:eastAsia="JetBrains Mono" w:cs="Courier New"/>
-          <w:color w:val="000000" w:themeColor="text1"/>
-          <w:highlight w:val="lightGray"/>
-          <w:shd w:val="clear" w:fill="191A1C"/>
-          <w14:textFill>
-            <w14:solidFill>
-              <w14:schemeClr w14:val="tx1"/>
-            </w14:solidFill>
-          </w14:textFill>
-        </w:rPr>
-        <w:br w:type="textWrapping"/>
-      </w:r>
-      <w:r>
-        <w:rPr>
-          <w:rFonts w:hint="default" w:ascii="Courier New" w:hAnsi="Courier New" w:eastAsia="JetBrains Mono" w:cs="Courier New"/>
-          <w:color w:val="000000" w:themeColor="text1"/>
-          <w:highlight w:val="lightGray"/>
-          <w:shd w:val="clear" w:fill="191A1C"/>
-          <w14:textFill>
-            <w14:solidFill>
-              <w14:schemeClr w14:val="tx1"/>
-            </w14:solidFill>
-          </w14:textFill>
-        </w:rPr>
-        <w:br w:type="textWrapping"/>
-      </w:r>
-      <w:r>
-        <w:rPr>
-          <w:rFonts w:hint="default" w:ascii="Courier New" w:hAnsi="Courier New" w:eastAsia="JetBrains Mono" w:cs="Courier New"/>
-          <w:color w:val="000000" w:themeColor="text1"/>
-          <w:highlight w:val="lightGray"/>
-          <w:shd w:val="clear" w:fill="191A1C"/>
-          <w14:textFill>
-            <w14:solidFill>
-              <w14:schemeClr w14:val="tx1"/>
-            </w14:solidFill>
-          </w14:textFill>
-        </w:rPr>
-        <w:t xml:space="preserve">    def test_tc05(self):</w:t>
-      </w:r>
-      <w:r>
-        <w:rPr>
-          <w:rFonts w:hint="default" w:ascii="Courier New" w:hAnsi="Courier New" w:eastAsia="JetBrains Mono" w:cs="Courier New"/>
-          <w:color w:val="000000" w:themeColor="text1"/>
-          <w:highlight w:val="lightGray"/>
-          <w:shd w:val="clear" w:fill="191A1C"/>
-          <w14:textFill>
-            <w14:solidFill>
-              <w14:schemeClr w14:val="tx1"/>
-            </w14:solidFill>
-          </w14:textFill>
-        </w:rPr>
-        <w:br w:type="textWrapping"/>
-      </w:r>
-      <w:r>
-        <w:rPr>
-          <w:rFonts w:hint="default" w:ascii="Courier New" w:hAnsi="Courier New" w:eastAsia="JetBrains Mono" w:cs="Courier New"/>
-          <w:color w:val="000000" w:themeColor="text1"/>
-          <w:highlight w:val="lightGray"/>
-          <w:shd w:val="clear" w:fill="191A1C"/>
-          <w14:textFill>
-            <w14:solidFill>
-              <w14:schemeClr w14:val="tx1"/>
-            </w14:solidFill>
-          </w14:textFill>
-        </w:rPr>
-        <w:t xml:space="preserve">        assert validate_password("12345678") is False</w:t>
-      </w:r>
-      <w:r>
-        <w:rPr>
-          <w:rFonts w:hint="default" w:ascii="Courier New" w:hAnsi="Courier New" w:eastAsia="JetBrains Mono" w:cs="Courier New"/>
-          <w:color w:val="000000" w:themeColor="text1"/>
-          <w:highlight w:val="lightGray"/>
-          <w:shd w:val="clear" w:fill="191A1C"/>
-          <w14:textFill>
-            <w14:solidFill>
-              <w14:schemeClr w14:val="tx1"/>
-            </w14:solidFill>
-          </w14:textFill>
-        </w:rPr>
-        <w:br w:type="textWrapping"/>
-      </w:r>
-      <w:r>
-        <w:rPr>
-          <w:rFonts w:hint="default" w:ascii="Courier New" w:hAnsi="Courier New" w:eastAsia="JetBrains Mono" w:cs="Courier New"/>
-          <w:color w:val="000000" w:themeColor="text1"/>
-          <w:highlight w:val="lightGray"/>
-          <w:shd w:val="clear" w:fill="191A1C"/>
-          <w14:textFill>
-            <w14:solidFill>
-              <w14:schemeClr w14:val="tx1"/>
-            </w14:solidFill>
-          </w14:textFill>
-        </w:rPr>
-        <w:br w:type="textWrapping"/>
-      </w:r>
-      <w:r>
-        <w:rPr>
-          <w:rFonts w:hint="default" w:ascii="Courier New" w:hAnsi="Courier New" w:eastAsia="JetBrains Mono" w:cs="Courier New"/>
-          <w:color w:val="000000" w:themeColor="text1"/>
-          <w:highlight w:val="lightGray"/>
-          <w:shd w:val="clear" w:fill="191A1C"/>
-          <w14:textFill>
-            <w14:solidFill>
-              <w14:schemeClr w14:val="tx1"/>
-            </w14:solidFill>
-          </w14:textFill>
-        </w:rPr>
-        <w:t xml:space="preserve">    def test_tc06(self):</w:t>
-      </w:r>
-      <w:r>
-        <w:rPr>
-          <w:rFonts w:hint="default" w:ascii="Courier New" w:hAnsi="Courier New" w:eastAsia="JetBrains Mono" w:cs="Courier New"/>
-          <w:color w:val="000000" w:themeColor="text1"/>
-          <w:highlight w:val="lightGray"/>
-          <w:shd w:val="clear" w:fill="191A1C"/>
-          <w14:textFill>
-            <w14:solidFill>
-              <w14:schemeClr w14:val="tx1"/>
-            </w14:solidFill>
-          </w14:textFill>
-        </w:rPr>
-        <w:br w:type="textWrapping"/>
-      </w:r>
-      <w:r>
-        <w:rPr>
-          <w:rFonts w:hint="default" w:ascii="Courier New" w:hAnsi="Courier New" w:eastAsia="JetBrains Mono" w:cs="Courier New"/>
-          <w:color w:val="000000" w:themeColor="text1"/>
-          <w:highlight w:val="lightGray"/>
-          <w:shd w:val="clear" w:fill="191A1C"/>
-          <w14:textFill>
-            <w14:solidFill>
-              <w14:schemeClr w14:val="tx1"/>
-            </w14:solidFill>
-          </w14:textFill>
-        </w:rPr>
-        <w:t xml:space="preserve">        assert validate_password("Pass word1") is False</w:t>
-      </w:r>
-      <w:r>
-        <w:rPr>
-          <w:rFonts w:hint="default" w:ascii="Courier New" w:hAnsi="Courier New" w:eastAsia="JetBrains Mono" w:cs="Courier New"/>
-          <w:color w:val="000000" w:themeColor="text1"/>
-          <w:highlight w:val="lightGray"/>
-          <w:shd w:val="clear" w:fill="191A1C"/>
-          <w14:textFill>
-            <w14:solidFill>
-              <w14:schemeClr w14:val="tx1"/>
-            </w14:solidFill>
-          </w14:textFill>
-        </w:rPr>
-        <w:br w:type="textWrapping"/>
-      </w:r>
-      <w:r>
-        <w:rPr>
-          <w:rFonts w:hint="default" w:ascii="Courier New" w:hAnsi="Courier New" w:eastAsia="JetBrains Mono" w:cs="Courier New"/>
-          <w:color w:val="000000" w:themeColor="text1"/>
-          <w:highlight w:val="lightGray"/>
-          <w:shd w:val="clear" w:fill="191A1C"/>
-          <w14:textFill>
-            <w14:solidFill>
-              <w14:schemeClr w14:val="tx1"/>
-            </w14:solidFill>
-          </w14:textFill>
-        </w:rPr>
-        <w:br w:type="textWrapping"/>
-      </w:r>
-      <w:r>
-        <w:rPr>
-          <w:rFonts w:hint="default" w:ascii="Courier New" w:hAnsi="Courier New" w:eastAsia="JetBrains Mono" w:cs="Courier New"/>
-          <w:color w:val="000000" w:themeColor="text1"/>
-          <w:highlight w:val="lightGray"/>
-          <w:shd w:val="clear" w:fill="191A1C"/>
-          <w14:textFill>
-            <w14:solidFill>
-              <w14:schemeClr w14:val="tx1"/>
-            </w14:solidFill>
-          </w14:textFill>
-        </w:rPr>
-        <w:t xml:space="preserve">    def test_tc07(self):</w:t>
-      </w:r>
-      <w:r>
-        <w:rPr>
-          <w:rFonts w:hint="default" w:ascii="Courier New" w:hAnsi="Courier New" w:eastAsia="JetBrains Mono" w:cs="Courier New"/>
-          <w:color w:val="000000" w:themeColor="text1"/>
-          <w:highlight w:val="lightGray"/>
-          <w:shd w:val="clear" w:fill="191A1C"/>
-          <w14:textFill>
-            <w14:solidFill>
-              <w14:schemeClr w14:val="tx1"/>
-            </w14:solidFill>
-          </w14:textFill>
-        </w:rPr>
-        <w:br w:type="textWrapping"/>
-      </w:r>
-      <w:r>
-        <w:rPr>
-          <w:rFonts w:hint="default" w:ascii="Courier New" w:hAnsi="Courier New" w:eastAsia="JetBrains Mono" w:cs="Courier New"/>
-          <w:color w:val="000000" w:themeColor="text1"/>
-          <w:highlight w:val="lightGray"/>
-          <w:shd w:val="clear" w:fill="191A1C"/>
-          <w14:textFill>
-            <w14:solidFill>
-              <w14:schemeClr w14:val="tx1"/>
-            </w14:solidFill>
-          </w14:textFill>
-        </w:rPr>
-        <w:t xml:space="preserve">        assert validate_password("Pass1234") is True</w:t>
-      </w:r>
-      <w:r>
-        <w:rPr>
-          <w:rFonts w:hint="default" w:ascii="Courier New" w:hAnsi="Courier New" w:eastAsia="JetBrains Mono" w:cs="Courier New"/>
-          <w:color w:val="000000" w:themeColor="text1"/>
-          <w:highlight w:val="lightGray"/>
-          <w:shd w:val="clear" w:fill="191A1C"/>
-          <w14:textFill>
-            <w14:solidFill>
-              <w14:schemeClr w14:val="tx1"/>
-            </w14:solidFill>
-          </w14:textFill>
-        </w:rPr>
-        <w:br w:type="textWrapping"/>
-      </w:r>
-      <w:r>
-        <w:rPr>
-          <w:rFonts w:hint="default" w:ascii="Courier New" w:hAnsi="Courier New" w:eastAsia="JetBrains Mono" w:cs="Courier New"/>
-          <w:color w:val="000000" w:themeColor="text1"/>
-          <w:highlight w:val="lightGray"/>
-          <w:shd w:val="clear" w:fill="191A1C"/>
-          <w14:textFill>
-            <w14:solidFill>
-              <w14:schemeClr w14:val="tx1"/>
-            </w14:solidFill>
-          </w14:textFill>
-        </w:rPr>
-        <w:br w:type="textWrapping"/>
-      </w:r>
-      <w:r>
-        <w:rPr>
-          <w:rFonts w:hint="default" w:ascii="Courier New" w:hAnsi="Courier New" w:eastAsia="JetBrains Mono" w:cs="Courier New"/>
-          <w:color w:val="000000" w:themeColor="text1"/>
-          <w:highlight w:val="lightGray"/>
-          <w:shd w:val="clear" w:fill="191A1C"/>
-          <w14:textFill>
-            <w14:solidFill>
-              <w14:schemeClr w14:val="tx1"/>
-            </w14:solidFill>
-          </w14:textFill>
-        </w:rPr>
-        <w:t xml:space="preserve">    def test_tc08(self):</w:t>
-      </w:r>
-      <w:r>
-        <w:rPr>
-          <w:rFonts w:hint="default" w:ascii="Courier New" w:hAnsi="Courier New" w:eastAsia="JetBrains Mono" w:cs="Courier New"/>
-          <w:color w:val="000000" w:themeColor="text1"/>
-          <w:highlight w:val="lightGray"/>
-          <w:shd w:val="clear" w:fill="191A1C"/>
-          <w14:textFill>
-            <w14:solidFill>
-              <w14:schemeClr w14:val="tx1"/>
-            </w14:solidFill>
-          </w14:textFill>
-        </w:rPr>
-        <w:br w:type="textWrapping"/>
-      </w:r>
-      <w:r>
-        <w:rPr>
-          <w:rFonts w:hint="default" w:ascii="Courier New" w:hAnsi="Courier New" w:eastAsia="JetBrains Mono" w:cs="Courier New"/>
-          <w:color w:val="000000" w:themeColor="text1"/>
-          <w:highlight w:val="lightGray"/>
-          <w:shd w:val="clear" w:fill="191A1C"/>
-          <w14:textFill>
-            <w14:solidFill>
-              <w14:schemeClr w14:val="tx1"/>
-            </w14:solidFill>
-          </w14:textFill>
-        </w:rPr>
-        <w:t xml:space="preserve">        assert validate_password("Pass123") is False</w:t>
-      </w:r>
-      <w:r>
-        <w:rPr>
-          <w:rFonts w:hint="default" w:ascii="Courier New" w:hAnsi="Courier New" w:eastAsia="JetBrains Mono" w:cs="Courier New"/>
-          <w:color w:val="000000" w:themeColor="text1"/>
-          <w:highlight w:val="lightGray"/>
-          <w:shd w:val="clear" w:fill="191A1C"/>
-          <w14:textFill>
-            <w14:solidFill>
-              <w14:schemeClr w14:val="tx1"/>
-            </w14:solidFill>
-          </w14:textFill>
-        </w:rPr>
-        <w:br w:type="textWrapping"/>
-      </w:r>
-      <w:r>
-        <w:rPr>
-          <w:rFonts w:hint="default" w:ascii="Courier New" w:hAnsi="Courier New" w:eastAsia="JetBrains Mono" w:cs="Courier New"/>
-          <w:color w:val="000000" w:themeColor="text1"/>
-          <w:highlight w:val="lightGray"/>
-          <w:shd w:val="clear" w:fill="191A1C"/>
-          <w14:textFill>
-            <w14:solidFill>
-              <w14:schemeClr w14:val="tx1"/>
-            </w14:solidFill>
-          </w14:textFill>
-        </w:rPr>
-        <w:br w:type="textWrapping"/>
-      </w:r>
-      <w:r>
-        <w:rPr>
-          <w:rFonts w:hint="default" w:ascii="Courier New" w:hAnsi="Courier New" w:eastAsia="JetBrains Mono" w:cs="Courier New"/>
-          <w:color w:val="000000" w:themeColor="text1"/>
-          <w:highlight w:val="lightGray"/>
-          <w:shd w:val="clear" w:fill="191A1C"/>
-          <w14:textFill>
-            <w14:solidFill>
-              <w14:schemeClr w14:val="tx1"/>
-            </w14:solidFill>
-          </w14:textFill>
-        </w:rPr>
-        <w:t xml:space="preserve">    def test_tc09(self):</w:t>
-      </w:r>
-      <w:r>
-        <w:rPr>
-          <w:rFonts w:hint="default" w:ascii="Courier New" w:hAnsi="Courier New" w:eastAsia="JetBrains Mono" w:cs="Courier New"/>
-          <w:color w:val="000000" w:themeColor="text1"/>
-          <w:highlight w:val="lightGray"/>
-          <w:shd w:val="clear" w:fill="191A1C"/>
-          <w14:textFill>
-            <w14:solidFill>
-              <w14:schemeClr w14:val="tx1"/>
-            </w14:solidFill>
-          </w14:textFill>
-        </w:rPr>
-        <w:br w:type="textWrapping"/>
-      </w:r>
-      <w:r>
-        <w:rPr>
-          <w:rFonts w:hint="default" w:ascii="Courier New" w:hAnsi="Courier New" w:eastAsia="JetBrains Mono" w:cs="Courier New"/>
-          <w:color w:val="000000" w:themeColor="text1"/>
-          <w:highlight w:val="lightGray"/>
-          <w:shd w:val="clear" w:fill="191A1C"/>
-          <w14:textFill>
-            <w14:solidFill>
-              <w14:schemeClr w14:val="tx1"/>
-            </w14:solidFill>
-          </w14:textFill>
-        </w:rPr>
-        <w:t xml:space="preserve">        assert validate_password("") is False</w:t>
-      </w:r>
-      <w:r>
-        <w:rPr>
-          <w:rFonts w:hint="default" w:ascii="Courier New" w:hAnsi="Courier New" w:eastAsia="JetBrains Mono" w:cs="Courier New"/>
-          <w:color w:val="000000" w:themeColor="text1"/>
-          <w:highlight w:val="lightGray"/>
-          <w:shd w:val="clear" w:fill="191A1C"/>
-          <w14:textFill>
-            <w14:solidFill>
-              <w14:schemeClr w14:val="tx1"/>
-            </w14:solidFill>
-          </w14:textFill>
-        </w:rPr>
-        <w:br w:type="textWrapping"/>
-      </w:r>
-      <w:r>
-        <w:rPr>
-          <w:rFonts w:hint="default" w:ascii="Courier New" w:hAnsi="Courier New" w:eastAsia="JetBrains Mono" w:cs="Courier New"/>
-          <w:color w:val="000000" w:themeColor="text1"/>
-          <w:highlight w:val="lightGray"/>
-          <w:shd w:val="clear" w:fill="191A1C"/>
-          <w14:textFill>
-            <w14:solidFill>
-              <w14:schemeClr w14:val="tx1"/>
-            </w14:solidFill>
-          </w14:textFill>
-        </w:rPr>
-        <w:br w:type="textWrapping"/>
-      </w:r>
-      <w:r>
-        <w:rPr>
-          <w:rFonts w:hint="default" w:ascii="Courier New" w:hAnsi="Courier New" w:eastAsia="JetBrains Mono" w:cs="Courier New"/>
-          <w:color w:val="000000" w:themeColor="text1"/>
-          <w:highlight w:val="lightGray"/>
-          <w:shd w:val="clear" w:fill="191A1C"/>
-          <w14:textFill>
-            <w14:solidFill>
-              <w14:schemeClr w14:val="tx1"/>
-            </w14:solidFill>
-          </w14:textFill>
-        </w:rPr>
-        <w:t xml:space="preserve">    def test_tc10(self):</w:t>
-      </w:r>
-      <w:r>
-        <w:rPr>
-          <w:rFonts w:hint="default" w:ascii="Courier New" w:hAnsi="Courier New" w:eastAsia="JetBrains Mono" w:cs="Courier New"/>
-          <w:color w:val="000000" w:themeColor="text1"/>
-          <w:highlight w:val="lightGray"/>
-          <w:shd w:val="clear" w:fill="191A1C"/>
-          <w14:textFill>
-            <w14:solidFill>
-              <w14:schemeClr w14:val="tx1"/>
-            </w14:solidFill>
-          </w14:textFill>
-        </w:rPr>
-        <w:br w:type="textWrapping"/>
-      </w:r>
-      <w:r>
-        <w:rPr>
-          <w:rFonts w:hint="default" w:ascii="Courier New" w:hAnsi="Courier New" w:eastAsia="JetBrains Mono" w:cs="Courier New"/>
-          <w:color w:val="000000" w:themeColor="text1"/>
-          <w:highlight w:val="lightGray"/>
-          <w:shd w:val="clear" w:fill="191A1C"/>
-          <w14:textFill>
-            <w14:solidFill>
-              <w14:schemeClr w14:val="tx1"/>
-            </w14:solidFill>
-          </w14:textFill>
-        </w:rPr>
-        <w:t xml:space="preserve">        assert validate_password("        ") is False</w:t>
-      </w:r>
-      <w:r>
-        <w:rPr>
-          <w:rFonts w:hint="default" w:ascii="Courier New" w:hAnsi="Courier New" w:eastAsia="JetBrains Mono" w:cs="Courier New"/>
-          <w:color w:val="000000" w:themeColor="text1"/>
-          <w:highlight w:val="lightGray"/>
-          <w:shd w:val="clear" w:fill="191A1C"/>
-          <w14:textFill>
-            <w14:solidFill>
-              <w14:schemeClr w14:val="tx1"/>
-            </w14:solidFill>
-          </w14:textFill>
-        </w:rPr>
-        <w:br w:type="textWrapping"/>
-      </w:r>
-      <w:r>
-        <w:rPr>
-          <w:rFonts w:hint="default" w:ascii="Courier New" w:hAnsi="Courier New" w:eastAsia="JetBrains Mono" w:cs="Courier New"/>
-          <w:color w:val="000000" w:themeColor="text1"/>
-          <w:highlight w:val="lightGray"/>
-          <w:shd w:val="clear" w:fill="191A1C"/>
-          <w14:textFill>
-            <w14:solidFill>
-              <w14:schemeClr w14:val="tx1"/>
-            </w14:solidFill>
-          </w14:textFill>
-        </w:rPr>
-        <w:br w:type="textWrapping"/>
-      </w:r>
-      <w:r>
-        <w:rPr>
-          <w:rFonts w:hint="default" w:ascii="Courier New" w:hAnsi="Courier New" w:eastAsia="JetBrains Mono" w:cs="Courier New"/>
-          <w:color w:val="000000" w:themeColor="text1"/>
-          <w:highlight w:val="lightGray"/>
-          <w:shd w:val="clear" w:fill="191A1C"/>
-          <w14:textFill>
-            <w14:solidFill>
-              <w14:schemeClr w14:val="tx1"/>
-            </w14:solidFill>
-          </w14:textFill>
-        </w:rPr>
-        <w:t xml:space="preserve">    @pytest.mark.parametrize(</w:t>
-      </w:r>
-      <w:r>
-        <w:rPr>
-          <w:rFonts w:hint="default" w:ascii="Courier New" w:hAnsi="Courier New" w:eastAsia="JetBrains Mono" w:cs="Courier New"/>
-          <w:color w:val="000000" w:themeColor="text1"/>
-          <w:highlight w:val="lightGray"/>
-          <w:shd w:val="clear" w:fill="191A1C"/>
-          <w14:textFill>
-            <w14:solidFill>
-              <w14:schemeClr w14:val="tx1"/>
-            </w14:solidFill>
-          </w14:textFill>
-        </w:rPr>
-        <w:br w:type="textWrapping"/>
-      </w:r>
-      <w:r>
-        <w:rPr>
-          <w:rFonts w:hint="default" w:ascii="Courier New" w:hAnsi="Courier New" w:eastAsia="JetBrains Mono" w:cs="Courier New"/>
-          <w:color w:val="000000" w:themeColor="text1"/>
-          <w:highlight w:val="lightGray"/>
-          <w:shd w:val="clear" w:fill="191A1C"/>
-          <w14:textFill>
-            <w14:solidFill>
-              <w14:schemeClr w14:val="tx1"/>
-            </w14:solidFill>
-          </w14:textFill>
-        </w:rPr>
-        <w:t xml:space="preserve">        "password,expected",</w:t>
-      </w:r>
-      <w:r>
-        <w:rPr>
-          <w:rFonts w:hint="default" w:ascii="Courier New" w:hAnsi="Courier New" w:eastAsia="JetBrains Mono" w:cs="Courier New"/>
-          <w:color w:val="000000" w:themeColor="text1"/>
-          <w:highlight w:val="lightGray"/>
-          <w:shd w:val="clear" w:fill="191A1C"/>
-          <w14:textFill>
-            <w14:solidFill>
-              <w14:schemeClr w14:val="tx1"/>
-            </w14:solidFill>
-          </w14:textFill>
-        </w:rPr>
-        <w:br w:type="textWrapping"/>
-      </w:r>
-      <w:r>
-        <w:rPr>
-          <w:rFonts w:hint="default" w:ascii="Courier New" w:hAnsi="Courier New" w:eastAsia="JetBrains Mono" w:cs="Courier New"/>
-          <w:color w:val="000000" w:themeColor="text1"/>
-          <w:highlight w:val="lightGray"/>
-          <w:shd w:val="clear" w:fill="191A1C"/>
-          <w14:textFill>
-            <w14:solidFill>
-              <w14:schemeClr w14:val="tx1"/>
-            </w14:solidFill>
-          </w14:textFill>
-        </w:rPr>
-        <w:t xml:space="preserve">        [</w:t>
-      </w:r>
-      <w:r>
-        <w:rPr>
-          <w:rFonts w:hint="default" w:ascii="Courier New" w:hAnsi="Courier New" w:eastAsia="JetBrains Mono" w:cs="Courier New"/>
-          <w:color w:val="000000" w:themeColor="text1"/>
-          <w:highlight w:val="lightGray"/>
-          <w:shd w:val="clear" w:fill="191A1C"/>
-          <w14:textFill>
-            <w14:solidFill>
-              <w14:schemeClr w14:val="tx1"/>
-            </w14:solidFill>
-          </w14:textFill>
-        </w:rPr>
-        <w:br w:type="textWrapping"/>
-      </w:r>
-      <w:r>
-        <w:rPr>
-          <w:rFonts w:hint="default" w:ascii="Courier New" w:hAnsi="Courier New" w:eastAsia="JetBrains Mono" w:cs="Courier New"/>
-          <w:color w:val="000000" w:themeColor="text1"/>
-          <w:highlight w:val="lightGray"/>
-          <w:shd w:val="clear" w:fill="191A1C"/>
-          <w14:textFill>
-            <w14:solidFill>
-              <w14:schemeClr w14:val="tx1"/>
-            </w14:solidFill>
-          </w14:textFill>
-        </w:rPr>
-        <w:t xml:space="preserve">            ("Abcdefg1", True),</w:t>
-      </w:r>
-      <w:r>
-        <w:rPr>
-          <w:rFonts w:hint="default" w:ascii="Courier New" w:hAnsi="Courier New" w:eastAsia="JetBrains Mono" w:cs="Courier New"/>
-          <w:color w:val="000000" w:themeColor="text1"/>
-          <w:highlight w:val="lightGray"/>
-          <w:shd w:val="clear" w:fill="191A1C"/>
-          <w14:textFill>
-            <w14:solidFill>
-              <w14:schemeClr w14:val="tx1"/>
-            </w14:solidFill>
-          </w14:textFill>
-        </w:rPr>
-        <w:br w:type="textWrapping"/>
-      </w:r>
-      <w:r>
-        <w:rPr>
-          <w:rFonts w:hint="default" w:ascii="Courier New" w:hAnsi="Courier New" w:eastAsia="JetBrains Mono" w:cs="Courier New"/>
-          <w:color w:val="000000" w:themeColor="text1"/>
-          <w:highlight w:val="lightGray"/>
-          <w:shd w:val="clear" w:fill="191A1C"/>
-          <w14:textFill>
-            <w14:solidFill>
-              <w14:schemeClr w14:val="tx1"/>
-            </w14:solidFill>
-          </w14:textFill>
-        </w:rPr>
-        <w:t xml:space="preserve">            ("abcdefg1", True),</w:t>
-      </w:r>
-      <w:r>
-        <w:rPr>
-          <w:rFonts w:hint="default" w:ascii="Courier New" w:hAnsi="Courier New" w:eastAsia="JetBrains Mono" w:cs="Courier New"/>
-          <w:color w:val="000000" w:themeColor="text1"/>
-          <w:highlight w:val="lightGray"/>
-          <w:shd w:val="clear" w:fill="191A1C"/>
-          <w14:textFill>
-            <w14:solidFill>
-              <w14:schemeClr w14:val="tx1"/>
-            </w14:solidFill>
-          </w14:textFill>
-        </w:rPr>
-        <w:br w:type="textWrapping"/>
-      </w:r>
-      <w:r>
-        <w:rPr>
-          <w:rFonts w:hint="default" w:ascii="Courier New" w:hAnsi="Courier New" w:eastAsia="JetBrains Mono" w:cs="Courier New"/>
-          <w:color w:val="000000" w:themeColor="text1"/>
-          <w:highlight w:val="lightGray"/>
-          <w:shd w:val="clear" w:fill="191A1C"/>
-          <w14:textFill>
-            <w14:solidFill>
-              <w14:schemeClr w14:val="tx1"/>
-            </w14:solidFill>
-          </w14:textFill>
-        </w:rPr>
-        <w:t xml:space="preserve">            ("ABCDEFG1", True),</w:t>
-      </w:r>
-      <w:r>
-        <w:rPr>
-          <w:rFonts w:hint="default" w:ascii="Courier New" w:hAnsi="Courier New" w:eastAsia="JetBrains Mono" w:cs="Courier New"/>
-          <w:color w:val="000000" w:themeColor="text1"/>
-          <w:highlight w:val="lightGray"/>
-          <w:shd w:val="clear" w:fill="191A1C"/>
-          <w14:textFill>
-            <w14:solidFill>
-              <w14:schemeClr w14:val="tx1"/>
-            </w14:solidFill>
-          </w14:textFill>
-        </w:rPr>
-        <w:br w:type="textWrapping"/>
-      </w:r>
-      <w:r>
-        <w:rPr>
-          <w:rFonts w:hint="default" w:ascii="Courier New" w:hAnsi="Courier New" w:eastAsia="JetBrains Mono" w:cs="Courier New"/>
-          <w:color w:val="000000" w:themeColor="text1"/>
-          <w:highlight w:val="lightGray"/>
-          <w:shd w:val="clear" w:fill="191A1C"/>
-          <w14:textFill>
-            <w14:solidFill>
-              <w14:schemeClr w14:val="tx1"/>
-            </w14:solidFill>
-          </w14:textFill>
-        </w:rPr>
-        <w:t xml:space="preserve">            ("Abcdef12", True),</w:t>
-      </w:r>
-      <w:r>
-        <w:rPr>
-          <w:rFonts w:hint="default" w:ascii="Courier New" w:hAnsi="Courier New" w:eastAsia="JetBrains Mono" w:cs="Courier New"/>
-          <w:color w:val="000000" w:themeColor="text1"/>
-          <w:highlight w:val="lightGray"/>
-          <w:shd w:val="clear" w:fill="191A1C"/>
-          <w14:textFill>
-            <w14:solidFill>
-              <w14:schemeClr w14:val="tx1"/>
-            </w14:solidFill>
-          </w14:textFill>
-        </w:rPr>
-        <w:br w:type="textWrapping"/>
-      </w:r>
-      <w:r>
-        <w:rPr>
-          <w:rFonts w:hint="default" w:ascii="Courier New" w:hAnsi="Courier New" w:eastAsia="JetBrains Mono" w:cs="Courier New"/>
-          <w:color w:val="000000" w:themeColor="text1"/>
-          <w:highlight w:val="lightGray"/>
-          <w:shd w:val="clear" w:fill="191A1C"/>
-          <w14:textFill>
-            <w14:solidFill>
-              <w14:schemeClr w14:val="tx1"/>
-            </w14:solidFill>
-          </w14:textFill>
-        </w:rPr>
-        <w:t xml:space="preserve">            ("Abcdefg", False),</w:t>
-      </w:r>
-      <w:r>
-        <w:rPr>
-          <w:rFonts w:hint="default" w:ascii="Courier New" w:hAnsi="Courier New" w:eastAsia="JetBrains Mono" w:cs="Courier New"/>
-          <w:color w:val="000000" w:themeColor="text1"/>
-          <w:highlight w:val="lightGray"/>
-          <w:shd w:val="clear" w:fill="191A1C"/>
-          <w14:textFill>
-            <w14:solidFill>
-              <w14:schemeClr w14:val="tx1"/>
-            </w14:solidFill>
-          </w14:textFill>
-        </w:rPr>
-        <w:br w:type="textWrapping"/>
-      </w:r>
-      <w:r>
-        <w:rPr>
-          <w:rFonts w:hint="default" w:ascii="Courier New" w:hAnsi="Courier New" w:eastAsia="JetBrains Mono" w:cs="Courier New"/>
-          <w:color w:val="000000" w:themeColor="text1"/>
-          <w:highlight w:val="lightGray"/>
-          <w:shd w:val="clear" w:fill="191A1C"/>
-          <w14:textFill>
-            <w14:solidFill>
-              <w14:schemeClr w14:val="tx1"/>
-            </w14:solidFill>
-          </w14:textFill>
-        </w:rPr>
-        <w:t xml:space="preserve">            ("1234567a", True),</w:t>
-      </w:r>
-      <w:r>
-        <w:rPr>
-          <w:rFonts w:hint="default" w:ascii="Courier New" w:hAnsi="Courier New" w:eastAsia="JetBrains Mono" w:cs="Courier New"/>
-          <w:color w:val="000000" w:themeColor="text1"/>
-          <w:highlight w:val="lightGray"/>
-          <w:shd w:val="clear" w:fill="191A1C"/>
-          <w14:textFill>
-            <w14:solidFill>
-              <w14:schemeClr w14:val="tx1"/>
-            </w14:solidFill>
-          </w14:textFill>
-        </w:rPr>
-        <w:br w:type="textWrapping"/>
-      </w:r>
-      <w:r>
-        <w:rPr>
-          <w:rFonts w:hint="default" w:ascii="Courier New" w:hAnsi="Courier New" w:eastAsia="JetBrains Mono" w:cs="Courier New"/>
-          <w:color w:val="000000" w:themeColor="text1"/>
-          <w:highlight w:val="lightGray"/>
-          <w:shd w:val="clear" w:fill="191A1C"/>
-          <w14:textFill>
-            <w14:solidFill>
-              <w14:schemeClr w14:val="tx1"/>
-            </w14:solidFill>
-          </w14:textFill>
-        </w:rPr>
-        <w:t xml:space="preserve">        ],</w:t>
-      </w:r>
-      <w:r>
-        <w:rPr>
-          <w:rFonts w:hint="default" w:ascii="Courier New" w:hAnsi="Courier New" w:eastAsia="JetBrains Mono" w:cs="Courier New"/>
-          <w:color w:val="000000" w:themeColor="text1"/>
-          <w:highlight w:val="lightGray"/>
-          <w:shd w:val="clear" w:fill="191A1C"/>
-          <w14:textFill>
-            <w14:solidFill>
-              <w14:schemeClr w14:val="tx1"/>
-            </w14:solidFill>
-          </w14:textFill>
-        </w:rPr>
-        <w:br w:type="textWrapping"/>
-      </w:r>
-      <w:r>
-        <w:rPr>
-          <w:rFonts w:hint="default" w:ascii="Courier New" w:hAnsi="Courier New" w:eastAsia="JetBrains Mono" w:cs="Courier New"/>
-          <w:color w:val="000000" w:themeColor="text1"/>
-          <w:highlight w:val="lightGray"/>
-          <w:shd w:val="clear" w:fill="191A1C"/>
-          <w14:textFill>
-            <w14:solidFill>
-              <w14:schemeClr w14:val="tx1"/>
-            </w14:solidFill>
-          </w14:textFill>
-        </w:rPr>
-        <w:t xml:space="preserve">        ids=[</w:t>
-      </w:r>
-      <w:r>
-        <w:rPr>
-          <w:rFonts w:hint="default" w:ascii="Courier New" w:hAnsi="Courier New" w:eastAsia="JetBrains Mono" w:cs="Courier New"/>
-          <w:color w:val="000000" w:themeColor="text1"/>
-          <w:highlight w:val="lightGray"/>
-          <w:shd w:val="clear" w:fill="191A1C"/>
-          <w14:textFill>
-            <w14:solidFill>
-              <w14:schemeClr w14:val="tx1"/>
-            </w14:solidFill>
-          </w14:textFill>
-        </w:rPr>
-        <w:br w:type="textWrapping"/>
-      </w:r>
-      <w:r>
-        <w:rPr>
-          <w:rFonts w:hint="default" w:ascii="Courier New" w:hAnsi="Courier New" w:eastAsia="JetBrains Mono" w:cs="Courier New"/>
-          <w:color w:val="000000" w:themeColor="text1"/>
-          <w:highlight w:val="lightGray"/>
-          <w:shd w:val="clear" w:fill="191A1C"/>
-          <w14:textFill>
-            <w14:solidFill>
-              <w14:schemeClr w14:val="tx1"/>
-            </w14:solidFill>
-          </w14:textFill>
-        </w:rPr>
-        <w:t xml:space="preserve">            "mixed_case_valid",</w:t>
-      </w:r>
-      <w:r>
-        <w:rPr>
-          <w:rFonts w:hint="default" w:ascii="Courier New" w:hAnsi="Courier New" w:eastAsia="JetBrains Mono" w:cs="Courier New"/>
-          <w:color w:val="000000" w:themeColor="text1"/>
-          <w:highlight w:val="lightGray"/>
-          <w:shd w:val="clear" w:fill="191A1C"/>
-          <w14:textFill>
-            <w14:solidFill>
-              <w14:schemeClr w14:val="tx1"/>
-            </w14:solidFill>
-          </w14:textFill>
-        </w:rPr>
-        <w:br w:type="textWrapping"/>
-      </w:r>
-      <w:r>
-        <w:rPr>
-          <w:rFonts w:hint="default" w:ascii="Courier New" w:hAnsi="Courier New" w:eastAsia="JetBrains Mono" w:cs="Courier New"/>
-          <w:color w:val="000000" w:themeColor="text1"/>
-          <w:highlight w:val="lightGray"/>
-          <w:shd w:val="clear" w:fill="191A1C"/>
-          <w14:textFill>
-            <w14:solidFill>
-              <w14:schemeClr w14:val="tx1"/>
-            </w14:solidFill>
-          </w14:textFill>
-        </w:rPr>
-        <w:t xml:space="preserve">            "lowercase_valid",</w:t>
-      </w:r>
-      <w:r>
-        <w:rPr>
-          <w:rFonts w:hint="default" w:ascii="Courier New" w:hAnsi="Courier New" w:eastAsia="JetBrains Mono" w:cs="Courier New"/>
-          <w:color w:val="000000" w:themeColor="text1"/>
-          <w:highlight w:val="lightGray"/>
-          <w:shd w:val="clear" w:fill="191A1C"/>
-          <w14:textFill>
-            <w14:solidFill>
-              <w14:schemeClr w14:val="tx1"/>
-            </w14:solidFill>
-          </w14:textFill>
-        </w:rPr>
-        <w:br w:type="textWrapping"/>
-      </w:r>
-      <w:r>
-        <w:rPr>
-          <w:rFonts w:hint="default" w:ascii="Courier New" w:hAnsi="Courier New" w:eastAsia="JetBrains Mono" w:cs="Courier New"/>
-          <w:color w:val="000000" w:themeColor="text1"/>
-          <w:highlight w:val="lightGray"/>
-          <w:shd w:val="clear" w:fill="191A1C"/>
-          <w14:textFill>
-            <w14:solidFill>
-              <w14:schemeClr w14:val="tx1"/>
-            </w14:solidFill>
-          </w14:textFill>
-        </w:rPr>
-        <w:t xml:space="preserve">            "uppercase_valid",</w:t>
-      </w:r>
-      <w:r>
-        <w:rPr>
-          <w:rFonts w:hint="default" w:ascii="Courier New" w:hAnsi="Courier New" w:eastAsia="JetBrains Mono" w:cs="Courier New"/>
-          <w:color w:val="000000" w:themeColor="text1"/>
-          <w:highlight w:val="lightGray"/>
-          <w:shd w:val="clear" w:fill="191A1C"/>
-          <w14:textFill>
-            <w14:solidFill>
-              <w14:schemeClr w14:val="tx1"/>
-            </w14:solidFill>
-          </w14:textFill>
-        </w:rPr>
-        <w:br w:type="textWrapping"/>
-      </w:r>
-      <w:r>
-        <w:rPr>
-          <w:rFonts w:hint="default" w:ascii="Courier New" w:hAnsi="Courier New" w:eastAsia="JetBrains Mono" w:cs="Courier New"/>
-          <w:color w:val="000000" w:themeColor="text1"/>
-          <w:highlight w:val="lightGray"/>
-          <w:shd w:val="clear" w:fill="191A1C"/>
-          <w14:textFill>
-            <w14:solidFill>
-              <w14:schemeClr w14:val="tx1"/>
-            </w14:solidFill>
-          </w14:textFill>
-        </w:rPr>
-        <w:t xml:space="preserve">            "two_digits_valid",</w:t>
-      </w:r>
-      <w:r>
-        <w:rPr>
-          <w:rFonts w:hint="default" w:ascii="Courier New" w:hAnsi="Courier New" w:eastAsia="JetBrains Mono" w:cs="Courier New"/>
-          <w:color w:val="000000" w:themeColor="text1"/>
-          <w:highlight w:val="lightGray"/>
-          <w:shd w:val="clear" w:fill="191A1C"/>
-          <w14:textFill>
-            <w14:solidFill>
-              <w14:schemeClr w14:val="tx1"/>
-            </w14:solidFill>
-          </w14:textFill>
-        </w:rPr>
-        <w:br w:type="textWrapping"/>
-      </w:r>
-      <w:r>
-        <w:rPr>
-          <w:rFonts w:hint="default" w:ascii="Courier New" w:hAnsi="Courier New" w:eastAsia="JetBrains Mono" w:cs="Courier New"/>
-          <w:color w:val="000000" w:themeColor="text1"/>
-          <w:highlight w:val="lightGray"/>
-          <w:shd w:val="clear" w:fill="191A1C"/>
-          <w14:textFill>
-            <w14:solidFill>
-              <w14:schemeClr w14:val="tx1"/>
-            </w14:solidFill>
-          </w14:textFill>
-        </w:rPr>
-        <w:t xml:space="preserve">            "no_digit_invalid",</w:t>
-      </w:r>
-      <w:r>
-        <w:rPr>
-          <w:rFonts w:hint="default" w:ascii="Courier New" w:hAnsi="Courier New" w:eastAsia="JetBrains Mono" w:cs="Courier New"/>
-          <w:color w:val="000000" w:themeColor="text1"/>
-          <w:highlight w:val="lightGray"/>
-          <w:shd w:val="clear" w:fill="191A1C"/>
-          <w14:textFill>
-            <w14:solidFill>
-              <w14:schemeClr w14:val="tx1"/>
-            </w14:solidFill>
-          </w14:textFill>
-        </w:rPr>
-        <w:br w:type="textWrapping"/>
-      </w:r>
-      <w:r>
-        <w:rPr>
-          <w:rFonts w:hint="default" w:ascii="Courier New" w:hAnsi="Courier New" w:eastAsia="JetBrains Mono" w:cs="Courier New"/>
-          <w:color w:val="000000" w:themeColor="text1"/>
-          <w:highlight w:val="lightGray"/>
-          <w:shd w:val="clear" w:fill="191A1C"/>
-          <w14:textFill>
-            <w14:solidFill>
-              <w14:schemeClr w14:val="tx1"/>
-            </w14:solidFill>
-          </w14:textFill>
-        </w:rPr>
-        <w:t xml:space="preserve">            "seven_digits_plus_letter",</w:t>
-      </w:r>
-      <w:r>
-        <w:rPr>
-          <w:rFonts w:hint="default" w:ascii="Courier New" w:hAnsi="Courier New" w:eastAsia="JetBrains Mono" w:cs="Courier New"/>
-          <w:color w:val="000000" w:themeColor="text1"/>
-          <w:highlight w:val="lightGray"/>
-          <w:shd w:val="clear" w:fill="191A1C"/>
-          <w14:textFill>
-            <w14:solidFill>
-              <w14:schemeClr w14:val="tx1"/>
-            </w14:solidFill>
-          </w14:textFill>
-        </w:rPr>
-        <w:br w:type="textWrapping"/>
-      </w:r>
-      <w:r>
-        <w:rPr>
-          <w:rFonts w:hint="default" w:ascii="Courier New" w:hAnsi="Courier New" w:eastAsia="JetBrains Mono" w:cs="Courier New"/>
-          <w:color w:val="000000" w:themeColor="text1"/>
-          <w:highlight w:val="lightGray"/>
-          <w:shd w:val="clear" w:fill="191A1C"/>
-          <w14:textFill>
-            <w14:solidFill>
-              <w14:schemeClr w14:val="tx1"/>
-            </w14:solidFill>
-          </w14:textFill>
-        </w:rPr>
-        <w:t xml:space="preserve">        ],</w:t>
-      </w:r>
-      <w:r>
-        <w:rPr>
-          <w:rFonts w:hint="default" w:ascii="Courier New" w:hAnsi="Courier New" w:eastAsia="JetBrains Mono" w:cs="Courier New"/>
-          <w:color w:val="000000" w:themeColor="text1"/>
-          <w:highlight w:val="lightGray"/>
-          <w:shd w:val="clear" w:fill="191A1C"/>
-          <w14:textFill>
-            <w14:solidFill>
-              <w14:schemeClr w14:val="tx1"/>
-            </w14:solidFill>
-          </w14:textFill>
-        </w:rPr>
-        <w:br w:type="textWrapping"/>
-      </w:r>
-      <w:r>
-        <w:rPr>
-          <w:rFonts w:hint="default" w:ascii="Courier New" w:hAnsi="Courier New" w:eastAsia="JetBrains Mono" w:cs="Courier New"/>
-          <w:color w:val="000000" w:themeColor="text1"/>
-          <w:highlight w:val="lightGray"/>
-          <w:shd w:val="clear" w:fill="191A1C"/>
-          <w14:textFill>
-            <w14:solidFill>
-              <w14:schemeClr w14:val="tx1"/>
-            </w14:solidFill>
-          </w14:textFill>
-        </w:rPr>
-        <w:t xml:space="preserve">    )</w:t>
-      </w:r>
-      <w:r>
-        <w:rPr>
-          <w:rFonts w:hint="default" w:ascii="Courier New" w:hAnsi="Courier New" w:eastAsia="JetBrains Mono" w:cs="Courier New"/>
-          <w:color w:val="000000" w:themeColor="text1"/>
-          <w:highlight w:val="lightGray"/>
-          <w:shd w:val="clear" w:fill="191A1C"/>
-          <w14:textFill>
-            <w14:solidFill>
-              <w14:schemeClr w14:val="tx1"/>
-            </w14:solidFill>
-          </w14:textFill>
-        </w:rPr>
-        <w:br w:type="textWrapping"/>
-      </w:r>
-      <w:r>
-        <w:rPr>
-          <w:rFonts w:hint="default" w:ascii="Courier New" w:hAnsi="Courier New" w:eastAsia="JetBrains Mono" w:cs="Courier New"/>
-          <w:color w:val="000000" w:themeColor="text1"/>
-          <w:highlight w:val="lightGray"/>
-          <w:shd w:val="clear" w:fill="191A1C"/>
-          <w14:textFill>
-            <w14:solidFill>
-              <w14:schemeClr w14:val="tx1"/>
-            </w14:solidFill>
-          </w14:textFill>
-        </w:rPr>
-        <w:t xml:space="preserve">    def test_tc11(self, password, expected):</w:t>
-      </w:r>
-      <w:r>
-        <w:rPr>
-          <w:rFonts w:hint="default" w:ascii="Courier New" w:hAnsi="Courier New" w:eastAsia="JetBrains Mono" w:cs="Courier New"/>
-          <w:color w:val="000000" w:themeColor="text1"/>
-          <w:highlight w:val="lightGray"/>
-          <w:shd w:val="clear" w:fill="191A1C"/>
-          <w14:textFill>
-            <w14:solidFill>
-              <w14:schemeClr w14:val="tx1"/>
-            </w14:solidFill>
-          </w14:textFill>
-        </w:rPr>
-        <w:br w:type="textWrapping"/>
-      </w:r>
-      <w:r>
-        <w:rPr>
-          <w:rFonts w:hint="default" w:ascii="Courier New" w:hAnsi="Courier New" w:eastAsia="JetBrains Mono" w:cs="Courier New"/>
-          <w:color w:val="000000" w:themeColor="text1"/>
-          <w:highlight w:val="lightGray"/>
-          <w:shd w:val="clear" w:fill="191A1C"/>
-          <w14:textFill>
-            <w14:solidFill>
-              <w14:schemeClr w14:val="tx1"/>
-            </w14:solidFill>
-          </w14:textFill>
-        </w:rPr>
-        <w:t xml:space="preserve">        assert validate_password(password) is expected</w:t>
-      </w:r>
-      <w:r>
-        <w:rPr>
-          <w:rFonts w:hint="default" w:ascii="Courier New" w:hAnsi="Courier New" w:eastAsia="JetBrains Mono" w:cs="Courier New"/>
-          <w:color w:val="000000" w:themeColor="text1"/>
-          <w:highlight w:val="lightGray"/>
-          <w:shd w:val="clear" w:fill="191A1C"/>
-          <w14:textFill>
-            <w14:solidFill>
-              <w14:schemeClr w14:val="tx1"/>
-            </w14:solidFill>
-          </w14:textFill>
-        </w:rPr>
-        <w:br w:type="textWrapping"/>
-      </w:r>
-      <w:r>
-        <w:rPr>
-          <w:rFonts w:hint="default" w:ascii="Courier New" w:hAnsi="Courier New" w:eastAsia="JetBrains Mono" w:cs="Courier New"/>
-          <w:color w:val="000000" w:themeColor="text1"/>
-          <w:highlight w:val="lightGray"/>
-          <w:shd w:val="clear" w:fill="191A1C"/>
-          <w14:textFill>
-            <w14:solidFill>
-              <w14:schemeClr w14:val="tx1"/>
-            </w14:solidFill>
-          </w14:textFill>
-        </w:rPr>
-        <w:br w:type="textWrapping"/>
-      </w:r>
-      <w:r>
-        <w:rPr>
-          <w:rFonts w:hint="default" w:ascii="Courier New" w:hAnsi="Courier New" w:eastAsia="JetBrains Mono" w:cs="Courier New"/>
-          <w:color w:val="000000" w:themeColor="text1"/>
-          <w:highlight w:val="lightGray"/>
-          <w:shd w:val="clear" w:fill="191A1C"/>
-          <w14:textFill>
-            <w14:solidFill>
-              <w14:schemeClr w14:val="tx1"/>
-            </w14:solidFill>
-          </w14:textFill>
-        </w:rPr>
-        <w:t># Вариант B: divide</w:t>
-      </w:r>
-      <w:r>
-        <w:rPr>
-          <w:rFonts w:hint="default" w:ascii="Courier New" w:hAnsi="Courier New" w:eastAsia="JetBrains Mono" w:cs="Courier New"/>
-          <w:color w:val="000000" w:themeColor="text1"/>
-          <w:highlight w:val="lightGray"/>
-          <w:shd w:val="clear" w:fill="191A1C"/>
-          <w14:textFill>
-            <w14:solidFill>
-              <w14:schemeClr w14:val="tx1"/>
-            </w14:solidFill>
-          </w14:textFill>
-        </w:rPr>
-        <w:br w:type="textWrapping"/>
-      </w:r>
-      <w:r>
-        <w:rPr>
-          <w:rFonts w:hint="default" w:ascii="Courier New" w:hAnsi="Courier New" w:eastAsia="JetBrains Mono" w:cs="Courier New"/>
-          <w:color w:val="000000" w:themeColor="text1"/>
-          <w:highlight w:val="lightGray"/>
-          <w:shd w:val="clear" w:fill="191A1C"/>
-          <w14:textFill>
-            <w14:solidFill>
-              <w14:schemeClr w14:val="tx1"/>
-            </w14:solidFill>
-          </w14:textFill>
-        </w:rPr>
-        <w:t>class TestDivide:</w:t>
-      </w:r>
-      <w:r>
-        <w:rPr>
-          <w:rFonts w:hint="default" w:ascii="Courier New" w:hAnsi="Courier New" w:eastAsia="JetBrains Mono" w:cs="Courier New"/>
-          <w:color w:val="000000" w:themeColor="text1"/>
-          <w:highlight w:val="lightGray"/>
-          <w:shd w:val="clear" w:fill="191A1C"/>
-          <w14:textFill>
-            <w14:solidFill>
-              <w14:schemeClr w14:val="tx1"/>
-            </w14:solidFill>
-          </w14:textFill>
-        </w:rPr>
-        <w:br w:type="textWrapping"/>
-      </w:r>
-      <w:r>
-        <w:rPr>
-          <w:rFonts w:hint="default" w:ascii="Courier New" w:hAnsi="Courier New" w:eastAsia="JetBrains Mono" w:cs="Courier New"/>
-          <w:color w:val="000000" w:themeColor="text1"/>
-          <w:highlight w:val="lightGray"/>
-          <w:shd w:val="clear" w:fill="191A1C"/>
-          <w14:textFill>
-            <w14:solidFill>
-              <w14:schemeClr w14:val="tx1"/>
-            </w14:solidFill>
-          </w14:textFill>
-        </w:rPr>
-        <w:t xml:space="preserve">    def test_tc12(self):</w:t>
-      </w:r>
-      <w:r>
-        <w:rPr>
-          <w:rFonts w:hint="default" w:ascii="Courier New" w:hAnsi="Courier New" w:eastAsia="JetBrains Mono" w:cs="Courier New"/>
-          <w:color w:val="000000" w:themeColor="text1"/>
-          <w:highlight w:val="lightGray"/>
-          <w:shd w:val="clear" w:fill="191A1C"/>
-          <w14:textFill>
-            <w14:solidFill>
-              <w14:schemeClr w14:val="tx1"/>
-            </w14:solidFill>
-          </w14:textFill>
-        </w:rPr>
-        <w:br w:type="textWrapping"/>
-      </w:r>
-      <w:r>
-        <w:rPr>
-          <w:rFonts w:hint="default" w:ascii="Courier New" w:hAnsi="Courier New" w:eastAsia="JetBrains Mono" w:cs="Courier New"/>
-          <w:color w:val="000000" w:themeColor="text1"/>
-          <w:highlight w:val="lightGray"/>
-          <w:shd w:val="clear" w:fill="191A1C"/>
-          <w14:textFill>
-            <w14:solidFill>
-              <w14:schemeClr w14:val="tx1"/>
-            </w14:solidFill>
-          </w14:textFill>
-        </w:rPr>
-        <w:t xml:space="preserve">        assert divide(10, 2) == 5.0</w:t>
-      </w:r>
-      <w:r>
-        <w:rPr>
-          <w:rFonts w:hint="default" w:ascii="Courier New" w:hAnsi="Courier New" w:eastAsia="JetBrains Mono" w:cs="Courier New"/>
-          <w:color w:val="000000" w:themeColor="text1"/>
-          <w:highlight w:val="lightGray"/>
-          <w:shd w:val="clear" w:fill="191A1C"/>
-          <w14:textFill>
-            <w14:solidFill>
-              <w14:schemeClr w14:val="tx1"/>
-            </w14:solidFill>
-          </w14:textFill>
-        </w:rPr>
-        <w:br w:type="textWrapping"/>
-      </w:r>
-      <w:r>
-        <w:rPr>
-          <w:rFonts w:hint="default" w:ascii="Courier New" w:hAnsi="Courier New" w:eastAsia="JetBrains Mono" w:cs="Courier New"/>
-          <w:color w:val="000000" w:themeColor="text1"/>
-          <w:highlight w:val="lightGray"/>
-          <w:shd w:val="clear" w:fill="191A1C"/>
-          <w14:textFill>
-            <w14:solidFill>
-              <w14:schemeClr w14:val="tx1"/>
-            </w14:solidFill>
-          </w14:textFill>
-        </w:rPr>
-        <w:br w:type="textWrapping"/>
-      </w:r>
-      <w:r>
-        <w:rPr>
-          <w:rFonts w:hint="default" w:ascii="Courier New" w:hAnsi="Courier New" w:eastAsia="JetBrains Mono" w:cs="Courier New"/>
-          <w:color w:val="000000" w:themeColor="text1"/>
-          <w:highlight w:val="lightGray"/>
-          <w:shd w:val="clear" w:fill="191A1C"/>
-          <w14:textFill>
-            <w14:solidFill>
-              <w14:schemeClr w14:val="tx1"/>
-            </w14:solidFill>
-          </w14:textFill>
-        </w:rPr>
-        <w:t xml:space="preserve">    def test_tc13(self):</w:t>
-      </w:r>
-      <w:r>
-        <w:rPr>
-          <w:rFonts w:hint="default" w:ascii="Courier New" w:hAnsi="Courier New" w:eastAsia="JetBrains Mono" w:cs="Courier New"/>
-          <w:color w:val="000000" w:themeColor="text1"/>
-          <w:highlight w:val="lightGray"/>
-          <w:shd w:val="clear" w:fill="191A1C"/>
-          <w14:textFill>
-            <w14:solidFill>
-              <w14:schemeClr w14:val="tx1"/>
-            </w14:solidFill>
-          </w14:textFill>
-        </w:rPr>
-        <w:br w:type="textWrapping"/>
-      </w:r>
-      <w:r>
-        <w:rPr>
-          <w:rFonts w:hint="default" w:ascii="Courier New" w:hAnsi="Courier New" w:eastAsia="JetBrains Mono" w:cs="Courier New"/>
-          <w:color w:val="000000" w:themeColor="text1"/>
-          <w:highlight w:val="lightGray"/>
-          <w:shd w:val="clear" w:fill="191A1C"/>
-          <w14:textFill>
-            <w14:solidFill>
-              <w14:schemeClr w14:val="tx1"/>
-            </w14:solidFill>
-          </w14:textFill>
-        </w:rPr>
-        <w:t xml:space="preserve">        assert divide(7, 3) == pytest.approx(2.3333333333333335)</w:t>
-      </w:r>
-      <w:r>
-        <w:rPr>
-          <w:rFonts w:hint="default" w:ascii="Courier New" w:hAnsi="Courier New" w:eastAsia="JetBrains Mono" w:cs="Courier New"/>
-          <w:color w:val="000000" w:themeColor="text1"/>
-          <w:highlight w:val="lightGray"/>
-          <w:shd w:val="clear" w:fill="191A1C"/>
-          <w14:textFill>
-            <w14:solidFill>
-              <w14:schemeClr w14:val="tx1"/>
-            </w14:solidFill>
-          </w14:textFill>
-        </w:rPr>
-        <w:br w:type="textWrapping"/>
-      </w:r>
-      <w:r>
-        <w:rPr>
-          <w:rFonts w:hint="default" w:ascii="Courier New" w:hAnsi="Courier New" w:eastAsia="JetBrains Mono" w:cs="Courier New"/>
-          <w:color w:val="000000" w:themeColor="text1"/>
-          <w:highlight w:val="lightGray"/>
-          <w:shd w:val="clear" w:fill="191A1C"/>
-          <w14:textFill>
-            <w14:solidFill>
-              <w14:schemeClr w14:val="tx1"/>
-            </w14:solidFill>
-          </w14:textFill>
-        </w:rPr>
-        <w:br w:type="textWrapping"/>
-      </w:r>
-      <w:r>
-        <w:rPr>
-          <w:rFonts w:hint="default" w:ascii="Courier New" w:hAnsi="Courier New" w:eastAsia="JetBrains Mono" w:cs="Courier New"/>
-          <w:color w:val="000000" w:themeColor="text1"/>
-          <w:highlight w:val="lightGray"/>
-          <w:shd w:val="clear" w:fill="191A1C"/>
-          <w14:textFill>
-            <w14:solidFill>
-              <w14:schemeClr w14:val="tx1"/>
-            </w14:solidFill>
-          </w14:textFill>
-        </w:rPr>
-        <w:t xml:space="preserve">    def test_tc14(self):</w:t>
-      </w:r>
-      <w:r>
-        <w:rPr>
-          <w:rFonts w:hint="default" w:ascii="Courier New" w:hAnsi="Courier New" w:eastAsia="JetBrains Mono" w:cs="Courier New"/>
-          <w:color w:val="000000" w:themeColor="text1"/>
-          <w:highlight w:val="lightGray"/>
-          <w:shd w:val="clear" w:fill="191A1C"/>
-          <w14:textFill>
-            <w14:solidFill>
-              <w14:schemeClr w14:val="tx1"/>
-            </w14:solidFill>
-          </w14:textFill>
-        </w:rPr>
-        <w:br w:type="textWrapping"/>
-      </w:r>
-      <w:r>
-        <w:rPr>
-          <w:rFonts w:hint="default" w:ascii="Courier New" w:hAnsi="Courier New" w:eastAsia="JetBrains Mono" w:cs="Courier New"/>
-          <w:color w:val="000000" w:themeColor="text1"/>
-          <w:highlight w:val="lightGray"/>
-          <w:shd w:val="clear" w:fill="191A1C"/>
-          <w14:textFill>
-            <w14:solidFill>
-              <w14:schemeClr w14:val="tx1"/>
-            </w14:solidFill>
-          </w14:textFill>
-        </w:rPr>
-        <w:t xml:space="preserve">        assert divide(5.5, 2) == 2.75</w:t>
-      </w:r>
-      <w:r>
-        <w:rPr>
-          <w:rFonts w:hint="default" w:ascii="Courier New" w:hAnsi="Courier New" w:eastAsia="JetBrains Mono" w:cs="Courier New"/>
-          <w:color w:val="000000" w:themeColor="text1"/>
-          <w:highlight w:val="lightGray"/>
-          <w:shd w:val="clear" w:fill="191A1C"/>
-          <w14:textFill>
-            <w14:solidFill>
-              <w14:schemeClr w14:val="tx1"/>
-            </w14:solidFill>
-          </w14:textFill>
-        </w:rPr>
-        <w:br w:type="textWrapping"/>
-      </w:r>
-      <w:r>
-        <w:rPr>
-          <w:rFonts w:hint="default" w:ascii="Courier New" w:hAnsi="Courier New" w:eastAsia="JetBrains Mono" w:cs="Courier New"/>
-          <w:color w:val="000000" w:themeColor="text1"/>
-          <w:highlight w:val="lightGray"/>
-          <w:shd w:val="clear" w:fill="191A1C"/>
-          <w14:textFill>
-            <w14:solidFill>
-              <w14:schemeClr w14:val="tx1"/>
-            </w14:solidFill>
-          </w14:textFill>
-        </w:rPr>
-        <w:br w:type="textWrapping"/>
-      </w:r>
-      <w:r>
-        <w:rPr>
-          <w:rFonts w:hint="default" w:ascii="Courier New" w:hAnsi="Courier New" w:eastAsia="JetBrains Mono" w:cs="Courier New"/>
-          <w:color w:val="000000" w:themeColor="text1"/>
-          <w:highlight w:val="lightGray"/>
-          <w:shd w:val="clear" w:fill="191A1C"/>
-          <w14:textFill>
-            <w14:solidFill>
-              <w14:schemeClr w14:val="tx1"/>
-            </w14:solidFill>
-          </w14:textFill>
-        </w:rPr>
-        <w:t xml:space="preserve">    def test_tc15(self):</w:t>
-      </w:r>
-      <w:r>
-        <w:rPr>
-          <w:rFonts w:hint="default" w:ascii="Courier New" w:hAnsi="Courier New" w:eastAsia="JetBrains Mono" w:cs="Courier New"/>
-          <w:color w:val="000000" w:themeColor="text1"/>
-          <w:highlight w:val="lightGray"/>
-          <w:shd w:val="clear" w:fill="191A1C"/>
-          <w14:textFill>
-            <w14:solidFill>
-              <w14:schemeClr w14:val="tx1"/>
-            </w14:solidFill>
-          </w14:textFill>
-        </w:rPr>
-        <w:br w:type="textWrapping"/>
-      </w:r>
-      <w:r>
-        <w:rPr>
-          <w:rFonts w:hint="default" w:ascii="Courier New" w:hAnsi="Courier New" w:eastAsia="JetBrains Mono" w:cs="Courier New"/>
-          <w:color w:val="000000" w:themeColor="text1"/>
-          <w:highlight w:val="lightGray"/>
-          <w:shd w:val="clear" w:fill="191A1C"/>
-          <w14:textFill>
-            <w14:solidFill>
-              <w14:schemeClr w14:val="tx1"/>
-            </w14:solidFill>
-          </w14:textFill>
-        </w:rPr>
-        <w:t xml:space="preserve">        assert divide(-10, 2) == -5.0</w:t>
-      </w:r>
-      <w:r>
-        <w:rPr>
-          <w:rFonts w:hint="default" w:ascii="Courier New" w:hAnsi="Courier New" w:eastAsia="JetBrains Mono" w:cs="Courier New"/>
-          <w:color w:val="000000" w:themeColor="text1"/>
-          <w:highlight w:val="lightGray"/>
-          <w:shd w:val="clear" w:fill="191A1C"/>
-          <w14:textFill>
-            <w14:solidFill>
-              <w14:schemeClr w14:val="tx1"/>
-            </w14:solidFill>
-          </w14:textFill>
-        </w:rPr>
-        <w:br w:type="textWrapping"/>
-      </w:r>
-      <w:r>
-        <w:rPr>
-          <w:rFonts w:hint="default" w:ascii="Courier New" w:hAnsi="Courier New" w:eastAsia="JetBrains Mono" w:cs="Courier New"/>
-          <w:color w:val="000000" w:themeColor="text1"/>
-          <w:highlight w:val="lightGray"/>
-          <w:shd w:val="clear" w:fill="191A1C"/>
-          <w14:textFill>
-            <w14:solidFill>
-              <w14:schemeClr w14:val="tx1"/>
-            </w14:solidFill>
-          </w14:textFill>
-        </w:rPr>
-        <w:br w:type="textWrapping"/>
-      </w:r>
-      <w:r>
-        <w:rPr>
-          <w:rFonts w:hint="default" w:ascii="Courier New" w:hAnsi="Courier New" w:eastAsia="JetBrains Mono" w:cs="Courier New"/>
-          <w:color w:val="000000" w:themeColor="text1"/>
-          <w:highlight w:val="lightGray"/>
-          <w:shd w:val="clear" w:fill="191A1C"/>
-          <w14:textFill>
-            <w14:solidFill>
-              <w14:schemeClr w14:val="tx1"/>
-            </w14:solidFill>
-          </w14:textFill>
-        </w:rPr>
-        <w:t xml:space="preserve">    def test_tc16(self):</w:t>
-      </w:r>
-      <w:r>
-        <w:rPr>
-          <w:rFonts w:hint="default" w:ascii="Courier New" w:hAnsi="Courier New" w:eastAsia="JetBrains Mono" w:cs="Courier New"/>
-          <w:color w:val="000000" w:themeColor="text1"/>
-          <w:highlight w:val="lightGray"/>
-          <w:shd w:val="clear" w:fill="191A1C"/>
-          <w14:textFill>
-            <w14:solidFill>
-              <w14:schemeClr w14:val="tx1"/>
-            </w14:solidFill>
-          </w14:textFill>
-        </w:rPr>
-        <w:br w:type="textWrapping"/>
-      </w:r>
-      <w:r>
-        <w:rPr>
-          <w:rFonts w:hint="default" w:ascii="Courier New" w:hAnsi="Courier New" w:eastAsia="JetBrains Mono" w:cs="Courier New"/>
-          <w:color w:val="000000" w:themeColor="text1"/>
-          <w:highlight w:val="lightGray"/>
-          <w:shd w:val="clear" w:fill="191A1C"/>
-          <w14:textFill>
-            <w14:solidFill>
-              <w14:schemeClr w14:val="tx1"/>
-            </w14:solidFill>
-          </w14:textFill>
-        </w:rPr>
-        <w:t xml:space="preserve">        with pytest.raises(ZeroDivisionError, match="Деление на ноль"):</w:t>
-      </w:r>
-      <w:r>
-        <w:rPr>
-          <w:rFonts w:hint="default" w:ascii="Courier New" w:hAnsi="Courier New" w:eastAsia="JetBrains Mono" w:cs="Courier New"/>
-          <w:color w:val="000000" w:themeColor="text1"/>
-          <w:highlight w:val="lightGray"/>
-          <w:shd w:val="clear" w:fill="191A1C"/>
-          <w14:textFill>
-            <w14:solidFill>
-              <w14:schemeClr w14:val="tx1"/>
-            </w14:solidFill>
-          </w14:textFill>
-        </w:rPr>
-        <w:br w:type="textWrapping"/>
-      </w:r>
-      <w:r>
-        <w:rPr>
-          <w:rFonts w:hint="default" w:ascii="Courier New" w:hAnsi="Courier New" w:eastAsia="JetBrains Mono" w:cs="Courier New"/>
-          <w:color w:val="000000" w:themeColor="text1"/>
-          <w:highlight w:val="lightGray"/>
-          <w:shd w:val="clear" w:fill="191A1C"/>
-          <w14:textFill>
-            <w14:solidFill>
-              <w14:schemeClr w14:val="tx1"/>
-            </w14:solidFill>
-          </w14:textFill>
-        </w:rPr>
-        <w:t xml:space="preserve">            divide(10, 0)</w:t>
-      </w:r>
-      <w:r>
-        <w:rPr>
-          <w:rFonts w:hint="default" w:ascii="Courier New" w:hAnsi="Courier New" w:eastAsia="JetBrains Mono" w:cs="Courier New"/>
-          <w:color w:val="000000" w:themeColor="text1"/>
-          <w:highlight w:val="lightGray"/>
-          <w:shd w:val="clear" w:fill="191A1C"/>
-          <w14:textFill>
-            <w14:solidFill>
-              <w14:schemeClr w14:val="tx1"/>
-            </w14:solidFill>
-          </w14:textFill>
-        </w:rPr>
-        <w:br w:type="textWrapping"/>
-      </w:r>
-      <w:r>
-        <w:rPr>
-          <w:rFonts w:hint="default" w:ascii="Courier New" w:hAnsi="Courier New" w:eastAsia="JetBrains Mono" w:cs="Courier New"/>
-          <w:color w:val="000000" w:themeColor="text1"/>
-          <w:highlight w:val="lightGray"/>
-          <w:shd w:val="clear" w:fill="191A1C"/>
-          <w14:textFill>
-            <w14:solidFill>
-              <w14:schemeClr w14:val="tx1"/>
-            </w14:solidFill>
-          </w14:textFill>
-        </w:rPr>
-        <w:br w:type="textWrapping"/>
-      </w:r>
-      <w:r>
-        <w:rPr>
-          <w:rFonts w:hint="default" w:ascii="Courier New" w:hAnsi="Courier New" w:eastAsia="JetBrains Mono" w:cs="Courier New"/>
-          <w:color w:val="000000" w:themeColor="text1"/>
-          <w:highlight w:val="lightGray"/>
-          <w:shd w:val="clear" w:fill="191A1C"/>
-          <w14:textFill>
-            <w14:solidFill>
-              <w14:schemeClr w14:val="tx1"/>
-            </w14:solidFill>
-          </w14:textFill>
-        </w:rPr>
-        <w:t xml:space="preserve">    def test_tc17(self):</w:t>
-      </w:r>
-      <w:r>
-        <w:rPr>
-          <w:rFonts w:hint="default" w:ascii="Courier New" w:hAnsi="Courier New" w:eastAsia="JetBrains Mono" w:cs="Courier New"/>
-          <w:color w:val="000000" w:themeColor="text1"/>
-          <w:highlight w:val="lightGray"/>
-          <w:shd w:val="clear" w:fill="191A1C"/>
-          <w14:textFill>
-            <w14:solidFill>
-              <w14:schemeClr w14:val="tx1"/>
-            </w14:solidFill>
-          </w14:textFill>
-        </w:rPr>
-        <w:br w:type="textWrapping"/>
-      </w:r>
-      <w:r>
-        <w:rPr>
-          <w:rFonts w:hint="default" w:ascii="Courier New" w:hAnsi="Courier New" w:eastAsia="JetBrains Mono" w:cs="Courier New"/>
-          <w:color w:val="000000" w:themeColor="text1"/>
-          <w:highlight w:val="lightGray"/>
-          <w:shd w:val="clear" w:fill="191A1C"/>
-          <w14:textFill>
-            <w14:solidFill>
-              <w14:schemeClr w14:val="tx1"/>
-            </w14:solidFill>
-          </w14:textFill>
-        </w:rPr>
-        <w:t xml:space="preserve">        with pytest.raises(TypeError, match="Аргументы должны быть числами"):</w:t>
-      </w:r>
-      <w:r>
-        <w:rPr>
-          <w:rFonts w:hint="default" w:ascii="Courier New" w:hAnsi="Courier New" w:eastAsia="JetBrains Mono" w:cs="Courier New"/>
-          <w:color w:val="000000" w:themeColor="text1"/>
-          <w:highlight w:val="lightGray"/>
-          <w:shd w:val="clear" w:fill="191A1C"/>
-          <w14:textFill>
-            <w14:solidFill>
-              <w14:schemeClr w14:val="tx1"/>
-            </w14:solidFill>
-          </w14:textFill>
-        </w:rPr>
-        <w:br w:type="textWrapping"/>
-      </w:r>
-      <w:r>
-        <w:rPr>
-          <w:rFonts w:hint="default" w:ascii="Courier New" w:hAnsi="Courier New" w:eastAsia="JetBrains Mono" w:cs="Courier New"/>
-          <w:color w:val="000000" w:themeColor="text1"/>
-          <w:highlight w:val="lightGray"/>
-          <w:shd w:val="clear" w:fill="191A1C"/>
-          <w14:textFill>
-            <w14:solidFill>
-              <w14:schemeClr w14:val="tx1"/>
-            </w14:solidFill>
-          </w14:textFill>
-        </w:rPr>
-        <w:t xml:space="preserve">            divide("10", 2)</w:t>
-      </w:r>
-      <w:r>
-        <w:rPr>
-          <w:rFonts w:hint="default" w:ascii="Courier New" w:hAnsi="Courier New" w:eastAsia="JetBrains Mono" w:cs="Courier New"/>
-          <w:color w:val="000000" w:themeColor="text1"/>
-          <w:highlight w:val="lightGray"/>
-          <w:shd w:val="clear" w:fill="191A1C"/>
-          <w14:textFill>
-            <w14:solidFill>
-              <w14:schemeClr w14:val="tx1"/>
-            </w14:solidFill>
-          </w14:textFill>
-        </w:rPr>
-        <w:br w:type="textWrapping"/>
-      </w:r>
-      <w:r>
-        <w:rPr>
-          <w:rFonts w:hint="default" w:ascii="Courier New" w:hAnsi="Courier New" w:eastAsia="JetBrains Mono" w:cs="Courier New"/>
-          <w:color w:val="000000" w:themeColor="text1"/>
-          <w:highlight w:val="lightGray"/>
-          <w:shd w:val="clear" w:fill="191A1C"/>
-          <w14:textFill>
-            <w14:solidFill>
-              <w14:schemeClr w14:val="tx1"/>
-            </w14:solidFill>
-          </w14:textFill>
-        </w:rPr>
-        <w:br w:type="textWrapping"/>
-      </w:r>
-      <w:r>
-        <w:rPr>
-          <w:rFonts w:hint="default" w:ascii="Courier New" w:hAnsi="Courier New" w:eastAsia="JetBrains Mono" w:cs="Courier New"/>
-          <w:color w:val="000000" w:themeColor="text1"/>
-          <w:highlight w:val="lightGray"/>
-          <w:shd w:val="clear" w:fill="191A1C"/>
-          <w14:textFill>
-            <w14:solidFill>
-              <w14:schemeClr w14:val="tx1"/>
-            </w14:solidFill>
-          </w14:textFill>
-        </w:rPr>
-        <w:t xml:space="preserve">    def test_tc18(self):</w:t>
-      </w:r>
-      <w:r>
-        <w:rPr>
-          <w:rFonts w:hint="default" w:ascii="Courier New" w:hAnsi="Courier New" w:eastAsia="JetBrains Mono" w:cs="Courier New"/>
-          <w:color w:val="000000" w:themeColor="text1"/>
-          <w:highlight w:val="lightGray"/>
-          <w:shd w:val="clear" w:fill="191A1C"/>
-          <w14:textFill>
-            <w14:solidFill>
-              <w14:schemeClr w14:val="tx1"/>
-            </w14:solidFill>
-          </w14:textFill>
-        </w:rPr>
-        <w:br w:type="textWrapping"/>
-      </w:r>
-      <w:r>
-        <w:rPr>
-          <w:rFonts w:hint="default" w:ascii="Courier New" w:hAnsi="Courier New" w:eastAsia="JetBrains Mono" w:cs="Courier New"/>
-          <w:color w:val="000000" w:themeColor="text1"/>
-          <w:highlight w:val="lightGray"/>
-          <w:shd w:val="clear" w:fill="191A1C"/>
-          <w14:textFill>
-            <w14:solidFill>
-              <w14:schemeClr w14:val="tx1"/>
-            </w14:solidFill>
-          </w14:textFill>
-        </w:rPr>
-        <w:t xml:space="preserve">        assert divide(0, 5) == 0.0</w:t>
-      </w:r>
-    </w:p>
+    <w:tbl>
+      <w:tblPr>
+        <w:tblStyle w:val="22"/>
+        <w:tblW w:w="0" w:type="auto"/>
+        <w:tblInd w:w="0" w:type="dxa"/>
+        <w:tblBorders>
+          <w:top w:val="none" w:color="auto" w:sz="0" w:space="0"/>
+          <w:left w:val="none" w:color="auto" w:sz="0" w:space="0"/>
+          <w:bottom w:val="none" w:color="auto" w:sz="0" w:space="0"/>
+          <w:right w:val="none" w:color="auto" w:sz="0" w:space="0"/>
+          <w:insideH w:val="none" w:color="auto" w:sz="0" w:space="0"/>
+          <w:insideV w:val="none" w:color="auto" w:sz="0" w:space="0"/>
+        </w:tblBorders>
+        <w:shd w:val="clear" w:color="auto" w:fill="F1F1F1" w:themeFill="background1" w:themeFillShade="F2"/>
+        <w:tblLayout w:type="autofit"/>
+        <w:tblCellMar>
+          <w:top w:w="0" w:type="dxa"/>
+          <w:left w:w="108" w:type="dxa"/>
+          <w:bottom w:w="0" w:type="dxa"/>
+          <w:right w:w="108" w:type="dxa"/>
+        </w:tblCellMar>
+      </w:tblPr>
+      <w:tblGrid>
+        <w:gridCol w:w="9571"/>
+      </w:tblGrid>
+      <w:tr>
+        <w:tblPrEx>
+          <w:tblBorders>
+            <w:top w:val="none" w:color="auto" w:sz="0" w:space="0"/>
+            <w:left w:val="none" w:color="auto" w:sz="0" w:space="0"/>
+            <w:bottom w:val="none" w:color="auto" w:sz="0" w:space="0"/>
+            <w:right w:val="none" w:color="auto" w:sz="0" w:space="0"/>
+            <w:insideH w:val="none" w:color="auto" w:sz="0" w:space="0"/>
+            <w:insideV w:val="none" w:color="auto" w:sz="0" w:space="0"/>
+          </w:tblBorders>
+          <w:shd w:val="clear" w:color="auto" w:fill="F1F1F1" w:themeFill="background1" w:themeFillShade="F2"/>
+          <w:tblCellMar>
+            <w:top w:w="0" w:type="dxa"/>
+            <w:left w:w="108" w:type="dxa"/>
+            <w:bottom w:w="0" w:type="dxa"/>
+            <w:right w:w="108" w:type="dxa"/>
+          </w:tblCellMar>
+        </w:tblPrEx>
+        <w:trPr>
+          <w:trHeight w:val="8014" w:hRule="atLeast"/>
+        </w:trPr>
+        <w:tc>
+          <w:tcPr>
+            <w:tcW w:w="9571" w:type="dxa"/>
+            <w:shd w:val="clear" w:color="auto" w:fill="F1F1F1" w:themeFill="background1" w:themeFillShade="F2"/>
+            <w:vAlign w:val="top"/>
+          </w:tcPr>
+          <w:p>
+            <w:pPr>
+              <w:pStyle w:val="21"/>
+              <w:keepNext w:val="0"/>
+              <w:keepLines w:val="0"/>
+              <w:widowControl/>
+              <w:suppressLineNumbers w:val="0"/>
+              <w:shd w:val="clear"/>
+              <w:spacing w:after="0" w:line="240" w:lineRule="auto"/>
+              <w:jc w:val="both"/>
+              <w:rPr>
+                <w:rFonts w:hint="default" w:ascii="Courier New" w:hAnsi="Courier New" w:eastAsia="JetBrains Mono" w:cs="Courier New"/>
+                <w:color w:val="000000" w:themeColor="text1"/>
+                <w:highlight w:val="none"/>
+                <w:shd w:val="clear" w:color="auto" w:fill="auto"/>
+                <w14:textFill>
+                  <w14:solidFill>
+                    <w14:schemeClr w14:val="tx1"/>
+                  </w14:solidFill>
+                </w14:textFill>
+              </w:rPr>
+            </w:pPr>
+            <w:r>
+              <w:rPr>
+                <w:rFonts w:hint="default" w:ascii="Courier New" w:hAnsi="Courier New" w:eastAsia="JetBrains Mono" w:cs="Courier New"/>
+                <w:color w:val="000000" w:themeColor="text1"/>
+                <w:highlight w:val="none"/>
+                <w:shd w:val="clear" w:color="auto" w:fill="auto"/>
+                <w14:textFill>
+                  <w14:solidFill>
+                    <w14:schemeClr w14:val="tx1"/>
+                  </w14:solidFill>
+                </w14:textFill>
+              </w:rPr>
+              <w:t>import pytest</w:t>
+            </w:r>
+            <w:r>
+              <w:rPr>
+                <w:rFonts w:hint="default" w:ascii="Courier New" w:hAnsi="Courier New" w:eastAsia="JetBrains Mono" w:cs="Courier New"/>
+                <w:color w:val="000000" w:themeColor="text1"/>
+                <w:highlight w:val="none"/>
+                <w:shd w:val="clear" w:color="auto" w:fill="auto"/>
+                <w14:textFill>
+                  <w14:solidFill>
+                    <w14:schemeClr w14:val="tx1"/>
+                  </w14:solidFill>
+                </w14:textFill>
+              </w:rPr>
+              <w:br w:type="textWrapping"/>
+            </w:r>
+            <w:r>
+              <w:rPr>
+                <w:rFonts w:hint="default" w:ascii="Courier New" w:hAnsi="Courier New" w:eastAsia="JetBrains Mono" w:cs="Courier New"/>
+                <w:color w:val="000000" w:themeColor="text1"/>
+                <w:highlight w:val="none"/>
+                <w:shd w:val="clear" w:color="auto" w:fill="auto"/>
+                <w14:textFill>
+                  <w14:solidFill>
+                    <w14:schemeClr w14:val="tx1"/>
+                  </w14:solidFill>
+                </w14:textFill>
+              </w:rPr>
+              <w:br w:type="textWrapping"/>
+            </w:r>
+            <w:r>
+              <w:rPr>
+                <w:rFonts w:hint="default" w:ascii="Courier New" w:hAnsi="Courier New" w:eastAsia="JetBrains Mono" w:cs="Courier New"/>
+                <w:color w:val="000000" w:themeColor="text1"/>
+                <w:highlight w:val="none"/>
+                <w:shd w:val="clear" w:color="auto" w:fill="auto"/>
+                <w14:textFill>
+                  <w14:solidFill>
+                    <w14:schemeClr w14:val="tx1"/>
+                  </w14:solidFill>
+                </w14:textFill>
+              </w:rPr>
+              <w:t>from functions import divide, validate_password</w:t>
+            </w:r>
+            <w:r>
+              <w:rPr>
+                <w:rFonts w:hint="default" w:ascii="Courier New" w:hAnsi="Courier New" w:eastAsia="JetBrains Mono" w:cs="Courier New"/>
+                <w:color w:val="000000" w:themeColor="text1"/>
+                <w:highlight w:val="none"/>
+                <w:shd w:val="clear" w:color="auto" w:fill="auto"/>
+                <w14:textFill>
+                  <w14:solidFill>
+                    <w14:schemeClr w14:val="tx1"/>
+                  </w14:solidFill>
+                </w14:textFill>
+              </w:rPr>
+              <w:br w:type="textWrapping"/>
+            </w:r>
+            <w:r>
+              <w:rPr>
+                <w:rFonts w:hint="default" w:ascii="Courier New" w:hAnsi="Courier New" w:eastAsia="JetBrains Mono" w:cs="Courier New"/>
+                <w:color w:val="000000" w:themeColor="text1"/>
+                <w:highlight w:val="none"/>
+                <w:shd w:val="clear" w:color="auto" w:fill="auto"/>
+                <w14:textFill>
+                  <w14:solidFill>
+                    <w14:schemeClr w14:val="tx1"/>
+                  </w14:solidFill>
+                </w14:textFill>
+              </w:rPr>
+              <w:br w:type="textWrapping"/>
+            </w:r>
+            <w:r>
+              <w:rPr>
+                <w:rFonts w:hint="default" w:ascii="Courier New" w:hAnsi="Courier New" w:eastAsia="JetBrains Mono" w:cs="Courier New"/>
+                <w:color w:val="000000" w:themeColor="text1"/>
+                <w:highlight w:val="none"/>
+                <w:shd w:val="clear" w:color="auto" w:fill="auto"/>
+                <w14:textFill>
+                  <w14:solidFill>
+                    <w14:schemeClr w14:val="tx1"/>
+                  </w14:solidFill>
+                </w14:textFill>
+              </w:rPr>
+              <w:t>class TestValidatePassword:</w:t>
+            </w:r>
+            <w:r>
+              <w:rPr>
+                <w:rFonts w:hint="default" w:ascii="Courier New" w:hAnsi="Courier New" w:eastAsia="JetBrains Mono" w:cs="Courier New"/>
+                <w:color w:val="000000" w:themeColor="text1"/>
+                <w:highlight w:val="none"/>
+                <w:shd w:val="clear" w:color="auto" w:fill="auto"/>
+                <w14:textFill>
+                  <w14:solidFill>
+                    <w14:schemeClr w14:val="tx1"/>
+                  </w14:solidFill>
+                </w14:textFill>
+              </w:rPr>
+              <w:br w:type="textWrapping"/>
+            </w:r>
+            <w:r>
+              <w:rPr>
+                <w:rFonts w:hint="default" w:ascii="Courier New" w:hAnsi="Courier New" w:eastAsia="JetBrains Mono" w:cs="Courier New"/>
+                <w:color w:val="000000" w:themeColor="text1"/>
+                <w:highlight w:val="none"/>
+                <w:shd w:val="clear" w:color="auto" w:fill="auto"/>
+                <w14:textFill>
+                  <w14:solidFill>
+                    <w14:schemeClr w14:val="tx1"/>
+                  </w14:solidFill>
+                </w14:textFill>
+              </w:rPr>
+              <w:t xml:space="preserve">    def test_tc01(self):</w:t>
+            </w:r>
+            <w:r>
+              <w:rPr>
+                <w:rFonts w:hint="default" w:ascii="Courier New" w:hAnsi="Courier New" w:eastAsia="JetBrains Mono" w:cs="Courier New"/>
+                <w:color w:val="000000" w:themeColor="text1"/>
+                <w:highlight w:val="none"/>
+                <w:shd w:val="clear" w:color="auto" w:fill="auto"/>
+                <w14:textFill>
+                  <w14:solidFill>
+                    <w14:schemeClr w14:val="tx1"/>
+                  </w14:solidFill>
+                </w14:textFill>
+              </w:rPr>
+              <w:br w:type="textWrapping"/>
+            </w:r>
+            <w:r>
+              <w:rPr>
+                <w:rFonts w:hint="default" w:ascii="Courier New" w:hAnsi="Courier New" w:eastAsia="JetBrains Mono" w:cs="Courier New"/>
+                <w:color w:val="000000" w:themeColor="text1"/>
+                <w:highlight w:val="none"/>
+                <w:shd w:val="clear" w:color="auto" w:fill="auto"/>
+                <w14:textFill>
+                  <w14:solidFill>
+                    <w14:schemeClr w14:val="tx1"/>
+                  </w14:solidFill>
+                </w14:textFill>
+              </w:rPr>
+              <w:t xml:space="preserve">        assert validate_password("Password1") is True</w:t>
+            </w:r>
+            <w:r>
+              <w:rPr>
+                <w:rFonts w:hint="default" w:ascii="Courier New" w:hAnsi="Courier New" w:eastAsia="JetBrains Mono" w:cs="Courier New"/>
+                <w:color w:val="000000" w:themeColor="text1"/>
+                <w:highlight w:val="none"/>
+                <w:shd w:val="clear" w:color="auto" w:fill="auto"/>
+                <w14:textFill>
+                  <w14:solidFill>
+                    <w14:schemeClr w14:val="tx1"/>
+                  </w14:solidFill>
+                </w14:textFill>
+              </w:rPr>
+              <w:br w:type="textWrapping"/>
+            </w:r>
+            <w:r>
+              <w:rPr>
+                <w:rFonts w:hint="default" w:ascii="Courier New" w:hAnsi="Courier New" w:eastAsia="JetBrains Mono" w:cs="Courier New"/>
+                <w:color w:val="000000" w:themeColor="text1"/>
+                <w:highlight w:val="none"/>
+                <w:shd w:val="clear" w:color="auto" w:fill="auto"/>
+                <w14:textFill>
+                  <w14:solidFill>
+                    <w14:schemeClr w14:val="tx1"/>
+                  </w14:solidFill>
+                </w14:textFill>
+              </w:rPr>
+              <w:br w:type="textWrapping"/>
+            </w:r>
+            <w:r>
+              <w:rPr>
+                <w:rFonts w:hint="default" w:ascii="Courier New" w:hAnsi="Courier New" w:eastAsia="JetBrains Mono" w:cs="Courier New"/>
+                <w:color w:val="000000" w:themeColor="text1"/>
+                <w:highlight w:val="none"/>
+                <w:shd w:val="clear" w:color="auto" w:fill="auto"/>
+                <w14:textFill>
+                  <w14:solidFill>
+                    <w14:schemeClr w14:val="tx1"/>
+                  </w14:solidFill>
+                </w14:textFill>
+              </w:rPr>
+              <w:t xml:space="preserve">    def test_tc02(self):</w:t>
+            </w:r>
+            <w:r>
+              <w:rPr>
+                <w:rFonts w:hint="default" w:ascii="Courier New" w:hAnsi="Courier New" w:eastAsia="JetBrains Mono" w:cs="Courier New"/>
+                <w:color w:val="000000" w:themeColor="text1"/>
+                <w:highlight w:val="none"/>
+                <w:shd w:val="clear" w:color="auto" w:fill="auto"/>
+                <w14:textFill>
+                  <w14:solidFill>
+                    <w14:schemeClr w14:val="tx1"/>
+                  </w14:solidFill>
+                </w14:textFill>
+              </w:rPr>
+              <w:br w:type="textWrapping"/>
+            </w:r>
+            <w:r>
+              <w:rPr>
+                <w:rFonts w:hint="default" w:ascii="Courier New" w:hAnsi="Courier New" w:eastAsia="JetBrains Mono" w:cs="Courier New"/>
+                <w:color w:val="000000" w:themeColor="text1"/>
+                <w:highlight w:val="none"/>
+                <w:shd w:val="clear" w:color="auto" w:fill="auto"/>
+                <w14:textFill>
+                  <w14:solidFill>
+                    <w14:schemeClr w14:val="tx1"/>
+                  </w14:solidFill>
+                </w14:textFill>
+              </w:rPr>
+              <w:t xml:space="preserve">        assert validate_password("MySecure2Pass") is True</w:t>
+            </w:r>
+            <w:r>
+              <w:rPr>
+                <w:rFonts w:hint="default" w:ascii="Courier New" w:hAnsi="Courier New" w:eastAsia="JetBrains Mono" w:cs="Courier New"/>
+                <w:color w:val="000000" w:themeColor="text1"/>
+                <w:highlight w:val="none"/>
+                <w:shd w:val="clear" w:color="auto" w:fill="auto"/>
+                <w14:textFill>
+                  <w14:solidFill>
+                    <w14:schemeClr w14:val="tx1"/>
+                  </w14:solidFill>
+                </w14:textFill>
+              </w:rPr>
+              <w:br w:type="textWrapping"/>
+            </w:r>
+            <w:r>
+              <w:rPr>
+                <w:rFonts w:hint="default" w:ascii="Courier New" w:hAnsi="Courier New" w:eastAsia="JetBrains Mono" w:cs="Courier New"/>
+                <w:color w:val="000000" w:themeColor="text1"/>
+                <w:highlight w:val="none"/>
+                <w:shd w:val="clear" w:color="auto" w:fill="auto"/>
+                <w14:textFill>
+                  <w14:solidFill>
+                    <w14:schemeClr w14:val="tx1"/>
+                  </w14:solidFill>
+                </w14:textFill>
+              </w:rPr>
+              <w:br w:type="textWrapping"/>
+            </w:r>
+            <w:r>
+              <w:rPr>
+                <w:rFonts w:hint="default" w:ascii="Courier New" w:hAnsi="Courier New" w:eastAsia="JetBrains Mono" w:cs="Courier New"/>
+                <w:color w:val="000000" w:themeColor="text1"/>
+                <w:highlight w:val="none"/>
+                <w:shd w:val="clear" w:color="auto" w:fill="auto"/>
+                <w14:textFill>
+                  <w14:solidFill>
+                    <w14:schemeClr w14:val="tx1"/>
+                  </w14:solidFill>
+                </w14:textFill>
+              </w:rPr>
+              <w:t xml:space="preserve">    def test_tc03(self):</w:t>
+            </w:r>
+            <w:r>
+              <w:rPr>
+                <w:rFonts w:hint="default" w:ascii="Courier New" w:hAnsi="Courier New" w:eastAsia="JetBrains Mono" w:cs="Courier New"/>
+                <w:color w:val="000000" w:themeColor="text1"/>
+                <w:highlight w:val="none"/>
+                <w:shd w:val="clear" w:color="auto" w:fill="auto"/>
+                <w14:textFill>
+                  <w14:solidFill>
+                    <w14:schemeClr w14:val="tx1"/>
+                  </w14:solidFill>
+                </w14:textFill>
+              </w:rPr>
+              <w:br w:type="textWrapping"/>
+            </w:r>
+            <w:r>
+              <w:rPr>
+                <w:rFonts w:hint="default" w:ascii="Courier New" w:hAnsi="Courier New" w:eastAsia="JetBrains Mono" w:cs="Courier New"/>
+                <w:color w:val="000000" w:themeColor="text1"/>
+                <w:highlight w:val="none"/>
+                <w:shd w:val="clear" w:color="auto" w:fill="auto"/>
+                <w14:textFill>
+                  <w14:solidFill>
+                    <w14:schemeClr w14:val="tx1"/>
+                  </w14:solidFill>
+                </w14:textFill>
+              </w:rPr>
+              <w:t xml:space="preserve">        assert validate_password("Short1") is False</w:t>
+            </w:r>
+            <w:r>
+              <w:rPr>
+                <w:rFonts w:hint="default" w:ascii="Courier New" w:hAnsi="Courier New" w:eastAsia="JetBrains Mono" w:cs="Courier New"/>
+                <w:color w:val="000000" w:themeColor="text1"/>
+                <w:highlight w:val="none"/>
+                <w:shd w:val="clear" w:color="auto" w:fill="auto"/>
+                <w14:textFill>
+                  <w14:solidFill>
+                    <w14:schemeClr w14:val="tx1"/>
+                  </w14:solidFill>
+                </w14:textFill>
+              </w:rPr>
+              <w:br w:type="textWrapping"/>
+            </w:r>
+            <w:r>
+              <w:rPr>
+                <w:rFonts w:hint="default" w:ascii="Courier New" w:hAnsi="Courier New" w:eastAsia="JetBrains Mono" w:cs="Courier New"/>
+                <w:color w:val="000000" w:themeColor="text1"/>
+                <w:highlight w:val="none"/>
+                <w:shd w:val="clear" w:color="auto" w:fill="auto"/>
+                <w14:textFill>
+                  <w14:solidFill>
+                    <w14:schemeClr w14:val="tx1"/>
+                  </w14:solidFill>
+                </w14:textFill>
+              </w:rPr>
+              <w:br w:type="textWrapping"/>
+            </w:r>
+            <w:r>
+              <w:rPr>
+                <w:rFonts w:hint="default" w:ascii="Courier New" w:hAnsi="Courier New" w:eastAsia="JetBrains Mono" w:cs="Courier New"/>
+                <w:color w:val="000000" w:themeColor="text1"/>
+                <w:highlight w:val="none"/>
+                <w:shd w:val="clear" w:color="auto" w:fill="auto"/>
+                <w14:textFill>
+                  <w14:solidFill>
+                    <w14:schemeClr w14:val="tx1"/>
+                  </w14:solidFill>
+                </w14:textFill>
+              </w:rPr>
+              <w:t xml:space="preserve">    def test_tc04(self):</w:t>
+            </w:r>
+            <w:r>
+              <w:rPr>
+                <w:rFonts w:hint="default" w:ascii="Courier New" w:hAnsi="Courier New" w:eastAsia="JetBrains Mono" w:cs="Courier New"/>
+                <w:color w:val="000000" w:themeColor="text1"/>
+                <w:highlight w:val="none"/>
+                <w:shd w:val="clear" w:color="auto" w:fill="auto"/>
+                <w14:textFill>
+                  <w14:solidFill>
+                    <w14:schemeClr w14:val="tx1"/>
+                  </w14:solidFill>
+                </w14:textFill>
+              </w:rPr>
+              <w:br w:type="textWrapping"/>
+            </w:r>
+            <w:r>
+              <w:rPr>
+                <w:rFonts w:hint="default" w:ascii="Courier New" w:hAnsi="Courier New" w:eastAsia="JetBrains Mono" w:cs="Courier New"/>
+                <w:color w:val="000000" w:themeColor="text1"/>
+                <w:highlight w:val="none"/>
+                <w:shd w:val="clear" w:color="auto" w:fill="auto"/>
+                <w14:textFill>
+                  <w14:solidFill>
+                    <w14:schemeClr w14:val="tx1"/>
+                  </w14:solidFill>
+                </w14:textFill>
+              </w:rPr>
+              <w:t xml:space="preserve">        assert validate_password("abcdefgh") is False</w:t>
+            </w:r>
+            <w:r>
+              <w:rPr>
+                <w:rFonts w:hint="default" w:ascii="Courier New" w:hAnsi="Courier New" w:eastAsia="JetBrains Mono" w:cs="Courier New"/>
+                <w:color w:val="000000" w:themeColor="text1"/>
+                <w:highlight w:val="none"/>
+                <w:shd w:val="clear" w:color="auto" w:fill="auto"/>
+                <w14:textFill>
+                  <w14:solidFill>
+                    <w14:schemeClr w14:val="tx1"/>
+                  </w14:solidFill>
+                </w14:textFill>
+              </w:rPr>
+              <w:br w:type="textWrapping"/>
+            </w:r>
+            <w:r>
+              <w:rPr>
+                <w:rFonts w:hint="default" w:ascii="Courier New" w:hAnsi="Courier New" w:eastAsia="JetBrains Mono" w:cs="Courier New"/>
+                <w:color w:val="000000" w:themeColor="text1"/>
+                <w:highlight w:val="none"/>
+                <w:shd w:val="clear" w:color="auto" w:fill="auto"/>
+                <w14:textFill>
+                  <w14:solidFill>
+                    <w14:schemeClr w14:val="tx1"/>
+                  </w14:solidFill>
+                </w14:textFill>
+              </w:rPr>
+              <w:br w:type="textWrapping"/>
+            </w:r>
+            <w:r>
+              <w:rPr>
+                <w:rFonts w:hint="default" w:ascii="Courier New" w:hAnsi="Courier New" w:eastAsia="JetBrains Mono" w:cs="Courier New"/>
+                <w:color w:val="000000" w:themeColor="text1"/>
+                <w:highlight w:val="none"/>
+                <w:shd w:val="clear" w:color="auto" w:fill="auto"/>
+                <w14:textFill>
+                  <w14:solidFill>
+                    <w14:schemeClr w14:val="tx1"/>
+                  </w14:solidFill>
+                </w14:textFill>
+              </w:rPr>
+              <w:t xml:space="preserve">    def test_tc05(self):</w:t>
+            </w:r>
+            <w:r>
+              <w:rPr>
+                <w:rFonts w:hint="default" w:ascii="Courier New" w:hAnsi="Courier New" w:eastAsia="JetBrains Mono" w:cs="Courier New"/>
+                <w:color w:val="000000" w:themeColor="text1"/>
+                <w:highlight w:val="none"/>
+                <w:shd w:val="clear" w:color="auto" w:fill="auto"/>
+                <w14:textFill>
+                  <w14:solidFill>
+                    <w14:schemeClr w14:val="tx1"/>
+                  </w14:solidFill>
+                </w14:textFill>
+              </w:rPr>
+              <w:br w:type="textWrapping"/>
+            </w:r>
+            <w:r>
+              <w:rPr>
+                <w:rFonts w:hint="default" w:ascii="Courier New" w:hAnsi="Courier New" w:eastAsia="JetBrains Mono" w:cs="Courier New"/>
+                <w:color w:val="000000" w:themeColor="text1"/>
+                <w:highlight w:val="none"/>
+                <w:shd w:val="clear" w:color="auto" w:fill="auto"/>
+                <w14:textFill>
+                  <w14:solidFill>
+                    <w14:schemeClr w14:val="tx1"/>
+                  </w14:solidFill>
+                </w14:textFill>
+              </w:rPr>
+              <w:t xml:space="preserve">        assert validate_password("12345678") is False</w:t>
+            </w:r>
+            <w:r>
+              <w:rPr>
+                <w:rFonts w:hint="default" w:ascii="Courier New" w:hAnsi="Courier New" w:eastAsia="JetBrains Mono" w:cs="Courier New"/>
+                <w:color w:val="000000" w:themeColor="text1"/>
+                <w:highlight w:val="none"/>
+                <w:shd w:val="clear" w:color="auto" w:fill="auto"/>
+                <w14:textFill>
+                  <w14:solidFill>
+                    <w14:schemeClr w14:val="tx1"/>
+                  </w14:solidFill>
+                </w14:textFill>
+              </w:rPr>
+              <w:br w:type="textWrapping"/>
+            </w:r>
+            <w:r>
+              <w:rPr>
+                <w:rFonts w:hint="default" w:ascii="Courier New" w:hAnsi="Courier New" w:eastAsia="JetBrains Mono" w:cs="Courier New"/>
+                <w:color w:val="000000" w:themeColor="text1"/>
+                <w:highlight w:val="none"/>
+                <w:shd w:val="clear" w:color="auto" w:fill="auto"/>
+                <w14:textFill>
+                  <w14:solidFill>
+                    <w14:schemeClr w14:val="tx1"/>
+                  </w14:solidFill>
+                </w14:textFill>
+              </w:rPr>
+              <w:br w:type="textWrapping"/>
+            </w:r>
+            <w:r>
+              <w:rPr>
+                <w:rFonts w:hint="default" w:ascii="Courier New" w:hAnsi="Courier New" w:eastAsia="JetBrains Mono" w:cs="Courier New"/>
+                <w:color w:val="000000" w:themeColor="text1"/>
+                <w:highlight w:val="none"/>
+                <w:shd w:val="clear" w:color="auto" w:fill="auto"/>
+                <w14:textFill>
+                  <w14:solidFill>
+                    <w14:schemeClr w14:val="tx1"/>
+                  </w14:solidFill>
+                </w14:textFill>
+              </w:rPr>
+              <w:t xml:space="preserve">    def test_tc06(self):</w:t>
+            </w:r>
+            <w:r>
+              <w:rPr>
+                <w:rFonts w:hint="default" w:ascii="Courier New" w:hAnsi="Courier New" w:eastAsia="JetBrains Mono" w:cs="Courier New"/>
+                <w:color w:val="000000" w:themeColor="text1"/>
+                <w:highlight w:val="none"/>
+                <w:shd w:val="clear" w:color="auto" w:fill="auto"/>
+                <w14:textFill>
+                  <w14:solidFill>
+                    <w14:schemeClr w14:val="tx1"/>
+                  </w14:solidFill>
+                </w14:textFill>
+              </w:rPr>
+              <w:br w:type="textWrapping"/>
+            </w:r>
+            <w:r>
+              <w:rPr>
+                <w:rFonts w:hint="default" w:ascii="Courier New" w:hAnsi="Courier New" w:eastAsia="JetBrains Mono" w:cs="Courier New"/>
+                <w:color w:val="000000" w:themeColor="text1"/>
+                <w:highlight w:val="none"/>
+                <w:shd w:val="clear" w:color="auto" w:fill="auto"/>
+                <w14:textFill>
+                  <w14:solidFill>
+                    <w14:schemeClr w14:val="tx1"/>
+                  </w14:solidFill>
+                </w14:textFill>
+              </w:rPr>
+              <w:t xml:space="preserve">        assert validate_password("Pass word1") is False</w:t>
+            </w:r>
+            <w:r>
+              <w:rPr>
+                <w:rFonts w:hint="default" w:ascii="Courier New" w:hAnsi="Courier New" w:eastAsia="JetBrains Mono" w:cs="Courier New"/>
+                <w:color w:val="000000" w:themeColor="text1"/>
+                <w:highlight w:val="none"/>
+                <w:shd w:val="clear" w:color="auto" w:fill="auto"/>
+                <w14:textFill>
+                  <w14:solidFill>
+                    <w14:schemeClr w14:val="tx1"/>
+                  </w14:solidFill>
+                </w14:textFill>
+              </w:rPr>
+              <w:br w:type="textWrapping"/>
+            </w:r>
+            <w:r>
+              <w:rPr>
+                <w:rFonts w:hint="default" w:ascii="Courier New" w:hAnsi="Courier New" w:eastAsia="JetBrains Mono" w:cs="Courier New"/>
+                <w:color w:val="000000" w:themeColor="text1"/>
+                <w:highlight w:val="none"/>
+                <w:shd w:val="clear" w:color="auto" w:fill="auto"/>
+                <w14:textFill>
+                  <w14:solidFill>
+                    <w14:schemeClr w14:val="tx1"/>
+                  </w14:solidFill>
+                </w14:textFill>
+              </w:rPr>
+              <w:br w:type="textWrapping"/>
+            </w:r>
+            <w:r>
+              <w:rPr>
+                <w:rFonts w:hint="default" w:ascii="Courier New" w:hAnsi="Courier New" w:eastAsia="JetBrains Mono" w:cs="Courier New"/>
+                <w:color w:val="000000" w:themeColor="text1"/>
+                <w:highlight w:val="none"/>
+                <w:shd w:val="clear" w:color="auto" w:fill="auto"/>
+                <w14:textFill>
+                  <w14:solidFill>
+                    <w14:schemeClr w14:val="tx1"/>
+                  </w14:solidFill>
+                </w14:textFill>
+              </w:rPr>
+              <w:t xml:space="preserve">    def test_tc07(self):</w:t>
+            </w:r>
+            <w:r>
+              <w:rPr>
+                <w:rFonts w:hint="default" w:ascii="Courier New" w:hAnsi="Courier New" w:eastAsia="JetBrains Mono" w:cs="Courier New"/>
+                <w:color w:val="000000" w:themeColor="text1"/>
+                <w:highlight w:val="none"/>
+                <w:shd w:val="clear" w:color="auto" w:fill="auto"/>
+                <w14:textFill>
+                  <w14:solidFill>
+                    <w14:schemeClr w14:val="tx1"/>
+                  </w14:solidFill>
+                </w14:textFill>
+              </w:rPr>
+              <w:br w:type="textWrapping"/>
+            </w:r>
+            <w:r>
+              <w:rPr>
+                <w:rFonts w:hint="default" w:ascii="Courier New" w:hAnsi="Courier New" w:eastAsia="JetBrains Mono" w:cs="Courier New"/>
+                <w:color w:val="000000" w:themeColor="text1"/>
+                <w:highlight w:val="none"/>
+                <w:shd w:val="clear" w:color="auto" w:fill="auto"/>
+                <w14:textFill>
+                  <w14:solidFill>
+                    <w14:schemeClr w14:val="tx1"/>
+                  </w14:solidFill>
+                </w14:textFill>
+              </w:rPr>
+              <w:t xml:space="preserve">        assert validate_password("Pass1234") is True</w:t>
+            </w:r>
+            <w:r>
+              <w:rPr>
+                <w:rFonts w:hint="default" w:ascii="Courier New" w:hAnsi="Courier New" w:eastAsia="JetBrains Mono" w:cs="Courier New"/>
+                <w:color w:val="000000" w:themeColor="text1"/>
+                <w:highlight w:val="none"/>
+                <w:shd w:val="clear" w:color="auto" w:fill="auto"/>
+                <w14:textFill>
+                  <w14:solidFill>
+                    <w14:schemeClr w14:val="tx1"/>
+                  </w14:solidFill>
+                </w14:textFill>
+              </w:rPr>
+              <w:br w:type="textWrapping"/>
+            </w:r>
+            <w:r>
+              <w:rPr>
+                <w:rFonts w:hint="default" w:ascii="Courier New" w:hAnsi="Courier New" w:eastAsia="JetBrains Mono" w:cs="Courier New"/>
+                <w:color w:val="000000" w:themeColor="text1"/>
+                <w:highlight w:val="none"/>
+                <w:shd w:val="clear" w:color="auto" w:fill="auto"/>
+                <w14:textFill>
+                  <w14:solidFill>
+                    <w14:schemeClr w14:val="tx1"/>
+                  </w14:solidFill>
+                </w14:textFill>
+              </w:rPr>
+              <w:br w:type="textWrapping"/>
+            </w:r>
+            <w:r>
+              <w:rPr>
+                <w:rFonts w:hint="default" w:ascii="Courier New" w:hAnsi="Courier New" w:eastAsia="JetBrains Mono" w:cs="Courier New"/>
+                <w:color w:val="000000" w:themeColor="text1"/>
+                <w:highlight w:val="none"/>
+                <w:shd w:val="clear" w:color="auto" w:fill="auto"/>
+                <w14:textFill>
+                  <w14:solidFill>
+                    <w14:schemeClr w14:val="tx1"/>
+                  </w14:solidFill>
+                </w14:textFill>
+              </w:rPr>
+              <w:t xml:space="preserve">    def test_tc08(self):</w:t>
+            </w:r>
+            <w:r>
+              <w:rPr>
+                <w:rFonts w:hint="default" w:ascii="Courier New" w:hAnsi="Courier New" w:eastAsia="JetBrains Mono" w:cs="Courier New"/>
+                <w:color w:val="000000" w:themeColor="text1"/>
+                <w:highlight w:val="none"/>
+                <w:shd w:val="clear" w:color="auto" w:fill="auto"/>
+                <w14:textFill>
+                  <w14:solidFill>
+                    <w14:schemeClr w14:val="tx1"/>
+                  </w14:solidFill>
+                </w14:textFill>
+              </w:rPr>
+              <w:br w:type="textWrapping"/>
+            </w:r>
+            <w:r>
+              <w:rPr>
+                <w:rFonts w:hint="default" w:ascii="Courier New" w:hAnsi="Courier New" w:eastAsia="JetBrains Mono" w:cs="Courier New"/>
+                <w:color w:val="000000" w:themeColor="text1"/>
+                <w:highlight w:val="none"/>
+                <w:shd w:val="clear" w:color="auto" w:fill="auto"/>
+                <w14:textFill>
+                  <w14:solidFill>
+                    <w14:schemeClr w14:val="tx1"/>
+                  </w14:solidFill>
+                </w14:textFill>
+              </w:rPr>
+              <w:t xml:space="preserve">        assert validate_password("Pass123") is False</w:t>
+            </w:r>
+            <w:r>
+              <w:rPr>
+                <w:rFonts w:hint="default" w:ascii="Courier New" w:hAnsi="Courier New" w:eastAsia="JetBrains Mono" w:cs="Courier New"/>
+                <w:color w:val="000000" w:themeColor="text1"/>
+                <w:highlight w:val="none"/>
+                <w:shd w:val="clear" w:color="auto" w:fill="auto"/>
+                <w14:textFill>
+                  <w14:solidFill>
+                    <w14:schemeClr w14:val="tx1"/>
+                  </w14:solidFill>
+                </w14:textFill>
+              </w:rPr>
+              <w:br w:type="textWrapping"/>
+            </w:r>
+            <w:r>
+              <w:rPr>
+                <w:rFonts w:hint="default" w:ascii="Courier New" w:hAnsi="Courier New" w:eastAsia="JetBrains Mono" w:cs="Courier New"/>
+                <w:color w:val="000000" w:themeColor="text1"/>
+                <w:highlight w:val="none"/>
+                <w:shd w:val="clear" w:color="auto" w:fill="auto"/>
+                <w14:textFill>
+                  <w14:solidFill>
+                    <w14:schemeClr w14:val="tx1"/>
+                  </w14:solidFill>
+                </w14:textFill>
+              </w:rPr>
+              <w:br w:type="textWrapping"/>
+            </w:r>
+            <w:r>
+              <w:rPr>
+                <w:rFonts w:hint="default" w:ascii="Courier New" w:hAnsi="Courier New" w:eastAsia="JetBrains Mono" w:cs="Courier New"/>
+                <w:color w:val="000000" w:themeColor="text1"/>
+                <w:highlight w:val="none"/>
+                <w:shd w:val="clear" w:color="auto" w:fill="auto"/>
+                <w14:textFill>
+                  <w14:solidFill>
+                    <w14:schemeClr w14:val="tx1"/>
+                  </w14:solidFill>
+                </w14:textFill>
+              </w:rPr>
+              <w:t xml:space="preserve">    def test_tc09(self):</w:t>
+            </w:r>
+            <w:r>
+              <w:rPr>
+                <w:rFonts w:hint="default" w:ascii="Courier New" w:hAnsi="Courier New" w:eastAsia="JetBrains Mono" w:cs="Courier New"/>
+                <w:color w:val="000000" w:themeColor="text1"/>
+                <w:highlight w:val="none"/>
+                <w:shd w:val="clear" w:color="auto" w:fill="auto"/>
+                <w14:textFill>
+                  <w14:solidFill>
+                    <w14:schemeClr w14:val="tx1"/>
+                  </w14:solidFill>
+                </w14:textFill>
+              </w:rPr>
+              <w:br w:type="textWrapping"/>
+            </w:r>
+            <w:r>
+              <w:rPr>
+                <w:rFonts w:hint="default" w:ascii="Courier New" w:hAnsi="Courier New" w:eastAsia="JetBrains Mono" w:cs="Courier New"/>
+                <w:color w:val="000000" w:themeColor="text1"/>
+                <w:highlight w:val="none"/>
+                <w:shd w:val="clear" w:color="auto" w:fill="auto"/>
+                <w14:textFill>
+                  <w14:solidFill>
+                    <w14:schemeClr w14:val="tx1"/>
+                  </w14:solidFill>
+                </w14:textFill>
+              </w:rPr>
+              <w:t xml:space="preserve">        assert validate_password("") is False</w:t>
+            </w:r>
+            <w:r>
+              <w:rPr>
+                <w:rFonts w:hint="default" w:ascii="Courier New" w:hAnsi="Courier New" w:eastAsia="JetBrains Mono" w:cs="Courier New"/>
+                <w:color w:val="000000" w:themeColor="text1"/>
+                <w:highlight w:val="none"/>
+                <w:shd w:val="clear" w:color="auto" w:fill="auto"/>
+                <w14:textFill>
+                  <w14:solidFill>
+                    <w14:schemeClr w14:val="tx1"/>
+                  </w14:solidFill>
+                </w14:textFill>
+              </w:rPr>
+              <w:br w:type="textWrapping"/>
+            </w:r>
+            <w:r>
+              <w:rPr>
+                <w:rFonts w:hint="default" w:ascii="Courier New" w:hAnsi="Courier New" w:eastAsia="JetBrains Mono" w:cs="Courier New"/>
+                <w:color w:val="000000" w:themeColor="text1"/>
+                <w:highlight w:val="none"/>
+                <w:shd w:val="clear" w:color="auto" w:fill="auto"/>
+                <w14:textFill>
+                  <w14:solidFill>
+                    <w14:schemeClr w14:val="tx1"/>
+                  </w14:solidFill>
+                </w14:textFill>
+              </w:rPr>
+              <w:br w:type="textWrapping"/>
+            </w:r>
+            <w:r>
+              <w:rPr>
+                <w:rFonts w:hint="default" w:ascii="Courier New" w:hAnsi="Courier New" w:eastAsia="JetBrains Mono" w:cs="Courier New"/>
+                <w:color w:val="000000" w:themeColor="text1"/>
+                <w:highlight w:val="none"/>
+                <w:shd w:val="clear" w:color="auto" w:fill="auto"/>
+                <w14:textFill>
+                  <w14:solidFill>
+                    <w14:schemeClr w14:val="tx1"/>
+                  </w14:solidFill>
+                </w14:textFill>
+              </w:rPr>
+              <w:t xml:space="preserve">    def test_tc10(self):</w:t>
+            </w:r>
+            <w:r>
+              <w:rPr>
+                <w:rFonts w:hint="default" w:ascii="Courier New" w:hAnsi="Courier New" w:eastAsia="JetBrains Mono" w:cs="Courier New"/>
+                <w:color w:val="000000" w:themeColor="text1"/>
+                <w:highlight w:val="none"/>
+                <w:shd w:val="clear" w:color="auto" w:fill="auto"/>
+                <w14:textFill>
+                  <w14:solidFill>
+                    <w14:schemeClr w14:val="tx1"/>
+                  </w14:solidFill>
+                </w14:textFill>
+              </w:rPr>
+              <w:br w:type="textWrapping"/>
+            </w:r>
+            <w:r>
+              <w:rPr>
+                <w:rFonts w:hint="default" w:ascii="Courier New" w:hAnsi="Courier New" w:eastAsia="JetBrains Mono" w:cs="Courier New"/>
+                <w:color w:val="000000" w:themeColor="text1"/>
+                <w:highlight w:val="none"/>
+                <w:shd w:val="clear" w:color="auto" w:fill="auto"/>
+                <w14:textFill>
+                  <w14:solidFill>
+                    <w14:schemeClr w14:val="tx1"/>
+                  </w14:solidFill>
+                </w14:textFill>
+              </w:rPr>
+              <w:t xml:space="preserve">        assert validate_password("        ") is False</w:t>
+            </w:r>
+            <w:r>
+              <w:rPr>
+                <w:rFonts w:hint="default" w:ascii="Courier New" w:hAnsi="Courier New" w:eastAsia="JetBrains Mono" w:cs="Courier New"/>
+                <w:color w:val="000000" w:themeColor="text1"/>
+                <w:highlight w:val="none"/>
+                <w:shd w:val="clear" w:color="auto" w:fill="auto"/>
+                <w14:textFill>
+                  <w14:solidFill>
+                    <w14:schemeClr w14:val="tx1"/>
+                  </w14:solidFill>
+                </w14:textFill>
+              </w:rPr>
+              <w:br w:type="textWrapping"/>
+            </w:r>
+            <w:r>
+              <w:rPr>
+                <w:rFonts w:hint="default" w:ascii="Courier New" w:hAnsi="Courier New" w:eastAsia="JetBrains Mono" w:cs="Courier New"/>
+                <w:color w:val="000000" w:themeColor="text1"/>
+                <w:highlight w:val="none"/>
+                <w:shd w:val="clear" w:color="auto" w:fill="auto"/>
+                <w14:textFill>
+                  <w14:solidFill>
+                    <w14:schemeClr w14:val="tx1"/>
+                  </w14:solidFill>
+                </w14:textFill>
+              </w:rPr>
+              <w:br w:type="textWrapping"/>
+            </w:r>
+            <w:r>
+              <w:rPr>
+                <w:rFonts w:hint="default" w:ascii="Courier New" w:hAnsi="Courier New" w:eastAsia="JetBrains Mono" w:cs="Courier New"/>
+                <w:color w:val="000000" w:themeColor="text1"/>
+                <w:highlight w:val="none"/>
+                <w:shd w:val="clear" w:color="auto" w:fill="auto"/>
+                <w14:textFill>
+                  <w14:solidFill>
+                    <w14:schemeClr w14:val="tx1"/>
+                  </w14:solidFill>
+                </w14:textFill>
+              </w:rPr>
+              <w:t xml:space="preserve">    @pytest.mark.parametrize(</w:t>
+            </w:r>
+            <w:r>
+              <w:rPr>
+                <w:rFonts w:hint="default" w:ascii="Courier New" w:hAnsi="Courier New" w:eastAsia="JetBrains Mono" w:cs="Courier New"/>
+                <w:color w:val="000000" w:themeColor="text1"/>
+                <w:highlight w:val="none"/>
+                <w:shd w:val="clear" w:color="auto" w:fill="auto"/>
+                <w14:textFill>
+                  <w14:solidFill>
+                    <w14:schemeClr w14:val="tx1"/>
+                  </w14:solidFill>
+                </w14:textFill>
+              </w:rPr>
+              <w:br w:type="textWrapping"/>
+            </w:r>
+            <w:r>
+              <w:rPr>
+                <w:rFonts w:hint="default" w:ascii="Courier New" w:hAnsi="Courier New" w:eastAsia="JetBrains Mono" w:cs="Courier New"/>
+                <w:color w:val="000000" w:themeColor="text1"/>
+                <w:highlight w:val="none"/>
+                <w:shd w:val="clear" w:color="auto" w:fill="auto"/>
+                <w14:textFill>
+                  <w14:solidFill>
+                    <w14:schemeClr w14:val="tx1"/>
+                  </w14:solidFill>
+                </w14:textFill>
+              </w:rPr>
+              <w:t xml:space="preserve">        "password,expected",</w:t>
+            </w:r>
+            <w:r>
+              <w:rPr>
+                <w:rFonts w:hint="default" w:ascii="Courier New" w:hAnsi="Courier New" w:eastAsia="JetBrains Mono" w:cs="Courier New"/>
+                <w:color w:val="000000" w:themeColor="text1"/>
+                <w:highlight w:val="none"/>
+                <w:shd w:val="clear" w:color="auto" w:fill="auto"/>
+                <w14:textFill>
+                  <w14:solidFill>
+                    <w14:schemeClr w14:val="tx1"/>
+                  </w14:solidFill>
+                </w14:textFill>
+              </w:rPr>
+              <w:br w:type="textWrapping"/>
+            </w:r>
+            <w:r>
+              <w:rPr>
+                <w:rFonts w:hint="default" w:ascii="Courier New" w:hAnsi="Courier New" w:eastAsia="JetBrains Mono" w:cs="Courier New"/>
+                <w:color w:val="000000" w:themeColor="text1"/>
+                <w:highlight w:val="none"/>
+                <w:shd w:val="clear" w:color="auto" w:fill="auto"/>
+                <w14:textFill>
+                  <w14:solidFill>
+                    <w14:schemeClr w14:val="tx1"/>
+                  </w14:solidFill>
+                </w14:textFill>
+              </w:rPr>
+              <w:t xml:space="preserve">        [</w:t>
+            </w:r>
+            <w:r>
+              <w:rPr>
+                <w:rFonts w:hint="default" w:ascii="Courier New" w:hAnsi="Courier New" w:eastAsia="JetBrains Mono" w:cs="Courier New"/>
+                <w:color w:val="000000" w:themeColor="text1"/>
+                <w:highlight w:val="none"/>
+                <w:shd w:val="clear" w:color="auto" w:fill="auto"/>
+                <w14:textFill>
+                  <w14:solidFill>
+                    <w14:schemeClr w14:val="tx1"/>
+                  </w14:solidFill>
+                </w14:textFill>
+              </w:rPr>
+              <w:br w:type="textWrapping"/>
+            </w:r>
+            <w:r>
+              <w:rPr>
+                <w:rFonts w:hint="default" w:ascii="Courier New" w:hAnsi="Courier New" w:eastAsia="JetBrains Mono" w:cs="Courier New"/>
+                <w:color w:val="000000" w:themeColor="text1"/>
+                <w:highlight w:val="none"/>
+                <w:shd w:val="clear" w:color="auto" w:fill="auto"/>
+                <w14:textFill>
+                  <w14:solidFill>
+                    <w14:schemeClr w14:val="tx1"/>
+                  </w14:solidFill>
+                </w14:textFill>
+              </w:rPr>
+              <w:t xml:space="preserve">            ("Abcdefg1", True),</w:t>
+            </w:r>
+            <w:r>
+              <w:rPr>
+                <w:rFonts w:hint="default" w:ascii="Courier New" w:hAnsi="Courier New" w:eastAsia="JetBrains Mono" w:cs="Courier New"/>
+                <w:color w:val="000000" w:themeColor="text1"/>
+                <w:highlight w:val="none"/>
+                <w:shd w:val="clear" w:color="auto" w:fill="auto"/>
+                <w14:textFill>
+                  <w14:solidFill>
+                    <w14:schemeClr w14:val="tx1"/>
+                  </w14:solidFill>
+                </w14:textFill>
+              </w:rPr>
+              <w:br w:type="textWrapping"/>
+            </w:r>
+            <w:r>
+              <w:rPr>
+                <w:rFonts w:hint="default" w:ascii="Courier New" w:hAnsi="Courier New" w:eastAsia="JetBrains Mono" w:cs="Courier New"/>
+                <w:color w:val="000000" w:themeColor="text1"/>
+                <w:highlight w:val="none"/>
+                <w:shd w:val="clear" w:color="auto" w:fill="auto"/>
+                <w14:textFill>
+                  <w14:solidFill>
+                    <w14:schemeClr w14:val="tx1"/>
+                  </w14:solidFill>
+                </w14:textFill>
+              </w:rPr>
+              <w:t xml:space="preserve">            ("abcdefg1", True),</w:t>
+            </w:r>
+            <w:r>
+              <w:rPr>
+                <w:rFonts w:hint="default" w:ascii="Courier New" w:hAnsi="Courier New" w:eastAsia="JetBrains Mono" w:cs="Courier New"/>
+                <w:color w:val="000000" w:themeColor="text1"/>
+                <w:highlight w:val="none"/>
+                <w:shd w:val="clear" w:color="auto" w:fill="auto"/>
+                <w14:textFill>
+                  <w14:solidFill>
+                    <w14:schemeClr w14:val="tx1"/>
+                  </w14:solidFill>
+                </w14:textFill>
+              </w:rPr>
+              <w:br w:type="textWrapping"/>
+            </w:r>
+            <w:r>
+              <w:rPr>
+                <w:rFonts w:hint="default" w:ascii="Courier New" w:hAnsi="Courier New" w:eastAsia="JetBrains Mono" w:cs="Courier New"/>
+                <w:color w:val="000000" w:themeColor="text1"/>
+                <w:highlight w:val="none"/>
+                <w:shd w:val="clear" w:color="auto" w:fill="auto"/>
+                <w14:textFill>
+                  <w14:solidFill>
+                    <w14:schemeClr w14:val="tx1"/>
+                  </w14:solidFill>
+                </w14:textFill>
+              </w:rPr>
+              <w:t xml:space="preserve">            ("ABCDEFG1", True),</w:t>
+            </w:r>
+            <w:r>
+              <w:rPr>
+                <w:rFonts w:hint="default" w:ascii="Courier New" w:hAnsi="Courier New" w:eastAsia="JetBrains Mono" w:cs="Courier New"/>
+                <w:color w:val="000000" w:themeColor="text1"/>
+                <w:highlight w:val="none"/>
+                <w:shd w:val="clear" w:color="auto" w:fill="auto"/>
+                <w14:textFill>
+                  <w14:solidFill>
+                    <w14:schemeClr w14:val="tx1"/>
+                  </w14:solidFill>
+                </w14:textFill>
+              </w:rPr>
+              <w:br w:type="textWrapping"/>
+            </w:r>
+            <w:r>
+              <w:rPr>
+                <w:rFonts w:hint="default" w:ascii="Courier New" w:hAnsi="Courier New" w:eastAsia="JetBrains Mono" w:cs="Courier New"/>
+                <w:color w:val="000000" w:themeColor="text1"/>
+                <w:highlight w:val="none"/>
+                <w:shd w:val="clear" w:color="auto" w:fill="auto"/>
+                <w14:textFill>
+                  <w14:solidFill>
+                    <w14:schemeClr w14:val="tx1"/>
+                  </w14:solidFill>
+                </w14:textFill>
+              </w:rPr>
+              <w:t xml:space="preserve">            ("Abcdef12", True),</w:t>
+            </w:r>
+            <w:r>
+              <w:rPr>
+                <w:rFonts w:hint="default" w:ascii="Courier New" w:hAnsi="Courier New" w:eastAsia="JetBrains Mono" w:cs="Courier New"/>
+                <w:color w:val="000000" w:themeColor="text1"/>
+                <w:highlight w:val="none"/>
+                <w:shd w:val="clear" w:color="auto" w:fill="auto"/>
+                <w14:textFill>
+                  <w14:solidFill>
+                    <w14:schemeClr w14:val="tx1"/>
+                  </w14:solidFill>
+                </w14:textFill>
+              </w:rPr>
+              <w:br w:type="textWrapping"/>
+            </w:r>
+            <w:r>
+              <w:rPr>
+                <w:rFonts w:hint="default" w:ascii="Courier New" w:hAnsi="Courier New" w:eastAsia="JetBrains Mono" w:cs="Courier New"/>
+                <w:color w:val="000000" w:themeColor="text1"/>
+                <w:highlight w:val="none"/>
+                <w:shd w:val="clear" w:color="auto" w:fill="auto"/>
+                <w14:textFill>
+                  <w14:solidFill>
+                    <w14:schemeClr w14:val="tx1"/>
+                  </w14:solidFill>
+                </w14:textFill>
+              </w:rPr>
+              <w:t xml:space="preserve">            ("Abcdefg", False),</w:t>
+            </w:r>
+            <w:r>
+              <w:rPr>
+                <w:rFonts w:hint="default" w:ascii="Courier New" w:hAnsi="Courier New" w:eastAsia="JetBrains Mono" w:cs="Courier New"/>
+                <w:color w:val="000000" w:themeColor="text1"/>
+                <w:highlight w:val="none"/>
+                <w:shd w:val="clear" w:color="auto" w:fill="auto"/>
+                <w14:textFill>
+                  <w14:solidFill>
+                    <w14:schemeClr w14:val="tx1"/>
+                  </w14:solidFill>
+                </w14:textFill>
+              </w:rPr>
+              <w:br w:type="textWrapping"/>
+            </w:r>
+            <w:r>
+              <w:rPr>
+                <w:rFonts w:hint="default" w:ascii="Courier New" w:hAnsi="Courier New" w:eastAsia="JetBrains Mono" w:cs="Courier New"/>
+                <w:color w:val="000000" w:themeColor="text1"/>
+                <w:highlight w:val="none"/>
+                <w:shd w:val="clear" w:color="auto" w:fill="auto"/>
+                <w14:textFill>
+                  <w14:solidFill>
+                    <w14:schemeClr w14:val="tx1"/>
+                  </w14:solidFill>
+                </w14:textFill>
+              </w:rPr>
+              <w:t xml:space="preserve">            ("1234567a", True),</w:t>
+            </w:r>
+            <w:r>
+              <w:rPr>
+                <w:rFonts w:hint="default" w:ascii="Courier New" w:hAnsi="Courier New" w:eastAsia="JetBrains Mono" w:cs="Courier New"/>
+                <w:color w:val="000000" w:themeColor="text1"/>
+                <w:highlight w:val="none"/>
+                <w:shd w:val="clear" w:color="auto" w:fill="auto"/>
+                <w14:textFill>
+                  <w14:solidFill>
+                    <w14:schemeClr w14:val="tx1"/>
+                  </w14:solidFill>
+                </w14:textFill>
+              </w:rPr>
+              <w:br w:type="textWrapping"/>
+            </w:r>
+            <w:r>
+              <w:rPr>
+                <w:rFonts w:hint="default" w:ascii="Courier New" w:hAnsi="Courier New" w:eastAsia="JetBrains Mono" w:cs="Courier New"/>
+                <w:color w:val="000000" w:themeColor="text1"/>
+                <w:highlight w:val="none"/>
+                <w:shd w:val="clear" w:color="auto" w:fill="auto"/>
+                <w14:textFill>
+                  <w14:solidFill>
+                    <w14:schemeClr w14:val="tx1"/>
+                  </w14:solidFill>
+                </w14:textFill>
+              </w:rPr>
+              <w:t xml:space="preserve">        ],</w:t>
+            </w:r>
+            <w:r>
+              <w:rPr>
+                <w:rFonts w:hint="default" w:ascii="Courier New" w:hAnsi="Courier New" w:eastAsia="JetBrains Mono" w:cs="Courier New"/>
+                <w:color w:val="000000" w:themeColor="text1"/>
+                <w:highlight w:val="none"/>
+                <w:shd w:val="clear" w:color="auto" w:fill="auto"/>
+                <w14:textFill>
+                  <w14:solidFill>
+                    <w14:schemeClr w14:val="tx1"/>
+                  </w14:solidFill>
+                </w14:textFill>
+              </w:rPr>
+              <w:br w:type="textWrapping"/>
+            </w:r>
+            <w:r>
+              <w:rPr>
+                <w:rFonts w:hint="default" w:ascii="Courier New" w:hAnsi="Courier New" w:eastAsia="JetBrains Mono" w:cs="Courier New"/>
+                <w:color w:val="000000" w:themeColor="text1"/>
+                <w:highlight w:val="none"/>
+                <w:shd w:val="clear" w:color="auto" w:fill="auto"/>
+                <w14:textFill>
+                  <w14:solidFill>
+                    <w14:schemeClr w14:val="tx1"/>
+                  </w14:solidFill>
+                </w14:textFill>
+              </w:rPr>
+              <w:t xml:space="preserve">        ids=[</w:t>
+            </w:r>
+            <w:r>
+              <w:rPr>
+                <w:rFonts w:hint="default" w:ascii="Courier New" w:hAnsi="Courier New" w:eastAsia="JetBrains Mono" w:cs="Courier New"/>
+                <w:color w:val="000000" w:themeColor="text1"/>
+                <w:highlight w:val="none"/>
+                <w:shd w:val="clear" w:color="auto" w:fill="auto"/>
+                <w14:textFill>
+                  <w14:solidFill>
+                    <w14:schemeClr w14:val="tx1"/>
+                  </w14:solidFill>
+                </w14:textFill>
+              </w:rPr>
+              <w:br w:type="textWrapping"/>
+            </w:r>
+            <w:r>
+              <w:rPr>
+                <w:rFonts w:hint="default" w:ascii="Courier New" w:hAnsi="Courier New" w:eastAsia="JetBrains Mono" w:cs="Courier New"/>
+                <w:color w:val="000000" w:themeColor="text1"/>
+                <w:highlight w:val="none"/>
+                <w:shd w:val="clear" w:color="auto" w:fill="auto"/>
+                <w14:textFill>
+                  <w14:solidFill>
+                    <w14:schemeClr w14:val="tx1"/>
+                  </w14:solidFill>
+                </w14:textFill>
+              </w:rPr>
+              <w:t xml:space="preserve">            "mixed_case_valid",</w:t>
+            </w:r>
+            <w:r>
+              <w:rPr>
+                <w:rFonts w:hint="default" w:ascii="Courier New" w:hAnsi="Courier New" w:eastAsia="JetBrains Mono" w:cs="Courier New"/>
+                <w:color w:val="000000" w:themeColor="text1"/>
+                <w:highlight w:val="none"/>
+                <w:shd w:val="clear" w:color="auto" w:fill="auto"/>
+                <w14:textFill>
+                  <w14:solidFill>
+                    <w14:schemeClr w14:val="tx1"/>
+                  </w14:solidFill>
+                </w14:textFill>
+              </w:rPr>
+              <w:br w:type="textWrapping"/>
+            </w:r>
+            <w:r>
+              <w:rPr>
+                <w:rFonts w:hint="default" w:ascii="Courier New" w:hAnsi="Courier New" w:eastAsia="JetBrains Mono" w:cs="Courier New"/>
+                <w:color w:val="000000" w:themeColor="text1"/>
+                <w:highlight w:val="none"/>
+                <w:shd w:val="clear" w:color="auto" w:fill="auto"/>
+                <w14:textFill>
+                  <w14:solidFill>
+                    <w14:schemeClr w14:val="tx1"/>
+                  </w14:solidFill>
+                </w14:textFill>
+              </w:rPr>
+              <w:t xml:space="preserve">            "lowercase_valid",</w:t>
+            </w:r>
+            <w:r>
+              <w:rPr>
+                <w:rFonts w:hint="default" w:ascii="Courier New" w:hAnsi="Courier New" w:eastAsia="JetBrains Mono" w:cs="Courier New"/>
+                <w:color w:val="000000" w:themeColor="text1"/>
+                <w:highlight w:val="none"/>
+                <w:shd w:val="clear" w:color="auto" w:fill="auto"/>
+                <w14:textFill>
+                  <w14:solidFill>
+                    <w14:schemeClr w14:val="tx1"/>
+                  </w14:solidFill>
+                </w14:textFill>
+              </w:rPr>
+              <w:br w:type="textWrapping"/>
+            </w:r>
+            <w:r>
+              <w:rPr>
+                <w:rFonts w:hint="default" w:ascii="Courier New" w:hAnsi="Courier New" w:eastAsia="JetBrains Mono" w:cs="Courier New"/>
+                <w:color w:val="000000" w:themeColor="text1"/>
+                <w:highlight w:val="none"/>
+                <w:shd w:val="clear" w:color="auto" w:fill="auto"/>
+                <w14:textFill>
+                  <w14:solidFill>
+                    <w14:schemeClr w14:val="tx1"/>
+                  </w14:solidFill>
+                </w14:textFill>
+              </w:rPr>
+              <w:t xml:space="preserve">            "uppercase_valid",</w:t>
+            </w:r>
+            <w:r>
+              <w:rPr>
+                <w:rFonts w:hint="default" w:ascii="Courier New" w:hAnsi="Courier New" w:eastAsia="JetBrains Mono" w:cs="Courier New"/>
+                <w:color w:val="000000" w:themeColor="text1"/>
+                <w:highlight w:val="none"/>
+                <w:shd w:val="clear" w:color="auto" w:fill="auto"/>
+                <w14:textFill>
+                  <w14:solidFill>
+                    <w14:schemeClr w14:val="tx1"/>
+                  </w14:solidFill>
+                </w14:textFill>
+              </w:rPr>
+              <w:br w:type="textWrapping"/>
+            </w:r>
+            <w:r>
+              <w:rPr>
+                <w:rFonts w:hint="default" w:ascii="Courier New" w:hAnsi="Courier New" w:eastAsia="JetBrains Mono" w:cs="Courier New"/>
+                <w:color w:val="000000" w:themeColor="text1"/>
+                <w:highlight w:val="none"/>
+                <w:shd w:val="clear" w:color="auto" w:fill="auto"/>
+                <w14:textFill>
+                  <w14:solidFill>
+                    <w14:schemeClr w14:val="tx1"/>
+                  </w14:solidFill>
+                </w14:textFill>
+              </w:rPr>
+              <w:t xml:space="preserve">            "two_digits_valid",</w:t>
+            </w:r>
+            <w:r>
+              <w:rPr>
+                <w:rFonts w:hint="default" w:ascii="Courier New" w:hAnsi="Courier New" w:eastAsia="JetBrains Mono" w:cs="Courier New"/>
+                <w:color w:val="000000" w:themeColor="text1"/>
+                <w:highlight w:val="none"/>
+                <w:shd w:val="clear" w:color="auto" w:fill="auto"/>
+                <w14:textFill>
+                  <w14:solidFill>
+                    <w14:schemeClr w14:val="tx1"/>
+                  </w14:solidFill>
+                </w14:textFill>
+              </w:rPr>
+              <w:br w:type="textWrapping"/>
+            </w:r>
+            <w:r>
+              <w:rPr>
+                <w:rFonts w:hint="default" w:ascii="Courier New" w:hAnsi="Courier New" w:eastAsia="JetBrains Mono" w:cs="Courier New"/>
+                <w:color w:val="000000" w:themeColor="text1"/>
+                <w:highlight w:val="none"/>
+                <w:shd w:val="clear" w:color="auto" w:fill="auto"/>
+                <w14:textFill>
+                  <w14:solidFill>
+                    <w14:schemeClr w14:val="tx1"/>
+                  </w14:solidFill>
+                </w14:textFill>
+              </w:rPr>
+              <w:t xml:space="preserve">            "no_digit_invalid",</w:t>
+            </w:r>
+            <w:r>
+              <w:rPr>
+                <w:rFonts w:hint="default" w:ascii="Courier New" w:hAnsi="Courier New" w:eastAsia="JetBrains Mono" w:cs="Courier New"/>
+                <w:color w:val="000000" w:themeColor="text1"/>
+                <w:highlight w:val="none"/>
+                <w:shd w:val="clear" w:color="auto" w:fill="auto"/>
+                <w14:textFill>
+                  <w14:solidFill>
+                    <w14:schemeClr w14:val="tx1"/>
+                  </w14:solidFill>
+                </w14:textFill>
+              </w:rPr>
+              <w:br w:type="textWrapping"/>
+            </w:r>
+            <w:r>
+              <w:rPr>
+                <w:rFonts w:hint="default" w:ascii="Courier New" w:hAnsi="Courier New" w:eastAsia="JetBrains Mono" w:cs="Courier New"/>
+                <w:color w:val="000000" w:themeColor="text1"/>
+                <w:highlight w:val="none"/>
+                <w:shd w:val="clear" w:color="auto" w:fill="auto"/>
+                <w14:textFill>
+                  <w14:solidFill>
+                    <w14:schemeClr w14:val="tx1"/>
+                  </w14:solidFill>
+                </w14:textFill>
+              </w:rPr>
+              <w:t xml:space="preserve">            "seven_digits_plus_letter",</w:t>
+            </w:r>
+            <w:r>
+              <w:rPr>
+                <w:rFonts w:hint="default" w:ascii="Courier New" w:hAnsi="Courier New" w:eastAsia="JetBrains Mono" w:cs="Courier New"/>
+                <w:color w:val="000000" w:themeColor="text1"/>
+                <w:highlight w:val="none"/>
+                <w:shd w:val="clear" w:color="auto" w:fill="auto"/>
+                <w14:textFill>
+                  <w14:solidFill>
+                    <w14:schemeClr w14:val="tx1"/>
+                  </w14:solidFill>
+                </w14:textFill>
+              </w:rPr>
+              <w:br w:type="textWrapping"/>
+            </w:r>
+            <w:r>
+              <w:rPr>
+                <w:rFonts w:hint="default" w:ascii="Courier New" w:hAnsi="Courier New" w:eastAsia="JetBrains Mono" w:cs="Courier New"/>
+                <w:color w:val="000000" w:themeColor="text1"/>
+                <w:highlight w:val="none"/>
+                <w:shd w:val="clear" w:color="auto" w:fill="auto"/>
+                <w14:textFill>
+                  <w14:solidFill>
+                    <w14:schemeClr w14:val="tx1"/>
+                  </w14:solidFill>
+                </w14:textFill>
+              </w:rPr>
+              <w:t xml:space="preserve">        ],</w:t>
+            </w:r>
+            <w:r>
+              <w:rPr>
+                <w:rFonts w:hint="default" w:ascii="Courier New" w:hAnsi="Courier New" w:eastAsia="JetBrains Mono" w:cs="Courier New"/>
+                <w:color w:val="000000" w:themeColor="text1"/>
+                <w:highlight w:val="none"/>
+                <w:shd w:val="clear" w:color="auto" w:fill="auto"/>
+                <w14:textFill>
+                  <w14:solidFill>
+                    <w14:schemeClr w14:val="tx1"/>
+                  </w14:solidFill>
+                </w14:textFill>
+              </w:rPr>
+              <w:br w:type="textWrapping"/>
+            </w:r>
+            <w:r>
+              <w:rPr>
+                <w:rFonts w:hint="default" w:ascii="Courier New" w:hAnsi="Courier New" w:eastAsia="JetBrains Mono" w:cs="Courier New"/>
+                <w:color w:val="000000" w:themeColor="text1"/>
+                <w:highlight w:val="none"/>
+                <w:shd w:val="clear" w:color="auto" w:fill="auto"/>
+                <w14:textFill>
+                  <w14:solidFill>
+                    <w14:schemeClr w14:val="tx1"/>
+                  </w14:solidFill>
+                </w14:textFill>
+              </w:rPr>
+              <w:t xml:space="preserve">    )</w:t>
+            </w:r>
+            <w:r>
+              <w:rPr>
+                <w:rFonts w:hint="default" w:ascii="Courier New" w:hAnsi="Courier New" w:eastAsia="JetBrains Mono" w:cs="Courier New"/>
+                <w:color w:val="000000" w:themeColor="text1"/>
+                <w:highlight w:val="none"/>
+                <w:shd w:val="clear" w:color="auto" w:fill="auto"/>
+                <w14:textFill>
+                  <w14:solidFill>
+                    <w14:schemeClr w14:val="tx1"/>
+                  </w14:solidFill>
+                </w14:textFill>
+              </w:rPr>
+              <w:br w:type="textWrapping"/>
+            </w:r>
+            <w:r>
+              <w:rPr>
+                <w:rFonts w:hint="default" w:ascii="Courier New" w:hAnsi="Courier New" w:eastAsia="JetBrains Mono" w:cs="Courier New"/>
+                <w:color w:val="000000" w:themeColor="text1"/>
+                <w:highlight w:val="none"/>
+                <w:shd w:val="clear" w:color="auto" w:fill="auto"/>
+                <w14:textFill>
+                  <w14:solidFill>
+                    <w14:schemeClr w14:val="tx1"/>
+                  </w14:solidFill>
+                </w14:textFill>
+              </w:rPr>
+              <w:t xml:space="preserve">    def test_tc11(self, password, expected):</w:t>
+            </w:r>
+            <w:r>
+              <w:rPr>
+                <w:rFonts w:hint="default" w:ascii="Courier New" w:hAnsi="Courier New" w:eastAsia="JetBrains Mono" w:cs="Courier New"/>
+                <w:color w:val="000000" w:themeColor="text1"/>
+                <w:highlight w:val="none"/>
+                <w:shd w:val="clear" w:color="auto" w:fill="auto"/>
+                <w14:textFill>
+                  <w14:solidFill>
+                    <w14:schemeClr w14:val="tx1"/>
+                  </w14:solidFill>
+                </w14:textFill>
+              </w:rPr>
+              <w:br w:type="textWrapping"/>
+            </w:r>
+            <w:r>
+              <w:rPr>
+                <w:rFonts w:hint="default" w:ascii="Courier New" w:hAnsi="Courier New" w:eastAsia="JetBrains Mono" w:cs="Courier New"/>
+                <w:color w:val="000000" w:themeColor="text1"/>
+                <w:highlight w:val="none"/>
+                <w:shd w:val="clear" w:color="auto" w:fill="auto"/>
+                <w14:textFill>
+                  <w14:solidFill>
+                    <w14:schemeClr w14:val="tx1"/>
+                  </w14:solidFill>
+                </w14:textFill>
+              </w:rPr>
+              <w:t xml:space="preserve">        assert validate_password(password) is expected</w:t>
+            </w:r>
+            <w:r>
+              <w:rPr>
+                <w:rFonts w:hint="default" w:ascii="Courier New" w:hAnsi="Courier New" w:eastAsia="JetBrains Mono" w:cs="Courier New"/>
+                <w:color w:val="000000" w:themeColor="text1"/>
+                <w:highlight w:val="none"/>
+                <w:shd w:val="clear" w:color="auto" w:fill="auto"/>
+                <w14:textFill>
+                  <w14:solidFill>
+                    <w14:schemeClr w14:val="tx1"/>
+                  </w14:solidFill>
+                </w14:textFill>
+              </w:rPr>
+              <w:br w:type="textWrapping"/>
+            </w:r>
+            <w:r>
+              <w:rPr>
+                <w:rFonts w:hint="default" w:ascii="Courier New" w:hAnsi="Courier New" w:eastAsia="JetBrains Mono" w:cs="Courier New"/>
+                <w:color w:val="000000" w:themeColor="text1"/>
+                <w:highlight w:val="none"/>
+                <w:shd w:val="clear" w:color="auto" w:fill="auto"/>
+                <w14:textFill>
+                  <w14:solidFill>
+                    <w14:schemeClr w14:val="tx1"/>
+                  </w14:solidFill>
+                </w14:textFill>
+              </w:rPr>
+              <w:br w:type="textWrapping"/>
+            </w:r>
+            <w:r>
+              <w:rPr>
+                <w:rFonts w:hint="default" w:ascii="Courier New" w:hAnsi="Courier New" w:eastAsia="JetBrains Mono" w:cs="Courier New"/>
+                <w:color w:val="000000" w:themeColor="text1"/>
+                <w:highlight w:val="none"/>
+                <w:shd w:val="clear" w:color="auto" w:fill="auto"/>
+                <w14:textFill>
+                  <w14:solidFill>
+                    <w14:schemeClr w14:val="tx1"/>
+                  </w14:solidFill>
+                </w14:textFill>
+              </w:rPr>
+              <w:t>class TestDivide:</w:t>
+            </w:r>
+            <w:r>
+              <w:rPr>
+                <w:rFonts w:hint="default" w:ascii="Courier New" w:hAnsi="Courier New" w:eastAsia="JetBrains Mono" w:cs="Courier New"/>
+                <w:color w:val="000000" w:themeColor="text1"/>
+                <w:highlight w:val="none"/>
+                <w:shd w:val="clear" w:color="auto" w:fill="auto"/>
+                <w14:textFill>
+                  <w14:solidFill>
+                    <w14:schemeClr w14:val="tx1"/>
+                  </w14:solidFill>
+                </w14:textFill>
+              </w:rPr>
+              <w:br w:type="textWrapping"/>
+            </w:r>
+            <w:r>
+              <w:rPr>
+                <w:rFonts w:hint="default" w:ascii="Courier New" w:hAnsi="Courier New" w:eastAsia="JetBrains Mono" w:cs="Courier New"/>
+                <w:color w:val="000000" w:themeColor="text1"/>
+                <w:highlight w:val="none"/>
+                <w:shd w:val="clear" w:color="auto" w:fill="auto"/>
+                <w14:textFill>
+                  <w14:solidFill>
+                    <w14:schemeClr w14:val="tx1"/>
+                  </w14:solidFill>
+                </w14:textFill>
+              </w:rPr>
+              <w:t xml:space="preserve">    def test_tc12(self):</w:t>
+            </w:r>
+            <w:r>
+              <w:rPr>
+                <w:rFonts w:hint="default" w:ascii="Courier New" w:hAnsi="Courier New" w:eastAsia="JetBrains Mono" w:cs="Courier New"/>
+                <w:color w:val="000000" w:themeColor="text1"/>
+                <w:highlight w:val="none"/>
+                <w:shd w:val="clear" w:color="auto" w:fill="auto"/>
+                <w14:textFill>
+                  <w14:solidFill>
+                    <w14:schemeClr w14:val="tx1"/>
+                  </w14:solidFill>
+                </w14:textFill>
+              </w:rPr>
+              <w:br w:type="textWrapping"/>
+            </w:r>
+            <w:r>
+              <w:rPr>
+                <w:rFonts w:hint="default" w:ascii="Courier New" w:hAnsi="Courier New" w:eastAsia="JetBrains Mono" w:cs="Courier New"/>
+                <w:color w:val="000000" w:themeColor="text1"/>
+                <w:highlight w:val="none"/>
+                <w:shd w:val="clear" w:color="auto" w:fill="auto"/>
+                <w14:textFill>
+                  <w14:solidFill>
+                    <w14:schemeClr w14:val="tx1"/>
+                  </w14:solidFill>
+                </w14:textFill>
+              </w:rPr>
+              <w:t xml:space="preserve">        assert divide(10, 2) == 5.0</w:t>
+            </w:r>
+            <w:r>
+              <w:rPr>
+                <w:rFonts w:hint="default" w:ascii="Courier New" w:hAnsi="Courier New" w:eastAsia="JetBrains Mono" w:cs="Courier New"/>
+                <w:color w:val="000000" w:themeColor="text1"/>
+                <w:highlight w:val="none"/>
+                <w:shd w:val="clear" w:color="auto" w:fill="auto"/>
+                <w14:textFill>
+                  <w14:solidFill>
+                    <w14:schemeClr w14:val="tx1"/>
+                  </w14:solidFill>
+                </w14:textFill>
+              </w:rPr>
+              <w:br w:type="textWrapping"/>
+            </w:r>
+            <w:r>
+              <w:rPr>
+                <w:rFonts w:hint="default" w:ascii="Courier New" w:hAnsi="Courier New" w:eastAsia="JetBrains Mono" w:cs="Courier New"/>
+                <w:color w:val="000000" w:themeColor="text1"/>
+                <w:highlight w:val="none"/>
+                <w:shd w:val="clear" w:color="auto" w:fill="auto"/>
+                <w14:textFill>
+                  <w14:solidFill>
+                    <w14:schemeClr w14:val="tx1"/>
+                  </w14:solidFill>
+                </w14:textFill>
+              </w:rPr>
+              <w:br w:type="textWrapping"/>
+            </w:r>
+            <w:r>
+              <w:rPr>
+                <w:rFonts w:hint="default" w:ascii="Courier New" w:hAnsi="Courier New" w:eastAsia="JetBrains Mono" w:cs="Courier New"/>
+                <w:color w:val="000000" w:themeColor="text1"/>
+                <w:highlight w:val="none"/>
+                <w:shd w:val="clear" w:color="auto" w:fill="auto"/>
+                <w14:textFill>
+                  <w14:solidFill>
+                    <w14:schemeClr w14:val="tx1"/>
+                  </w14:solidFill>
+                </w14:textFill>
+              </w:rPr>
+              <w:t xml:space="preserve">    def test_tc13(self):</w:t>
+            </w:r>
+            <w:r>
+              <w:rPr>
+                <w:rFonts w:hint="default" w:ascii="Courier New" w:hAnsi="Courier New" w:eastAsia="JetBrains Mono" w:cs="Courier New"/>
+                <w:color w:val="000000" w:themeColor="text1"/>
+                <w:highlight w:val="none"/>
+                <w:shd w:val="clear" w:color="auto" w:fill="auto"/>
+                <w14:textFill>
+                  <w14:solidFill>
+                    <w14:schemeClr w14:val="tx1"/>
+                  </w14:solidFill>
+                </w14:textFill>
+              </w:rPr>
+              <w:br w:type="textWrapping"/>
+            </w:r>
+            <w:r>
+              <w:rPr>
+                <w:rFonts w:hint="default" w:ascii="Courier New" w:hAnsi="Courier New" w:eastAsia="JetBrains Mono" w:cs="Courier New"/>
+                <w:color w:val="000000" w:themeColor="text1"/>
+                <w:highlight w:val="none"/>
+                <w:shd w:val="clear" w:color="auto" w:fill="auto"/>
+                <w14:textFill>
+                  <w14:solidFill>
+                    <w14:schemeClr w14:val="tx1"/>
+                  </w14:solidFill>
+                </w14:textFill>
+              </w:rPr>
+              <w:t xml:space="preserve">        assert divide(7, 3) == pytest.approx(2.3333333333333335)</w:t>
+            </w:r>
+            <w:r>
+              <w:rPr>
+                <w:rFonts w:hint="default" w:ascii="Courier New" w:hAnsi="Courier New" w:eastAsia="JetBrains Mono" w:cs="Courier New"/>
+                <w:color w:val="000000" w:themeColor="text1"/>
+                <w:highlight w:val="none"/>
+                <w:shd w:val="clear" w:color="auto" w:fill="auto"/>
+                <w14:textFill>
+                  <w14:solidFill>
+                    <w14:schemeClr w14:val="tx1"/>
+                  </w14:solidFill>
+                </w14:textFill>
+              </w:rPr>
+              <w:br w:type="textWrapping"/>
+            </w:r>
+            <w:r>
+              <w:rPr>
+                <w:rFonts w:hint="default" w:ascii="Courier New" w:hAnsi="Courier New" w:eastAsia="JetBrains Mono" w:cs="Courier New"/>
+                <w:color w:val="000000" w:themeColor="text1"/>
+                <w:highlight w:val="none"/>
+                <w:shd w:val="clear" w:color="auto" w:fill="auto"/>
+                <w14:textFill>
+                  <w14:solidFill>
+                    <w14:schemeClr w14:val="tx1"/>
+                  </w14:solidFill>
+                </w14:textFill>
+              </w:rPr>
+              <w:br w:type="textWrapping"/>
+            </w:r>
+            <w:r>
+              <w:rPr>
+                <w:rFonts w:hint="default" w:ascii="Courier New" w:hAnsi="Courier New" w:eastAsia="JetBrains Mono" w:cs="Courier New"/>
+                <w:color w:val="000000" w:themeColor="text1"/>
+                <w:highlight w:val="none"/>
+                <w:shd w:val="clear" w:color="auto" w:fill="auto"/>
+                <w14:textFill>
+                  <w14:solidFill>
+                    <w14:schemeClr w14:val="tx1"/>
+                  </w14:solidFill>
+                </w14:textFill>
+              </w:rPr>
+              <w:t xml:space="preserve">    def test_tc14(self):</w:t>
+            </w:r>
+            <w:r>
+              <w:rPr>
+                <w:rFonts w:hint="default" w:ascii="Courier New" w:hAnsi="Courier New" w:eastAsia="JetBrains Mono" w:cs="Courier New"/>
+                <w:color w:val="000000" w:themeColor="text1"/>
+                <w:highlight w:val="none"/>
+                <w:shd w:val="clear" w:color="auto" w:fill="auto"/>
+                <w14:textFill>
+                  <w14:solidFill>
+                    <w14:schemeClr w14:val="tx1"/>
+                  </w14:solidFill>
+                </w14:textFill>
+              </w:rPr>
+              <w:br w:type="textWrapping"/>
+            </w:r>
+            <w:r>
+              <w:rPr>
+                <w:rFonts w:hint="default" w:ascii="Courier New" w:hAnsi="Courier New" w:eastAsia="JetBrains Mono" w:cs="Courier New"/>
+                <w:color w:val="000000" w:themeColor="text1"/>
+                <w:highlight w:val="none"/>
+                <w:shd w:val="clear" w:color="auto" w:fill="auto"/>
+                <w14:textFill>
+                  <w14:solidFill>
+                    <w14:schemeClr w14:val="tx1"/>
+                  </w14:solidFill>
+                </w14:textFill>
+              </w:rPr>
+              <w:t xml:space="preserve">        assert divide(5.5, 2) == 2.75</w:t>
+            </w:r>
+            <w:r>
+              <w:rPr>
+                <w:rFonts w:hint="default" w:ascii="Courier New" w:hAnsi="Courier New" w:eastAsia="JetBrains Mono" w:cs="Courier New"/>
+                <w:color w:val="000000" w:themeColor="text1"/>
+                <w:highlight w:val="none"/>
+                <w:shd w:val="clear" w:color="auto" w:fill="auto"/>
+                <w14:textFill>
+                  <w14:solidFill>
+                    <w14:schemeClr w14:val="tx1"/>
+                  </w14:solidFill>
+                </w14:textFill>
+              </w:rPr>
+              <w:br w:type="textWrapping"/>
+            </w:r>
+            <w:r>
+              <w:rPr>
+                <w:rFonts w:hint="default" w:ascii="Courier New" w:hAnsi="Courier New" w:eastAsia="JetBrains Mono" w:cs="Courier New"/>
+                <w:color w:val="000000" w:themeColor="text1"/>
+                <w:highlight w:val="none"/>
+                <w:shd w:val="clear" w:color="auto" w:fill="auto"/>
+                <w14:textFill>
+                  <w14:solidFill>
+                    <w14:schemeClr w14:val="tx1"/>
+                  </w14:solidFill>
+                </w14:textFill>
+              </w:rPr>
+              <w:br w:type="textWrapping"/>
+            </w:r>
+            <w:r>
+              <w:rPr>
+                <w:rFonts w:hint="default" w:ascii="Courier New" w:hAnsi="Courier New" w:eastAsia="JetBrains Mono" w:cs="Courier New"/>
+                <w:color w:val="000000" w:themeColor="text1"/>
+                <w:highlight w:val="none"/>
+                <w:shd w:val="clear" w:color="auto" w:fill="auto"/>
+                <w14:textFill>
+                  <w14:solidFill>
+                    <w14:schemeClr w14:val="tx1"/>
+                  </w14:solidFill>
+                </w14:textFill>
+              </w:rPr>
+              <w:t xml:space="preserve">    def test_tc15(self):</w:t>
+            </w:r>
+            <w:r>
+              <w:rPr>
+                <w:rFonts w:hint="default" w:ascii="Courier New" w:hAnsi="Courier New" w:eastAsia="JetBrains Mono" w:cs="Courier New"/>
+                <w:color w:val="000000" w:themeColor="text1"/>
+                <w:highlight w:val="none"/>
+                <w:shd w:val="clear" w:color="auto" w:fill="auto"/>
+                <w14:textFill>
+                  <w14:solidFill>
+                    <w14:schemeClr w14:val="tx1"/>
+                  </w14:solidFill>
+                </w14:textFill>
+              </w:rPr>
+              <w:br w:type="textWrapping"/>
+            </w:r>
+            <w:r>
+              <w:rPr>
+                <w:rFonts w:hint="default" w:ascii="Courier New" w:hAnsi="Courier New" w:eastAsia="JetBrains Mono" w:cs="Courier New"/>
+                <w:color w:val="000000" w:themeColor="text1"/>
+                <w:highlight w:val="none"/>
+                <w:shd w:val="clear" w:color="auto" w:fill="auto"/>
+                <w14:textFill>
+                  <w14:solidFill>
+                    <w14:schemeClr w14:val="tx1"/>
+                  </w14:solidFill>
+                </w14:textFill>
+              </w:rPr>
+              <w:t xml:space="preserve">        assert divide(-10, 2) == -5.0</w:t>
+            </w:r>
+            <w:r>
+              <w:rPr>
+                <w:rFonts w:hint="default" w:ascii="Courier New" w:hAnsi="Courier New" w:eastAsia="JetBrains Mono" w:cs="Courier New"/>
+                <w:color w:val="000000" w:themeColor="text1"/>
+                <w:highlight w:val="none"/>
+                <w:shd w:val="clear" w:color="auto" w:fill="auto"/>
+                <w14:textFill>
+                  <w14:solidFill>
+                    <w14:schemeClr w14:val="tx1"/>
+                  </w14:solidFill>
+                </w14:textFill>
+              </w:rPr>
+              <w:br w:type="textWrapping"/>
+            </w:r>
+            <w:r>
+              <w:rPr>
+                <w:rFonts w:hint="default" w:ascii="Courier New" w:hAnsi="Courier New" w:eastAsia="JetBrains Mono" w:cs="Courier New"/>
+                <w:color w:val="000000" w:themeColor="text1"/>
+                <w:highlight w:val="none"/>
+                <w:shd w:val="clear" w:color="auto" w:fill="auto"/>
+                <w14:textFill>
+                  <w14:solidFill>
+                    <w14:schemeClr w14:val="tx1"/>
+                  </w14:solidFill>
+                </w14:textFill>
+              </w:rPr>
+              <w:br w:type="textWrapping"/>
+            </w:r>
+            <w:r>
+              <w:rPr>
+                <w:rFonts w:hint="default" w:ascii="Courier New" w:hAnsi="Courier New" w:eastAsia="JetBrains Mono" w:cs="Courier New"/>
+                <w:color w:val="000000" w:themeColor="text1"/>
+                <w:highlight w:val="none"/>
+                <w:shd w:val="clear" w:color="auto" w:fill="auto"/>
+                <w14:textFill>
+                  <w14:solidFill>
+                    <w14:schemeClr w14:val="tx1"/>
+                  </w14:solidFill>
+                </w14:textFill>
+              </w:rPr>
+              <w:t xml:space="preserve">    def test_tc16(self):</w:t>
+            </w:r>
+            <w:r>
+              <w:rPr>
+                <w:rFonts w:hint="default" w:ascii="Courier New" w:hAnsi="Courier New" w:eastAsia="JetBrains Mono" w:cs="Courier New"/>
+                <w:color w:val="000000" w:themeColor="text1"/>
+                <w:highlight w:val="none"/>
+                <w:shd w:val="clear" w:color="auto" w:fill="auto"/>
+                <w14:textFill>
+                  <w14:solidFill>
+                    <w14:schemeClr w14:val="tx1"/>
+                  </w14:solidFill>
+                </w14:textFill>
+              </w:rPr>
+              <w:br w:type="textWrapping"/>
+            </w:r>
+            <w:r>
+              <w:rPr>
+                <w:rFonts w:hint="default" w:ascii="Courier New" w:hAnsi="Courier New" w:eastAsia="JetBrains Mono" w:cs="Courier New"/>
+                <w:color w:val="000000" w:themeColor="text1"/>
+                <w:highlight w:val="none"/>
+                <w:shd w:val="clear" w:color="auto" w:fill="auto"/>
+                <w14:textFill>
+                  <w14:solidFill>
+                    <w14:schemeClr w14:val="tx1"/>
+                  </w14:solidFill>
+                </w14:textFill>
+              </w:rPr>
+              <w:t xml:space="preserve">        with pytest.raises(ZeroDivisionError, match="Деление на ноль"):</w:t>
+            </w:r>
+            <w:r>
+              <w:rPr>
+                <w:rFonts w:hint="default" w:ascii="Courier New" w:hAnsi="Courier New" w:eastAsia="JetBrains Mono" w:cs="Courier New"/>
+                <w:color w:val="000000" w:themeColor="text1"/>
+                <w:highlight w:val="none"/>
+                <w:shd w:val="clear" w:color="auto" w:fill="auto"/>
+                <w14:textFill>
+                  <w14:solidFill>
+                    <w14:schemeClr w14:val="tx1"/>
+                  </w14:solidFill>
+                </w14:textFill>
+              </w:rPr>
+              <w:br w:type="textWrapping"/>
+            </w:r>
+            <w:r>
+              <w:rPr>
+                <w:rFonts w:hint="default" w:ascii="Courier New" w:hAnsi="Courier New" w:eastAsia="JetBrains Mono" w:cs="Courier New"/>
+                <w:color w:val="000000" w:themeColor="text1"/>
+                <w:highlight w:val="none"/>
+                <w:shd w:val="clear" w:color="auto" w:fill="auto"/>
+                <w14:textFill>
+                  <w14:solidFill>
+                    <w14:schemeClr w14:val="tx1"/>
+                  </w14:solidFill>
+                </w14:textFill>
+              </w:rPr>
+              <w:t xml:space="preserve">            divide(10, 0)</w:t>
+            </w:r>
+            <w:r>
+              <w:rPr>
+                <w:rFonts w:hint="default" w:ascii="Courier New" w:hAnsi="Courier New" w:eastAsia="JetBrains Mono" w:cs="Courier New"/>
+                <w:color w:val="000000" w:themeColor="text1"/>
+                <w:highlight w:val="none"/>
+                <w:shd w:val="clear" w:color="auto" w:fill="auto"/>
+                <w14:textFill>
+                  <w14:solidFill>
+                    <w14:schemeClr w14:val="tx1"/>
+                  </w14:solidFill>
+                </w14:textFill>
+              </w:rPr>
+              <w:br w:type="textWrapping"/>
+            </w:r>
+            <w:r>
+              <w:rPr>
+                <w:rFonts w:hint="default" w:ascii="Courier New" w:hAnsi="Courier New" w:eastAsia="JetBrains Mono" w:cs="Courier New"/>
+                <w:color w:val="000000" w:themeColor="text1"/>
+                <w:highlight w:val="none"/>
+                <w:shd w:val="clear" w:color="auto" w:fill="auto"/>
+                <w14:textFill>
+                  <w14:solidFill>
+                    <w14:schemeClr w14:val="tx1"/>
+                  </w14:solidFill>
+                </w14:textFill>
+              </w:rPr>
+              <w:br w:type="textWrapping"/>
+            </w:r>
+            <w:r>
+              <w:rPr>
+                <w:rFonts w:hint="default" w:ascii="Courier New" w:hAnsi="Courier New" w:eastAsia="JetBrains Mono" w:cs="Courier New"/>
+                <w:color w:val="000000" w:themeColor="text1"/>
+                <w:highlight w:val="none"/>
+                <w:shd w:val="clear" w:color="auto" w:fill="auto"/>
+                <w14:textFill>
+                  <w14:solidFill>
+                    <w14:schemeClr w14:val="tx1"/>
+                  </w14:solidFill>
+                </w14:textFill>
+              </w:rPr>
+              <w:t xml:space="preserve">    def test_tc17(self):</w:t>
+            </w:r>
+            <w:r>
+              <w:rPr>
+                <w:rFonts w:hint="default" w:ascii="Courier New" w:hAnsi="Courier New" w:eastAsia="JetBrains Mono" w:cs="Courier New"/>
+                <w:color w:val="000000" w:themeColor="text1"/>
+                <w:highlight w:val="none"/>
+                <w:shd w:val="clear" w:color="auto" w:fill="auto"/>
+                <w14:textFill>
+                  <w14:solidFill>
+                    <w14:schemeClr w14:val="tx1"/>
+                  </w14:solidFill>
+                </w14:textFill>
+              </w:rPr>
+              <w:br w:type="textWrapping"/>
+            </w:r>
+            <w:r>
+              <w:rPr>
+                <w:rFonts w:hint="default" w:ascii="Courier New" w:hAnsi="Courier New" w:eastAsia="JetBrains Mono" w:cs="Courier New"/>
+                <w:color w:val="000000" w:themeColor="text1"/>
+                <w:highlight w:val="none"/>
+                <w:shd w:val="clear" w:color="auto" w:fill="auto"/>
+                <w14:textFill>
+                  <w14:solidFill>
+                    <w14:schemeClr w14:val="tx1"/>
+                  </w14:solidFill>
+                </w14:textFill>
+              </w:rPr>
+              <w:t xml:space="preserve">        with pytest.raises(TypeError, match="Аргументы должны быть числами"):</w:t>
+            </w:r>
+            <w:r>
+              <w:rPr>
+                <w:rFonts w:hint="default" w:ascii="Courier New" w:hAnsi="Courier New" w:eastAsia="JetBrains Mono" w:cs="Courier New"/>
+                <w:color w:val="000000" w:themeColor="text1"/>
+                <w:highlight w:val="none"/>
+                <w:shd w:val="clear" w:color="auto" w:fill="auto"/>
+                <w14:textFill>
+                  <w14:solidFill>
+                    <w14:schemeClr w14:val="tx1"/>
+                  </w14:solidFill>
+                </w14:textFill>
+              </w:rPr>
+              <w:br w:type="textWrapping"/>
+            </w:r>
+            <w:r>
+              <w:rPr>
+                <w:rFonts w:hint="default" w:ascii="Courier New" w:hAnsi="Courier New" w:eastAsia="JetBrains Mono" w:cs="Courier New"/>
+                <w:color w:val="000000" w:themeColor="text1"/>
+                <w:highlight w:val="none"/>
+                <w:shd w:val="clear" w:color="auto" w:fill="auto"/>
+                <w14:textFill>
+                  <w14:solidFill>
+                    <w14:schemeClr w14:val="tx1"/>
+                  </w14:solidFill>
+                </w14:textFill>
+              </w:rPr>
+              <w:t xml:space="preserve">            divide("10", 2)</w:t>
+            </w:r>
+            <w:r>
+              <w:rPr>
+                <w:rFonts w:hint="default" w:ascii="Courier New" w:hAnsi="Courier New" w:eastAsia="JetBrains Mono" w:cs="Courier New"/>
+                <w:color w:val="000000" w:themeColor="text1"/>
+                <w:highlight w:val="none"/>
+                <w:shd w:val="clear" w:color="auto" w:fill="auto"/>
+                <w14:textFill>
+                  <w14:solidFill>
+                    <w14:schemeClr w14:val="tx1"/>
+                  </w14:solidFill>
+                </w14:textFill>
+              </w:rPr>
+              <w:br w:type="textWrapping"/>
+            </w:r>
+            <w:r>
+              <w:rPr>
+                <w:rFonts w:hint="default" w:ascii="Courier New" w:hAnsi="Courier New" w:eastAsia="JetBrains Mono" w:cs="Courier New"/>
+                <w:color w:val="000000" w:themeColor="text1"/>
+                <w:highlight w:val="none"/>
+                <w:shd w:val="clear" w:color="auto" w:fill="auto"/>
+                <w14:textFill>
+                  <w14:solidFill>
+                    <w14:schemeClr w14:val="tx1"/>
+                  </w14:solidFill>
+                </w14:textFill>
+              </w:rPr>
+              <w:br w:type="textWrapping"/>
+            </w:r>
+            <w:r>
+              <w:rPr>
+                <w:rFonts w:hint="default" w:ascii="Courier New" w:hAnsi="Courier New" w:eastAsia="JetBrains Mono" w:cs="Courier New"/>
+                <w:color w:val="000000" w:themeColor="text1"/>
+                <w:highlight w:val="none"/>
+                <w:shd w:val="clear" w:color="auto" w:fill="auto"/>
+                <w14:textFill>
+                  <w14:solidFill>
+                    <w14:schemeClr w14:val="tx1"/>
+                  </w14:solidFill>
+                </w14:textFill>
+              </w:rPr>
+              <w:t xml:space="preserve">    def test_tc18(self):</w:t>
+            </w:r>
+            <w:r>
+              <w:rPr>
+                <w:rFonts w:hint="default" w:ascii="Courier New" w:hAnsi="Courier New" w:eastAsia="JetBrains Mono" w:cs="Courier New"/>
+                <w:color w:val="000000" w:themeColor="text1"/>
+                <w:highlight w:val="none"/>
+                <w:shd w:val="clear" w:color="auto" w:fill="auto"/>
+                <w14:textFill>
+                  <w14:solidFill>
+                    <w14:schemeClr w14:val="tx1"/>
+                  </w14:solidFill>
+                </w14:textFill>
+              </w:rPr>
+              <w:br w:type="textWrapping"/>
+            </w:r>
+            <w:r>
+              <w:rPr>
+                <w:rFonts w:hint="default" w:ascii="Courier New" w:hAnsi="Courier New" w:eastAsia="JetBrains Mono" w:cs="Courier New"/>
+                <w:color w:val="000000" w:themeColor="text1"/>
+                <w:highlight w:val="none"/>
+                <w:shd w:val="clear" w:color="auto" w:fill="auto"/>
+                <w14:textFill>
+                  <w14:solidFill>
+                    <w14:schemeClr w14:val="tx1"/>
+                  </w14:solidFill>
+                </w14:textFill>
+              </w:rPr>
+              <w:t xml:space="preserve">        assert divide(0, 5) == 0.0</w:t>
+            </w:r>
+          </w:p>
+          <w:p>
+            <w:pPr>
+              <w:pStyle w:val="21"/>
+              <w:keepNext w:val="0"/>
+              <w:keepLines w:val="0"/>
+              <w:widowControl/>
+              <w:suppressLineNumbers w:val="0"/>
+              <w:spacing w:after="0" w:line="240" w:lineRule="auto"/>
+              <w:jc w:val="both"/>
+              <w:rPr>
+                <w:rFonts w:hint="default" w:ascii="Courier New" w:hAnsi="Courier New" w:eastAsia="JetBrains Mono" w:cs="Courier New"/>
+                <w:color w:val="000000" w:themeColor="text1"/>
+                <w:highlight w:val="lightGray"/>
+                <w:shd w:val="clear" w:fill="191A1C"/>
+                <w:vertAlign w:val="baseline"/>
+                <w14:textFill>
+                  <w14:solidFill>
+                    <w14:schemeClr w14:val="tx1"/>
+                  </w14:solidFill>
+                </w14:textFill>
+              </w:rPr>
+            </w:pPr>
+          </w:p>
+        </w:tc>
+      </w:tr>
+    </w:tbl>
     <w:p>
       <w:pPr>
         <w:bidi w:val="0"/>
@@ -6983,7 +8249,24 @@
           <w:szCs w:val="24"/>
           <w:lang w:val="en-US"/>
         </w:rPr>
-        <w:t xml:space="preserve"> - Успешный запуск всех unit-тестов</w:t>
+        <w:t xml:space="preserve"> </w:t>
+      </w:r>
+      <w:r>
+        <w:rPr>
+          <w:rFonts w:hint="default" w:ascii="Times New Roman" w:hAnsi="Times New Roman" w:eastAsia="SimSun" w:cs="Times New Roman"/>
+          <w:sz w:val="24"/>
+          <w:szCs w:val="24"/>
+        </w:rPr>
+        <w:t>—</w:t>
+      </w:r>
+      <w:r>
+        <w:rPr>
+          <w:rFonts w:hint="default" w:ascii="Times New Roman" w:hAnsi="Times New Roman" w:cs="Times New Roman"/>
+          <w:sz w:val="24"/>
+          <w:szCs w:val="24"/>
+          <w:lang w:val="en-US"/>
+        </w:rPr>
+        <w:t xml:space="preserve"> Успешный запуск всех unit-тестов</w:t>
       </w:r>
     </w:p>
     <w:p>
@@ -7007,6 +8290,379 @@
         </w:rPr>
         <w:t>Намеренная ошибка</w:t>
       </w:r>
+    </w:p>
+    <w:p>
+      <w:pPr>
+        <w:rPr>
+          <w:rFonts w:hint="default"/>
+          <w:lang w:val="en-US"/>
+        </w:rPr>
+      </w:pPr>
+      <w:r>
+        <w:rPr>
+          <w:rFonts w:hint="default"/>
+          <w:lang w:val="ru-RU"/>
+        </w:rPr>
+        <w:t xml:space="preserve">Отрезок проверки наличия пробелов в функции </w:t>
+      </w:r>
+      <w:r>
+        <w:rPr>
+          <w:rFonts w:hint="default"/>
+          <w:lang w:val="en-US"/>
+        </w:rPr>
+        <w:t xml:space="preserve">validate_password() </w:t>
+      </w:r>
+    </w:p>
+    <w:tbl>
+      <w:tblPr>
+        <w:tblStyle w:val="22"/>
+        <w:tblW w:w="0" w:type="auto"/>
+        <w:tblInd w:w="127" w:type="dxa"/>
+        <w:tblBorders>
+          <w:top w:val="single" w:color="auto" w:sz="4" w:space="0"/>
+          <w:left w:val="single" w:color="auto" w:sz="4" w:space="0"/>
+          <w:bottom w:val="single" w:color="auto" w:sz="4" w:space="0"/>
+          <w:right w:val="single" w:color="auto" w:sz="4" w:space="0"/>
+          <w:insideH w:val="single" w:color="auto" w:sz="4" w:space="0"/>
+          <w:insideV w:val="single" w:color="auto" w:sz="4" w:space="0"/>
+        </w:tblBorders>
+        <w:tblLayout w:type="autofit"/>
+        <w:tblCellMar>
+          <w:top w:w="0" w:type="dxa"/>
+          <w:left w:w="108" w:type="dxa"/>
+          <w:bottom w:w="0" w:type="dxa"/>
+          <w:right w:w="108" w:type="dxa"/>
+        </w:tblCellMar>
+      </w:tblPr>
+      <w:tblGrid>
+        <w:gridCol w:w="4658"/>
+      </w:tblGrid>
+      <w:tr>
+        <w:tblPrEx>
+          <w:tblBorders>
+            <w:top w:val="single" w:color="auto" w:sz="4" w:space="0"/>
+            <w:left w:val="single" w:color="auto" w:sz="4" w:space="0"/>
+            <w:bottom w:val="single" w:color="auto" w:sz="4" w:space="0"/>
+            <w:right w:val="single" w:color="auto" w:sz="4" w:space="0"/>
+            <w:insideH w:val="single" w:color="auto" w:sz="4" w:space="0"/>
+            <w:insideV w:val="single" w:color="auto" w:sz="4" w:space="0"/>
+          </w:tblBorders>
+          <w:tblCellMar>
+            <w:top w:w="0" w:type="dxa"/>
+            <w:left w:w="108" w:type="dxa"/>
+            <w:bottom w:w="0" w:type="dxa"/>
+            <w:right w:w="108" w:type="dxa"/>
+          </w:tblCellMar>
+        </w:tblPrEx>
+        <w:trPr>
+          <w:trHeight w:val="778" w:hRule="atLeast"/>
+        </w:trPr>
+        <w:tc>
+          <w:tcPr>
+            <w:tcW w:w="4658" w:type="dxa"/>
+            <w:tcBorders>
+              <w:top w:val="nil"/>
+              <w:left w:val="nil"/>
+              <w:bottom w:val="nil"/>
+              <w:right w:val="nil"/>
+            </w:tcBorders>
+            <w:shd w:val="clear" w:color="auto" w:fill="F1F1F1" w:themeFill="background1" w:themeFillShade="F2"/>
+          </w:tcPr>
+          <w:p>
+            <w:pPr>
+              <w:bidi w:val="0"/>
+              <w:spacing w:after="0"/>
+              <w:rPr>
+                <w:rFonts w:hint="default" w:ascii="Courier New" w:hAnsi="Courier New" w:eastAsia="Courier New"/>
+                <w:color w:val="000000" w:themeColor="text1"/>
+                <w:sz w:val="24"/>
+                <w:szCs w:val="24"/>
+                <w:highlight w:val="none"/>
+                <w:shd w:val="clear" w:color="auto"/>
+                <w14:textFill>
+                  <w14:solidFill>
+                    <w14:schemeClr w14:val="tx1"/>
+                  </w14:solidFill>
+                </w14:textFill>
+              </w:rPr>
+            </w:pPr>
+            <w:r>
+              <w:rPr>
+                <w:rFonts w:hint="default" w:ascii="Courier New" w:hAnsi="Courier New" w:eastAsia="Courier New"/>
+                <w:color w:val="000000" w:themeColor="text1"/>
+                <w:sz w:val="24"/>
+                <w:szCs w:val="24"/>
+                <w:highlight w:val="none"/>
+                <w:shd w:val="clear" w:color="auto"/>
+                <w14:textFill>
+                  <w14:solidFill>
+                    <w14:schemeClr w14:val="tx1"/>
+                  </w14:solidFill>
+                </w14:textFill>
+              </w:rPr>
+              <w:t xml:space="preserve">    if " " in password:</w:t>
+            </w:r>
+          </w:p>
+          <w:p>
+            <w:pPr>
+              <w:bidi w:val="0"/>
+              <w:spacing w:after="0"/>
+              <w:rPr>
+                <w:rFonts w:hint="default" w:ascii="Courier New" w:hAnsi="Courier New" w:eastAsia="Courier New"/>
+                <w:color w:val="000000" w:themeColor="text1"/>
+                <w:sz w:val="24"/>
+                <w:szCs w:val="24"/>
+                <w:highlight w:val="none"/>
+                <w:shd w:val="clear" w:color="auto"/>
+                <w:vertAlign w:val="baseline"/>
+                <w:lang w:val="en-US"/>
+                <w14:textFill>
+                  <w14:solidFill>
+                    <w14:schemeClr w14:val="tx1"/>
+                  </w14:solidFill>
+                </w14:textFill>
+              </w:rPr>
+            </w:pPr>
+            <w:r>
+              <w:rPr>
+                <w:rFonts w:hint="default" w:ascii="Courier New" w:hAnsi="Courier New" w:eastAsia="Courier New"/>
+                <w:color w:val="000000" w:themeColor="text1"/>
+                <w:sz w:val="24"/>
+                <w:szCs w:val="24"/>
+                <w:highlight w:val="none"/>
+                <w:shd w:val="clear" w:color="auto"/>
+                <w14:textFill>
+                  <w14:solidFill>
+                    <w14:schemeClr w14:val="tx1"/>
+                  </w14:solidFill>
+                </w14:textFill>
+              </w:rPr>
+              <w:t xml:space="preserve">        return Fals</w:t>
+            </w:r>
+            <w:r>
+              <w:rPr>
+                <w:rFonts w:hint="default" w:ascii="Courier New" w:hAnsi="Courier New" w:eastAsia="Courier New"/>
+                <w:color w:val="000000" w:themeColor="text1"/>
+                <w:sz w:val="24"/>
+                <w:szCs w:val="24"/>
+                <w:highlight w:val="none"/>
+                <w:shd w:val="clear" w:color="auto"/>
+                <w:lang w:val="en-US"/>
+                <w14:textFill>
+                  <w14:solidFill>
+                    <w14:schemeClr w14:val="tx1"/>
+                  </w14:solidFill>
+                </w14:textFill>
+              </w:rPr>
+              <w:t>e</w:t>
+            </w:r>
+          </w:p>
+        </w:tc>
+      </w:tr>
+    </w:tbl>
+    <w:p>
+      <w:pPr>
+        <w:rPr>
+          <w:rFonts w:hint="default"/>
+          <w:lang w:val="ru-RU"/>
+        </w:rPr>
+      </w:pPr>
+      <w:r>
+        <w:rPr>
+          <w:rFonts w:hint="default"/>
+          <w:lang w:val="ru-RU"/>
+        </w:rPr>
+        <w:t>Комментируется для имитации ошибки</w:t>
+      </w:r>
+    </w:p>
+    <w:tbl>
+      <w:tblPr>
+        <w:tblStyle w:val="22"/>
+        <w:tblW w:w="0" w:type="auto"/>
+        <w:tblInd w:w="127" w:type="dxa"/>
+        <w:tblBorders>
+          <w:top w:val="single" w:color="auto" w:sz="4" w:space="0"/>
+          <w:left w:val="single" w:color="auto" w:sz="4" w:space="0"/>
+          <w:bottom w:val="single" w:color="auto" w:sz="4" w:space="0"/>
+          <w:right w:val="single" w:color="auto" w:sz="4" w:space="0"/>
+          <w:insideH w:val="single" w:color="auto" w:sz="4" w:space="0"/>
+          <w:insideV w:val="single" w:color="auto" w:sz="4" w:space="0"/>
+        </w:tblBorders>
+        <w:tblLayout w:type="autofit"/>
+        <w:tblCellMar>
+          <w:top w:w="0" w:type="dxa"/>
+          <w:left w:w="108" w:type="dxa"/>
+          <w:bottom w:w="0" w:type="dxa"/>
+          <w:right w:w="108" w:type="dxa"/>
+        </w:tblCellMar>
+      </w:tblPr>
+      <w:tblGrid>
+        <w:gridCol w:w="4658"/>
+      </w:tblGrid>
+      <w:tr>
+        <w:tblPrEx>
+          <w:tblBorders>
+            <w:top w:val="single" w:color="auto" w:sz="4" w:space="0"/>
+            <w:left w:val="single" w:color="auto" w:sz="4" w:space="0"/>
+            <w:bottom w:val="single" w:color="auto" w:sz="4" w:space="0"/>
+            <w:right w:val="single" w:color="auto" w:sz="4" w:space="0"/>
+            <w:insideH w:val="single" w:color="auto" w:sz="4" w:space="0"/>
+            <w:insideV w:val="single" w:color="auto" w:sz="4" w:space="0"/>
+          </w:tblBorders>
+          <w:tblCellMar>
+            <w:top w:w="0" w:type="dxa"/>
+            <w:left w:w="108" w:type="dxa"/>
+            <w:bottom w:w="0" w:type="dxa"/>
+            <w:right w:w="108" w:type="dxa"/>
+          </w:tblCellMar>
+        </w:tblPrEx>
+        <w:trPr>
+          <w:trHeight w:val="778" w:hRule="atLeast"/>
+        </w:trPr>
+        <w:tc>
+          <w:tcPr>
+            <w:tcW w:w="4658" w:type="dxa"/>
+            <w:tcBorders>
+              <w:top w:val="nil"/>
+              <w:left w:val="nil"/>
+              <w:bottom w:val="nil"/>
+              <w:right w:val="nil"/>
+            </w:tcBorders>
+            <w:shd w:val="clear" w:color="auto" w:fill="F1F1F1" w:themeFill="background1" w:themeFillShade="F2"/>
+          </w:tcPr>
+          <w:p>
+            <w:pPr>
+              <w:bidi w:val="0"/>
+              <w:spacing w:after="0"/>
+              <w:rPr>
+                <w:rFonts w:hint="default" w:ascii="Courier New" w:hAnsi="Courier New" w:eastAsia="Courier New"/>
+                <w:color w:val="000000" w:themeColor="text1"/>
+                <w:sz w:val="24"/>
+                <w:szCs w:val="24"/>
+                <w:highlight w:val="none"/>
+                <w:shd w:val="clear" w:color="auto"/>
+                <w14:textFill>
+                  <w14:solidFill>
+                    <w14:schemeClr w14:val="tx1"/>
+                  </w14:solidFill>
+                </w14:textFill>
+              </w:rPr>
+            </w:pPr>
+            <w:r>
+              <w:rPr>
+                <w:rFonts w:hint="default" w:ascii="Courier New" w:hAnsi="Courier New" w:eastAsia="Courier New"/>
+                <w:color w:val="000000" w:themeColor="text1"/>
+                <w:sz w:val="24"/>
+                <w:szCs w:val="24"/>
+                <w:highlight w:val="none"/>
+                <w:shd w:val="clear" w:color="auto"/>
+                <w:lang w:val="en-US"/>
+                <w14:textFill>
+                  <w14:solidFill>
+                    <w14:schemeClr w14:val="tx1"/>
+                  </w14:solidFill>
+                </w14:textFill>
+              </w:rPr>
+              <w:t>#</w:t>
+            </w:r>
+            <w:r>
+              <w:rPr>
+                <w:rFonts w:hint="default" w:ascii="Courier New" w:hAnsi="Courier New" w:eastAsia="Courier New"/>
+                <w:color w:val="000000" w:themeColor="text1"/>
+                <w:sz w:val="24"/>
+                <w:szCs w:val="24"/>
+                <w:highlight w:val="none"/>
+                <w:shd w:val="clear" w:color="auto"/>
+                <w14:textFill>
+                  <w14:solidFill>
+                    <w14:schemeClr w14:val="tx1"/>
+                  </w14:solidFill>
+                </w14:textFill>
+              </w:rPr>
+              <w:t xml:space="preserve">    if " " in password:</w:t>
+            </w:r>
+          </w:p>
+          <w:p>
+            <w:pPr>
+              <w:bidi w:val="0"/>
+              <w:spacing w:after="0"/>
+              <w:rPr>
+                <w:rFonts w:hint="default" w:ascii="Courier New" w:hAnsi="Courier New" w:eastAsia="Courier New"/>
+                <w:color w:val="000000" w:themeColor="text1"/>
+                <w:sz w:val="24"/>
+                <w:szCs w:val="24"/>
+                <w:highlight w:val="none"/>
+                <w:shd w:val="clear" w:color="auto"/>
+                <w:vertAlign w:val="baseline"/>
+                <w:lang w:val="en-US"/>
+                <w14:textFill>
+                  <w14:solidFill>
+                    <w14:schemeClr w14:val="tx1"/>
+                  </w14:solidFill>
+                </w14:textFill>
+              </w:rPr>
+            </w:pPr>
+            <w:r>
+              <w:rPr>
+                <w:rFonts w:hint="default" w:ascii="Courier New" w:hAnsi="Courier New" w:eastAsia="Courier New"/>
+                <w:color w:val="000000" w:themeColor="text1"/>
+                <w:sz w:val="24"/>
+                <w:szCs w:val="24"/>
+                <w:highlight w:val="none"/>
+                <w:shd w:val="clear" w:color="auto"/>
+                <w:lang w:val="en-US"/>
+                <w14:textFill>
+                  <w14:solidFill>
+                    <w14:schemeClr w14:val="tx1"/>
+                  </w14:solidFill>
+                </w14:textFill>
+              </w:rPr>
+              <w:t>#</w:t>
+            </w:r>
+            <w:r>
+              <w:rPr>
+                <w:rFonts w:hint="default" w:ascii="Courier New" w:hAnsi="Courier New" w:eastAsia="Courier New"/>
+                <w:color w:val="000000" w:themeColor="text1"/>
+                <w:sz w:val="24"/>
+                <w:szCs w:val="24"/>
+                <w:highlight w:val="none"/>
+                <w:shd w:val="clear" w:color="auto"/>
+                <w14:textFill>
+                  <w14:solidFill>
+                    <w14:schemeClr w14:val="tx1"/>
+                  </w14:solidFill>
+                </w14:textFill>
+              </w:rPr>
+              <w:t xml:space="preserve">        return Fals</w:t>
+            </w:r>
+            <w:r>
+              <w:rPr>
+                <w:rFonts w:hint="default" w:ascii="Courier New" w:hAnsi="Courier New" w:eastAsia="Courier New"/>
+                <w:color w:val="000000" w:themeColor="text1"/>
+                <w:sz w:val="24"/>
+                <w:szCs w:val="24"/>
+                <w:highlight w:val="none"/>
+                <w:shd w:val="clear" w:color="auto"/>
+                <w:lang w:val="en-US"/>
+                <w14:textFill>
+                  <w14:solidFill>
+                    <w14:schemeClr w14:val="tx1"/>
+                  </w14:solidFill>
+                </w14:textFill>
+              </w:rPr>
+              <w:t>e</w:t>
+            </w:r>
+          </w:p>
+        </w:tc>
+      </w:tr>
+    </w:tbl>
+    <w:p>
+      <w:pPr>
+        <w:rPr>
+          <w:rFonts w:hint="default"/>
+          <w:lang w:val="ru-RU"/>
+        </w:rPr>
+      </w:pPr>
     </w:p>
     <w:p>
       <w:r>
@@ -7058,66 +8714,268 @@
         <w:pStyle w:val="15"/>
         <w:jc w:val="center"/>
         <w:rPr>
-          <w:rFonts w:hint="default"/>
-          <w:lang w:val="en-US"/>
-        </w:rPr>
-      </w:pPr>
-      <w:r>
-        <w:rPr>
-          <w:rFonts w:hint="default" w:ascii="Times New Roman" w:hAnsi="Times New Roman" w:cs="Times New Roman"/>
-          <w:sz w:val="24"/>
-          <w:szCs w:val="24"/>
-        </w:rPr>
-        <w:t xml:space="preserve">Рисунок </w:t>
-      </w:r>
-      <w:r>
-        <w:rPr>
-          <w:rFonts w:hint="default" w:ascii="Times New Roman" w:hAnsi="Times New Roman" w:cs="Times New Roman"/>
-          <w:sz w:val="24"/>
-          <w:szCs w:val="24"/>
-        </w:rPr>
-        <w:fldChar w:fldCharType="begin"/>
-      </w:r>
-      <w:r>
-        <w:rPr>
-          <w:rFonts w:hint="default" w:ascii="Times New Roman" w:hAnsi="Times New Roman" w:cs="Times New Roman"/>
-          <w:sz w:val="24"/>
-          <w:szCs w:val="24"/>
-        </w:rPr>
-        <w:instrText xml:space="preserve"> SEQ Рисунок \* ARABIC </w:instrText>
-      </w:r>
-      <w:r>
-        <w:rPr>
-          <w:rFonts w:hint="default" w:ascii="Times New Roman" w:hAnsi="Times New Roman" w:cs="Times New Roman"/>
-          <w:sz w:val="24"/>
-          <w:szCs w:val="24"/>
-        </w:rPr>
-        <w:fldChar w:fldCharType="separate"/>
-      </w:r>
-      <w:r>
-        <w:rPr>
-          <w:rFonts w:hint="default" w:ascii="Times New Roman" w:hAnsi="Times New Roman" w:cs="Times New Roman"/>
-          <w:sz w:val="24"/>
-          <w:szCs w:val="24"/>
-        </w:rPr>
-        <w:t>2</w:t>
-      </w:r>
-      <w:r>
-        <w:rPr>
-          <w:rFonts w:hint="default" w:ascii="Times New Roman" w:hAnsi="Times New Roman" w:cs="Times New Roman"/>
-          <w:sz w:val="24"/>
-          <w:szCs w:val="24"/>
-        </w:rPr>
-        <w:fldChar w:fldCharType="end"/>
-      </w:r>
-      <w:r>
-        <w:rPr>
           <w:rFonts w:hint="default" w:ascii="Times New Roman" w:hAnsi="Times New Roman" w:cs="Times New Roman"/>
           <w:sz w:val="24"/>
           <w:szCs w:val="24"/>
           <w:lang w:val="ru-RU"/>
         </w:rPr>
-        <w:t xml:space="preserve"> - Результат намеренной ошибки</w:t>
+      </w:pPr>
+      <w:r>
+        <w:rPr>
+          <w:rFonts w:hint="default" w:ascii="Times New Roman" w:hAnsi="Times New Roman" w:cs="Times New Roman"/>
+          <w:sz w:val="24"/>
+          <w:szCs w:val="24"/>
+        </w:rPr>
+        <w:t xml:space="preserve">Рисунок </w:t>
+      </w:r>
+      <w:r>
+        <w:rPr>
+          <w:rFonts w:hint="default" w:ascii="Times New Roman" w:hAnsi="Times New Roman" w:cs="Times New Roman"/>
+          <w:sz w:val="24"/>
+          <w:szCs w:val="24"/>
+        </w:rPr>
+        <w:fldChar w:fldCharType="begin"/>
+      </w:r>
+      <w:r>
+        <w:rPr>
+          <w:rFonts w:hint="default" w:ascii="Times New Roman" w:hAnsi="Times New Roman" w:cs="Times New Roman"/>
+          <w:sz w:val="24"/>
+          <w:szCs w:val="24"/>
+        </w:rPr>
+        <w:instrText xml:space="preserve"> SEQ Рисунок \* ARABIC </w:instrText>
+      </w:r>
+      <w:r>
+        <w:rPr>
+          <w:rFonts w:hint="default" w:ascii="Times New Roman" w:hAnsi="Times New Roman" w:cs="Times New Roman"/>
+          <w:sz w:val="24"/>
+          <w:szCs w:val="24"/>
+        </w:rPr>
+        <w:fldChar w:fldCharType="separate"/>
+      </w:r>
+      <w:r>
+        <w:rPr>
+          <w:rFonts w:hint="default" w:ascii="Times New Roman" w:hAnsi="Times New Roman" w:cs="Times New Roman"/>
+          <w:sz w:val="24"/>
+          <w:szCs w:val="24"/>
+        </w:rPr>
+        <w:t>2</w:t>
+      </w:r>
+      <w:r>
+        <w:rPr>
+          <w:rFonts w:hint="default" w:ascii="Times New Roman" w:hAnsi="Times New Roman" w:cs="Times New Roman"/>
+          <w:sz w:val="24"/>
+          <w:szCs w:val="24"/>
+        </w:rPr>
+        <w:fldChar w:fldCharType="end"/>
+      </w:r>
+      <w:r>
+        <w:rPr>
+          <w:rFonts w:hint="default" w:ascii="Times New Roman" w:hAnsi="Times New Roman" w:cs="Times New Roman"/>
+          <w:sz w:val="24"/>
+          <w:szCs w:val="24"/>
+          <w:lang w:val="ru-RU"/>
+        </w:rPr>
+        <w:t xml:space="preserve"> </w:t>
+      </w:r>
+      <w:r>
+        <w:rPr>
+          <w:rFonts w:hint="default" w:ascii="Times New Roman" w:hAnsi="Times New Roman" w:eastAsia="SimSun" w:cs="Times New Roman"/>
+          <w:sz w:val="24"/>
+          <w:szCs w:val="24"/>
+        </w:rPr>
+        <w:t>—</w:t>
+      </w:r>
+      <w:r>
+        <w:rPr>
+          <w:rFonts w:hint="default" w:ascii="Times New Roman" w:hAnsi="Times New Roman" w:eastAsia="SimSun" w:cs="Times New Roman"/>
+          <w:sz w:val="24"/>
+          <w:szCs w:val="24"/>
+          <w:lang w:val="en-US"/>
+        </w:rPr>
+        <w:t xml:space="preserve"> </w:t>
+      </w:r>
+      <w:r>
+        <w:rPr>
+          <w:rFonts w:hint="default" w:ascii="Times New Roman" w:hAnsi="Times New Roman" w:cs="Times New Roman"/>
+          <w:sz w:val="24"/>
+          <w:szCs w:val="24"/>
+          <w:lang w:val="ru-RU"/>
+        </w:rPr>
+        <w:t>Результат намеренной ошибки</w:t>
+      </w:r>
+    </w:p>
+    <w:p>
+      <w:pPr>
+        <w:pStyle w:val="3"/>
+        <w:numPr>
+          <w:ilvl w:val="1"/>
+          <w:numId w:val="1"/>
+        </w:numPr>
+        <w:bidi w:val="0"/>
+        <w:ind w:left="0" w:leftChars="0" w:firstLine="0" w:firstLineChars="0"/>
+        <w:rPr>
+          <w:rFonts w:hint="default"/>
+          <w:lang w:val="en-US"/>
+        </w:rPr>
+      </w:pPr>
+      <w:r>
+        <w:rPr>
+          <w:rFonts w:hint="default"/>
+          <w:lang w:val="ru-RU"/>
+        </w:rPr>
+        <w:t>Исправление ошибки</w:t>
+      </w:r>
+    </w:p>
+    <w:p>
+      <w:pPr>
+        <w:bidi w:val="0"/>
+        <w:rPr>
+          <w:rFonts w:hint="default"/>
+          <w:lang w:val="en-US"/>
+        </w:rPr>
+      </w:pPr>
+      <w:r>
+        <w:rPr>
+          <w:rFonts w:hint="default"/>
+          <w:lang w:val="ru-RU"/>
+        </w:rPr>
+        <w:t xml:space="preserve">Отрезок проверки наличия пробелов в функции разкомментирован и тест снова становится успешным </w:t>
+      </w:r>
+      <w:r>
+        <w:rPr>
+          <w:rFonts w:hint="default"/>
+          <w:lang w:val="ru-RU"/>
+        </w:rPr>
+        <w:br w:type="textWrapping"/>
+      </w:r>
+      <w:r>
+        <w:drawing>
+          <wp:inline distT="0" distB="0" distL="114300" distR="114300">
+            <wp:extent cx="5925820" cy="3108960"/>
+            <wp:effectExtent l="0" t="0" r="2540" b="0"/>
+            <wp:docPr id="2" name="Изображение 1"/>
+            <wp:cNvGraphicFramePr>
+              <a:graphicFrameLocks xmlns:a="http://schemas.openxmlformats.org/drawingml/2006/main" noChangeAspect="1"/>
+            </wp:cNvGraphicFramePr>
+            <a:graphic xmlns:a="http://schemas.openxmlformats.org/drawingml/2006/main">
+              <a:graphicData uri="http://schemas.openxmlformats.org/drawingml/2006/picture">
+                <pic:pic xmlns:pic="http://schemas.openxmlformats.org/drawingml/2006/picture">
+                  <pic:nvPicPr>
+                    <pic:cNvPr id="2" name="Изображение 1"/>
+                    <pic:cNvPicPr>
+                      <a:picLocks noChangeAspect="1"/>
+                    </pic:cNvPicPr>
+                  </pic:nvPicPr>
+                  <pic:blipFill>
+                    <a:blip r:embed="rId10"/>
+                    <a:stretch>
+                      <a:fillRect/>
+                    </a:stretch>
+                  </pic:blipFill>
+                  <pic:spPr>
+                    <a:xfrm>
+                      <a:off x="0" y="0"/>
+                      <a:ext cx="5925820" cy="3108960"/>
+                    </a:xfrm>
+                    <a:prstGeom prst="rect">
+                      <a:avLst/>
+                    </a:prstGeom>
+                    <a:noFill/>
+                    <a:ln>
+                      <a:noFill/>
+                    </a:ln>
+                  </pic:spPr>
+                </pic:pic>
+              </a:graphicData>
+            </a:graphic>
+          </wp:inline>
+        </w:drawing>
+      </w:r>
+    </w:p>
+    <w:p>
+      <w:pPr>
+        <w:pStyle w:val="15"/>
+        <w:jc w:val="center"/>
+        <w:rPr>
+          <w:rFonts w:hint="default" w:ascii="Times New Roman" w:hAnsi="Times New Roman" w:cs="Times New Roman"/>
+          <w:sz w:val="24"/>
+          <w:szCs w:val="24"/>
+          <w:lang w:val="ru-RU"/>
+        </w:rPr>
+      </w:pPr>
+      <w:r>
+        <w:rPr>
+          <w:rFonts w:hint="default" w:ascii="Times New Roman" w:hAnsi="Times New Roman" w:cs="Times New Roman"/>
+          <w:sz w:val="24"/>
+          <w:szCs w:val="24"/>
+        </w:rPr>
+        <w:t xml:space="preserve">Рисунок </w:t>
+      </w:r>
+      <w:r>
+        <w:rPr>
+          <w:rFonts w:hint="default" w:ascii="Times New Roman" w:hAnsi="Times New Roman" w:cs="Times New Roman"/>
+          <w:sz w:val="24"/>
+          <w:szCs w:val="24"/>
+        </w:rPr>
+        <w:fldChar w:fldCharType="begin"/>
+      </w:r>
+      <w:r>
+        <w:rPr>
+          <w:rFonts w:hint="default" w:ascii="Times New Roman" w:hAnsi="Times New Roman" w:cs="Times New Roman"/>
+          <w:sz w:val="24"/>
+          <w:szCs w:val="24"/>
+        </w:rPr>
+        <w:instrText xml:space="preserve"> SEQ Рисунок \* ARABIC </w:instrText>
+      </w:r>
+      <w:r>
+        <w:rPr>
+          <w:rFonts w:hint="default" w:ascii="Times New Roman" w:hAnsi="Times New Roman" w:cs="Times New Roman"/>
+          <w:sz w:val="24"/>
+          <w:szCs w:val="24"/>
+        </w:rPr>
+        <w:fldChar w:fldCharType="separate"/>
+      </w:r>
+      <w:r>
+        <w:rPr>
+          <w:rFonts w:hint="default" w:ascii="Times New Roman" w:hAnsi="Times New Roman" w:cs="Times New Roman"/>
+          <w:sz w:val="24"/>
+          <w:szCs w:val="24"/>
+        </w:rPr>
+        <w:t>3</w:t>
+      </w:r>
+      <w:r>
+        <w:rPr>
+          <w:rFonts w:hint="default" w:ascii="Times New Roman" w:hAnsi="Times New Roman" w:cs="Times New Roman"/>
+          <w:sz w:val="24"/>
+          <w:szCs w:val="24"/>
+        </w:rPr>
+        <w:fldChar w:fldCharType="end"/>
+      </w:r>
+      <w:r>
+        <w:rPr>
+          <w:rFonts w:hint="default" w:ascii="Times New Roman" w:hAnsi="Times New Roman" w:cs="Times New Roman"/>
+          <w:sz w:val="24"/>
+          <w:szCs w:val="24"/>
+          <w:lang w:val="ru-RU"/>
+        </w:rPr>
+        <w:t xml:space="preserve"> </w:t>
+      </w:r>
+      <w:r>
+        <w:rPr>
+          <w:rFonts w:hint="default" w:ascii="Times New Roman" w:hAnsi="Times New Roman" w:eastAsia="SimSun" w:cs="Times New Roman"/>
+          <w:sz w:val="24"/>
+          <w:szCs w:val="24"/>
+        </w:rPr>
+        <w:t>—</w:t>
+      </w:r>
+      <w:r>
+        <w:rPr>
+          <w:rFonts w:hint="default" w:ascii="Times New Roman" w:hAnsi="Times New Roman" w:cs="Times New Roman"/>
+          <w:sz w:val="24"/>
+          <w:szCs w:val="24"/>
+          <w:lang w:val="ru-RU"/>
+        </w:rPr>
+        <w:t xml:space="preserve"> Результат исправления ошибки</w:t>
       </w:r>
     </w:p>
     <w:p>
@@ -7131,11 +8989,71 @@
         <w:ind w:left="0" w:leftChars="0" w:firstLine="0" w:firstLineChars="0"/>
         <w:jc w:val="both"/>
       </w:pPr>
-      <w:bookmarkStart w:id="5" w:name="_Toc9329"/>
+      <w:bookmarkStart w:id="15" w:name="_Toc9329"/>
+      <w:bookmarkStart w:id="16" w:name="_Toc21571"/>
+      <w:bookmarkStart w:id="17" w:name="_Toc9894"/>
       <w:r>
         <w:t>Результат и вывод</w:t>
       </w:r>
-      <w:bookmarkEnd w:id="5"/>
+      <w:bookmarkEnd w:id="15"/>
+      <w:bookmarkEnd w:id="16"/>
+      <w:bookmarkEnd w:id="17"/>
+    </w:p>
+    <w:p>
+      <w:pPr>
+        <w:bidi w:val="0"/>
+        <w:ind w:left="0" w:leftChars="0" w:firstLine="480" w:firstLineChars="200"/>
+      </w:pPr>
+      <w:r>
+        <w:t>В ходе выполнения данной практической работы были успешно освоены теоретические основы и практические навыки unit</w:t>
+      </w:r>
+      <w:r>
+        <w:rPr>
+          <w:rFonts w:hint="default"/>
+          <w:lang w:val="ru-RU"/>
+        </w:rPr>
+        <w:t xml:space="preserve"> </w:t>
+      </w:r>
+      <w:r>
+        <w:t xml:space="preserve">тестирования </w:t>
+      </w:r>
+      <w:r>
+        <w:rPr>
+          <w:lang w:val="ru-RU"/>
+        </w:rPr>
+        <w:t>ПО</w:t>
+      </w:r>
+      <w:r>
+        <w:t xml:space="preserve"> на Python с использованием фреймворка pytest. В соответствии с принципами частичного TDD-подхода, процесс проектирования тест</w:t>
+      </w:r>
+      <w:r>
+        <w:rPr>
+          <w:rFonts w:hint="default"/>
+          <w:lang w:val="ru-RU"/>
+        </w:rPr>
+        <w:t>-кейсов</w:t>
+      </w:r>
+      <w:r>
+        <w:t xml:space="preserve"> был выполнен до непосредственной реализации функционала, что позволило детально проанализировать требования ТЗ и декомпозировать логику на позитивные, негативные и граничные </w:t>
+      </w:r>
+      <w:r>
+        <w:rPr>
+          <w:lang w:val="ru-RU"/>
+        </w:rPr>
+        <w:t>кейсы</w:t>
+      </w:r>
+      <w:r>
+        <w:t>.</w:t>
+      </w:r>
+    </w:p>
+    <w:p>
+      <w:pPr>
+        <w:bidi w:val="0"/>
+        <w:ind w:left="0" w:leftChars="0" w:firstLine="480" w:firstLineChars="200"/>
+      </w:pPr>
+      <w:r>
+        <w:t>Практический этап со сквозным анализом контролируемой регрессии (внесением преднамеренной ошибки в код) наглядно продемонстрировал ключевую ценность автоматизированных тестов для верификации бизнес-логики и защиты кодовой базы от скрытых дефектов при рефакторинге или доработке продукта. Все разработанные функции успешно прошли комплексную проверку, включая параметризованные тесты и перехват ожидаемых исключений типа ZeroDivisionError и TypeError, что гарантирует отказоустойчивость разработанных модулей. Полученные навыки документирования процесса тестирования и интерпретации результатов работы тестового окружения являются базовыми для обеспечения качества программных продуктов в коммерческой разработке.</w:t>
+      </w:r>
     </w:p>
     <w:p>
       <w:pPr>
@@ -7143,44 +9061,6 @@
         <w:ind w:left="0" w:leftChars="0" w:firstLine="720" w:firstLineChars="300"/>
         <w:jc w:val="both"/>
       </w:pPr>
-      <w:r>
-        <w:t>В результате выполнения практической работы был</w:t>
-      </w:r>
-      <w:r>
-        <w:rPr>
-          <w:lang w:val="ru-RU"/>
-        </w:rPr>
-        <w:t>и</w:t>
-      </w:r>
-      <w:r>
-        <w:rPr>
-          <w:rFonts w:hint="default"/>
-          <w:lang w:val="ru-RU"/>
-        </w:rPr>
-        <w:t xml:space="preserve"> созданы два файла</w:t>
-      </w:r>
-      <w:r>
-        <w:t xml:space="preserve"> с двумя функциями и 23 </w:t>
-      </w:r>
-      <w:r>
-        <w:rPr>
-          <w:lang w:val="ru-RU"/>
-        </w:rPr>
-        <w:t>юнит</w:t>
-      </w:r>
-      <w:r>
-        <w:t>-тестами. Все спроектированные тест-кейсы автоматизированы. Демонстрация намеренной ошибки подтвердила, что тесты обнаруживают регрессии.</w:t>
-      </w:r>
-    </w:p>
-    <w:p>
-      <w:pPr>
-        <w:bidi w:val="0"/>
-        <w:ind w:left="0" w:leftChars="0" w:firstLine="720" w:firstLineChars="300"/>
-        <w:jc w:val="both"/>
-      </w:pPr>
-      <w:r>
-        <w:t>В ходе работы были освоены навыки проектирования тестов до написания кода, реализации тестов на pytest с параметризацией и проверкой исключений. Цель работы достигнута. Полученные знания применимы при разработке программных модулей с требованиями к надёжности и качеству кода.</w:t>
-      </w:r>
     </w:p>
     <w:p>
       <w:pPr>
@@ -7193,15 +9073,23 @@
         <w:ind w:left="0" w:leftChars="0" w:firstLine="0" w:firstLineChars="0"/>
         <w:jc w:val="both"/>
       </w:pPr>
-      <w:bookmarkStart w:id="6" w:name="_Toc13468"/>
+      <w:bookmarkStart w:id="18" w:name="_Toc13468"/>
+      <w:bookmarkStart w:id="19" w:name="_Toc10644"/>
+      <w:bookmarkStart w:id="20" w:name="_Toc22734"/>
       <w:r>
         <w:t>Ответы на контрольные вопросы</w:t>
       </w:r>
-      <w:bookmarkEnd w:id="6"/>
+      <w:bookmarkEnd w:id="18"/>
+      <w:bookmarkEnd w:id="19"/>
+      <w:bookmarkEnd w:id="20"/>
     </w:p>
     <w:p>
       <w:pPr>
         <w:pStyle w:val="3"/>
+        <w:numPr>
+          <w:ilvl w:val="0"/>
+          <w:numId w:val="2"/>
+        </w:numPr>
         <w:bidi w:val="0"/>
         <w:jc w:val="both"/>
         <w:rPr>
@@ -7212,13 +9100,13 @@
         <w:rPr>
           <w:rFonts w:hint="default" w:ascii="Times New Roman" w:hAnsi="Times New Roman" w:cs="Times New Roman"/>
         </w:rPr>
-        <w:t>Вопрос 1. Какие тесты оказались наиболее ценными?</w:t>
+        <w:t>Какие тесты оказались наиболее ценными?</w:t>
       </w:r>
     </w:p>
     <w:p>
       <w:pPr>
         <w:spacing w:after="0" w:line="360" w:lineRule="auto"/>
-        <w:ind w:firstLine="709"/>
+        <w:ind w:left="0" w:leftChars="0" w:firstLine="0" w:firstLineChars="0"/>
         <w:jc w:val="both"/>
         <w:rPr>
           <w:rFonts w:hint="default" w:ascii="Times New Roman" w:hAnsi="Times New Roman" w:cs="Times New Roman"/>
@@ -7275,7 +9163,12 @@
     <w:p>
       <w:pPr>
         <w:pStyle w:val="3"/>
+        <w:numPr>
+          <w:ilvl w:val="0"/>
+          <w:numId w:val="2"/>
+        </w:numPr>
         <w:bidi w:val="0"/>
+        <w:ind w:left="0" w:leftChars="0" w:firstLine="0" w:firstLineChars="0"/>
         <w:jc w:val="both"/>
         <w:rPr>
           <w:rFonts w:hint="default" w:ascii="Times New Roman" w:hAnsi="Times New Roman" w:cs="Times New Roman"/>
@@ -7285,13 +9178,13 @@
         <w:rPr>
           <w:rFonts w:hint="default" w:ascii="Times New Roman" w:hAnsi="Times New Roman" w:cs="Times New Roman"/>
         </w:rPr>
-        <w:t>Вопрос 2. Были ли избыточные тесты?</w:t>
+        <w:t>Были ли избыточные тесты?</w:t>
       </w:r>
     </w:p>
     <w:p>
       <w:pPr>
         <w:spacing w:after="0" w:line="360" w:lineRule="auto"/>
-        <w:ind w:firstLine="709"/>
+        <w:ind w:left="0" w:leftChars="0" w:firstLine="0" w:firstLineChars="0"/>
         <w:jc w:val="both"/>
         <w:rPr>
           <w:rFonts w:hint="default" w:ascii="Times New Roman" w:hAnsi="Times New Roman" w:cs="Times New Roman"/>
@@ -7328,8 +9221,26 @@
     </w:p>
     <w:p>
       <w:pPr>
+        <w:rPr>
+          <w:rFonts w:hint="default" w:ascii="Times New Roman" w:hAnsi="Times New Roman" w:cs="Times New Roman"/>
+        </w:rPr>
+      </w:pPr>
+      <w:r>
+        <w:rPr>
+          <w:rFonts w:hint="default" w:ascii="Times New Roman" w:hAnsi="Times New Roman" w:cs="Times New Roman"/>
+        </w:rPr>
+        <w:br w:type="page"/>
+      </w:r>
+    </w:p>
+    <w:p>
+      <w:pPr>
         <w:pStyle w:val="3"/>
+        <w:numPr>
+          <w:ilvl w:val="0"/>
+          <w:numId w:val="2"/>
+        </w:numPr>
         <w:bidi w:val="0"/>
+        <w:ind w:left="0" w:leftChars="0" w:firstLine="0" w:firstLineChars="0"/>
         <w:jc w:val="both"/>
         <w:rPr>
           <w:rFonts w:hint="default" w:ascii="Times New Roman" w:hAnsi="Times New Roman" w:cs="Times New Roman"/>
@@ -7339,13 +9250,13 @@
         <w:rPr>
           <w:rFonts w:hint="default" w:ascii="Times New Roman" w:hAnsi="Times New Roman" w:cs="Times New Roman"/>
         </w:rPr>
-        <w:t>Вопрос 3. Какие баги удалось выявить?</w:t>
+        <w:t>Какие баги удалось выявить?</w:t>
       </w:r>
     </w:p>
     <w:p>
       <w:pPr>
         <w:bidi w:val="0"/>
-        <w:ind w:left="0" w:leftChars="0" w:firstLine="720" w:firstLineChars="300"/>
+        <w:ind w:left="0" w:leftChars="0" w:firstLine="0" w:firstLineChars="0"/>
         <w:jc w:val="both"/>
       </w:pPr>
       <w:r>
@@ -7381,7 +9292,7 @@
     <w:p>
       <w:pPr>
         <w:bidi w:val="0"/>
-        <w:ind w:left="0" w:leftChars="0" w:firstLine="720" w:firstLineChars="300"/>
+        <w:ind w:left="0" w:leftChars="0" w:firstLine="0" w:firstLineChars="0"/>
         <w:jc w:val="both"/>
         <w:rPr>
           <w:rFonts w:hint="default"/>
@@ -7405,7 +9316,12 @@
     <w:p>
       <w:pPr>
         <w:pStyle w:val="3"/>
+        <w:numPr>
+          <w:ilvl w:val="0"/>
+          <w:numId w:val="2"/>
+        </w:numPr>
         <w:bidi w:val="0"/>
+        <w:ind w:left="0" w:leftChars="0" w:firstLine="0" w:firstLineChars="0"/>
         <w:jc w:val="both"/>
         <w:rPr>
           <w:rFonts w:hint="default" w:ascii="Times New Roman" w:hAnsi="Times New Roman" w:cs="Times New Roman"/>
@@ -7415,13 +9331,13 @@
         <w:rPr>
           <w:rFonts w:hint="default" w:ascii="Times New Roman" w:hAnsi="Times New Roman" w:cs="Times New Roman"/>
         </w:rPr>
-        <w:t>Вопрос 4. Насколько тесты защищают от регрессии?</w:t>
+        <w:t>Насколько тесты защищают от регрессии?</w:t>
       </w:r>
     </w:p>
     <w:p>
       <w:pPr>
         <w:spacing w:after="0" w:line="360" w:lineRule="auto"/>
-        <w:ind w:firstLine="709"/>
+        <w:ind w:left="0" w:leftChars="0" w:firstLine="0" w:firstLineChars="0"/>
         <w:jc w:val="both"/>
         <w:rPr>
           <w:rFonts w:hint="default" w:ascii="Times New Roman" w:hAnsi="Times New Roman" w:cs="Times New Roman"/>
@@ -7440,7 +9356,12 @@
     <w:p>
       <w:pPr>
         <w:pStyle w:val="3"/>
+        <w:numPr>
+          <w:ilvl w:val="0"/>
+          <w:numId w:val="2"/>
+        </w:numPr>
         <w:bidi w:val="0"/>
+        <w:ind w:left="0" w:leftChars="0" w:firstLine="0" w:firstLineChars="0"/>
         <w:jc w:val="both"/>
         <w:rPr>
           <w:rFonts w:hint="default" w:ascii="Times New Roman" w:hAnsi="Times New Roman" w:cs="Times New Roman"/>
@@ -7450,13 +9371,13 @@
         <w:rPr>
           <w:rFonts w:hint="default" w:ascii="Times New Roman" w:hAnsi="Times New Roman" w:cs="Times New Roman"/>
         </w:rPr>
-        <w:t>Вопрос 5. Что бы вы добавили в реальном проекте?</w:t>
+        <w:t>Что бы вы добавили в реальном проекте?</w:t>
       </w:r>
     </w:p>
     <w:p>
       <w:pPr>
         <w:spacing w:after="0" w:line="360" w:lineRule="auto"/>
-        <w:ind w:firstLine="709"/>
+        <w:ind w:left="0" w:leftChars="0" w:firstLine="0" w:firstLineChars="0"/>
         <w:jc w:val="both"/>
         <w:rPr>
           <w:rFonts w:hint="default" w:ascii="Times New Roman" w:hAnsi="Times New Roman" w:cs="Times New Roman"/>
@@ -7542,8 +9463,15 @@
       </w:pPr>
     </w:p>
     <w:sectPr>
+      <w:footerReference r:id="rId5" w:type="default"/>
       <w:pgSz w:w="11906" w:h="16838"/>
       <w:pgMar w:top="1134" w:right="850" w:bottom="1134" w:left="1701" w:header="708" w:footer="708" w:gutter="0"/>
+      <w:pgBorders>
+        <w:top w:val="none" w:sz="0" w:space="0"/>
+        <w:left w:val="none" w:sz="0" w:space="0"/>
+        <w:bottom w:val="none" w:sz="0" w:space="0"/>
+        <w:right w:val="none" w:sz="0" w:space="0"/>
+      </w:pgBorders>
       <w:pgNumType w:fmt="decimal"/>
       <w:cols w:space="720" w:num="1"/>
       <w:docGrid w:linePitch="360" w:charSpace="0"/>
@@ -7735,6 +9663,18 @@
 <file path=word/numbering.xml><?xml version="1.0" encoding="utf-8"?>
 <w:numbering xmlns:wpc="http://schemas.microsoft.com/office/word/2010/wordprocessingCanvas" xmlns:mc="http://schemas.openxmlformats.org/markup-compatibility/2006" xmlns:o="urn:schemas-microsoft-com:office:office" xmlns:r="http://schemas.openxmlformats.org/officeDocument/2006/relationships" xmlns:m="http://schemas.openxmlformats.org/officeDocument/2006/math" xmlns:v="urn:schemas-microsoft-com:vml" xmlns:wp14="http://schemas.microsoft.com/office/word/2010/wordprocessingDrawing" xmlns:wp="http://schemas.openxmlformats.org/drawingml/2006/wordprocessingDrawing" xmlns:w10="urn:schemas-microsoft-com:office:word" xmlns:w="http://schemas.openxmlformats.org/wordprocessingml/2006/main" xmlns:w14="http://schemas.microsoft.com/office/word/2010/wordml" xmlns:wpg="http://schemas.microsoft.com/office/word/2010/wordprocessingGroup" xmlns:wpi="http://schemas.microsoft.com/office/word/2010/wordprocessingInk" xmlns:wne="http://schemas.microsoft.com/office/word/2006/wordml" xmlns:wps="http://schemas.microsoft.com/office/word/2010/wordprocessingShape" xmlns:wpsCustomData="http://www.wps.cn/officeDocument/2013/wpsCustomData" mc:Ignorable="w14 wp14">
   <w:abstractNum w:abstractNumId="0">
+    <w:nsid w:val="D6ABFAF2"/>
+    <w:multiLevelType w:val="singleLevel"/>
+    <w:tmpl w:val="D6ABFAF2"/>
+    <w:lvl w:ilvl="0" w:tentative="0">
+      <w:start w:val="1"/>
+      <w:numFmt w:val="decimal"/>
+      <w:suff w:val="space"/>
+      <w:lvlText w:val="%1."/>
+      <w:lvlJc w:val="left"/>
+    </w:lvl>
+  </w:abstractNum>
+  <w:abstractNum w:abstractNumId="1">
     <w:nsid w:val="7B3C716F"/>
     <w:multiLevelType w:val="multilevel"/>
     <w:tmpl w:val="7B3C716F"/>
@@ -7851,6 +9791,9 @@
     </w:lvl>
   </w:abstractNum>
   <w:num w:numId="1">
+    <w:abstractNumId w:val="1"/>
+  </w:num>
+  <w:num w:numId="2">
     <w:abstractNumId w:val="0"/>
   </w:num>
 </w:numbering>
@@ -8409,6 +10352,7 @@
     <w:link w:val="16"/>
     <w:semiHidden/>
     <w:unhideWhenUsed/>
+    <w:qFormat/>
     <w:uiPriority w:val="99"/>
     <w:rPr>
       <w:sz w:val="20"/>
@@ -8443,6 +10387,7 @@
   <w:style w:type="character" w:customStyle="1" w:styleId="28">
     <w:name w:val="Заголовок 1 Char"/>
     <w:link w:val="2"/>
+    <w:qFormat/>
     <w:uiPriority w:val="9"/>
     <w:rPr>
       <w:rFonts w:ascii="Times New Roman" w:hAnsi="Times New Roman" w:eastAsia="Times New Roman" w:cs="Times New Roman"/>
@@ -8736,7 +10681,6 @@
 <s:customData xmlns="http://www.wps.cn/officeDocument/2013/wpsCustomData" xmlns:s="http://www.wps.cn/officeDocument/2013/wpsCustomData">
   <customSectProps>
     <customSectPr/>
-    <customSectPr/>
   </customSectProps>
   <customShpExts>
     <customShpInfo spid="_x0000_s1026" textRotate="1"/>
